--- a/src/main/webapp/plantillas/MODIFICACION_2_ACEPTACION.docx
+++ b/src/main/webapp/plantillas/MODIFICACION_2_ACEPTACION.docx
@@ -2130,6 +2130,7 @@
         <w:autoSpaceDE w:val="0"/>
         <w:autoSpaceDN w:val="0"/>
         <w:adjustRightInd w:val="0"/>
+        <w:ind w:left="142"/>
         <w:jc w:val="both"/>
         <w:rPr>
           <w:rFonts w:ascii="Arial" w:hAnsi="Arial" w:cs="Arial"/>
@@ -2156,6 +2157,525 @@
           <w:szCs w:val="24"/>
         </w:rPr>
         <w:t>Que la función administrativa está al servicio de los intereses generales y se desarrolla con fundamento en los principios de igualdad, moralidad, eficacia, economía, celeridad, según el contenido del artículo 209 de la Constitución política.</w:t>
+      </w:r>
+    </w:p>
+    <w:p>
+      <w:pPr>
+        <w:autoSpaceDE w:val="0"/>
+        <w:autoSpaceDN w:val="0"/>
+        <w:adjustRightInd w:val="0"/>
+        <w:ind w:left="142"/>
+        <w:jc w:val="both"/>
+        <w:rPr>
+          <w:rFonts w:ascii="Arial" w:hAnsi="Arial" w:cs="Arial"/>
+          <w:sz w:val="24"/>
+          <w:szCs w:val="24"/>
+        </w:rPr>
+      </w:pPr>
+    </w:p>
+    <w:p>
+      <w:pPr>
+        <w:autoSpaceDE w:val="0"/>
+        <w:autoSpaceDN w:val="0"/>
+        <w:adjustRightInd w:val="0"/>
+        <w:ind w:left="142"/>
+        <w:jc w:val="both"/>
+        <w:rPr>
+          <w:rFonts w:ascii="Arial" w:hAnsi="Arial" w:cs="Arial"/>
+          <w:sz w:val="24"/>
+          <w:szCs w:val="24"/>
+        </w:rPr>
+      </w:pPr>
+      <w:r>
+        <w:rPr>
+          <w:rFonts w:ascii="Arial" w:hAnsi="Arial" w:cs="Arial"/>
+          <w:sz w:val="24"/>
+          <w:szCs w:val="24"/>
+        </w:rPr>
+        <w:t>2.</w:t>
+      </w:r>
+      <w:r>
+        <w:t xml:space="preserve"> </w:t>
+      </w:r>
+      <w:r>
+        <w:rPr>
+          <w:rFonts w:ascii="Arial" w:hAnsi="Arial" w:cs="Arial"/>
+          <w:sz w:val="24"/>
+          <w:szCs w:val="24"/>
+        </w:rPr>
+        <w:t>Que los servidores públicos tendrán en consideración que al celebrar contratos y con la ejecución de estos, las entidades buscan el cumplimiento de los fines estatales, la continua y eficiente prestación de los servicios públicos y la efectividad de los derechos e intereses de los administrados que colaboran con ellas en la consecución de dichos fines.</w:t>
+      </w:r>
+    </w:p>
+    <w:p>
+      <w:pPr>
+        <w:autoSpaceDE w:val="0"/>
+        <w:autoSpaceDN w:val="0"/>
+        <w:adjustRightInd w:val="0"/>
+        <w:ind w:left="142"/>
+        <w:jc w:val="both"/>
+        <w:rPr>
+          <w:rFonts w:ascii="Arial" w:hAnsi="Arial" w:cs="Arial"/>
+          <w:sz w:val="24"/>
+          <w:szCs w:val="24"/>
+        </w:rPr>
+      </w:pPr>
+    </w:p>
+    <w:p>
+      <w:pPr>
+        <w:autoSpaceDE w:val="0"/>
+        <w:autoSpaceDN w:val="0"/>
+        <w:adjustRightInd w:val="0"/>
+        <w:ind w:left="142"/>
+        <w:jc w:val="both"/>
+        <w:rPr>
+          <w:rFonts w:ascii="Arial" w:hAnsi="Arial" w:cs="Arial"/>
+          <w:sz w:val="24"/>
+          <w:szCs w:val="24"/>
+        </w:rPr>
+      </w:pPr>
+      <w:r>
+        <w:rPr>
+          <w:rFonts w:ascii="Arial" w:hAnsi="Arial" w:cs="Arial"/>
+          <w:sz w:val="24"/>
+          <w:szCs w:val="24"/>
+        </w:rPr>
+        <w:t xml:space="preserve">3. </w:t>
+      </w:r>
+      <w:r>
+        <w:rPr>
+          <w:rFonts w:ascii="Arial" w:hAnsi="Arial" w:cs="Arial"/>
+          <w:sz w:val="24"/>
+          <w:szCs w:val="24"/>
+        </w:rPr>
+        <w:t xml:space="preserve">Que el pasado </w:t>
+      </w:r>
+      <w:r>
+        <w:rPr>
+          <w:rFonts w:ascii="Arial" w:hAnsi="Arial" w:cs="Arial"/>
+          <w:sz w:val="24"/>
+          <w:szCs w:val="24"/>
+          <w:highlight w:val="yellow"/>
+        </w:rPr>
+        <w:t>{{FECHA_SUSCRIPCION}}</w:t>
+      </w:r>
+      <w:r>
+        <w:rPr>
+          <w:rFonts w:ascii="Arial" w:hAnsi="Arial" w:cs="Arial"/>
+          <w:sz w:val="24"/>
+          <w:szCs w:val="24"/>
+        </w:rPr>
+        <w:t xml:space="preserve">, el Distrito Especial de Santiago de Cali - Departamento Administrativo de Gestión Jurídica Pública y </w:t>
+      </w:r>
+      <w:r>
+        <w:rPr>
+          <w:rFonts w:ascii="Arial" w:hAnsi="Arial" w:cs="Arial"/>
+          <w:sz w:val="24"/>
+          <w:szCs w:val="24"/>
+          <w:highlight w:val="yellow"/>
+        </w:rPr>
+        <w:t>{{CONTRATISTA_NOMBRE}}</w:t>
+      </w:r>
+      <w:r>
+        <w:rPr>
+          <w:rFonts w:ascii="Arial" w:hAnsi="Arial" w:cs="Arial"/>
+          <w:sz w:val="24"/>
+          <w:szCs w:val="24"/>
+        </w:rPr>
+        <w:t xml:space="preserve"> suscribieron contrato de </w:t>
+      </w:r>
+      <w:r>
+        <w:rPr>
+          <w:rFonts w:ascii="Arial" w:hAnsi="Arial" w:cs="Arial"/>
+          <w:sz w:val="24"/>
+          <w:szCs w:val="24"/>
+          <w:highlight w:val="yellow"/>
+        </w:rPr>
+        <w:t>{{TIPO_CONTRATO}}</w:t>
+      </w:r>
+      <w:r>
+        <w:rPr>
+          <w:rFonts w:ascii="Arial" w:hAnsi="Arial" w:cs="Arial"/>
+          <w:sz w:val="24"/>
+          <w:szCs w:val="24"/>
+        </w:rPr>
+        <w:t xml:space="preserve"> No. </w:t>
+      </w:r>
+      <w:r>
+        <w:rPr>
+          <w:rFonts w:ascii="Arial" w:hAnsi="Arial" w:cs="Arial"/>
+          <w:sz w:val="24"/>
+          <w:szCs w:val="24"/>
+          <w:highlight w:val="yellow"/>
+        </w:rPr>
+        <w:t>{{NUMERO_CONTRATO}}</w:t>
+      </w:r>
+      <w:r>
+        <w:rPr>
+          <w:rFonts w:ascii="Arial" w:hAnsi="Arial" w:cs="Arial"/>
+          <w:sz w:val="24"/>
+          <w:szCs w:val="24"/>
+        </w:rPr>
+        <w:t xml:space="preserve"> cuyo objeto es: </w:t>
+      </w:r>
+      <w:r>
+        <w:rPr>
+          <w:rFonts w:ascii="Arial" w:hAnsi="Arial" w:cs="Arial"/>
+          <w:sz w:val="24"/>
+          <w:szCs w:val="24"/>
+          <w:highlight w:val="yellow"/>
+        </w:rPr>
+        <w:t>{{OBJETO_CONTRACTUAL}}</w:t>
+      </w:r>
+      <w:r>
+        <w:rPr>
+          <w:rFonts w:ascii="Arial" w:hAnsi="Arial" w:cs="Arial"/>
+          <w:sz w:val="24"/>
+          <w:szCs w:val="24"/>
+        </w:rPr>
+        <w:t xml:space="preserve"> </w:t>
+      </w:r>
+      <w:r>
+        <w:rPr>
+          <w:rFonts w:ascii="Arial" w:hAnsi="Arial" w:cs="Arial"/>
+          <w:sz w:val="24"/>
+          <w:szCs w:val="24"/>
+          <w:highlight w:val="yellow"/>
+        </w:rPr>
+        <w:t xml:space="preserve">por la suma de </w:t>
+      </w:r>
+      <w:r>
+        <w:rPr>
+          <w:rFonts w:ascii="Arial" w:hAnsi="Arial" w:cs="Arial"/>
+          <w:sz w:val="24"/>
+          <w:szCs w:val="24"/>
+          <w:highlight w:val="yellow"/>
+        </w:rPr>
+        <w:t>{{VALOR_CONTRATO_LETRAS}}</w:t>
+      </w:r>
+      <w:r>
+        <w:rPr>
+          <w:rFonts w:ascii="Arial" w:hAnsi="Arial" w:cs="Arial"/>
+          <w:sz w:val="24"/>
+          <w:szCs w:val="24"/>
+          <w:highlight w:val="yellow"/>
+        </w:rPr>
+        <w:t xml:space="preserve">. </w:t>
+      </w:r>
+      <w:r>
+        <w:rPr>
+          <w:rFonts w:ascii="Arial" w:hAnsi="Arial" w:cs="Arial"/>
+          <w:sz w:val="24"/>
+          <w:szCs w:val="24"/>
+          <w:highlight w:val="yellow"/>
+        </w:rPr>
+        <w:t>({{VALOR_CONTRATO}})</w:t>
+      </w:r>
+      <w:r>
+        <w:rPr>
+          <w:rFonts w:ascii="Arial" w:hAnsi="Arial" w:cs="Arial"/>
+          <w:sz w:val="24"/>
+          <w:szCs w:val="24"/>
+          <w:highlight w:val="yellow"/>
+        </w:rPr>
+        <w:t>.</w:t>
+      </w:r>
+    </w:p>
+    <w:p>
+      <w:pPr>
+        <w:autoSpaceDE w:val="0"/>
+        <w:autoSpaceDN w:val="0"/>
+        <w:adjustRightInd w:val="0"/>
+        <w:ind w:left="142"/>
+        <w:jc w:val="both"/>
+        <w:rPr>
+          <w:rFonts w:ascii="Arial" w:hAnsi="Arial" w:cs="Arial"/>
+          <w:sz w:val="24"/>
+          <w:szCs w:val="24"/>
+        </w:rPr>
+      </w:pPr>
+    </w:p>
+    <w:p>
+      <w:pPr>
+        <w:autoSpaceDE w:val="0"/>
+        <w:autoSpaceDN w:val="0"/>
+        <w:adjustRightInd w:val="0"/>
+        <w:ind w:left="142"/>
+        <w:jc w:val="both"/>
+        <w:rPr>
+          <w:rFonts w:ascii="Arial" w:hAnsi="Arial" w:cs="Arial"/>
+          <w:sz w:val="24"/>
+          <w:szCs w:val="24"/>
+        </w:rPr>
+      </w:pPr>
+      <w:r>
+        <w:rPr>
+          <w:rFonts w:ascii="Arial" w:hAnsi="Arial" w:cs="Arial"/>
+          <w:sz w:val="24"/>
+          <w:szCs w:val="24"/>
+        </w:rPr>
+        <w:t xml:space="preserve">4. </w:t>
+      </w:r>
+      <w:r>
+        <w:rPr>
+          <w:rFonts w:ascii="Arial" w:hAnsi="Arial" w:cs="Arial"/>
+          <w:sz w:val="24"/>
+          <w:szCs w:val="24"/>
+        </w:rPr>
+        <w:t xml:space="preserve">Que una vez cumplidos todos los requisitos de perfeccionamiento y de ejecución contemplados en las normas legales vigentes, esto es, la expedición del registro presupuestal de compromiso (RPC) No. </w:t>
+      </w:r>
+      <w:r>
+        <w:rPr>
+          <w:rFonts w:ascii="Arial" w:hAnsi="Arial" w:cs="Arial"/>
+          <w:sz w:val="24"/>
+          <w:szCs w:val="24"/>
+        </w:rPr>
+        <w:t>{{RPC_NO}}</w:t>
+      </w:r>
+      <w:r>
+        <w:rPr>
+          <w:rFonts w:ascii="Arial" w:hAnsi="Arial" w:cs="Arial"/>
+          <w:sz w:val="24"/>
+          <w:szCs w:val="24"/>
+        </w:rPr>
+        <w:t xml:space="preserve"> y la afiliación a la Administradora de Riesgos Laborales (ARL); el día </w:t>
+      </w:r>
+      <w:r>
+        <w:rPr>
+          <w:rFonts w:ascii="Arial" w:hAnsi="Arial" w:cs="Arial"/>
+          <w:sz w:val="24"/>
+          <w:szCs w:val="24"/>
+          <w:highlight w:val="yellow"/>
+        </w:rPr>
+        <w:t>{{FECHA_SUSCRIPCION}}</w:t>
+      </w:r>
+      <w:r>
+        <w:rPr>
+          <w:rFonts w:ascii="Arial" w:hAnsi="Arial" w:cs="Arial"/>
+          <w:sz w:val="24"/>
+          <w:szCs w:val="24"/>
+        </w:rPr>
+        <w:t xml:space="preserve">, se dio inicio al plazo de ejecución del contrato de </w:t>
+      </w:r>
+      <w:r>
+        <w:rPr>
+          <w:rFonts w:ascii="Arial" w:hAnsi="Arial" w:cs="Arial"/>
+          <w:sz w:val="24"/>
+          <w:szCs w:val="24"/>
+          <w:highlight w:val="yellow"/>
+        </w:rPr>
+        <w:t>{{TIPO_CONTRATO}}</w:t>
+      </w:r>
+      <w:r>
+        <w:rPr>
+          <w:rFonts w:ascii="Arial" w:hAnsi="Arial" w:cs="Arial"/>
+          <w:sz w:val="24"/>
+          <w:szCs w:val="24"/>
+        </w:rPr>
+        <w:t xml:space="preserve"> No. </w:t>
+      </w:r>
+      <w:r>
+        <w:rPr>
+          <w:rFonts w:ascii="Arial" w:hAnsi="Arial" w:cs="Arial"/>
+          <w:sz w:val="24"/>
+          <w:szCs w:val="24"/>
+          <w:highlight w:val="yellow"/>
+        </w:rPr>
+        <w:t>{{NUMERO_CONTRATO}}</w:t>
+      </w:r>
+      <w:r>
+        <w:rPr>
+          <w:rFonts w:ascii="Arial" w:hAnsi="Arial" w:cs="Arial"/>
+          <w:sz w:val="24"/>
+          <w:szCs w:val="24"/>
+        </w:rPr>
+        <w:t xml:space="preserve"> en la plataforma SECOP II  y se estableció como fecha de terminación del mismo, el </w:t>
+      </w:r>
+      <w:r>
+        <w:rPr>
+          <w:rFonts w:ascii="Arial" w:hAnsi="Arial" w:cs="Arial"/>
+          <w:sz w:val="24"/>
+          <w:szCs w:val="24"/>
+          <w:highlight w:val="yellow"/>
+        </w:rPr>
+        <w:t>{{FECHA_FIN_CONTRATO}}</w:t>
+      </w:r>
+      <w:r>
+        <w:rPr>
+          <w:rFonts w:ascii="Arial" w:hAnsi="Arial" w:cs="Arial"/>
+          <w:sz w:val="24"/>
+          <w:szCs w:val="24"/>
+          <w:highlight w:val="yellow"/>
+        </w:rPr>
+        <w:t>.</w:t>
+      </w:r>
+    </w:p>
+    <w:p>
+      <w:pPr>
+        <w:autoSpaceDE w:val="0"/>
+        <w:autoSpaceDN w:val="0"/>
+        <w:adjustRightInd w:val="0"/>
+        <w:ind w:left="142"/>
+        <w:jc w:val="both"/>
+        <w:rPr>
+          <w:rFonts w:ascii="Arial" w:hAnsi="Arial" w:cs="Arial"/>
+          <w:sz w:val="24"/>
+          <w:szCs w:val="24"/>
+        </w:rPr>
+      </w:pPr>
+    </w:p>
+    <w:p>
+      <w:pPr>
+        <w:autoSpaceDE w:val="0"/>
+        <w:autoSpaceDN w:val="0"/>
+        <w:adjustRightInd w:val="0"/>
+        <w:ind w:left="142"/>
+        <w:jc w:val="both"/>
+        <w:rPr>
+          <w:rFonts w:ascii="Arial" w:hAnsi="Arial" w:cs="Arial"/>
+          <w:sz w:val="24"/>
+          <w:szCs w:val="24"/>
+        </w:rPr>
+      </w:pPr>
+      <w:r>
+        <w:rPr>
+          <w:rFonts w:ascii="Arial" w:hAnsi="Arial" w:cs="Arial"/>
+          <w:sz w:val="24"/>
+          <w:szCs w:val="24"/>
+        </w:rPr>
+        <w:t xml:space="preserve">5. </w:t>
+      </w:r>
+      <w:r>
+        <w:rPr>
+          <w:rFonts w:ascii="Arial" w:hAnsi="Arial" w:cs="Arial"/>
+          <w:sz w:val="24"/>
+          <w:szCs w:val="24"/>
+        </w:rPr>
+        <w:t xml:space="preserve">Que el día XX de abril de 2026, </w:t>
+      </w:r>
+      <w:r>
+        <w:rPr>
+          <w:rFonts w:ascii="Arial" w:hAnsi="Arial" w:cs="Arial"/>
+          <w:sz w:val="24"/>
+          <w:szCs w:val="24"/>
+          <w:highlight w:val="yellow"/>
+        </w:rPr>
+        <w:t>{{SUPERVISOR_NOMBRE_COMPLETO}}</w:t>
+      </w:r>
+      <w:r>
+        <w:rPr>
+          <w:rFonts w:ascii="Arial" w:hAnsi="Arial" w:cs="Arial"/>
+          <w:sz w:val="24"/>
+          <w:szCs w:val="24"/>
+        </w:rPr>
+        <w:t xml:space="preserve">, </w:t>
+      </w:r>
+      <w:r>
+        <w:rPr>
+          <w:rFonts w:ascii="Arial" w:hAnsi="Arial" w:cs="Arial"/>
+          <w:sz w:val="24"/>
+          <w:szCs w:val="24"/>
+          <w:highlight w:val="yellow"/>
+        </w:rPr>
+        <w:t>{{SUPERVISOR_CARGO}}</w:t>
+      </w:r>
+      <w:r>
+        <w:rPr>
+          <w:rFonts w:ascii="Arial" w:hAnsi="Arial" w:cs="Arial"/>
+          <w:sz w:val="24"/>
+          <w:szCs w:val="24"/>
+        </w:rPr>
+        <w:t>, en calidad de supervisor</w:t>
+      </w:r>
+      <w:r>
+        <w:rPr>
+          <w:rFonts w:ascii="Arial" w:hAnsi="Arial" w:cs="Arial"/>
+          <w:sz w:val="24"/>
+          <w:szCs w:val="24"/>
+        </w:rPr>
+        <w:t>(</w:t>
+      </w:r>
+      <w:r>
+        <w:rPr>
+          <w:rFonts w:ascii="Arial" w:hAnsi="Arial" w:cs="Arial"/>
+          <w:sz w:val="24"/>
+          <w:szCs w:val="24"/>
+        </w:rPr>
+        <w:t>a</w:t>
+      </w:r>
+      <w:r>
+        <w:rPr>
+          <w:rFonts w:ascii="Arial" w:hAnsi="Arial" w:cs="Arial"/>
+          <w:sz w:val="24"/>
+          <w:szCs w:val="24"/>
+        </w:rPr>
+        <w:t>)</w:t>
+      </w:r>
+      <w:r>
+        <w:rPr>
+          <w:rFonts w:ascii="Arial" w:hAnsi="Arial" w:cs="Arial"/>
+          <w:sz w:val="24"/>
+          <w:szCs w:val="24"/>
+        </w:rPr>
+        <w:t xml:space="preserve"> del Contrato de </w:t>
+      </w:r>
+      <w:r>
+        <w:rPr>
+          <w:rFonts w:ascii="Arial" w:hAnsi="Arial" w:cs="Arial"/>
+          <w:sz w:val="24"/>
+          <w:szCs w:val="24"/>
+          <w:highlight w:val="yellow"/>
+        </w:rPr>
+        <w:t>{{TIPO_CONTRATO}}</w:t>
+      </w:r>
+      <w:r>
+        <w:rPr>
+          <w:rFonts w:ascii="Arial" w:hAnsi="Arial" w:cs="Arial"/>
+          <w:sz w:val="24"/>
+          <w:szCs w:val="24"/>
+        </w:rPr>
+        <w:t xml:space="preserve"> No. </w:t>
+      </w:r>
+      <w:r>
+        <w:rPr>
+          <w:rFonts w:ascii="Arial" w:hAnsi="Arial" w:cs="Arial"/>
+          <w:sz w:val="24"/>
+          <w:szCs w:val="24"/>
+          <w:highlight w:val="yellow"/>
+        </w:rPr>
+        <w:t>{{NUMERO_CONTRATO}}</w:t>
+      </w:r>
+      <w:r>
+        <w:rPr>
+          <w:rFonts w:ascii="Arial" w:hAnsi="Arial" w:cs="Arial"/>
+          <w:sz w:val="24"/>
+          <w:szCs w:val="24"/>
+        </w:rPr>
+        <w:t xml:space="preserve">, suscribió documento de justificación de la modificación del contrato </w:t>
+      </w:r>
+      <w:r>
+        <w:rPr>
+          <w:rFonts w:ascii="Arial" w:hAnsi="Arial" w:cs="Arial"/>
+          <w:sz w:val="24"/>
+          <w:szCs w:val="24"/>
+        </w:rPr>
+        <w:t xml:space="preserve">de </w:t>
+      </w:r>
+      <w:r>
+        <w:rPr>
+          <w:rFonts w:ascii="Arial" w:hAnsi="Arial" w:cs="Arial"/>
+          <w:sz w:val="24"/>
+          <w:szCs w:val="24"/>
+          <w:highlight w:val="yellow"/>
+        </w:rPr>
+        <w:t>{{TIPO_CONTRATO}}</w:t>
+      </w:r>
+      <w:r>
+        <w:rPr>
+          <w:rFonts w:ascii="Arial" w:hAnsi="Arial" w:cs="Arial"/>
+          <w:sz w:val="24"/>
+          <w:szCs w:val="24"/>
+        </w:rPr>
+        <w:t xml:space="preserve"> en el cual solicita lo siguiente:</w:t>
       </w:r>
     </w:p>
     <w:p>
@@ -2173,355 +2693,11 @@
     </w:p>
     <w:p>
       <w:pPr>
-        <w:autoSpaceDE w:val="0"/>
-        <w:autoSpaceDN w:val="0"/>
-        <w:adjustRightInd w:val="0"/>
-        <w:jc w:val="both"/>
-        <w:rPr>
-          <w:rFonts w:ascii="Arial" w:hAnsi="Arial" w:cs="Arial"/>
-          <w:sz w:val="24"/>
-          <w:szCs w:val="24"/>
-        </w:rPr>
-      </w:pPr>
-      <w:r>
-        <w:rPr>
-          <w:rFonts w:ascii="Arial" w:hAnsi="Arial" w:cs="Arial"/>
-          <w:sz w:val="24"/>
-          <w:szCs w:val="24"/>
-        </w:rPr>
-        <w:t>2.</w:t>
-      </w:r>
-      <w:r>
-        <w:t xml:space="preserve"> </w:t>
-      </w:r>
-      <w:r>
-        <w:rPr>
-          <w:rFonts w:ascii="Arial" w:hAnsi="Arial" w:cs="Arial"/>
-          <w:sz w:val="24"/>
-          <w:szCs w:val="24"/>
-        </w:rPr>
-        <w:t>Que los servidores públicos tendrán en consideración que al celebrar contratos y con la ejecución de estos, las entidades buscan el cumplimiento de los fines estatales, la continua y eficiente prestación de los servicios públicos y la efectividad de los derechos e intereses de los administrados que colaboran con ellas en la consecución de dichos fines.</w:t>
-      </w:r>
-    </w:p>
-    <w:p>
-      <w:pPr>
-        <w:autoSpaceDE w:val="0"/>
-        <w:autoSpaceDN w:val="0"/>
-        <w:adjustRightInd w:val="0"/>
-        <w:jc w:val="both"/>
-        <w:rPr>
-          <w:rFonts w:ascii="Arial" w:hAnsi="Arial" w:cs="Arial"/>
-          <w:sz w:val="24"/>
-          <w:szCs w:val="24"/>
-        </w:rPr>
-      </w:pPr>
-    </w:p>
-    <w:p>
-      <w:pPr>
-        <w:autoSpaceDE w:val="0"/>
-        <w:autoSpaceDN w:val="0"/>
-        <w:adjustRightInd w:val="0"/>
-        <w:jc w:val="both"/>
-        <w:rPr>
-          <w:rFonts w:ascii="Arial" w:hAnsi="Arial" w:cs="Arial"/>
-          <w:sz w:val="24"/>
-          <w:szCs w:val="24"/>
-        </w:rPr>
-      </w:pPr>
-      <w:r>
-        <w:rPr>
-          <w:rFonts w:ascii="Arial" w:hAnsi="Arial" w:cs="Arial"/>
-          <w:sz w:val="24"/>
-          <w:szCs w:val="24"/>
-        </w:rPr>
-        <w:t xml:space="preserve">3. </w:t>
-      </w:r>
-      <w:r>
-        <w:rPr>
-          <w:rFonts w:ascii="Arial" w:hAnsi="Arial" w:cs="Arial"/>
-          <w:sz w:val="24"/>
-          <w:szCs w:val="24"/>
-        </w:rPr>
-        <w:t xml:space="preserve">Que el pasado </w:t>
-      </w:r>
-      <w:r>
-        <w:rPr>
-          <w:rFonts w:ascii="Arial" w:hAnsi="Arial" w:cs="Arial"/>
-          <w:sz w:val="24"/>
-          <w:szCs w:val="24"/>
-          <w:highlight w:val="yellow"/>
-        </w:rPr>
-        <w:t>{{FECHA_SUSCRIPCION}}</w:t>
-      </w:r>
-      <w:r>
-        <w:rPr>
-          <w:rFonts w:ascii="Arial" w:hAnsi="Arial" w:cs="Arial"/>
-          <w:sz w:val="24"/>
-          <w:szCs w:val="24"/>
-        </w:rPr>
-        <w:t xml:space="preserve">, el Distrito Especial de Santiago de Cali - Departamento Administrativo de Gestión Jurídica Pública y </w:t>
-      </w:r>
-      <w:r>
-        <w:rPr>
-          <w:rFonts w:ascii="Arial" w:hAnsi="Arial" w:cs="Arial"/>
-          <w:sz w:val="24"/>
-          <w:szCs w:val="24"/>
-          <w:highlight w:val="yellow"/>
-        </w:rPr>
-        <w:t>{{CONTRATISTA_NOMBRE}}</w:t>
-      </w:r>
-      <w:r>
-        <w:rPr>
-          <w:rFonts w:ascii="Arial" w:hAnsi="Arial" w:cs="Arial"/>
-          <w:sz w:val="24"/>
-          <w:szCs w:val="24"/>
-        </w:rPr>
-        <w:t xml:space="preserve"> suscribieron contrato de </w:t>
-      </w:r>
-      <w:r>
-        <w:rPr>
-          <w:rFonts w:ascii="Arial" w:hAnsi="Arial" w:cs="Arial"/>
-          <w:sz w:val="24"/>
-          <w:szCs w:val="24"/>
-          <w:highlight w:val="yellow"/>
-        </w:rPr>
-        <w:t>{{TIPO_CONTRATO}}</w:t>
-      </w:r>
-      <w:r>
-        <w:rPr>
-          <w:rFonts w:ascii="Arial" w:hAnsi="Arial" w:cs="Arial"/>
-          <w:sz w:val="24"/>
-          <w:szCs w:val="24"/>
-        </w:rPr>
-        <w:t xml:space="preserve"> No. </w:t>
-      </w:r>
-      <w:r>
-        <w:rPr>
-          <w:rFonts w:ascii="Arial" w:hAnsi="Arial" w:cs="Arial"/>
-          <w:sz w:val="24"/>
-          <w:szCs w:val="24"/>
-          <w:highlight w:val="yellow"/>
-        </w:rPr>
-        <w:t>{{NUMERO_CONTRATO}}</w:t>
-      </w:r>
-      <w:r>
-        <w:rPr>
-          <w:rFonts w:ascii="Arial" w:hAnsi="Arial" w:cs="Arial"/>
-          <w:sz w:val="24"/>
-          <w:szCs w:val="24"/>
-        </w:rPr>
-        <w:t xml:space="preserve"> cuyo objeto es: </w:t>
-      </w:r>
-      <w:r>
-        <w:rPr>
-          <w:rFonts w:ascii="Arial" w:hAnsi="Arial" w:cs="Arial"/>
-          <w:sz w:val="24"/>
-          <w:szCs w:val="24"/>
-          <w:highlight w:val="yellow"/>
-        </w:rPr>
-        <w:t>{{OBJETO_CONTRACTUAL}}</w:t>
-      </w:r>
-      <w:r>
-        <w:rPr>
-          <w:rFonts w:ascii="Arial" w:hAnsi="Arial" w:cs="Arial"/>
-          <w:sz w:val="24"/>
-          <w:szCs w:val="24"/>
-        </w:rPr>
-        <w:t xml:space="preserve"> </w:t>
-      </w:r>
-      <w:r>
-        <w:rPr>
-          <w:rFonts w:ascii="Arial" w:hAnsi="Arial" w:cs="Arial"/>
-          <w:sz w:val="24"/>
-          <w:szCs w:val="24"/>
-          <w:highlight w:val="yellow"/>
-        </w:rPr>
-        <w:t xml:space="preserve">por la suma de </w:t>
-      </w:r>
-      <w:r>
-        <w:rPr>
-          <w:rFonts w:ascii="Arial" w:hAnsi="Arial" w:cs="Arial"/>
-          <w:sz w:val="24"/>
-          <w:szCs w:val="24"/>
-          <w:highlight w:val="yellow"/>
-        </w:rPr>
-        <w:t>{{VALOR_CONTRATO_LETRAS}}</w:t>
-      </w:r>
-      <w:r>
-        <w:rPr>
-          <w:rFonts w:ascii="Arial" w:hAnsi="Arial" w:cs="Arial"/>
-          <w:sz w:val="24"/>
-          <w:szCs w:val="24"/>
-          <w:highlight w:val="yellow"/>
-        </w:rPr>
-        <w:t xml:space="preserve">. </w:t>
-      </w:r>
-      <w:r>
-        <w:rPr>
-          <w:rFonts w:ascii="Arial" w:hAnsi="Arial" w:cs="Arial"/>
-          <w:sz w:val="24"/>
-          <w:szCs w:val="24"/>
-          <w:highlight w:val="yellow"/>
-        </w:rPr>
-        <w:t>({{VALOR_CONTRATO}})</w:t>
-      </w:r>
-      <w:r>
-        <w:rPr>
-          <w:rFonts w:ascii="Arial" w:hAnsi="Arial" w:cs="Arial"/>
-          <w:sz w:val="24"/>
-          <w:szCs w:val="24"/>
-          <w:highlight w:val="yellow"/>
-        </w:rPr>
-        <w:t>.</w:t>
-      </w:r>
-    </w:p>
-    <w:p>
-      <w:pPr>
-        <w:autoSpaceDE w:val="0"/>
-        <w:autoSpaceDN w:val="0"/>
-        <w:adjustRightInd w:val="0"/>
-        <w:jc w:val="both"/>
-        <w:rPr>
-          <w:rFonts w:ascii="Arial" w:hAnsi="Arial" w:cs="Arial"/>
-          <w:sz w:val="24"/>
-          <w:szCs w:val="24"/>
-        </w:rPr>
-      </w:pPr>
-    </w:p>
-    <w:p>
-      <w:pPr>
-        <w:autoSpaceDE w:val="0"/>
-        <w:autoSpaceDN w:val="0"/>
-        <w:adjustRightInd w:val="0"/>
-        <w:jc w:val="both"/>
-        <w:rPr>
-          <w:rFonts w:ascii="Arial" w:hAnsi="Arial" w:cs="Arial"/>
-          <w:sz w:val="24"/>
-          <w:szCs w:val="24"/>
-        </w:rPr>
-      </w:pPr>
-      <w:r>
-        <w:rPr>
-          <w:rFonts w:ascii="Arial" w:hAnsi="Arial" w:cs="Arial"/>
-          <w:sz w:val="24"/>
-          <w:szCs w:val="24"/>
-        </w:rPr>
-        <w:t xml:space="preserve">4. </w:t>
-      </w:r>
-      <w:r>
-        <w:rPr>
-          <w:rFonts w:ascii="Arial" w:hAnsi="Arial" w:cs="Arial"/>
-          <w:sz w:val="24"/>
-          <w:szCs w:val="24"/>
-        </w:rPr>
-        <w:t xml:space="preserve">Que una vez cumplidos todos los requisitos de perfeccionamiento y de ejecución contemplados en las normas legales vigentes, esto es, la expedición del registro presupuestal de compromiso (RPC) No. </w:t>
-      </w:r>
-      <w:r>
-        <w:rPr>
-          <w:rFonts w:ascii="Arial" w:hAnsi="Arial" w:cs="Arial"/>
-          <w:sz w:val="24"/>
-          <w:szCs w:val="24"/>
-        </w:rPr>
-        <w:t>{{RPC_NO}}</w:t>
-      </w:r>
-      <w:r>
-        <w:rPr>
-          <w:rFonts w:ascii="Arial" w:hAnsi="Arial" w:cs="Arial"/>
-          <w:sz w:val="24"/>
-          <w:szCs w:val="24"/>
-        </w:rPr>
-        <w:t xml:space="preserve"> y la afiliación a la Administradora de Riesgos Laborales (ARL); el día </w:t>
-      </w:r>
-      <w:r>
-        <w:rPr>
-          <w:rFonts w:ascii="Arial" w:hAnsi="Arial" w:cs="Arial"/>
-          <w:sz w:val="24"/>
-          <w:szCs w:val="24"/>
-          <w:highlight w:val="yellow"/>
-        </w:rPr>
-        <w:t>{{FECHA_SUSCRIPCION}}</w:t>
-      </w:r>
-      <w:r>
-        <w:rPr>
-          <w:rFonts w:ascii="Arial" w:hAnsi="Arial" w:cs="Arial"/>
-          <w:sz w:val="24"/>
-          <w:szCs w:val="24"/>
-        </w:rPr>
-        <w:t xml:space="preserve">, se dio inicio al plazo de ejecución del contrato de </w:t>
-      </w:r>
-      <w:r>
-        <w:rPr>
-          <w:rFonts w:ascii="Arial" w:hAnsi="Arial" w:cs="Arial"/>
-          <w:sz w:val="24"/>
-          <w:szCs w:val="24"/>
-          <w:highlight w:val="yellow"/>
-        </w:rPr>
-        <w:t>{{TIPO_CONTRATO}}</w:t>
-      </w:r>
-      <w:r>
-        <w:rPr>
-          <w:rFonts w:ascii="Arial" w:hAnsi="Arial" w:cs="Arial"/>
-          <w:sz w:val="24"/>
-          <w:szCs w:val="24"/>
-        </w:rPr>
-        <w:t xml:space="preserve"> No. </w:t>
-      </w:r>
-      <w:r>
-        <w:rPr>
-          <w:rFonts w:ascii="Arial" w:hAnsi="Arial" w:cs="Arial"/>
-          <w:sz w:val="24"/>
-          <w:szCs w:val="24"/>
-          <w:highlight w:val="yellow"/>
-        </w:rPr>
-        <w:t>{{NUMERO_CONTRATO}}</w:t>
-      </w:r>
-      <w:r>
-        <w:rPr>
-          <w:rFonts w:ascii="Arial" w:hAnsi="Arial" w:cs="Arial"/>
-          <w:sz w:val="24"/>
-          <w:szCs w:val="24"/>
-        </w:rPr>
-        <w:t xml:space="preserve"> en la plataforma SECOP II  y se estableció como fecha de terminación del mismo, el </w:t>
-      </w:r>
-      <w:r>
-        <w:rPr>
-          <w:rFonts w:ascii="Arial" w:hAnsi="Arial" w:cs="Arial"/>
-          <w:sz w:val="24"/>
-          <w:szCs w:val="24"/>
-          <w:highlight w:val="yellow"/>
-        </w:rPr>
-        <w:t>{{FECHA_FIN_CONTRATO}}</w:t>
-      </w:r>
-      <w:r>
-        <w:rPr>
-          <w:rFonts w:ascii="Arial" w:hAnsi="Arial" w:cs="Arial"/>
-          <w:sz w:val="24"/>
-          <w:szCs w:val="24"/>
-          <w:highlight w:val="yellow"/>
-        </w:rPr>
-        <w:t>.</w:t>
-      </w:r>
-    </w:p>
-    <w:p>
-      <w:pPr>
-        <w:autoSpaceDE w:val="0"/>
-        <w:autoSpaceDN w:val="0"/>
-        <w:adjustRightInd w:val="0"/>
-        <w:jc w:val="both"/>
-        <w:rPr>
-          <w:rFonts w:ascii="Arial" w:hAnsi="Arial" w:cs="Arial"/>
-          <w:sz w:val="24"/>
-          <w:szCs w:val="24"/>
-        </w:rPr>
-      </w:pPr>
-    </w:p>
-    <w:p>
-      <w:pPr>
         <w:spacing w:after="260"/>
         <w:ind w:left="140"/>
         <w:rPr>
-          <w:sz w:val="24"/>
-          <w:szCs w:val="24"/>
+          <w:rFonts w:ascii="Arial" w:hAnsi="Arial" w:cs="Arial"/>
+          <w:color w:val="000000"/>
           <w:lang w:val="es-CO" w:eastAsia="es-CO"/>
         </w:rPr>
       </w:pPr>
@@ -2540,8 +2716,8 @@
         <w:ind w:left="140"/>
         <w:jc w:val="both"/>
         <w:rPr>
-          <w:sz w:val="24"/>
-          <w:szCs w:val="24"/>
+          <w:sz w:val="22"/>
+          <w:szCs w:val="22"/>
           <w:lang w:val="es-CO" w:eastAsia="es-CO"/>
         </w:rPr>
       </w:pPr>
@@ -2549,79 +2725,11 @@
         <w:rPr>
           <w:rFonts w:ascii="Arial" w:hAnsi="Arial" w:cs="Arial"/>
           <w:color w:val="000000"/>
+          <w:sz w:val="22"/>
+          <w:szCs w:val="22"/>
           <w:lang w:val="es-CO" w:eastAsia="es-CO"/>
         </w:rPr>
-        <w:t xml:space="preserve">A la fecha, el objeto y las actividades del contrato de Prestación de servicios profesionales No. </w:t>
-      </w:r>
-      <w:r>
-        <w:rPr>
-          <w:rFonts w:ascii="Arial" w:hAnsi="Arial" w:cs="Arial"/>
-          <w:color w:val="000000"/>
-          <w:shd w:val="clear" w:color="auto" w:fill="FFFF00"/>
-          <w:lang w:val="es-CO" w:eastAsia="es-CO"/>
-        </w:rPr>
-        <w:t>{{NUMERO_CONTRATO}}</w:t>
-      </w:r>
-      <w:r>
-        <w:rPr>
-          <w:rFonts w:ascii="Arial" w:hAnsi="Arial" w:cs="Arial"/>
-          <w:color w:val="000000"/>
-          <w:lang w:val="es-CO" w:eastAsia="es-CO"/>
-        </w:rPr>
-        <w:t xml:space="preserve"> se han ejecutado a satisfacción y en atención a la forma de pago establecida en el mismo, se ha autorizado el pago de </w:t>
-      </w:r>
-      <w:r>
-        <w:rPr>
-          <w:rFonts w:ascii="Arial" w:hAnsi="Arial" w:cs="Arial"/>
-          <w:color w:val="000000"/>
-          <w:shd w:val="clear" w:color="auto" w:fill="FFFF00"/>
-          <w:lang w:val="es-CO" w:eastAsia="es-CO"/>
-        </w:rPr>
-        <w:t>{{NUMERO_CUOTAS_</w:t>
-      </w:r>
-      <w:r>
-        <w:rPr>
-          <w:rFonts w:ascii="Arial" w:hAnsi="Arial" w:cs="Arial"/>
-          <w:color w:val="000000"/>
-          <w:shd w:val="clear" w:color="auto" w:fill="FFFF00"/>
-          <w:lang w:val="es-CO" w:eastAsia="es-CO"/>
-        </w:rPr>
-        <w:t>LETRAS</w:t>
-      </w:r>
-      <w:r>
-        <w:rPr>
-          <w:rFonts w:ascii="Arial" w:hAnsi="Arial" w:cs="Arial"/>
-          <w:color w:val="000000"/>
-          <w:shd w:val="clear" w:color="auto" w:fill="FFFF00"/>
-          <w:lang w:val="es-CO" w:eastAsia="es-CO"/>
-        </w:rPr>
-        <w:t>}} ({{NUMERO_CUOTAS_</w:t>
-      </w:r>
-      <w:r>
-        <w:rPr>
-          <w:rFonts w:ascii="Arial" w:hAnsi="Arial" w:cs="Arial"/>
-          <w:color w:val="000000"/>
-          <w:shd w:val="clear" w:color="auto" w:fill="FFFF00"/>
-          <w:lang w:val="es-CO" w:eastAsia="es-CO"/>
-        </w:rPr>
-        <w:t>NUMERO</w:t>
-      </w:r>
-      <w:r>
-        <w:rPr>
-          <w:rFonts w:ascii="Arial" w:hAnsi="Arial" w:cs="Arial"/>
-          <w:color w:val="000000"/>
-          <w:shd w:val="clear" w:color="auto" w:fill="FFFF00"/>
-          <w:lang w:val="es-CO" w:eastAsia="es-CO"/>
-        </w:rPr>
-        <w:t>}})</w:t>
-      </w:r>
-      <w:r>
-        <w:rPr>
-          <w:rFonts w:ascii="Arial" w:hAnsi="Arial" w:cs="Arial"/>
-          <w:color w:val="000000"/>
-          <w:lang w:val="es-CO" w:eastAsia="es-CO"/>
-        </w:rPr>
-        <w:t xml:space="preserve"> cuotas comoquiera que el contratista entregó el informe de gestión en el cual detalla el cumplimiento de las obligaciones contractuales.</w:t>
+        <w:t>JUSTIFICACIÓN DE LA MODIFICACIÓN:</w:t>
       </w:r>
     </w:p>
     <w:p>
@@ -2630,8 +2738,10 @@
         <w:ind w:left="140"/>
         <w:jc w:val="both"/>
         <w:rPr>
-          <w:sz w:val="24"/>
-          <w:szCs w:val="24"/>
+          <w:rFonts w:ascii="Arial" w:hAnsi="Arial" w:cs="Arial"/>
+          <w:color w:val="000000"/>
+          <w:sz w:val="22"/>
+          <w:szCs w:val="22"/>
           <w:lang w:val="es-CO" w:eastAsia="es-CO"/>
         </w:rPr>
       </w:pPr>
@@ -2639,9 +2749,64 @@
         <w:rPr>
           <w:rFonts w:ascii="Arial" w:hAnsi="Arial" w:cs="Arial"/>
           <w:color w:val="000000"/>
+          <w:sz w:val="22"/>
+          <w:szCs w:val="22"/>
           <w:lang w:val="es-CO" w:eastAsia="es-CO"/>
         </w:rPr>
-        <w:t>JUSTIFICACIÓN DE LA MODIFICACIÓN:</w:t>
+        <w:t xml:space="preserve">El contrato de Prestación de servicios profesionales </w:t>
+      </w:r>
+      <w:r>
+        <w:rPr>
+          <w:rFonts w:ascii="Arial" w:hAnsi="Arial" w:cs="Arial"/>
+          <w:color w:val="000000"/>
+          <w:sz w:val="22"/>
+          <w:szCs w:val="22"/>
+          <w:shd w:val="clear" w:color="auto" w:fill="FFFF00"/>
+          <w:lang w:val="es-CO" w:eastAsia="es-CO"/>
+        </w:rPr>
+        <w:t>No. {{NUMERO_CONTRATO}}</w:t>
+      </w:r>
+      <w:r>
+        <w:rPr>
+          <w:rFonts w:ascii="Arial" w:hAnsi="Arial" w:cs="Arial"/>
+          <w:color w:val="000000"/>
+          <w:sz w:val="22"/>
+          <w:szCs w:val="22"/>
+          <w:lang w:val="es-CO" w:eastAsia="es-CO"/>
+        </w:rPr>
+        <w:t xml:space="preserve"> se celebró dado que se pudo establecer que el Departamento Administrativo de Gestión Jurídica Pública no cuenta con el personal suficiente que atienda funciones o desarrolle actividades iguales o relacionadas con el objeto del contrato suscrito, tal y como se acreditó con la certificación que en tal sentido expidió el Subdirector de Gestión Estratégica del Talento Humano del </w:t>
+      </w:r>
+      <w:r>
+        <w:rPr>
+          <w:rFonts w:ascii="Arial" w:hAnsi="Arial" w:cs="Arial"/>
+          <w:color w:val="000000"/>
+          <w:sz w:val="22"/>
+          <w:szCs w:val="22"/>
+          <w:lang w:val="es-CO" w:eastAsia="es-CO"/>
+        </w:rPr>
+        <w:lastRenderedPageBreak/>
+        <w:t xml:space="preserve">Departamento Administrativo de Desarrollo e Innovación Institucional de la Alcaldía de Santiago de Cali, mediante oficio No. </w:t>
+      </w:r>
+      <w:r>
+        <w:rPr>
+          <w:rFonts w:ascii="Arial" w:hAnsi="Arial" w:cs="Arial"/>
+          <w:color w:val="000000"/>
+          <w:sz w:val="22"/>
+          <w:szCs w:val="22"/>
+          <w:highlight w:val="yellow"/>
+          <w:lang w:val="es-CO" w:eastAsia="es-CO"/>
+        </w:rPr>
+        <w:t>{{CERTIFICADO_INSUFICIENCIA}</w:t>
+      </w:r>
+      <w:r>
+        <w:rPr>
+          <w:rFonts w:ascii="Arial" w:hAnsi="Arial" w:cs="Arial"/>
+          <w:color w:val="000000"/>
+          <w:sz w:val="22"/>
+          <w:szCs w:val="22"/>
+          <w:lang w:val="es-CO" w:eastAsia="es-CO"/>
+        </w:rPr>
+        <w:t>}.</w:t>
       </w:r>
     </w:p>
     <w:p>
@@ -2649,8 +2814,8 @@
         <w:ind w:left="140"/>
         <w:jc w:val="both"/>
         <w:rPr>
-          <w:sz w:val="24"/>
-          <w:szCs w:val="24"/>
+          <w:sz w:val="22"/>
+          <w:szCs w:val="22"/>
           <w:lang w:val="es-CO" w:eastAsia="es-CO"/>
         </w:rPr>
       </w:pPr>
@@ -2658,23 +2823,71 @@
         <w:rPr>
           <w:rFonts w:ascii="Arial" w:hAnsi="Arial" w:cs="Arial"/>
           <w:color w:val="000000"/>
+          <w:sz w:val="22"/>
+          <w:szCs w:val="22"/>
           <w:lang w:val="es-CO" w:eastAsia="es-CO"/>
         </w:rPr>
-        <w:t xml:space="preserve">El contrato de Prestación de servicios profesionales </w:t>
-      </w:r>
+        <w:t>A la fecha, persiste la necesidad del fortalecimiento de las funciones de este organismo de la Administración Central del Distrito Especial de Santiago de Cali y en la planta de este, no se cuenta con el personal suficiente para el cumplimiento de las actividades que se orientan a robustecer el apoyo a la ejecución de las funciones y propósito del Departamento Administrativo de Gestión Jurídica Pública. </w:t>
+      </w:r>
+    </w:p>
+    <w:p>
+      <w:pPr>
+        <w:ind w:left="140"/>
+        <w:jc w:val="center"/>
+        <w:rPr>
+          <w:sz w:val="22"/>
+          <w:szCs w:val="22"/>
+          <w:lang w:val="es-CO" w:eastAsia="es-CO"/>
+        </w:rPr>
+      </w:pPr>
       <w:r>
         <w:rPr>
           <w:rFonts w:ascii="Arial" w:hAnsi="Arial" w:cs="Arial"/>
           <w:color w:val="000000"/>
+          <w:sz w:val="22"/>
+          <w:szCs w:val="22"/>
+          <w:lang w:val="es-CO" w:eastAsia="es-CO"/>
+        </w:rPr>
+        <w:t> </w:t>
+      </w:r>
+    </w:p>
+    <w:p>
+      <w:pPr>
+        <w:ind w:left="140"/>
+        <w:jc w:val="both"/>
+        <w:rPr>
+          <w:sz w:val="22"/>
+          <w:szCs w:val="22"/>
+          <w:lang w:val="es-CO" w:eastAsia="es-CO"/>
+        </w:rPr>
+      </w:pPr>
+      <w:r>
+        <w:rPr>
+          <w:rFonts w:ascii="Arial" w:hAnsi="Arial" w:cs="Arial"/>
+          <w:color w:val="000000"/>
+          <w:sz w:val="22"/>
+          <w:szCs w:val="22"/>
+          <w:lang w:val="es-CO" w:eastAsia="es-CO"/>
+        </w:rPr>
+        <w:t>En atención a lo anterior, se recomienda prorrogar el plazo de ejecución del contrato de Prestación de servicios profesionales N</w:t>
+      </w:r>
+      <w:r>
+        <w:rPr>
+          <w:rFonts w:ascii="Arial" w:hAnsi="Arial" w:cs="Arial"/>
+          <w:color w:val="000000"/>
+          <w:sz w:val="22"/>
+          <w:szCs w:val="22"/>
           <w:shd w:val="clear" w:color="auto" w:fill="FFFF00"/>
           <w:lang w:val="es-CO" w:eastAsia="es-CO"/>
         </w:rPr>
-        <w:t xml:space="preserve">No. </w:t>
+        <w:t xml:space="preserve">o. </w:t>
       </w:r>
       <w:r>
         <w:rPr>
           <w:rFonts w:ascii="Arial" w:hAnsi="Arial" w:cs="Arial"/>
           <w:color w:val="000000"/>
+          <w:sz w:val="22"/>
+          <w:szCs w:val="22"/>
           <w:shd w:val="clear" w:color="auto" w:fill="FFFF00"/>
           <w:lang w:val="es-CO" w:eastAsia="es-CO"/>
         </w:rPr>
@@ -2684,61 +2897,86 @@
         <w:rPr>
           <w:rFonts w:ascii="Arial" w:hAnsi="Arial" w:cs="Arial"/>
           <w:color w:val="000000"/>
+          <w:sz w:val="22"/>
+          <w:szCs w:val="22"/>
           <w:lang w:val="es-CO" w:eastAsia="es-CO"/>
         </w:rPr>
-        <w:t xml:space="preserve"> se celebró dado que se pudo establecer que el Departamento Administrativo de Gestión Jurídica Pública no cuenta con el personal suficiente que atienda funciones o desarrolle actividades iguales o relacionadas con el objeto del contrato suscrito, tal y como se acreditó con la certificación que en tal sentido expidió el Subdirector de Gestión Estratégica del Talento Humano del Departamento Administrativo de Desarrollo </w:t>
+        <w:t xml:space="preserve">, hasta el </w:t>
       </w:r>
       <w:r>
         <w:rPr>
           <w:rFonts w:ascii="Arial" w:hAnsi="Arial" w:cs="Arial"/>
           <w:color w:val="000000"/>
+          <w:sz w:val="22"/>
+          <w:szCs w:val="22"/>
+          <w:shd w:val="clear" w:color="auto" w:fill="FFFF00"/>
           <w:lang w:val="es-CO" w:eastAsia="es-CO"/>
         </w:rPr>
-        <w:lastRenderedPageBreak/>
-        <w:t xml:space="preserve">e Innovación Institucional de la Alcaldía de Santiago de Cali, mediante oficio No. </w:t>
+        <w:t>{{FECHA_FIN_CONTRATO}}</w:t>
       </w:r>
       <w:r>
         <w:rPr>
           <w:rFonts w:ascii="Arial" w:hAnsi="Arial" w:cs="Arial"/>
           <w:color w:val="000000"/>
+          <w:sz w:val="22"/>
+          <w:szCs w:val="22"/>
+          <w:lang w:val="es-CO" w:eastAsia="es-CO"/>
+        </w:rPr>
+        <w:t xml:space="preserve"> y en consecuencia adicionar el valor del mismo por la suma </w:t>
+      </w:r>
+      <w:r>
+        <w:rPr>
+          <w:rFonts w:ascii="Arial" w:hAnsi="Arial" w:cs="Arial"/>
+          <w:color w:val="000000"/>
+          <w:sz w:val="22"/>
+          <w:szCs w:val="22"/>
           <w:highlight w:val="yellow"/>
           <w:lang w:val="es-CO" w:eastAsia="es-CO"/>
         </w:rPr>
-        <w:t>{{</w:t>
+        <w:t>{{VALOR_TOTAL_ADICION_LETRAS}}</w:t>
       </w:r>
       <w:r>
         <w:rPr>
           <w:rFonts w:ascii="Arial" w:hAnsi="Arial" w:cs="Arial"/>
           <w:color w:val="000000"/>
-          <w:highlight w:val="yellow"/>
+          <w:sz w:val="22"/>
+          <w:szCs w:val="22"/>
+          <w:shd w:val="clear" w:color="auto" w:fill="FFFF00"/>
           <w:lang w:val="es-CO" w:eastAsia="es-CO"/>
         </w:rPr>
-        <w:t>CERTIFICADO_INSUFICIENCIA</w:t>
+        <w:t xml:space="preserve"> (</w:t>
       </w:r>
       <w:r>
         <w:rPr>
           <w:rFonts w:ascii="Arial" w:hAnsi="Arial" w:cs="Arial"/>
           <w:color w:val="000000"/>
-          <w:highlight w:val="yellow"/>
+          <w:sz w:val="22"/>
+          <w:szCs w:val="22"/>
+          <w:shd w:val="clear" w:color="auto" w:fill="FFFF00"/>
           <w:lang w:val="es-CO" w:eastAsia="es-CO"/>
         </w:rPr>
-        <w:t>}</w:t>
+        <w:t>{{VALOR_TOTAL_ADICION}}</w:t>
       </w:r>
       <w:r>
         <w:rPr>
           <w:rFonts w:ascii="Arial" w:hAnsi="Arial" w:cs="Arial"/>
           <w:color w:val="000000"/>
+          <w:sz w:val="22"/>
+          <w:szCs w:val="22"/>
+          <w:shd w:val="clear" w:color="auto" w:fill="FFFF00"/>
           <w:lang w:val="es-CO" w:eastAsia="es-CO"/>
         </w:rPr>
-        <w:t>}</w:t>
+        <w:t xml:space="preserve">) </w:t>
       </w:r>
       <w:r>
         <w:rPr>
           <w:rFonts w:ascii="Arial" w:hAnsi="Arial" w:cs="Arial"/>
           <w:color w:val="000000"/>
+          <w:sz w:val="22"/>
+          <w:szCs w:val="22"/>
           <w:lang w:val="es-CO" w:eastAsia="es-CO"/>
         </w:rPr>
-        <w:t>.</w:t>
+        <w:t>suma que no excede el 50% del valor inicial del contrato, en cumplimiento del parágrafo del Artículo 40 de la Ley 80 de 1993, que establece la posibilidad de adicionar los contratos sin exceder el cincuenta por ciento (50%) del valor del contrato inicial.</w:t>
       </w:r>
     </w:p>
     <w:p>
@@ -2746,8 +2984,8 @@
         <w:ind w:left="140"/>
         <w:jc w:val="center"/>
         <w:rPr>
-          <w:sz w:val="24"/>
-          <w:szCs w:val="24"/>
+          <w:sz w:val="22"/>
+          <w:szCs w:val="22"/>
           <w:lang w:val="es-CO" w:eastAsia="es-CO"/>
         </w:rPr>
       </w:pPr>
@@ -2755,169 +2993,8 @@
         <w:rPr>
           <w:rFonts w:ascii="Arial" w:hAnsi="Arial" w:cs="Arial"/>
           <w:color w:val="000000"/>
-          <w:lang w:val="es-CO" w:eastAsia="es-CO"/>
-        </w:rPr>
-        <w:t> </w:t>
-      </w:r>
-    </w:p>
-    <w:p>
-      <w:pPr>
-        <w:ind w:left="140"/>
-        <w:jc w:val="both"/>
-        <w:rPr>
-          <w:sz w:val="24"/>
-          <w:szCs w:val="24"/>
-          <w:lang w:val="es-CO" w:eastAsia="es-CO"/>
-        </w:rPr>
-      </w:pPr>
-      <w:r>
-        <w:rPr>
-          <w:rFonts w:ascii="Arial" w:hAnsi="Arial" w:cs="Arial"/>
-          <w:color w:val="000000"/>
-          <w:lang w:val="es-CO" w:eastAsia="es-CO"/>
-        </w:rPr>
-        <w:t>A la fecha, persiste la necesidad del fortalecimiento de las funciones de este organismo de la Administración Central del Distrito Especial de Santiago de Cali y en la planta de este, no se cuenta con el personal suficiente para el cumplimiento de las actividades que se orientan a robustecer el apoyo a la ejecución de las funciones y propósito del Departamento Administrativo de Gestión Jurídica Pública. </w:t>
-      </w:r>
-    </w:p>
-    <w:p>
-      <w:pPr>
-        <w:ind w:left="140"/>
-        <w:jc w:val="center"/>
-        <w:rPr>
-          <w:sz w:val="24"/>
-          <w:szCs w:val="24"/>
-          <w:lang w:val="es-CO" w:eastAsia="es-CO"/>
-        </w:rPr>
-      </w:pPr>
-      <w:r>
-        <w:rPr>
-          <w:rFonts w:ascii="Arial" w:hAnsi="Arial" w:cs="Arial"/>
-          <w:color w:val="000000"/>
-          <w:lang w:val="es-CO" w:eastAsia="es-CO"/>
-        </w:rPr>
-        <w:t> </w:t>
-      </w:r>
-    </w:p>
-    <w:p>
-      <w:pPr>
-        <w:ind w:left="140"/>
-        <w:jc w:val="both"/>
-        <w:rPr>
-          <w:sz w:val="24"/>
-          <w:szCs w:val="24"/>
-          <w:lang w:val="es-CO" w:eastAsia="es-CO"/>
-        </w:rPr>
-      </w:pPr>
-      <w:r>
-        <w:rPr>
-          <w:rFonts w:ascii="Arial" w:hAnsi="Arial" w:cs="Arial"/>
-          <w:color w:val="000000"/>
-          <w:lang w:val="es-CO" w:eastAsia="es-CO"/>
-        </w:rPr>
-        <w:t>En atención a lo anterior, se recomienda prorrogar el plazo de ejecución del contrato de Prestación de servicios profesionales N</w:t>
-      </w:r>
-      <w:r>
-        <w:rPr>
-          <w:rFonts w:ascii="Arial" w:hAnsi="Arial" w:cs="Arial"/>
-          <w:color w:val="000000"/>
-          <w:shd w:val="clear" w:color="auto" w:fill="FFFF00"/>
-          <w:lang w:val="es-CO" w:eastAsia="es-CO"/>
-        </w:rPr>
-        <w:t xml:space="preserve">o. </w:t>
-      </w:r>
-      <w:r>
-        <w:rPr>
-          <w:rFonts w:ascii="Arial" w:hAnsi="Arial" w:cs="Arial"/>
-          <w:color w:val="000000"/>
-          <w:shd w:val="clear" w:color="auto" w:fill="FFFF00"/>
-          <w:lang w:val="es-CO" w:eastAsia="es-CO"/>
-        </w:rPr>
-        <w:t>{{NUMERO_CONTRATO}}</w:t>
-      </w:r>
-      <w:r>
-        <w:rPr>
-          <w:rFonts w:ascii="Arial" w:hAnsi="Arial" w:cs="Arial"/>
-          <w:color w:val="000000"/>
-          <w:lang w:val="es-CO" w:eastAsia="es-CO"/>
-        </w:rPr>
-        <w:t xml:space="preserve">, hasta el </w:t>
-      </w:r>
-      <w:r>
-        <w:rPr>
-          <w:rFonts w:ascii="Arial" w:hAnsi="Arial" w:cs="Arial"/>
-          <w:color w:val="000000"/>
-          <w:shd w:val="clear" w:color="auto" w:fill="FFFF00"/>
-          <w:lang w:val="es-CO" w:eastAsia="es-CO"/>
-        </w:rPr>
-        <w:t>{{FECHA_FIN_CONTRATO}}</w:t>
-      </w:r>
-      <w:r>
-        <w:rPr>
-          <w:rFonts w:ascii="Arial" w:hAnsi="Arial" w:cs="Arial"/>
-          <w:color w:val="000000"/>
-          <w:lang w:val="es-CO" w:eastAsia="es-CO"/>
-        </w:rPr>
-        <w:t xml:space="preserve"> y en consecuencia adicionar el valor del mismo por la suma </w:t>
-      </w:r>
-      <w:r>
-        <w:rPr>
-          <w:rFonts w:ascii="Arial" w:hAnsi="Arial" w:cs="Arial"/>
-          <w:color w:val="000000"/>
-          <w:highlight w:val="yellow"/>
-          <w:lang w:val="es-CO" w:eastAsia="es-CO"/>
-        </w:rPr>
-        <w:t>{{VALOR_TOTAL_ADICION_LETRAS}}</w:t>
-      </w:r>
-      <w:r>
-        <w:rPr>
-          <w:rFonts w:ascii="Arial" w:hAnsi="Arial" w:cs="Arial"/>
-          <w:color w:val="000000"/>
-          <w:shd w:val="clear" w:color="auto" w:fill="FFFF00"/>
-          <w:lang w:val="es-CO" w:eastAsia="es-CO"/>
-        </w:rPr>
-        <w:t xml:space="preserve"> (</w:t>
-      </w:r>
-      <w:r>
-        <w:rPr>
-          <w:rFonts w:ascii="Arial" w:hAnsi="Arial" w:cs="Arial"/>
-          <w:color w:val="000000"/>
-          <w:shd w:val="clear" w:color="auto" w:fill="FFFF00"/>
-          <w:lang w:val="es-CO" w:eastAsia="es-CO"/>
-        </w:rPr>
-        <w:t>{{VALOR_TOTAL_ADICION}}</w:t>
-      </w:r>
-      <w:r>
-        <w:rPr>
-          <w:rFonts w:ascii="Arial" w:hAnsi="Arial" w:cs="Arial"/>
-          <w:color w:val="000000"/>
-          <w:shd w:val="clear" w:color="auto" w:fill="FFFF00"/>
-          <w:lang w:val="es-CO" w:eastAsia="es-CO"/>
-        </w:rPr>
-        <w:t xml:space="preserve">) </w:t>
-      </w:r>
-      <w:r>
-        <w:rPr>
-          <w:rFonts w:ascii="Arial" w:hAnsi="Arial" w:cs="Arial"/>
-          <w:color w:val="000000"/>
-          <w:lang w:val="es-CO" w:eastAsia="es-CO"/>
-        </w:rPr>
-        <w:t>suma que no excede el 50% del valor inicial del contrato, en cumplimiento del parágrafo del Artículo 40 de la Ley 80 de 1993, que establece la posibilidad de adicionar los contratos sin exceder el cincuenta por ciento (50%) del valor del contrato inicial.</w:t>
-      </w:r>
-    </w:p>
-    <w:p>
-      <w:pPr>
-        <w:ind w:left="140"/>
-        <w:jc w:val="center"/>
-        <w:rPr>
-          <w:sz w:val="24"/>
-          <w:szCs w:val="24"/>
-          <w:lang w:val="es-CO" w:eastAsia="es-CO"/>
-        </w:rPr>
-      </w:pPr>
-      <w:r>
-        <w:rPr>
-          <w:rFonts w:ascii="Arial" w:hAnsi="Arial" w:cs="Arial"/>
-          <w:color w:val="000000"/>
+          <w:sz w:val="22"/>
+          <w:szCs w:val="22"/>
           <w:lang w:val="es-CO" w:eastAsia="es-CO"/>
         </w:rPr>
         <w:t> </w:t>
@@ -2933,6 +3010,8 @@
         <w:rPr>
           <w:rFonts w:ascii="Arial" w:hAnsi="Arial" w:cs="Arial"/>
           <w:color w:val="000000"/>
+          <w:sz w:val="22"/>
+          <w:szCs w:val="22"/>
           <w:shd w:val="clear" w:color="auto" w:fill="FFFF00"/>
           <w:lang w:val="es-CO" w:eastAsia="es-CO"/>
         </w:rPr>
@@ -2941,6 +3020,8 @@
         <w:rPr>
           <w:rFonts w:ascii="Arial" w:hAnsi="Arial" w:cs="Arial"/>
           <w:color w:val="000000"/>
+          <w:sz w:val="22"/>
+          <w:szCs w:val="22"/>
           <w:lang w:val="es-CO" w:eastAsia="es-CO"/>
         </w:rPr>
         <w:t xml:space="preserve">Dicha adición se pagará en </w:t>
@@ -2949,6 +3030,8 @@
         <w:rPr>
           <w:rFonts w:ascii="Arial" w:hAnsi="Arial" w:cs="Arial"/>
           <w:color w:val="000000"/>
+          <w:sz w:val="22"/>
+          <w:szCs w:val="22"/>
           <w:shd w:val="clear" w:color="auto" w:fill="FFFF00"/>
           <w:lang w:val="es-CO" w:eastAsia="es-CO"/>
         </w:rPr>
@@ -2958,6 +3041,8 @@
         <w:rPr>
           <w:rFonts w:ascii="Arial" w:hAnsi="Arial" w:cs="Arial"/>
           <w:color w:val="000000"/>
+          <w:sz w:val="22"/>
+          <w:szCs w:val="22"/>
           <w:shd w:val="clear" w:color="auto" w:fill="FFFF00"/>
           <w:lang w:val="es-CO" w:eastAsia="es-CO"/>
         </w:rPr>
@@ -2967,6 +3052,8 @@
         <w:rPr>
           <w:rFonts w:ascii="Arial" w:hAnsi="Arial" w:cs="Arial"/>
           <w:color w:val="000000"/>
+          <w:sz w:val="22"/>
+          <w:szCs w:val="22"/>
           <w:shd w:val="clear" w:color="auto" w:fill="FFFF00"/>
           <w:lang w:val="es-CO" w:eastAsia="es-CO"/>
         </w:rPr>
@@ -2976,6 +3063,8 @@
         <w:rPr>
           <w:rFonts w:ascii="Arial" w:hAnsi="Arial" w:cs="Arial"/>
           <w:color w:val="000000"/>
+          <w:sz w:val="22"/>
+          <w:szCs w:val="22"/>
           <w:shd w:val="clear" w:color="auto" w:fill="FFFF00"/>
           <w:lang w:val="es-CO" w:eastAsia="es-CO"/>
         </w:rPr>
@@ -2985,6 +3074,8 @@
         <w:rPr>
           <w:rFonts w:ascii="Arial" w:hAnsi="Arial" w:cs="Arial"/>
           <w:color w:val="000000"/>
+          <w:sz w:val="22"/>
+          <w:szCs w:val="22"/>
           <w:shd w:val="clear" w:color="auto" w:fill="FFFF00"/>
           <w:lang w:val="es-CO" w:eastAsia="es-CO"/>
         </w:rPr>
@@ -2994,6 +3085,8 @@
         <w:rPr>
           <w:rFonts w:ascii="Arial" w:hAnsi="Arial" w:cs="Arial"/>
           <w:color w:val="000000"/>
+          <w:sz w:val="22"/>
+          <w:szCs w:val="22"/>
           <w:shd w:val="clear" w:color="auto" w:fill="FFFF00"/>
           <w:lang w:val="es-CO" w:eastAsia="es-CO"/>
         </w:rPr>
@@ -3003,6 +3096,8 @@
         <w:rPr>
           <w:rFonts w:ascii="Arial" w:hAnsi="Arial" w:cs="Arial"/>
           <w:color w:val="000000"/>
+          <w:sz w:val="22"/>
+          <w:szCs w:val="22"/>
           <w:lang w:val="es-CO" w:eastAsia="es-CO"/>
         </w:rPr>
         <w:t xml:space="preserve"> cuotas iguales, cada una de ellas por valor de </w:t>
@@ -3011,6 +3106,8 @@
         <w:rPr>
           <w:rFonts w:ascii="Arial" w:hAnsi="Arial" w:cs="Arial"/>
           <w:color w:val="000000"/>
+          <w:sz w:val="22"/>
+          <w:szCs w:val="22"/>
           <w:shd w:val="clear" w:color="auto" w:fill="FFFF00"/>
           <w:lang w:val="es-CO" w:eastAsia="es-CO"/>
         </w:rPr>
@@ -3020,6 +3117,8 @@
         <w:rPr>
           <w:rFonts w:ascii="Arial" w:hAnsi="Arial" w:cs="Arial"/>
           <w:color w:val="000000"/>
+          <w:sz w:val="22"/>
+          <w:szCs w:val="22"/>
           <w:shd w:val="clear" w:color="auto" w:fill="FFFF00"/>
           <w:lang w:val="es-CO" w:eastAsia="es-CO"/>
         </w:rPr>
@@ -3029,6 +3128,8 @@
         <w:rPr>
           <w:rFonts w:ascii="Arial" w:hAnsi="Arial" w:cs="Arial"/>
           <w:color w:val="000000"/>
+          <w:sz w:val="22"/>
+          <w:szCs w:val="22"/>
           <w:shd w:val="clear" w:color="auto" w:fill="FFFF00"/>
           <w:lang w:val="es-CO" w:eastAsia="es-CO"/>
         </w:rPr>
@@ -3038,6 +3139,8 @@
         <w:rPr>
           <w:rFonts w:ascii="Arial" w:hAnsi="Arial" w:cs="Arial"/>
           <w:color w:val="000000"/>
+          <w:sz w:val="22"/>
+          <w:szCs w:val="22"/>
           <w:shd w:val="clear" w:color="auto" w:fill="FFFF00"/>
           <w:lang w:val="es-CO" w:eastAsia="es-CO"/>
         </w:rPr>
@@ -3054,6 +3157,8 @@
         <w:rPr>
           <w:rFonts w:ascii="Arial" w:hAnsi="Arial" w:cs="Arial"/>
           <w:color w:val="000000"/>
+          <w:sz w:val="22"/>
+          <w:szCs w:val="22"/>
           <w:shd w:val="clear" w:color="auto" w:fill="FFFF00"/>
           <w:lang w:val="es-CO" w:eastAsia="es-CO"/>
         </w:rPr>
@@ -3064,8 +3169,8 @@
         <w:ind w:left="140"/>
         <w:jc w:val="both"/>
         <w:rPr>
-          <w:sz w:val="24"/>
-          <w:szCs w:val="24"/>
+          <w:sz w:val="22"/>
+          <w:szCs w:val="22"/>
           <w:lang w:val="es-CO" w:eastAsia="es-CO"/>
         </w:rPr>
       </w:pPr>
@@ -3073,6 +3178,8 @@
         <w:rPr>
           <w:rFonts w:ascii="Arial" w:hAnsi="Arial" w:cs="Arial"/>
           <w:color w:val="000000"/>
+          <w:sz w:val="22"/>
+          <w:szCs w:val="22"/>
           <w:lang w:val="es-CO" w:eastAsia="es-CO"/>
         </w:rPr>
         <w:t xml:space="preserve">En virtud de la adición antes mencionada, el valor total del contrato queda en la suma de </w:t>
@@ -3081,6 +3188,8 @@
         <w:rPr>
           <w:rFonts w:ascii="Arial" w:hAnsi="Arial" w:cs="Arial"/>
           <w:color w:val="000000"/>
+          <w:sz w:val="22"/>
+          <w:szCs w:val="22"/>
           <w:shd w:val="clear" w:color="auto" w:fill="FFFF00"/>
           <w:lang w:val="es-CO" w:eastAsia="es-CO"/>
         </w:rPr>
@@ -3090,6 +3199,8 @@
         <w:rPr>
           <w:rFonts w:ascii="Arial" w:hAnsi="Arial" w:cs="Arial"/>
           <w:color w:val="000000"/>
+          <w:sz w:val="22"/>
+          <w:szCs w:val="22"/>
           <w:shd w:val="clear" w:color="auto" w:fill="FFFF00"/>
           <w:lang w:val="es-CO" w:eastAsia="es-CO"/>
         </w:rPr>
@@ -3099,6 +3210,8 @@
         <w:rPr>
           <w:rFonts w:ascii="Arial" w:hAnsi="Arial" w:cs="Arial"/>
           <w:color w:val="000000"/>
+          <w:sz w:val="22"/>
+          <w:szCs w:val="22"/>
           <w:shd w:val="clear" w:color="auto" w:fill="FFFF00"/>
           <w:lang w:val="es-CO" w:eastAsia="es-CO"/>
         </w:rPr>
@@ -3108,6 +3221,8 @@
         <w:rPr>
           <w:rFonts w:ascii="Arial" w:hAnsi="Arial" w:cs="Arial"/>
           <w:color w:val="000000"/>
+          <w:sz w:val="22"/>
+          <w:szCs w:val="22"/>
           <w:shd w:val="clear" w:color="auto" w:fill="FFFF00"/>
           <w:lang w:val="es-CO" w:eastAsia="es-CO"/>
         </w:rPr>
@@ -3117,6 +3232,8 @@
         <w:rPr>
           <w:rFonts w:ascii="Arial" w:hAnsi="Arial" w:cs="Arial"/>
           <w:color w:val="000000"/>
+          <w:sz w:val="22"/>
+          <w:szCs w:val="22"/>
           <w:shd w:val="clear" w:color="auto" w:fill="FFFF00"/>
           <w:lang w:val="es-CO" w:eastAsia="es-CO"/>
         </w:rPr>
@@ -3128,8 +3245,8 @@
         <w:ind w:left="140"/>
         <w:jc w:val="center"/>
         <w:rPr>
-          <w:sz w:val="24"/>
-          <w:szCs w:val="24"/>
+          <w:sz w:val="22"/>
+          <w:szCs w:val="22"/>
           <w:lang w:val="es-CO" w:eastAsia="es-CO"/>
         </w:rPr>
       </w:pPr>
@@ -3137,6 +3254,8 @@
         <w:rPr>
           <w:rFonts w:ascii="Arial" w:hAnsi="Arial" w:cs="Arial"/>
           <w:color w:val="000000"/>
+          <w:sz w:val="22"/>
+          <w:szCs w:val="22"/>
           <w:lang w:val="es-CO" w:eastAsia="es-CO"/>
         </w:rPr>
         <w:t> </w:t>
@@ -3147,8 +3266,8 @@
         <w:ind w:left="140"/>
         <w:jc w:val="both"/>
         <w:rPr>
-          <w:sz w:val="24"/>
-          <w:szCs w:val="24"/>
+          <w:sz w:val="22"/>
+          <w:szCs w:val="22"/>
           <w:lang w:val="es-CO" w:eastAsia="es-CO"/>
         </w:rPr>
       </w:pPr>
@@ -3156,6 +3275,8 @@
         <w:rPr>
           <w:rFonts w:ascii="Arial" w:hAnsi="Arial" w:cs="Arial"/>
           <w:color w:val="000000"/>
+          <w:sz w:val="22"/>
+          <w:szCs w:val="22"/>
           <w:lang w:val="es-CO" w:eastAsia="es-CO"/>
         </w:rPr>
         <w:t xml:space="preserve">Conforme a lo expuesto, se requiere además modificar el plazo de ejecución del contrato, configurado también en el contrato electrónico, en la sección de “Información general”, en el sentido de prorrogar la duración </w:t>
@@ -3164,6 +3285,8 @@
         <w:rPr>
           <w:rFonts w:ascii="Arial" w:hAnsi="Arial" w:cs="Arial"/>
           <w:color w:val="000000"/>
+          <w:sz w:val="22"/>
+          <w:szCs w:val="22"/>
           <w:shd w:val="clear" w:color="auto" w:fill="FFFF00"/>
           <w:lang w:val="es-CO" w:eastAsia="es-CO"/>
         </w:rPr>
@@ -3173,6 +3296,8 @@
         <w:rPr>
           <w:rFonts w:ascii="Arial" w:hAnsi="Arial" w:cs="Arial"/>
           <w:color w:val="000000"/>
+          <w:sz w:val="22"/>
+          <w:szCs w:val="22"/>
           <w:shd w:val="clear" w:color="auto" w:fill="FFFF00"/>
           <w:lang w:val="es-CO" w:eastAsia="es-CO"/>
         </w:rPr>
@@ -3182,6 +3307,8 @@
         <w:rPr>
           <w:rFonts w:ascii="Arial" w:hAnsi="Arial" w:cs="Arial"/>
           <w:color w:val="000000"/>
+          <w:sz w:val="22"/>
+          <w:szCs w:val="22"/>
           <w:shd w:val="clear" w:color="auto" w:fill="FFFF00"/>
           <w:lang w:val="es-CO" w:eastAsia="es-CO"/>
         </w:rPr>
@@ -3193,8 +3320,8 @@
         <w:ind w:left="140"/>
         <w:jc w:val="center"/>
         <w:rPr>
-          <w:sz w:val="24"/>
-          <w:szCs w:val="24"/>
+          <w:sz w:val="22"/>
+          <w:szCs w:val="22"/>
           <w:lang w:val="es-CO" w:eastAsia="es-CO"/>
         </w:rPr>
       </w:pPr>
@@ -3202,6 +3329,8 @@
         <w:rPr>
           <w:rFonts w:ascii="Arial" w:hAnsi="Arial" w:cs="Arial"/>
           <w:color w:val="000000"/>
+          <w:sz w:val="22"/>
+          <w:szCs w:val="22"/>
           <w:lang w:val="es-CO" w:eastAsia="es-CO"/>
         </w:rPr>
         <w:t> </w:t>
@@ -3225,6 +3354,8 @@
         <w:rPr>
           <w:rFonts w:ascii="Arial" w:hAnsi="Arial" w:cs="Arial"/>
           <w:color w:val="000000"/>
+          <w:sz w:val="22"/>
+          <w:szCs w:val="22"/>
           <w:lang w:val="es-CO" w:eastAsia="es-CO"/>
         </w:rPr>
         <w:t>Vale la pena señalar que, el Departamento Administrativo de Gestión Jurídica Pública cuenta con los recursos necesarios para adicionar el contrato conforme al Certificado de Disponibilidad Presupuestal (CDP) No.</w:t>
@@ -3233,6 +3364,8 @@
         <w:rPr>
           <w:rFonts w:ascii="Arial" w:hAnsi="Arial" w:cs="Arial"/>
           <w:color w:val="000000"/>
+          <w:sz w:val="22"/>
+          <w:szCs w:val="22"/>
           <w:lang w:val="es-CO" w:eastAsia="es-CO"/>
         </w:rPr>
         <w:t xml:space="preserve"> </w:t>
@@ -3241,6 +3374,8 @@
         <w:rPr>
           <w:rFonts w:ascii="Arial" w:hAnsi="Arial" w:cs="Arial"/>
           <w:color w:val="000000"/>
+          <w:sz w:val="22"/>
+          <w:szCs w:val="22"/>
           <w:shd w:val="clear" w:color="auto" w:fill="FFFF00"/>
           <w:lang w:val="es-CO" w:eastAsia="es-CO"/>
         </w:rPr>
@@ -3250,6 +3385,8 @@
         <w:rPr>
           <w:rFonts w:ascii="Arial" w:hAnsi="Arial" w:cs="Arial"/>
           <w:color w:val="000000"/>
+          <w:sz w:val="22"/>
+          <w:szCs w:val="22"/>
           <w:shd w:val="clear" w:color="auto" w:fill="FFFF00"/>
           <w:lang w:val="es-CO" w:eastAsia="es-CO"/>
         </w:rPr>
@@ -3259,6 +3396,8 @@
         <w:rPr>
           <w:rFonts w:ascii="Arial" w:hAnsi="Arial" w:cs="Arial"/>
           <w:color w:val="000000"/>
+          <w:sz w:val="22"/>
+          <w:szCs w:val="22"/>
           <w:shd w:val="clear" w:color="auto" w:fill="FFFF00"/>
           <w:lang w:val="es-CO" w:eastAsia="es-CO"/>
         </w:rPr>
@@ -3268,6 +3407,8 @@
         <w:rPr>
           <w:rFonts w:ascii="Arial" w:hAnsi="Arial" w:cs="Arial"/>
           <w:color w:val="000000"/>
+          <w:sz w:val="22"/>
+          <w:szCs w:val="22"/>
           <w:lang w:val="es-CO" w:eastAsia="es-CO"/>
         </w:rPr>
         <w:t xml:space="preserve">, por valor de </w:t>
@@ -3276,6 +3417,8 @@
         <w:rPr>
           <w:rFonts w:ascii="Arial" w:hAnsi="Arial" w:cs="Arial"/>
           <w:color w:val="000000"/>
+          <w:sz w:val="22"/>
+          <w:szCs w:val="22"/>
           <w:highlight w:val="yellow"/>
           <w:lang w:val="es-CO" w:eastAsia="es-CO"/>
         </w:rPr>
@@ -3285,6 +3428,8 @@
         <w:rPr>
           <w:rFonts w:ascii="Arial" w:hAnsi="Arial" w:cs="Arial"/>
           <w:color w:val="000000"/>
+          <w:sz w:val="22"/>
+          <w:szCs w:val="22"/>
           <w:highlight w:val="yellow"/>
           <w:shd w:val="clear" w:color="auto" w:fill="FFFF00"/>
           <w:lang w:val="es-CO" w:eastAsia="es-CO"/>
@@ -3295,6 +3440,8 @@
         <w:rPr>
           <w:rFonts w:ascii="Arial" w:hAnsi="Arial" w:cs="Arial"/>
           <w:color w:val="000000"/>
+          <w:sz w:val="22"/>
+          <w:szCs w:val="22"/>
           <w:shd w:val="clear" w:color="auto" w:fill="FFFF00"/>
           <w:lang w:val="es-CO" w:eastAsia="es-CO"/>
         </w:rPr>
@@ -3304,6 +3451,8 @@
         <w:rPr>
           <w:rFonts w:ascii="Arial" w:hAnsi="Arial" w:cs="Arial"/>
           <w:color w:val="000000"/>
+          <w:sz w:val="22"/>
+          <w:szCs w:val="22"/>
           <w:shd w:val="clear" w:color="auto" w:fill="FFFF00"/>
           <w:lang w:val="es-CO" w:eastAsia="es-CO"/>
         </w:rPr>
@@ -3313,6 +3462,8 @@
         <w:rPr>
           <w:rFonts w:ascii="Arial" w:hAnsi="Arial" w:cs="Arial"/>
           <w:color w:val="000000"/>
+          <w:sz w:val="22"/>
+          <w:szCs w:val="22"/>
           <w:shd w:val="clear" w:color="auto" w:fill="FFFF00"/>
           <w:lang w:val="es-CO" w:eastAsia="es-CO"/>
         </w:rPr>
@@ -3322,6 +3473,8 @@
         <w:rPr>
           <w:rFonts w:ascii="Arial" w:hAnsi="Arial" w:cs="Arial"/>
           <w:color w:val="000000"/>
+          <w:sz w:val="22"/>
+          <w:szCs w:val="22"/>
           <w:shd w:val="clear" w:color="auto" w:fill="FFFF00"/>
           <w:lang w:val="es-CO" w:eastAsia="es-CO"/>
         </w:rPr>
@@ -3331,13 +3484,13 @@
         <w:rPr>
           <w:rFonts w:ascii="Arial" w:hAnsi="Arial" w:cs="Arial"/>
           <w:color w:val="000000"/>
+          <w:sz w:val="22"/>
+          <w:szCs w:val="22"/>
           <w:shd w:val="clear" w:color="auto" w:fill="FFFF00"/>
           <w:lang w:val="es-CO" w:eastAsia="es-CO"/>
         </w:rPr>
         <w:t>).</w:t>
       </w:r>
-      <w:bookmarkStart w:id="0" w:name="_GoBack"/>
-      <w:bookmarkEnd w:id="0"/>
     </w:p>
     <w:p>
       <w:pPr>
@@ -3358,8 +3511,8 @@
       <w:pPr>
         <w:ind w:left="140"/>
         <w:rPr>
-          <w:sz w:val="24"/>
-          <w:szCs w:val="24"/>
+          <w:sz w:val="22"/>
+          <w:szCs w:val="22"/>
           <w:lang w:val="es-CO" w:eastAsia="es-CO"/>
         </w:rPr>
       </w:pPr>
@@ -3367,6 +3520,8 @@
         <w:rPr>
           <w:rFonts w:ascii="Arial" w:hAnsi="Arial" w:cs="Arial"/>
           <w:color w:val="000000"/>
+          <w:sz w:val="22"/>
+          <w:szCs w:val="22"/>
           <w:lang w:val="es-CO" w:eastAsia="es-CO"/>
         </w:rPr>
         <w:t>(…)</w:t>
@@ -3375,8 +3530,8 @@
     <w:p>
       <w:pPr>
         <w:rPr>
-          <w:sz w:val="24"/>
-          <w:szCs w:val="24"/>
+          <w:sz w:val="22"/>
+          <w:szCs w:val="22"/>
           <w:lang w:val="es-CO" w:eastAsia="es-CO"/>
         </w:rPr>
       </w:pPr>
@@ -3396,9 +3551,22 @@
         <w:rPr>
           <w:rFonts w:ascii="Arial" w:hAnsi="Arial" w:cs="Arial"/>
           <w:color w:val="000000"/>
+          <w:sz w:val="22"/>
+          <w:szCs w:val="22"/>
           <w:lang w:val="es-CO" w:eastAsia="es-CO"/>
         </w:rPr>
-        <w:t>De este modo, con la adición y prórroga al contrato en mención, el Departamento Administrativo de Gestión Jurídica Pública propendería por el cumplimiento de los fines del estado aplicando los principios de eficiencia y economía, al prever la posibilidad de optimizar el tiempo y los recursos con que cuenta este organismo, ya que celebrar un nuevo contrato para satisfacer la necesidad descrita implicaría el inicio de procedimientos contractuales, selección y verificación de cumplimiento de perfiles y demás trámites administrativos necesarios para la suscripción de contratos de prestación de servicios, lo que conllevaría a un tiempo adicional en la operación administrativa.” </w:t>
+        <w:t xml:space="preserve">De este modo, con la adición y prórroga al contrato en mención, el Departamento Administrativo de Gestión Jurídica Pública propendería por el cumplimiento de los fines del estado aplicando los principios de eficiencia y economía, al prever la posibilidad de optimizar el tiempo y los recursos con que cuenta este organismo, ya que celebrar un nuevo contrato </w:t>
+      </w:r>
+      <w:r>
+        <w:rPr>
+          <w:rFonts w:ascii="Arial" w:hAnsi="Arial" w:cs="Arial"/>
+          <w:color w:val="000000"/>
+          <w:sz w:val="22"/>
+          <w:szCs w:val="22"/>
+          <w:lang w:val="es-CO" w:eastAsia="es-CO"/>
+        </w:rPr>
+        <w:lastRenderedPageBreak/>
+        <w:t>para satisfacer la necesidad descrita implicaría el inicio de procedimientos contractuales, selección y verificación de cumplimiento de perfiles y demás trámites administrativos necesarios para la suscripción de contratos de prestación de servicios, lo que conllevaría a un tiempo adicional en la operación administrativa.” </w:t>
       </w:r>
     </w:p>
     <w:p>
@@ -3424,89 +3592,604 @@
     </w:p>
     <w:p>
       <w:pPr>
-        <w:ind w:right="40"/>
+        <w:pStyle w:val="Prrafodelista"/>
+        <w:numPr>
+          <w:ilvl w:val="0"/>
+          <w:numId w:val="17"/>
+        </w:numPr>
+        <w:tabs>
+          <w:tab w:val="left" w:pos="426"/>
+        </w:tabs>
+        <w:spacing w:after="260" w:line="249" w:lineRule="auto"/>
+        <w:ind w:left="142" w:right="40" w:hanging="11"/>
         <w:jc w:val="both"/>
         <w:rPr>
-          <w:sz w:val="24"/>
-          <w:szCs w:val="24"/>
-          <w:lang w:val="es-CO" w:eastAsia="es-CO"/>
-        </w:rPr>
-      </w:pPr>
-      <w:r>
-        <w:rPr>
-          <w:rFonts w:ascii="Arial" w:hAnsi="Arial" w:cs="Arial"/>
-          <w:color w:val="000000"/>
-          <w:sz w:val="24"/>
-          <w:szCs w:val="24"/>
-          <w:lang w:val="es-CO" w:eastAsia="es-CO"/>
-        </w:rPr>
-        <w:t xml:space="preserve">5. </w:t>
-      </w:r>
-      <w:r>
-        <w:rPr>
-          <w:rFonts w:ascii="Arial" w:hAnsi="Arial" w:cs="Arial"/>
-          <w:color w:val="000000"/>
-          <w:sz w:val="24"/>
-          <w:szCs w:val="24"/>
-          <w:lang w:val="es-CO" w:eastAsia="es-CO"/>
-        </w:rPr>
-        <w:t xml:space="preserve">Que la presente prórroga se considera jurídicamente viable y así lo ha manifestado la Corte Constitucional en el siguiente sentido: </w:t>
-      </w:r>
-      <w:r>
-        <w:rPr>
-          <w:rFonts w:ascii="Arial" w:hAnsi="Arial" w:cs="Arial"/>
-          <w:color w:val="000000"/>
-          <w:lang w:val="es-CO" w:eastAsia="es-CO"/>
-        </w:rPr>
-        <w:t xml:space="preserve">“Por regla general, los contratos estatales pueden ser modificados cuando sea necesario para lograr su finalidad y en aras de la realización de los fines del </w:t>
-      </w:r>
-      <w:r>
-        <w:rPr>
-          <w:rFonts w:ascii="Arial" w:hAnsi="Arial" w:cs="Arial"/>
-          <w:color w:val="000000"/>
-          <w:lang w:val="es-CO" w:eastAsia="es-CO"/>
-        </w:rPr>
-        <w:lastRenderedPageBreak/>
-        <w:t>Estado, a los cuales sirve el contrato. Así lo prevén por ejemplo los artículos 14 y 16 de la ley 80, los cuales facultan a las entidades contratantes a modificar los contratos de común acuerdo o de forma unilateral, para “(…) evitar la paralización o la afectación grave de los servicios públicos a su cargo y asegurar la inmediata, continua y adecuada prestación”, entre otros”</w:t>
-      </w:r>
-      <w:r>
-        <w:rPr>
-          <w:rFonts w:ascii="Arial" w:hAnsi="Arial" w:cs="Arial"/>
-          <w:color w:val="000000"/>
-          <w:sz w:val="24"/>
-          <w:szCs w:val="24"/>
-          <w:lang w:val="es-CO" w:eastAsia="es-CO"/>
-        </w:rPr>
-        <w:t>. (Sentencia C – 300 de 2012).</w:t>
+          <w:rFonts w:ascii="Arial" w:eastAsia="Arial" w:hAnsi="Arial" w:cs="Arial"/>
+          <w:sz w:val="24"/>
+          <w:szCs w:val="24"/>
+        </w:rPr>
+      </w:pPr>
+      <w:r>
+        <w:rPr>
+          <w:rFonts w:ascii="Arial" w:eastAsia="Arial" w:hAnsi="Arial" w:cs="Arial"/>
+          <w:sz w:val="24"/>
+          <w:szCs w:val="24"/>
+        </w:rPr>
+        <w:t>Que es importante recordar que el cumplimiento del interés general debe prevalecer en todas las actuaciones de la administración pública, en este sentido la Corte Constitucional mediante Sentencia C-713 de 2009, ha manifestado: “</w:t>
+      </w:r>
+      <w:r>
+        <w:rPr>
+          <w:rFonts w:ascii="Arial" w:eastAsia="Arial" w:hAnsi="Arial" w:cs="Arial"/>
+          <w:i/>
+          <w:iCs/>
+        </w:rPr>
+        <w:t>El fin de la contratación pública en el Estado Social de Derecho está directamente asociado al cumplimiento del interés general, puesto que el contrato público es uno de aquellos instrumentos jurídicos de los que se vale el Estado para cumplir sus finalidades, hacer efectivos los deberes públicos y prestar los servicios a su cargo, con la colaboración de los particulares a quienes corresponde ejecutar, a nombre de la administración, las tareas acordadas. El interés general, además de guiar y explicar la manera como el legislador está llamado a regular el régimen de contratación administrativa, determina las actuaciones de la Administración, de los servidores que la representan y de los contratistas, estos últimos vinculados al cumplimiento de las obligaciones generales de todo contrato y por ende supeditados al cumplimiento de los fines del Estado</w:t>
+      </w:r>
+      <w:r>
+        <w:rPr>
+          <w:rFonts w:ascii="Arial" w:eastAsia="Arial" w:hAnsi="Arial" w:cs="Arial"/>
+          <w:sz w:val="24"/>
+          <w:szCs w:val="24"/>
+        </w:rPr>
+        <w:t>”.</w:t>
       </w:r>
     </w:p>
     <w:p>
       <w:pPr>
-        <w:ind w:right="40"/>
-        <w:jc w:val="both"/>
-        <w:rPr>
-          <w:sz w:val="24"/>
-          <w:szCs w:val="24"/>
-          <w:lang w:val="es-CO" w:eastAsia="es-CO"/>
-        </w:rPr>
-      </w:pPr>
-      <w:r>
-        <w:rPr>
-          <w:rFonts w:ascii="Arial" w:hAnsi="Arial" w:cs="Arial"/>
-          <w:color w:val="000000"/>
-          <w:lang w:val="es-CO" w:eastAsia="es-CO"/>
-        </w:rPr>
-        <w:t> </w:t>
-      </w:r>
+        <w:pStyle w:val="Prrafodelista"/>
+        <w:tabs>
+          <w:tab w:val="left" w:pos="426"/>
+        </w:tabs>
+        <w:ind w:left="142"/>
+        <w:rPr>
+          <w:rFonts w:ascii="Arial" w:eastAsia="Arial" w:hAnsi="Arial" w:cs="Arial"/>
+          <w:sz w:val="24"/>
+          <w:szCs w:val="24"/>
+        </w:rPr>
+      </w:pPr>
     </w:p>
     <w:p>
       <w:pPr>
+        <w:pStyle w:val="Prrafodelista"/>
+        <w:numPr>
+          <w:ilvl w:val="0"/>
+          <w:numId w:val="17"/>
+        </w:numPr>
         <w:tabs>
-          <w:tab w:val="left" w:pos="284"/>
+          <w:tab w:val="left" w:pos="426"/>
+          <w:tab w:val="left" w:pos="851"/>
         </w:tabs>
-        <w:ind w:right="40"/>
+        <w:spacing w:after="260" w:line="249" w:lineRule="auto"/>
+        <w:ind w:left="142" w:right="40" w:firstLine="0"/>
         <w:jc w:val="both"/>
         <w:rPr>
+          <w:rFonts w:ascii="Arial" w:eastAsia="Arial" w:hAnsi="Arial" w:cs="Arial"/>
+          <w:sz w:val="24"/>
+          <w:szCs w:val="24"/>
+        </w:rPr>
+      </w:pPr>
+      <w:r>
+        <w:rPr>
+          <w:rFonts w:ascii="Arial" w:eastAsia="Arial" w:hAnsi="Arial" w:cs="Arial"/>
+          <w:sz w:val="24"/>
+          <w:szCs w:val="24"/>
+        </w:rPr>
+        <w:t xml:space="preserve">Que la presente prórroga se considera jurídicamente viable y así lo ha manifestado la Corte Constitucional en el siguiente sentido: </w:t>
+      </w:r>
+      <w:r>
+        <w:rPr>
+          <w:rFonts w:ascii="Arial" w:eastAsia="Arial" w:hAnsi="Arial" w:cs="Arial"/>
+        </w:rPr>
+        <w:t>“Por regla general, los contratos estatales pueden ser modificados cuando sea necesario para lograr su finalidad y en aras de la realización de los fines del Estado, a los cuales sirve el contrato. Así lo prevén por ejemplo los artículos 14 y 16 de la ley 80, los cuales facultan a las entidades contratantes a modificar los contratos de común acuerdo o de forma unilateral, para (…) evitar la paralización o la afectación grave de los servicios públicos a su cargo y asegurar la inmediata, continua y adecuada prestación, entre otros”</w:t>
+      </w:r>
+      <w:r>
+        <w:rPr>
+          <w:rFonts w:ascii="Arial" w:eastAsia="Arial" w:hAnsi="Arial" w:cs="Arial"/>
+          <w:sz w:val="24"/>
+          <w:szCs w:val="24"/>
+        </w:rPr>
+        <w:t>. (Sentencia C – 300 de 2012).</w:t>
+      </w:r>
+      <w:r>
+        <w:rPr>
+          <w:rFonts w:ascii="Arial" w:eastAsia="Arial" w:hAnsi="Arial" w:cs="Arial"/>
+        </w:rPr>
+        <w:t xml:space="preserve"> </w:t>
+      </w:r>
+    </w:p>
+    <w:p>
+      <w:pPr>
+        <w:pStyle w:val="Prrafodelista"/>
+        <w:tabs>
+          <w:tab w:val="left" w:pos="426"/>
+        </w:tabs>
+        <w:ind w:left="142"/>
+        <w:rPr>
+          <w:rFonts w:ascii="Arial" w:eastAsia="Arial" w:hAnsi="Arial" w:cs="Arial"/>
+          <w:sz w:val="24"/>
+          <w:szCs w:val="24"/>
+        </w:rPr>
+      </w:pPr>
+    </w:p>
+    <w:p>
+      <w:pPr>
+        <w:pStyle w:val="Prrafodelista"/>
+        <w:numPr>
+          <w:ilvl w:val="0"/>
+          <w:numId w:val="17"/>
+        </w:numPr>
+        <w:tabs>
+          <w:tab w:val="left" w:pos="426"/>
+        </w:tabs>
+        <w:spacing w:after="260" w:line="249" w:lineRule="auto"/>
+        <w:ind w:left="142" w:right="40" w:firstLine="0"/>
+        <w:jc w:val="both"/>
+        <w:rPr>
+          <w:rFonts w:ascii="Arial" w:eastAsia="Arial" w:hAnsi="Arial" w:cs="Arial"/>
+          <w:sz w:val="24"/>
+          <w:szCs w:val="24"/>
+        </w:rPr>
+      </w:pPr>
+      <w:r>
+        <w:rPr>
+          <w:rFonts w:ascii="Arial" w:eastAsia="Arial" w:hAnsi="Arial" w:cs="Arial"/>
+          <w:sz w:val="24"/>
+          <w:szCs w:val="24"/>
+        </w:rPr>
+        <w:t xml:space="preserve">Que además, vale la pena destacar lo señalado por la Sala de Consulta y Servicio Civil del Consejo de Estado en concepto del 13 de agosto de 2009: </w:t>
+      </w:r>
+      <w:r>
+        <w:rPr>
+          <w:rFonts w:ascii="Arial" w:eastAsia="Arial" w:hAnsi="Arial" w:cs="Arial"/>
+        </w:rPr>
+        <w:t>“La contratación estatal responde de múltiples maneras a ese mandato y, en cuanto al concepto que se emite, se resalta que la posibilidad de modificar los contratos estatales es una especial forma de hacer prevalecer la finalidad del contrato sobre los restantes elementos del mismo. Por mutabilidad del contrato estatal se entiende el derecho que tiene la administración de variar, dadas ciertas condiciones, las obligaciones a cargo del contratista particular, cuando sea necesario para el cumplimiento del objeto y de los fines generales del Estado” (Radicación No. 11001-03-06-000- 2009-00033-00, expediente 1952).</w:t>
+      </w:r>
+    </w:p>
+    <w:p>
+      <w:pPr>
+        <w:pStyle w:val="Prrafodelista"/>
+        <w:tabs>
+          <w:tab w:val="left" w:pos="426"/>
+        </w:tabs>
+        <w:ind w:left="142"/>
+        <w:rPr>
+          <w:rFonts w:ascii="Arial" w:eastAsia="Arial" w:hAnsi="Arial" w:cs="Arial"/>
+          <w:sz w:val="24"/>
+          <w:szCs w:val="24"/>
+        </w:rPr>
+      </w:pPr>
+    </w:p>
+    <w:p>
+      <w:pPr>
+        <w:pStyle w:val="Prrafodelista"/>
+        <w:numPr>
+          <w:ilvl w:val="0"/>
+          <w:numId w:val="17"/>
+        </w:numPr>
+        <w:tabs>
+          <w:tab w:val="left" w:pos="426"/>
+        </w:tabs>
+        <w:spacing w:after="260" w:line="249" w:lineRule="auto"/>
+        <w:ind w:left="142" w:right="40" w:firstLine="0"/>
+        <w:jc w:val="both"/>
+        <w:rPr>
+          <w:rFonts w:ascii="Arial" w:eastAsia="Arial" w:hAnsi="Arial" w:cs="Arial"/>
+          <w:sz w:val="24"/>
+          <w:szCs w:val="24"/>
+        </w:rPr>
+      </w:pPr>
+      <w:r>
+        <w:rPr>
+          <w:rFonts w:ascii="Arial" w:eastAsia="Arial" w:hAnsi="Arial" w:cs="Arial"/>
+          <w:sz w:val="24"/>
+          <w:szCs w:val="24"/>
+        </w:rPr>
+        <w:t xml:space="preserve">Que de acuerdo con las normas y principios que rigen el Estatuto General de la Contratación Pública en Colombia es posible afirmar que se podrá promover o diseñar medidas o realizar modificaciones al contrato estatal, siempre y cuando se realicen con el fin de obtener la consecución del objeto del contrato estatal y la finalidad </w:t>
+      </w:r>
+      <w:r>
+        <w:rPr>
+          <w:rFonts w:ascii="Arial" w:eastAsia="Arial" w:hAnsi="Arial" w:cs="Arial"/>
+          <w:sz w:val="24"/>
+          <w:szCs w:val="24"/>
+        </w:rPr>
+        <w:lastRenderedPageBreak/>
+        <w:t>pública, como consecuencia lógica de prevalencia de los principios que rigen la actuación de los servidores públicos, y es ahí donde encontramos que se cumple con el principio de eficacia y economía.</w:t>
+      </w:r>
+    </w:p>
+    <w:p>
+      <w:pPr>
+        <w:pStyle w:val="Prrafodelista"/>
+        <w:tabs>
+          <w:tab w:val="left" w:pos="426"/>
+        </w:tabs>
+        <w:ind w:left="142"/>
+        <w:rPr>
+          <w:rFonts w:ascii="Arial" w:eastAsia="Arial" w:hAnsi="Arial" w:cs="Arial"/>
+          <w:sz w:val="24"/>
+          <w:szCs w:val="24"/>
+        </w:rPr>
+      </w:pPr>
+    </w:p>
+    <w:p>
+      <w:pPr>
+        <w:pStyle w:val="Prrafodelista"/>
+        <w:numPr>
+          <w:ilvl w:val="0"/>
+          <w:numId w:val="17"/>
+        </w:numPr>
+        <w:tabs>
+          <w:tab w:val="left" w:pos="426"/>
+        </w:tabs>
+        <w:spacing w:after="260" w:line="249" w:lineRule="auto"/>
+        <w:ind w:left="142" w:right="40" w:firstLine="0"/>
+        <w:jc w:val="both"/>
+        <w:rPr>
+          <w:rFonts w:ascii="Arial" w:eastAsia="Arial" w:hAnsi="Arial" w:cs="Arial"/>
+          <w:sz w:val="24"/>
+          <w:szCs w:val="24"/>
+        </w:rPr>
+      </w:pPr>
+      <w:r>
+        <w:rPr>
+          <w:rFonts w:ascii="Arial" w:eastAsia="Arial" w:hAnsi="Arial" w:cs="Arial"/>
+          <w:sz w:val="24"/>
+          <w:szCs w:val="24"/>
+        </w:rPr>
+        <w:t>Que por ello es importante tener en cuenta lo establecido por la Agencia Nacional de Contratación Pública – Colombia Compra Eficiente, que mediante Concepto C ‒ 784 de 2022, indica: “</w:t>
+      </w:r>
+      <w:r>
+        <w:rPr>
+          <w:rFonts w:ascii="Arial" w:eastAsia="Arial" w:hAnsi="Arial" w:cs="Arial"/>
+        </w:rPr>
+        <w:t>Conforme a la regulación legal y a la interpretación que de la misma han hecho el Consejo de Estado y la Corte Constitucional, la cual se comparte por esta Agencia, es viable jurídicamente modificar los contratos estatales, pero esta medida tienen carácter excepcional y sólo procede cuando con ella se pretenda garantizar el interés público, cuando la entidad haya verificado y así pueda constatarse por cualquier que la causa de la modificación es real y cierta y cuando se deriva de previsiones legales, esto es, cuando la modificación encuentra sustento no solo en circunstancias fácticas propias de la ejecución del contrato, sino, además, cuando tales situaciones ponen de presente la necesidad de dar cumplimiento a previsiones establecidas por el legislador. Así las cosas, para establecer si un contrato determinado puede ser susceptible de modificación, se hace necesario que la Administración analice, en cada caso, la concurrencia de los aspectos antes referidos</w:t>
+      </w:r>
+      <w:r>
+        <w:rPr>
+          <w:rFonts w:ascii="Arial" w:eastAsia="Arial" w:hAnsi="Arial" w:cs="Arial"/>
+          <w:sz w:val="24"/>
+          <w:szCs w:val="24"/>
+        </w:rPr>
+        <w:t>”.</w:t>
+      </w:r>
+    </w:p>
+    <w:p>
+      <w:pPr>
+        <w:pStyle w:val="Prrafodelista"/>
+        <w:tabs>
+          <w:tab w:val="left" w:pos="426"/>
+        </w:tabs>
+        <w:spacing w:after="260" w:line="249" w:lineRule="auto"/>
+        <w:ind w:left="142" w:right="40"/>
+        <w:jc w:val="both"/>
+        <w:rPr>
+          <w:rFonts w:ascii="Arial" w:eastAsia="Arial" w:hAnsi="Arial" w:cs="Arial"/>
+          <w:sz w:val="24"/>
+          <w:szCs w:val="24"/>
+        </w:rPr>
+      </w:pPr>
+    </w:p>
+    <w:p>
+      <w:pPr>
+        <w:pStyle w:val="Prrafodelista"/>
+        <w:numPr>
+          <w:ilvl w:val="0"/>
+          <w:numId w:val="17"/>
+        </w:numPr>
+        <w:tabs>
+          <w:tab w:val="left" w:pos="426"/>
+        </w:tabs>
+        <w:spacing w:after="260" w:line="249" w:lineRule="auto"/>
+        <w:ind w:left="142" w:right="40" w:firstLine="0"/>
+        <w:jc w:val="both"/>
+        <w:rPr>
+          <w:rFonts w:ascii="Arial" w:eastAsia="Arial" w:hAnsi="Arial" w:cs="Arial"/>
+          <w:sz w:val="24"/>
+          <w:szCs w:val="24"/>
+        </w:rPr>
+      </w:pPr>
+      <w:r>
+        <w:rPr>
+          <w:rFonts w:ascii="Arial" w:eastAsia="Arial" w:hAnsi="Arial" w:cs="Arial"/>
+          <w:sz w:val="24"/>
+          <w:szCs w:val="24"/>
+        </w:rPr>
+        <w:t>Que para sustentar lo anterior, es importante señalar que se cumple cabalmente con los principios que rigen la función administrativa conforme a lo descrito en el artículo 209 de la Constitución Nacional, y la Ley así:</w:t>
+      </w:r>
+    </w:p>
+    <w:p>
+      <w:pPr>
+        <w:tabs>
+          <w:tab w:val="left" w:pos="426"/>
+        </w:tabs>
+        <w:spacing w:line="249" w:lineRule="auto"/>
+        <w:ind w:left="142"/>
+        <w:jc w:val="both"/>
+        <w:rPr>
+          <w:rFonts w:ascii="Arial" w:eastAsia="Arial" w:hAnsi="Arial" w:cs="Arial"/>
+        </w:rPr>
+      </w:pPr>
+      <w:r>
+        <w:rPr>
+          <w:rFonts w:ascii="Arial" w:eastAsia="Arial" w:hAnsi="Arial" w:cs="Arial"/>
+        </w:rPr>
+        <w:t xml:space="preserve">“ARTÍCULO 209. </w:t>
+      </w:r>
+      <w:r>
+        <w:rPr>
+          <w:rFonts w:ascii="Arial" w:hAnsi="Arial" w:cs="Arial"/>
+        </w:rPr>
+        <w:t>La función administrativa está al servicio de los intereses generales y se desarrolla con fundamento en los principios de igualdad, moralidad, eficacia, economía, celeridad, imparcialidad y publicidad, mediante la descentralización, la delegación y la desconcentración de funciones</w:t>
+      </w:r>
+      <w:r>
+        <w:rPr>
+          <w:rFonts w:ascii="Arial" w:eastAsia="Arial" w:hAnsi="Arial" w:cs="Arial"/>
+        </w:rPr>
+        <w:t>.</w:t>
+      </w:r>
+    </w:p>
+    <w:p>
+      <w:pPr>
+        <w:tabs>
+          <w:tab w:val="left" w:pos="426"/>
+        </w:tabs>
+        <w:spacing w:line="249" w:lineRule="auto"/>
+        <w:ind w:left="142"/>
+        <w:jc w:val="both"/>
+        <w:rPr>
+          <w:rFonts w:ascii="Arial" w:eastAsia="Arial" w:hAnsi="Arial" w:cs="Arial"/>
+        </w:rPr>
+      </w:pPr>
+    </w:p>
+    <w:p>
+      <w:pPr>
+        <w:tabs>
+          <w:tab w:val="left" w:pos="426"/>
+        </w:tabs>
+        <w:spacing w:line="249" w:lineRule="auto"/>
+        <w:ind w:left="142"/>
+        <w:jc w:val="both"/>
+        <w:rPr>
+          <w:rFonts w:ascii="Arial" w:eastAsia="Arial" w:hAnsi="Arial" w:cs="Arial"/>
+        </w:rPr>
+      </w:pPr>
+      <w:r>
+        <w:rPr>
+          <w:rFonts w:ascii="Arial" w:hAnsi="Arial" w:cs="Arial"/>
+        </w:rPr>
+        <w:t>Las autoridades administrativas deben coordinar sus actuaciones para el adecuado cumplimiento de los fines del Estado. La administración pública, en todos sus órdenes, tendrá un control interno que se ejercerá en los términos que señale la ley</w:t>
+      </w:r>
+      <w:r>
+        <w:rPr>
+          <w:rFonts w:ascii="Arial" w:eastAsia="Arial" w:hAnsi="Arial" w:cs="Arial"/>
+        </w:rPr>
+        <w:t>.”.</w:t>
+      </w:r>
+    </w:p>
+    <w:p>
+      <w:pPr>
+        <w:tabs>
+          <w:tab w:val="left" w:pos="426"/>
+        </w:tabs>
+        <w:spacing w:line="249" w:lineRule="auto"/>
+        <w:ind w:left="142"/>
+        <w:jc w:val="both"/>
+        <w:rPr>
+          <w:rFonts w:ascii="Arial" w:eastAsia="Arial" w:hAnsi="Arial" w:cs="Arial"/>
+        </w:rPr>
+      </w:pPr>
+    </w:p>
+    <w:p>
+      <w:pPr>
+        <w:pStyle w:val="Prrafodelista"/>
+        <w:numPr>
+          <w:ilvl w:val="0"/>
+          <w:numId w:val="17"/>
+        </w:numPr>
+        <w:tabs>
+          <w:tab w:val="left" w:pos="426"/>
+        </w:tabs>
+        <w:spacing w:line="249" w:lineRule="auto"/>
+        <w:ind w:left="142" w:firstLine="0"/>
+        <w:jc w:val="both"/>
+        <w:rPr>
+          <w:rFonts w:ascii="Arial" w:eastAsia="Arial" w:hAnsi="Arial" w:cs="Arial"/>
+        </w:rPr>
+      </w:pPr>
+      <w:r>
+        <w:rPr>
+          <w:rFonts w:ascii="Arial" w:eastAsia="Arial" w:hAnsi="Arial" w:cs="Arial"/>
+          <w:sz w:val="24"/>
+          <w:szCs w:val="24"/>
+        </w:rPr>
+        <w:t xml:space="preserve">Que a su vez la Ley 1437 de 2011, por la cual se expide el Código de Procedimiento Administrativo y de lo Contencioso Administrativo, en su artículo 3 señala que </w:t>
+      </w:r>
+      <w:r>
+        <w:rPr>
+          <w:rFonts w:ascii="Arial" w:hAnsi="Arial" w:cs="Arial"/>
+        </w:rPr>
+        <w:t>“Todas las autoridades deberán interpretar y aplicar las disposiciones que regulan las actuaciones y procedimientos administrativos a la luz de los principios consagrados en la Constitución Política, en la Parte Primera de este Código y en las leyes especiales. Las actuaciones administrativas se desarrollarán, especialmente, con arreglo a los principios del debido proceso, igualdad, imparcialidad, buena fe, moralidad, participación, responsabilidad, transparencia, publicidad, coordinación, eficacia, economía y celeridad.”.</w:t>
+      </w:r>
+    </w:p>
+    <w:p>
+      <w:pPr>
+        <w:pStyle w:val="Prrafodelista"/>
+        <w:tabs>
+          <w:tab w:val="left" w:pos="426"/>
+        </w:tabs>
+        <w:spacing w:after="260" w:line="249" w:lineRule="auto"/>
+        <w:ind w:left="142" w:right="40"/>
+        <w:jc w:val="both"/>
+        <w:rPr>
+          <w:rFonts w:ascii="Arial" w:eastAsia="Arial" w:hAnsi="Arial" w:cs="Arial"/>
+        </w:rPr>
+      </w:pPr>
+    </w:p>
+    <w:p>
+      <w:pPr>
+        <w:pStyle w:val="Prrafodelista"/>
+        <w:numPr>
+          <w:ilvl w:val="0"/>
+          <w:numId w:val="17"/>
+        </w:numPr>
+        <w:tabs>
+          <w:tab w:val="left" w:pos="426"/>
+        </w:tabs>
+        <w:spacing w:after="260" w:line="249" w:lineRule="auto"/>
+        <w:ind w:left="142" w:right="40" w:firstLine="0"/>
+        <w:jc w:val="both"/>
+        <w:rPr>
+          <w:rFonts w:ascii="Arial" w:eastAsia="Arial" w:hAnsi="Arial" w:cs="Arial"/>
+        </w:rPr>
+      </w:pPr>
+      <w:r>
+        <w:rPr>
+          <w:rFonts w:ascii="Arial" w:eastAsia="Arial" w:hAnsi="Arial" w:cs="Arial"/>
+          <w:sz w:val="24"/>
+          <w:szCs w:val="24"/>
+        </w:rPr>
+        <w:t xml:space="preserve">Que así las cosas, es conveniente traer a colación la definición del principio de eficacia y economía regulado en el numeral 11 y 12 </w:t>
+      </w:r>
+      <w:proofErr w:type="spellStart"/>
+      <w:r>
+        <w:rPr>
+          <w:rFonts w:ascii="Arial" w:eastAsia="Arial" w:hAnsi="Arial" w:cs="Arial"/>
+          <w:sz w:val="24"/>
+          <w:szCs w:val="24"/>
+        </w:rPr>
+        <w:t>ibidem</w:t>
+      </w:r>
+      <w:proofErr w:type="spellEnd"/>
+      <w:r>
+        <w:rPr>
+          <w:rFonts w:ascii="Arial" w:eastAsia="Arial" w:hAnsi="Arial" w:cs="Arial"/>
+          <w:sz w:val="24"/>
+          <w:szCs w:val="24"/>
+        </w:rPr>
+        <w:t xml:space="preserve">, así: </w:t>
+      </w:r>
+      <w:r>
+        <w:rPr>
+          <w:rFonts w:ascii="Arial" w:eastAsia="Arial" w:hAnsi="Arial" w:cs="Arial"/>
+        </w:rPr>
+        <w:t xml:space="preserve">“(…) 11. </w:t>
+      </w:r>
+      <w:r>
+        <w:rPr>
+          <w:rFonts w:ascii="Arial" w:hAnsi="Arial" w:cs="Arial"/>
+        </w:rPr>
+        <w:t xml:space="preserve">En virtud del </w:t>
+      </w:r>
+      <w:r>
+        <w:rPr>
+          <w:rFonts w:ascii="Arial" w:hAnsi="Arial" w:cs="Arial"/>
+        </w:rPr>
+        <w:lastRenderedPageBreak/>
+        <w:t>principio de eficacia, las autoridades buscarán que los procedimientos logren su finalidad y, para el efecto, removerán de oficio los obstáculos puramente formales, evitarán decisiones inhibitorias, dilaciones o retardos y sanearán, de acuerdo con este Código las irregularidades procedimentales que se presenten, en procura de la efectividad del derecho material objeto de la actuación administrativa.</w:t>
+      </w:r>
+      <w:r>
+        <w:rPr>
+          <w:rFonts w:ascii="Arial" w:eastAsia="Arial" w:hAnsi="Arial" w:cs="Arial"/>
+        </w:rPr>
+        <w:t xml:space="preserve"> 12. </w:t>
+      </w:r>
+      <w:r>
+        <w:rPr>
+          <w:rFonts w:ascii="Arial" w:hAnsi="Arial" w:cs="Arial"/>
+        </w:rPr>
+        <w:t>En virtud del principio de economía, las autoridades deberán proceder con austeridad y eficiencia, optimizar el uso del tiempo y de los demás recursos, procurando el más alto nivel de calidad en sus actuaciones y la protección de los derechos de las personas.</w:t>
+      </w:r>
+      <w:r>
+        <w:rPr>
+          <w:rFonts w:ascii="Arial" w:eastAsia="Arial" w:hAnsi="Arial" w:cs="Arial"/>
+        </w:rPr>
+        <w:t>”</w:t>
+      </w:r>
+      <w:r>
+        <w:rPr>
+          <w:rFonts w:ascii="Arial" w:eastAsia="Arial" w:hAnsi="Arial" w:cs="Arial"/>
+        </w:rPr>
+        <w:t xml:space="preserve">. </w:t>
+      </w:r>
+    </w:p>
+    <w:p>
+      <w:pPr>
+        <w:pStyle w:val="Prrafodelista"/>
+        <w:tabs>
+          <w:tab w:val="left" w:pos="426"/>
+        </w:tabs>
+        <w:ind w:left="142"/>
+        <w:rPr>
+          <w:rFonts w:ascii="Arial" w:eastAsia="Arial" w:hAnsi="Arial" w:cs="Arial"/>
+          <w:sz w:val="24"/>
+          <w:szCs w:val="24"/>
+        </w:rPr>
+      </w:pPr>
+    </w:p>
+    <w:p>
+      <w:pPr>
+        <w:pStyle w:val="Prrafodelista"/>
+        <w:numPr>
+          <w:ilvl w:val="0"/>
+          <w:numId w:val="17"/>
+        </w:numPr>
+        <w:tabs>
+          <w:tab w:val="left" w:pos="426"/>
+        </w:tabs>
+        <w:spacing w:after="260" w:line="249" w:lineRule="auto"/>
+        <w:ind w:left="142" w:right="40" w:firstLine="0"/>
+        <w:jc w:val="both"/>
+        <w:rPr>
+          <w:rFonts w:ascii="Arial" w:eastAsia="Arial" w:hAnsi="Arial" w:cs="Arial"/>
+        </w:rPr>
+      </w:pPr>
+      <w:r>
+        <w:rPr>
+          <w:rFonts w:ascii="Arial" w:eastAsia="Arial" w:hAnsi="Arial" w:cs="Arial"/>
+          <w:sz w:val="24"/>
+          <w:szCs w:val="24"/>
+        </w:rPr>
+        <w:t>Que tal y como lo manifestó el supervisor del Contrato, como quiera que la necesidad del servicio persiste, con la adición y prórroga</w:t>
+      </w:r>
+      <w:r>
+        <w:rPr>
+          <w:rFonts w:ascii="Arial" w:eastAsia="Arial" w:hAnsi="Arial" w:cs="Arial"/>
+          <w:sz w:val="24"/>
+          <w:szCs w:val="24"/>
+        </w:rPr>
+        <w:t>,</w:t>
+      </w:r>
+      <w:r>
+        <w:rPr>
+          <w:rFonts w:ascii="Arial" w:eastAsia="Arial" w:hAnsi="Arial" w:cs="Arial"/>
+          <w:sz w:val="24"/>
+          <w:szCs w:val="24"/>
+        </w:rPr>
+        <w:t xml:space="preserve"> el Departamento Administrativo de Gestión Jurídica Pública propendería por el cumplimiento de los fines del estado aplicando los principios de eficacia y economía, al prever la posibilidad de optimizar el tiempo y los recursos con que cuenta este organismo, ya que celebrar un nuevo contrato para satisfacer la necesidad descrita implicaría el inicio de procedimientos contractuales, selección y verificación de cumplimiento de perfiles y demás trámites administrativos necesarios para la suscripción de contratos de prestación de servicios, lo que conllevaría a un tiempo adicional en la operación administrativa.</w:t>
+      </w:r>
+    </w:p>
+    <w:p>
+      <w:pPr>
+        <w:pStyle w:val="Prrafodelista"/>
+        <w:rPr>
+          <w:rFonts w:ascii="Arial" w:eastAsia="Arial" w:hAnsi="Arial" w:cs="Arial"/>
+          <w:sz w:val="24"/>
+          <w:szCs w:val="24"/>
+        </w:rPr>
+      </w:pPr>
+    </w:p>
+    <w:p>
+      <w:pPr>
+        <w:pStyle w:val="Prrafodelista"/>
+        <w:numPr>
+          <w:ilvl w:val="0"/>
+          <w:numId w:val="17"/>
+        </w:numPr>
+        <w:tabs>
+          <w:tab w:val="left" w:pos="567"/>
+        </w:tabs>
+        <w:ind w:left="142" w:right="40" w:hanging="11"/>
+        <w:jc w:val="both"/>
+        <w:rPr>
           <w:sz w:val="24"/>
           <w:szCs w:val="24"/>
           <w:lang w:val="es-CO" w:eastAsia="es-CO"/>
@@ -3514,14 +4197,51 @@
       </w:pPr>
       <w:r>
         <w:rPr>
+          <w:rFonts w:ascii="Arial" w:eastAsia="Arial" w:hAnsi="Arial" w:cs="Arial"/>
+          <w:sz w:val="24"/>
+          <w:szCs w:val="24"/>
+        </w:rPr>
+        <w:t>Que de conformidad con lo establecido en el artículo 40 de la Ley 80 de 1993, las estipulaciones de los contratos serán las que de acuerdo con las normas civiles, comerciales y las previstas en esta ley, correspondan a su esencia y naturaleza. Las entidades podrán celebrar los contratos y acuerdos que permitan la autonomía de la voluntad y requieran el cumplimiento de los fines estatales. Así mismo, en los contratos que celebren las entidades estatales podrán incluirse las modalidades, condiciones y, en general, las cláusulas o estipulaciones que las partes consideren necesarias y convenientes, siempre que no sean contrarias a la Constitución, la ley, el orden público y a los principios y finalidades de esta ley y a los de la buena administración.</w:t>
+      </w:r>
+    </w:p>
+    <w:p>
+      <w:pPr>
+        <w:jc w:val="center"/>
+        <w:rPr>
+          <w:sz w:val="24"/>
+          <w:szCs w:val="24"/>
+          <w:lang w:val="es-CO" w:eastAsia="es-CO"/>
+        </w:rPr>
+      </w:pPr>
+      <w:r>
+        <w:rPr>
           <w:rFonts w:ascii="Arial" w:hAnsi="Arial" w:cs="Arial"/>
           <w:color w:val="000000"/>
           <w:sz w:val="24"/>
           <w:szCs w:val="24"/>
           <w:lang w:val="es-CO" w:eastAsia="es-CO"/>
         </w:rPr>
-        <w:t>6.</w:t>
-      </w:r>
+        <w:t> </w:t>
+      </w:r>
+    </w:p>
+    <w:p>
+      <w:pPr>
+        <w:pStyle w:val="Prrafodelista"/>
+        <w:numPr>
+          <w:ilvl w:val="0"/>
+          <w:numId w:val="17"/>
+        </w:numPr>
+        <w:tabs>
+          <w:tab w:val="left" w:pos="567"/>
+        </w:tabs>
+        <w:ind w:left="142" w:right="40" w:hanging="11"/>
+        <w:jc w:val="both"/>
+        <w:rPr>
+          <w:sz w:val="24"/>
+          <w:szCs w:val="24"/>
+          <w:lang w:val="es-CO" w:eastAsia="es-CO"/>
+        </w:rPr>
+      </w:pPr>
       <w:r>
         <w:rPr>
           <w:color w:val="000000"/>
@@ -3529,16 +4249,17 @@
           <w:szCs w:val="14"/>
           <w:lang w:val="es-CO" w:eastAsia="es-CO"/>
         </w:rPr>
-        <w:t xml:space="preserve">  </w:t>
-      </w:r>
-      <w:r>
-        <w:rPr>
+        <w:t xml:space="preserve"> </w:t>
+      </w:r>
+      <w:r>
+        <w:rPr>
+          <w:rFonts w:ascii="Arial" w:hAnsi="Arial" w:cs="Arial"/>
           <w:color w:val="000000"/>
-          <w:sz w:val="14"/>
-          <w:szCs w:val="14"/>
+          <w:sz w:val="24"/>
+          <w:szCs w:val="24"/>
           <w:lang w:val="es-CO" w:eastAsia="es-CO"/>
         </w:rPr>
-        <w:tab/>
+        <w:t xml:space="preserve">Que la modificación planteada al contrato de </w:t>
       </w:r>
       <w:r>
         <w:rPr>
@@ -3546,17 +4267,20 @@
           <w:color w:val="000000"/>
           <w:sz w:val="24"/>
           <w:szCs w:val="24"/>
+          <w:highlight w:val="yellow"/>
           <w:lang w:val="es-CO" w:eastAsia="es-CO"/>
         </w:rPr>
-        <w:t>Que es importante recordar que el cumplimiento del interés general debe prevalecer en todas las actuaciones de la administración pública, en este sentido la Corte Constitucional mediante Sentencia C-713 de 2009, ha manifestado: “</w:t>
+        <w:t>{{TIPO_CONTRATO}}</w:t>
       </w:r>
       <w:r>
         <w:rPr>
           <w:rFonts w:ascii="Arial" w:hAnsi="Arial" w:cs="Arial"/>
           <w:color w:val="000000"/>
+          <w:sz w:val="24"/>
+          <w:szCs w:val="24"/>
           <w:lang w:val="es-CO" w:eastAsia="es-CO"/>
         </w:rPr>
-        <w:t>El fin de la contratación pública en el Estado Social de Derecho está directamente asociado al cumplimiento del interés general, puesto que el contrato público es uno de aquellos “instrumentos jurídicos de los que se vale el Estado para cumplir sus finalidades, hacer efectivos los deberes públicos y prestar los servicios a su cargo, con la colaboración de los particulares a quienes corresponde ejecutar a nombre de la administración, las tareas acordadas. El interés general, además de guiar y explicar la manera como el legislador está llamado a regular el régimen de contratación administrativa, determina las actuaciones de la Administración, de los servidores que la representan y de los contratistas, estos últimos vinculados al cumplimiento de las obligaciones generales de todo contrato y por ende supeditados al cumplimiento de los fines del Estado</w:t>
+        <w:t xml:space="preserve"> No. </w:t>
       </w:r>
       <w:r>
         <w:rPr>
@@ -3564,9 +4288,20 @@
           <w:color w:val="000000"/>
           <w:sz w:val="24"/>
           <w:szCs w:val="24"/>
+          <w:shd w:val="clear" w:color="auto" w:fill="FFFF00"/>
           <w:lang w:val="es-CO" w:eastAsia="es-CO"/>
         </w:rPr>
-        <w:t>”.</w:t>
+        <w:t>{{NUMERO_CONTRATO}}</w:t>
+      </w:r>
+      <w:r>
+        <w:rPr>
+          <w:rFonts w:ascii="Arial" w:hAnsi="Arial" w:cs="Arial"/>
+          <w:color w:val="000000"/>
+          <w:sz w:val="24"/>
+          <w:szCs w:val="24"/>
+          <w:lang w:val="es-CO" w:eastAsia="es-CO"/>
+        </w:rPr>
+        <w:t>, se encuentra dentro del plazo de ejecución y no implican un desequilibrio económico para el contratista, por lo cual es procedente realizar la modificación de este.</w:t>
       </w:r>
     </w:p>
     <w:p>
@@ -3574,8 +4309,15 @@
         <w:tabs>
           <w:tab w:val="left" w:pos="567"/>
         </w:tabs>
-        <w:ind w:right="40"/>
-        <w:jc w:val="both"/>
+        <w:ind w:left="142"/>
+        <w:jc w:val="center"/>
+        <w:rPr>
+          <w:sz w:val="24"/>
+          <w:szCs w:val="24"/>
+          <w:lang w:val="es-CO" w:eastAsia="es-CO"/>
+        </w:rPr>
+      </w:pPr>
+      <w:r>
         <w:rPr>
           <w:rFonts w:ascii="Arial" w:hAnsi="Arial" w:cs="Arial"/>
           <w:color w:val="000000"/>
@@ -3583,732 +4325,23 @@
           <w:szCs w:val="24"/>
           <w:lang w:val="es-CO" w:eastAsia="es-CO"/>
         </w:rPr>
-      </w:pPr>
+        <w:t> </w:t>
+      </w:r>
     </w:p>
     <w:p>
       <w:pPr>
+        <w:pStyle w:val="Prrafodelista"/>
+        <w:numPr>
+          <w:ilvl w:val="0"/>
+          <w:numId w:val="17"/>
+        </w:numPr>
         <w:tabs>
           <w:tab w:val="left" w:pos="567"/>
         </w:tabs>
-        <w:ind w:right="40"/>
-        <w:jc w:val="both"/>
-        <w:rPr>
-          <w:sz w:val="24"/>
-          <w:szCs w:val="24"/>
-          <w:lang w:val="es-CO" w:eastAsia="es-CO"/>
-        </w:rPr>
-      </w:pPr>
-      <w:r>
-        <w:rPr>
-          <w:rFonts w:ascii="Arial" w:hAnsi="Arial" w:cs="Arial"/>
-          <w:color w:val="000000"/>
-          <w:sz w:val="24"/>
-          <w:szCs w:val="24"/>
-          <w:lang w:val="es-CO" w:eastAsia="es-CO"/>
-        </w:rPr>
-        <w:t xml:space="preserve">7. </w:t>
-      </w:r>
-      <w:r>
-        <w:rPr>
-          <w:rFonts w:ascii="Arial" w:hAnsi="Arial" w:cs="Arial"/>
-          <w:color w:val="000000"/>
-          <w:sz w:val="24"/>
-          <w:szCs w:val="24"/>
-          <w:lang w:val="es-CO" w:eastAsia="es-CO"/>
-        </w:rPr>
-        <w:t xml:space="preserve">Que además, vale la pena destacar lo señalado por la Sala de Consulta y Servicio Civil del Consejo de Estado en concepto del 13 de agosto de 2009: </w:t>
-      </w:r>
-      <w:r>
-        <w:rPr>
-          <w:rFonts w:ascii="Arial" w:hAnsi="Arial" w:cs="Arial"/>
-          <w:color w:val="000000"/>
-          <w:lang w:val="es-CO" w:eastAsia="es-CO"/>
-        </w:rPr>
-        <w:t>“La contratación estatal responde de múltiples maneras a ese mandato y, en cuanto al concepto que se emite, se resalta que la posibilidad de modificar los contratos estatales es una especial forma de hacer prevalecer la finalidad del contrato sobre los GESTIÓN CONTRACTUAL restantes elementos del mismo. Por mutabilidad del contrato estatal se entiende el derecho que tiene la administración de variar, dadas ciertas condiciones, las obligaciones a cargo del contratista particular, cuando sea necesario para el cumplimiento del objeto y de los fines generales del Estado” (Radicación No. 1.952 11001-03-06-000- 2009-00033-00)”.</w:t>
-      </w:r>
-    </w:p>
-    <w:p>
-      <w:pPr>
-        <w:tabs>
-          <w:tab w:val="left" w:pos="284"/>
-        </w:tabs>
-        <w:ind w:right="40" w:firstLine="27"/>
-        <w:jc w:val="both"/>
-        <w:rPr>
-          <w:rFonts w:ascii="Arial" w:hAnsi="Arial" w:cs="Arial"/>
-          <w:color w:val="000000"/>
-          <w:sz w:val="24"/>
-          <w:szCs w:val="24"/>
-          <w:lang w:val="es-CO" w:eastAsia="es-CO"/>
-        </w:rPr>
-      </w:pPr>
-    </w:p>
-    <w:p>
-      <w:pPr>
-        <w:tabs>
-          <w:tab w:val="left" w:pos="284"/>
-        </w:tabs>
-        <w:ind w:right="40" w:firstLine="27"/>
-        <w:jc w:val="both"/>
-        <w:rPr>
-          <w:sz w:val="24"/>
-          <w:szCs w:val="24"/>
-          <w:lang w:val="es-CO" w:eastAsia="es-CO"/>
-        </w:rPr>
-      </w:pPr>
-      <w:r>
-        <w:rPr>
-          <w:rFonts w:ascii="Arial" w:hAnsi="Arial" w:cs="Arial"/>
-          <w:color w:val="000000"/>
-          <w:sz w:val="24"/>
-          <w:szCs w:val="24"/>
-          <w:lang w:val="es-CO" w:eastAsia="es-CO"/>
-        </w:rPr>
-        <w:t xml:space="preserve">8. </w:t>
-      </w:r>
-      <w:r>
-        <w:rPr>
-          <w:rFonts w:ascii="Arial" w:hAnsi="Arial" w:cs="Arial"/>
-          <w:color w:val="000000"/>
-          <w:sz w:val="24"/>
-          <w:szCs w:val="24"/>
-          <w:lang w:val="es-CO" w:eastAsia="es-CO"/>
-        </w:rPr>
-        <w:t>Que de acuerdo con las normas y principios que rigen el Estatuto General de la Contratación Pública en Colombia es posible afirmar que se podrá promover o diseñar medidas o realizar modificaciones al contrato estatal, siempre y cuando se realicen con el fin de obtener la consecución del objeto del contrato estatal y la finalidad pública, como consecuencia lógica de prevalencia de los principios que rigen la actuación de los servidores públicos, y es ahí donde encontramos que se cumple con el principio de eficacia y economía.</w:t>
-      </w:r>
-    </w:p>
-    <w:p>
-      <w:pPr>
-        <w:tabs>
-          <w:tab w:val="left" w:pos="284"/>
-        </w:tabs>
-        <w:ind w:right="40" w:firstLine="27"/>
-        <w:jc w:val="both"/>
-        <w:rPr>
-          <w:rFonts w:ascii="Arial" w:hAnsi="Arial" w:cs="Arial"/>
-          <w:color w:val="000000"/>
-          <w:sz w:val="24"/>
-          <w:szCs w:val="24"/>
-          <w:lang w:val="es-CO" w:eastAsia="es-CO"/>
-        </w:rPr>
-      </w:pPr>
-    </w:p>
-    <w:p>
-      <w:pPr>
-        <w:tabs>
-          <w:tab w:val="left" w:pos="284"/>
-        </w:tabs>
-        <w:ind w:right="40" w:firstLine="27"/>
-        <w:jc w:val="both"/>
-        <w:rPr>
-          <w:sz w:val="24"/>
-          <w:szCs w:val="24"/>
-          <w:lang w:val="es-CO" w:eastAsia="es-CO"/>
-        </w:rPr>
-      </w:pPr>
-      <w:r>
-        <w:rPr>
-          <w:rFonts w:ascii="Arial" w:hAnsi="Arial" w:cs="Arial"/>
-          <w:color w:val="000000"/>
-          <w:sz w:val="24"/>
-          <w:szCs w:val="24"/>
-          <w:lang w:val="es-CO" w:eastAsia="es-CO"/>
-        </w:rPr>
-        <w:t>9.</w:t>
-      </w:r>
-      <w:r>
-        <w:rPr>
-          <w:color w:val="000000"/>
-          <w:sz w:val="14"/>
-          <w:szCs w:val="14"/>
-          <w:lang w:val="es-CO" w:eastAsia="es-CO"/>
-        </w:rPr>
-        <w:t xml:space="preserve">  </w:t>
-      </w:r>
-      <w:r>
-        <w:rPr>
-          <w:rFonts w:ascii="Arial" w:hAnsi="Arial" w:cs="Arial"/>
-          <w:color w:val="000000"/>
-          <w:sz w:val="24"/>
-          <w:szCs w:val="24"/>
-          <w:lang w:val="es-CO" w:eastAsia="es-CO"/>
-        </w:rPr>
-        <w:t>Que por ello es importante tener en cuenta lo establecido por la Agencia Nacional de Contratación Pública – Colombia Compra Eficiente, mediante Concepto C ‒ 784 de 2022, indica: “</w:t>
-      </w:r>
-      <w:r>
-        <w:rPr>
-          <w:rFonts w:ascii="Arial" w:hAnsi="Arial" w:cs="Arial"/>
-          <w:color w:val="000000"/>
-          <w:lang w:val="es-CO" w:eastAsia="es-CO"/>
-        </w:rPr>
-        <w:t xml:space="preserve">Conforme a la regulación legal y a la interpretación que de la misma han hecho el Consejo de Estado y la Corte Constitucional, la cual se comparte por esta Agencia, es viable jurídicamente modificar los contratos estatales, pero esta medida tienen carácter excepcional y sólo procede cuando con ella se pretenda garantizar el interés público, cuando la entidad haya verificado y así pueda constatarse por cualquier que la causa de la modificación es real y cierta y cuando se deriva de </w:t>
-      </w:r>
-      <w:r>
-        <w:rPr>
-          <w:rFonts w:ascii="Arial" w:hAnsi="Arial" w:cs="Arial"/>
-          <w:color w:val="000000"/>
-          <w:lang w:val="es-CO" w:eastAsia="es-CO"/>
-        </w:rPr>
-        <w:lastRenderedPageBreak/>
-        <w:t>previsiones legales, esto es, cuando la modificación encuentra sustento no solo en circunstancias fácticas propias de la ejecución del contrato, sino, además, cuando tales situaciones ponen de presente la necesidad de dar cumplimiento a previsiones establecidas por el legislador. Así las cosas, para establecer si un contrato determinado puede ser susceptible de modificación, se hace necesario que la Administración analice, en cada caso, la concurrencia de los aspectos antes referidos</w:t>
-      </w:r>
-      <w:r>
-        <w:rPr>
-          <w:rFonts w:ascii="Arial" w:hAnsi="Arial" w:cs="Arial"/>
-          <w:color w:val="000000"/>
-          <w:sz w:val="24"/>
-          <w:szCs w:val="24"/>
-          <w:lang w:val="es-CO" w:eastAsia="es-CO"/>
-        </w:rPr>
-        <w:t>”.</w:t>
-      </w:r>
-    </w:p>
-    <w:p>
-      <w:pPr>
-        <w:ind w:right="40"/>
-        <w:jc w:val="both"/>
-        <w:rPr>
-          <w:rFonts w:ascii="Arial" w:hAnsi="Arial" w:cs="Arial"/>
-          <w:color w:val="000000"/>
-          <w:sz w:val="24"/>
-          <w:szCs w:val="24"/>
-          <w:lang w:val="es-CO" w:eastAsia="es-CO"/>
-        </w:rPr>
-      </w:pPr>
-    </w:p>
-    <w:p>
-      <w:pPr>
-        <w:ind w:right="40"/>
-        <w:jc w:val="both"/>
-        <w:rPr>
-          <w:rFonts w:ascii="Arial" w:hAnsi="Arial" w:cs="Arial"/>
-          <w:color w:val="000000"/>
-          <w:sz w:val="24"/>
-          <w:szCs w:val="24"/>
-          <w:lang w:val="es-CO" w:eastAsia="es-CO"/>
-        </w:rPr>
-      </w:pPr>
-      <w:r>
-        <w:rPr>
-          <w:rFonts w:ascii="Arial" w:hAnsi="Arial" w:cs="Arial"/>
-          <w:color w:val="000000"/>
-          <w:sz w:val="24"/>
-          <w:szCs w:val="24"/>
-          <w:lang w:val="es-CO" w:eastAsia="es-CO"/>
-        </w:rPr>
-        <w:t>10.</w:t>
-      </w:r>
-      <w:r>
-        <w:rPr>
-          <w:color w:val="000000"/>
-          <w:sz w:val="14"/>
-          <w:szCs w:val="14"/>
-          <w:lang w:val="es-CO" w:eastAsia="es-CO"/>
-        </w:rPr>
-        <w:t xml:space="preserve"> </w:t>
-      </w:r>
-      <w:r>
-        <w:rPr>
-          <w:rFonts w:ascii="Arial" w:hAnsi="Arial" w:cs="Arial"/>
-          <w:color w:val="000000"/>
-          <w:sz w:val="24"/>
-          <w:szCs w:val="24"/>
-          <w:lang w:val="es-CO" w:eastAsia="es-CO"/>
-        </w:rPr>
-        <w:t>Que para sustentar lo anterior, es importante señalar que se cumple cabalmente con los principios que rigen la función administrativa conforme a lo descrito en el artículo 209 de la Constitución Nacional, y la ley así:</w:t>
-      </w:r>
-    </w:p>
-    <w:p>
-      <w:pPr>
-        <w:ind w:right="40"/>
-        <w:jc w:val="both"/>
-        <w:rPr>
-          <w:sz w:val="24"/>
-          <w:szCs w:val="24"/>
-          <w:lang w:val="es-CO" w:eastAsia="es-CO"/>
-        </w:rPr>
-      </w:pPr>
-    </w:p>
-    <w:p>
-      <w:pPr>
-        <w:ind w:left="180"/>
-        <w:jc w:val="both"/>
-        <w:rPr>
-          <w:sz w:val="24"/>
-          <w:szCs w:val="24"/>
-          <w:lang w:val="es-CO" w:eastAsia="es-CO"/>
-        </w:rPr>
-      </w:pPr>
-      <w:r>
-        <w:rPr>
-          <w:rFonts w:ascii="Arial" w:hAnsi="Arial" w:cs="Arial"/>
-          <w:color w:val="000000"/>
-          <w:sz w:val="24"/>
-          <w:szCs w:val="24"/>
-          <w:lang w:val="es-CO" w:eastAsia="es-CO"/>
-        </w:rPr>
-        <w:t>“</w:t>
-      </w:r>
-      <w:r>
-        <w:rPr>
-          <w:rFonts w:ascii="Arial" w:hAnsi="Arial" w:cs="Arial"/>
-          <w:color w:val="000000"/>
-          <w:lang w:val="es-CO" w:eastAsia="es-CO"/>
-        </w:rPr>
-        <w:t>…ARTÍCULO 209. La función administrativa está al servicio del interés general y se desarrolla con fundamento en los principios de igualdad, moralidad, eficacia, economía, celeridad, imparcialidad y publicidad, mediante la descentralización, la delegación y la desconcentración de funciones.</w:t>
-      </w:r>
-    </w:p>
-    <w:p>
-      <w:pPr>
-        <w:jc w:val="center"/>
-        <w:rPr>
-          <w:sz w:val="24"/>
-          <w:szCs w:val="24"/>
-          <w:lang w:val="es-CO" w:eastAsia="es-CO"/>
-        </w:rPr>
-      </w:pPr>
-      <w:r>
-        <w:rPr>
-          <w:rFonts w:ascii="Arial" w:hAnsi="Arial" w:cs="Arial"/>
-          <w:color w:val="000000"/>
-          <w:lang w:val="es-CO" w:eastAsia="es-CO"/>
-        </w:rPr>
-        <w:t> </w:t>
-      </w:r>
-    </w:p>
-    <w:p>
-      <w:pPr>
-        <w:ind w:left="181"/>
-        <w:jc w:val="both"/>
-        <w:rPr>
-          <w:sz w:val="24"/>
-          <w:szCs w:val="24"/>
-          <w:lang w:val="es-CO" w:eastAsia="es-CO"/>
-        </w:rPr>
-      </w:pPr>
-      <w:r>
-        <w:rPr>
-          <w:rFonts w:ascii="Arial" w:hAnsi="Arial" w:cs="Arial"/>
-          <w:color w:val="000000"/>
-          <w:lang w:val="es-CO" w:eastAsia="es-CO"/>
-        </w:rPr>
-        <w:t>Las autoridades administrativas deben coordinar sus actuaciones para el adecuado cumplimiento de los fines del Estado. La administración pública, en todos sus órdenes, tendrá un control interno que se ejercerá en los términos que señale la ley…</w:t>
-      </w:r>
-      <w:r>
-        <w:rPr>
-          <w:rFonts w:ascii="Arial" w:hAnsi="Arial" w:cs="Arial"/>
-          <w:color w:val="000000"/>
-          <w:sz w:val="24"/>
-          <w:szCs w:val="24"/>
-          <w:lang w:val="es-CO" w:eastAsia="es-CO"/>
-        </w:rPr>
-        <w:t>"</w:t>
-      </w:r>
-    </w:p>
-    <w:p>
-      <w:pPr>
-        <w:jc w:val="center"/>
-        <w:rPr>
-          <w:sz w:val="24"/>
-          <w:szCs w:val="24"/>
-          <w:lang w:val="es-CO" w:eastAsia="es-CO"/>
-        </w:rPr>
-      </w:pPr>
-      <w:r>
-        <w:rPr>
-          <w:rFonts w:ascii="Arial" w:hAnsi="Arial" w:cs="Arial"/>
-          <w:color w:val="000000"/>
-          <w:lang w:val="es-CO" w:eastAsia="es-CO"/>
-        </w:rPr>
-        <w:t> </w:t>
-      </w:r>
-    </w:p>
-    <w:p>
-      <w:pPr>
-        <w:ind w:right="40"/>
-        <w:jc w:val="both"/>
-        <w:rPr>
-          <w:sz w:val="24"/>
-          <w:szCs w:val="24"/>
-          <w:lang w:val="es-CO" w:eastAsia="es-CO"/>
-        </w:rPr>
-      </w:pPr>
-      <w:r>
-        <w:rPr>
-          <w:rFonts w:ascii="Arial" w:hAnsi="Arial" w:cs="Arial"/>
-          <w:color w:val="000000"/>
-          <w:sz w:val="24"/>
-          <w:szCs w:val="24"/>
-          <w:lang w:val="es-CO" w:eastAsia="es-CO"/>
-        </w:rPr>
-        <w:t>11.</w:t>
-      </w:r>
-      <w:r>
-        <w:rPr>
-          <w:color w:val="000000"/>
-          <w:sz w:val="14"/>
-          <w:szCs w:val="14"/>
-          <w:lang w:val="es-CO" w:eastAsia="es-CO"/>
-        </w:rPr>
-        <w:t xml:space="preserve">  </w:t>
-      </w:r>
-      <w:r>
-        <w:rPr>
-          <w:rFonts w:ascii="Arial" w:hAnsi="Arial" w:cs="Arial"/>
-          <w:color w:val="000000"/>
-          <w:sz w:val="24"/>
-          <w:szCs w:val="24"/>
-          <w:lang w:val="es-CO" w:eastAsia="es-CO"/>
-        </w:rPr>
-        <w:t>Que a su vez la Ley 1437 de 2011, por medio de la cual se expide el Código de Procedimiento Administrativo y de lo Contencioso Administrativo, señala: "</w:t>
-      </w:r>
-      <w:r>
-        <w:rPr>
-          <w:rFonts w:ascii="Arial" w:hAnsi="Arial" w:cs="Arial"/>
-          <w:color w:val="000000"/>
-          <w:lang w:val="es-CO" w:eastAsia="es-CO"/>
-        </w:rPr>
-        <w:t>…Artículo 3°. Principios. Todas las autoridades deberán interpretar y aplicar las disposiciones que regulan las actuaciones y procedimientos administrativos a la luz de los principios consagrados en la Constitución Política, en la Parte Primera de este Código y en las leyes especiales. Las actuaciones administrativas se desarrollarán, especialmente, con arreglo a los principios del debido proceso, igualdad, imparcialidad, buena fe, moralidad, participación, responsabilidad, transparencia, publicidad, coordinación, eficacia, economía y celeridad…</w:t>
-      </w:r>
-      <w:r>
-        <w:rPr>
-          <w:rFonts w:ascii="Arial" w:hAnsi="Arial" w:cs="Arial"/>
-          <w:color w:val="000000"/>
-          <w:sz w:val="24"/>
-          <w:szCs w:val="24"/>
-          <w:lang w:val="es-CO" w:eastAsia="es-CO"/>
-        </w:rPr>
-        <w:t>".</w:t>
-      </w:r>
-    </w:p>
-    <w:p>
-      <w:pPr>
-        <w:jc w:val="center"/>
-        <w:rPr>
-          <w:sz w:val="24"/>
-          <w:szCs w:val="24"/>
-          <w:lang w:val="es-CO" w:eastAsia="es-CO"/>
-        </w:rPr>
-      </w:pPr>
-      <w:r>
-        <w:rPr>
-          <w:rFonts w:ascii="Arial" w:hAnsi="Arial" w:cs="Arial"/>
-          <w:color w:val="000000"/>
-          <w:lang w:val="es-CO" w:eastAsia="es-CO"/>
-        </w:rPr>
-        <w:t> </w:t>
-      </w:r>
-    </w:p>
-    <w:p>
-      <w:pPr>
-        <w:ind w:right="40"/>
-        <w:jc w:val="both"/>
-        <w:rPr>
-          <w:sz w:val="24"/>
-          <w:szCs w:val="24"/>
-          <w:lang w:val="es-CO" w:eastAsia="es-CO"/>
-        </w:rPr>
-      </w:pPr>
-      <w:r>
-        <w:rPr>
-          <w:rFonts w:ascii="Arial" w:hAnsi="Arial" w:cs="Arial"/>
-          <w:color w:val="000000"/>
-          <w:sz w:val="24"/>
-          <w:szCs w:val="24"/>
-          <w:lang w:val="es-CO" w:eastAsia="es-CO"/>
-        </w:rPr>
-        <w:t>12.</w:t>
-      </w:r>
-      <w:r>
-        <w:rPr>
-          <w:color w:val="000000"/>
-          <w:sz w:val="14"/>
-          <w:szCs w:val="14"/>
-          <w:lang w:val="es-CO" w:eastAsia="es-CO"/>
-        </w:rPr>
-        <w:t xml:space="preserve">  </w:t>
-      </w:r>
-      <w:r>
-        <w:rPr>
-          <w:rFonts w:ascii="Arial" w:hAnsi="Arial" w:cs="Arial"/>
-          <w:color w:val="000000"/>
-          <w:sz w:val="24"/>
-          <w:szCs w:val="24"/>
-          <w:lang w:val="es-CO" w:eastAsia="es-CO"/>
-        </w:rPr>
-        <w:t xml:space="preserve">Que así las cosas, es conveniente traer a colación la definición del principio de eficacia y economía regulado en el numeral 11 y 12 </w:t>
-      </w:r>
-      <w:proofErr w:type="spellStart"/>
-      <w:r>
-        <w:rPr>
-          <w:rFonts w:ascii="Arial" w:hAnsi="Arial" w:cs="Arial"/>
-          <w:color w:val="000000"/>
-          <w:sz w:val="24"/>
-          <w:szCs w:val="24"/>
-          <w:lang w:val="es-CO" w:eastAsia="es-CO"/>
-        </w:rPr>
-        <w:t>ibidem</w:t>
-      </w:r>
-      <w:proofErr w:type="spellEnd"/>
-      <w:r>
-        <w:rPr>
-          <w:rFonts w:ascii="Arial" w:hAnsi="Arial" w:cs="Arial"/>
-          <w:color w:val="000000"/>
-          <w:sz w:val="24"/>
-          <w:szCs w:val="24"/>
-          <w:lang w:val="es-CO" w:eastAsia="es-CO"/>
-        </w:rPr>
-        <w:t>, así: “</w:t>
-      </w:r>
-      <w:r>
-        <w:rPr>
-          <w:rFonts w:ascii="Arial" w:hAnsi="Arial" w:cs="Arial"/>
-          <w:color w:val="000000"/>
-          <w:lang w:val="es-CO" w:eastAsia="es-CO"/>
-        </w:rPr>
-        <w:t>…11. En virtud del principio de eficacia, las autoridades buscarán que los procedimientos logren su finalidad y, para el efecto, removerán de oficio los obstáculos puramente formales, evitarán decisiones inhibitorias, dilaciones o retardos y sanearán, de acuerdo con este Código las irregularidades procedimentales que se presenten, en procura de la efectividad del derecho material objeto de la actuación administrativa (…) 12. En virtud del principio de economía, las autoridades deberán proceder con austeridad y eficiencia, optimizar el uso del tiempo y de los demás recursos, procurando el más alto nivel de calidad en sus actuaciones y la protección de los derechos de las personas…”. </w:t>
-      </w:r>
-    </w:p>
-    <w:p>
-      <w:pPr>
-        <w:jc w:val="center"/>
-        <w:rPr>
-          <w:sz w:val="24"/>
-          <w:szCs w:val="24"/>
-          <w:lang w:val="es-CO" w:eastAsia="es-CO"/>
-        </w:rPr>
-      </w:pPr>
-      <w:r>
-        <w:rPr>
-          <w:rFonts w:ascii="Arial" w:hAnsi="Arial" w:cs="Arial"/>
-          <w:color w:val="000000"/>
-          <w:sz w:val="24"/>
-          <w:szCs w:val="24"/>
-          <w:lang w:val="es-CO" w:eastAsia="es-CO"/>
-        </w:rPr>
-        <w:t> </w:t>
-      </w:r>
-    </w:p>
-    <w:p>
-      <w:pPr>
-        <w:ind w:right="40"/>
-        <w:jc w:val="both"/>
-        <w:rPr>
-          <w:sz w:val="24"/>
-          <w:szCs w:val="24"/>
-          <w:lang w:val="es-CO" w:eastAsia="es-CO"/>
-        </w:rPr>
-      </w:pPr>
-      <w:r>
-        <w:rPr>
-          <w:rFonts w:ascii="Arial" w:hAnsi="Arial" w:cs="Arial"/>
-          <w:color w:val="000000"/>
-          <w:sz w:val="24"/>
-          <w:szCs w:val="24"/>
-          <w:lang w:val="es-CO" w:eastAsia="es-CO"/>
-        </w:rPr>
-        <w:t xml:space="preserve">13. </w:t>
-      </w:r>
-      <w:r>
-        <w:rPr>
-          <w:rFonts w:ascii="Arial" w:hAnsi="Arial" w:cs="Arial"/>
-          <w:color w:val="000000"/>
-          <w:sz w:val="24"/>
-          <w:szCs w:val="24"/>
-          <w:lang w:val="es-CO" w:eastAsia="es-CO"/>
-        </w:rPr>
-        <w:t xml:space="preserve">Que tal y como lo manifestó el supervisor del contrato de Prestación de servicios profesionales No. </w:t>
-      </w:r>
-      <w:r>
-        <w:rPr>
-          <w:rFonts w:ascii="Arial" w:hAnsi="Arial" w:cs="Arial"/>
-          <w:color w:val="000000"/>
-          <w:sz w:val="24"/>
-          <w:szCs w:val="24"/>
-          <w:shd w:val="clear" w:color="auto" w:fill="FFFF00"/>
-          <w:lang w:val="es-CO" w:eastAsia="es-CO"/>
-        </w:rPr>
-        <w:t>{{NUMERO_CONTRATO}}</w:t>
-      </w:r>
-      <w:r>
-        <w:rPr>
-          <w:rFonts w:ascii="Arial" w:hAnsi="Arial" w:cs="Arial"/>
-          <w:color w:val="000000"/>
-          <w:sz w:val="24"/>
-          <w:szCs w:val="24"/>
-          <w:lang w:val="es-CO" w:eastAsia="es-CO"/>
-        </w:rPr>
-        <w:t xml:space="preserve">, como quiera que la necesidad del servicio persiste, con la adición y prórroga al contrato en mención, el Departamento Administrativo de Gestión Jurídica Pública propendería por el cumplimiento de los fines del estado aplicando los principios de eficiencia y economía, al prever la posibilidad de </w:t>
-      </w:r>
-      <w:r>
-        <w:rPr>
-          <w:rFonts w:ascii="Arial" w:hAnsi="Arial" w:cs="Arial"/>
-          <w:color w:val="000000"/>
-          <w:sz w:val="24"/>
-          <w:szCs w:val="24"/>
-          <w:lang w:val="es-CO" w:eastAsia="es-CO"/>
-        </w:rPr>
-        <w:lastRenderedPageBreak/>
-        <w:t>optimizar el tiempo y los recursos con que cuenta este organismo, ya que celebrar un nuevo contrato para satisfacer la necesidad descrita implicaría el inicio de procedimientos contractuales, selección y verificación de cumplimiento de perfiles y demás trámites administrativos necesarios para la suscripción de contratos de prestación de servicios, lo que conllevaría a un tiempo adicional en la operación administrativa.</w:t>
-      </w:r>
-    </w:p>
-    <w:p>
-      <w:pPr>
-        <w:jc w:val="center"/>
-        <w:rPr>
-          <w:sz w:val="24"/>
-          <w:szCs w:val="24"/>
-          <w:lang w:val="es-CO" w:eastAsia="es-CO"/>
-        </w:rPr>
-      </w:pPr>
-      <w:r>
-        <w:rPr>
-          <w:rFonts w:ascii="Arial" w:hAnsi="Arial" w:cs="Arial"/>
-          <w:color w:val="000000"/>
-          <w:sz w:val="24"/>
-          <w:szCs w:val="24"/>
-          <w:lang w:val="es-CO" w:eastAsia="es-CO"/>
-        </w:rPr>
-        <w:t> </w:t>
-      </w:r>
-    </w:p>
-    <w:p>
-      <w:pPr>
-        <w:ind w:right="40"/>
-        <w:jc w:val="both"/>
-        <w:rPr>
-          <w:sz w:val="24"/>
-          <w:szCs w:val="24"/>
-          <w:lang w:val="es-CO" w:eastAsia="es-CO"/>
-        </w:rPr>
-      </w:pPr>
-      <w:r>
-        <w:rPr>
-          <w:rFonts w:ascii="Arial" w:hAnsi="Arial" w:cs="Arial"/>
-          <w:color w:val="000000"/>
-          <w:sz w:val="24"/>
-          <w:szCs w:val="24"/>
-          <w:lang w:val="es-CO" w:eastAsia="es-CO"/>
-        </w:rPr>
-        <w:t xml:space="preserve">14. </w:t>
-      </w:r>
-      <w:r>
-        <w:rPr>
-          <w:rFonts w:ascii="Arial" w:hAnsi="Arial" w:cs="Arial"/>
-          <w:color w:val="000000"/>
-          <w:sz w:val="24"/>
-          <w:szCs w:val="24"/>
-          <w:lang w:val="es-CO" w:eastAsia="es-CO"/>
-        </w:rPr>
-        <w:t>Que de conformidad con lo establecido en el artículo 40 de la Ley 80 de 1993, las estipulaciones de los contratos serán las que, de acuerdo con las normas civiles, comerciales y las previstas en esta ley, correspondan a su esencia y naturaleza. Las entidades podrán celebrar los contratos y acuerdos que permitan la autonomía de la voluntad y requieran el cumplimiento de los fines estatales. Así mismo, en los contratos que celebren las entidades estatales podrán incluirse las modalidades, condiciones y, en general, las cláusulas o estipulaciones que las partes consideren necesarias y convenientes, siempre que no sean contrarias a la Constitución, la ley, el orden público y a los principios y finalidades de esta ley y a los de la buena administración</w:t>
-      </w:r>
-    </w:p>
-    <w:p>
-      <w:pPr>
-        <w:jc w:val="center"/>
-        <w:rPr>
-          <w:sz w:val="24"/>
-          <w:szCs w:val="24"/>
-          <w:lang w:val="es-CO" w:eastAsia="es-CO"/>
-        </w:rPr>
-      </w:pPr>
-      <w:r>
-        <w:rPr>
-          <w:rFonts w:ascii="Arial" w:hAnsi="Arial" w:cs="Arial"/>
-          <w:color w:val="000000"/>
-          <w:sz w:val="24"/>
-          <w:szCs w:val="24"/>
-          <w:lang w:val="es-CO" w:eastAsia="es-CO"/>
-        </w:rPr>
-        <w:t> </w:t>
-      </w:r>
-    </w:p>
-    <w:p>
-      <w:pPr>
-        <w:ind w:right="40"/>
-        <w:jc w:val="both"/>
-        <w:rPr>
-          <w:sz w:val="24"/>
-          <w:szCs w:val="24"/>
-          <w:lang w:val="es-CO" w:eastAsia="es-CO"/>
-        </w:rPr>
-      </w:pPr>
-      <w:r>
-        <w:rPr>
-          <w:rFonts w:ascii="Arial" w:hAnsi="Arial" w:cs="Arial"/>
-          <w:color w:val="000000"/>
-          <w:sz w:val="24"/>
-          <w:szCs w:val="24"/>
-          <w:lang w:val="es-CO" w:eastAsia="es-CO"/>
-        </w:rPr>
-        <w:t>15.</w:t>
-      </w:r>
-      <w:r>
-        <w:rPr>
-          <w:color w:val="000000"/>
-          <w:sz w:val="14"/>
-          <w:szCs w:val="14"/>
-          <w:lang w:val="es-CO" w:eastAsia="es-CO"/>
-        </w:rPr>
-        <w:t xml:space="preserve"> </w:t>
-      </w:r>
-      <w:r>
-        <w:rPr>
-          <w:rFonts w:ascii="Arial" w:hAnsi="Arial" w:cs="Arial"/>
-          <w:color w:val="000000"/>
-          <w:sz w:val="24"/>
-          <w:szCs w:val="24"/>
-          <w:lang w:val="es-CO" w:eastAsia="es-CO"/>
-        </w:rPr>
-        <w:t xml:space="preserve">Que la modificación planteada al contrato de Prestación de servicios profesionales No. </w:t>
-      </w:r>
-      <w:r>
-        <w:rPr>
-          <w:rFonts w:ascii="Arial" w:hAnsi="Arial" w:cs="Arial"/>
-          <w:color w:val="000000"/>
-          <w:sz w:val="24"/>
-          <w:szCs w:val="24"/>
-          <w:shd w:val="clear" w:color="auto" w:fill="FFFF00"/>
-          <w:lang w:val="es-CO" w:eastAsia="es-CO"/>
-        </w:rPr>
-        <w:t>{{NUMERO_CONTRATO}}</w:t>
-      </w:r>
-      <w:r>
-        <w:rPr>
-          <w:rFonts w:ascii="Arial" w:hAnsi="Arial" w:cs="Arial"/>
-          <w:color w:val="000000"/>
-          <w:sz w:val="24"/>
-          <w:szCs w:val="24"/>
-          <w:lang w:val="es-CO" w:eastAsia="es-CO"/>
-        </w:rPr>
-        <w:t>, se encuentra dentro del plazo de ejecución y no implican un desequilibrio económico para el contratista, por lo cual es procedente realizar la modificación de este.</w:t>
-      </w:r>
-    </w:p>
-    <w:p>
-      <w:pPr>
-        <w:jc w:val="center"/>
-        <w:rPr>
-          <w:sz w:val="24"/>
-          <w:szCs w:val="24"/>
-          <w:lang w:val="es-CO" w:eastAsia="es-CO"/>
-        </w:rPr>
-      </w:pPr>
-      <w:r>
-        <w:rPr>
-          <w:rFonts w:ascii="Arial" w:hAnsi="Arial" w:cs="Arial"/>
-          <w:color w:val="000000"/>
-          <w:sz w:val="24"/>
-          <w:szCs w:val="24"/>
-          <w:lang w:val="es-CO" w:eastAsia="es-CO"/>
-        </w:rPr>
-        <w:t> </w:t>
-      </w:r>
-    </w:p>
-    <w:p>
-      <w:pPr>
         <w:autoSpaceDE w:val="0"/>
         <w:autoSpaceDN w:val="0"/>
         <w:adjustRightInd w:val="0"/>
+        <w:ind w:left="142" w:firstLine="0"/>
         <w:jc w:val="both"/>
         <w:rPr>
           <w:rFonts w:ascii="Arial" w:hAnsi="Arial" w:cs="Arial"/>
@@ -4318,16 +4351,6 @@
           <w:lang w:val="es-CO" w:eastAsia="es-CO"/>
         </w:rPr>
       </w:pPr>
-      <w:r>
-        <w:rPr>
-          <w:rFonts w:ascii="Arial" w:hAnsi="Arial" w:cs="Arial"/>
-          <w:color w:val="000000"/>
-          <w:sz w:val="24"/>
-          <w:szCs w:val="24"/>
-          <w:lang w:val="es-CO" w:eastAsia="es-CO"/>
-        </w:rPr>
-        <w:t xml:space="preserve">16. </w:t>
-      </w:r>
       <w:r>
         <w:rPr>
           <w:rFonts w:ascii="Arial" w:hAnsi="Arial" w:cs="Arial"/>
@@ -4383,6 +4406,7 @@
           <w:sz w:val="24"/>
           <w:szCs w:val="24"/>
         </w:rPr>
+        <w:lastRenderedPageBreak/>
         <w:t>ACUERDAN</w:t>
       </w:r>
     </w:p>
@@ -4813,7 +4837,6 @@
           <w:szCs w:val="24"/>
           <w:highlight w:val="yellow"/>
         </w:rPr>
-        <w:lastRenderedPageBreak/>
         <w:t>{{NUMERO_CUOTAS_ADICION}}</w:t>
       </w:r>
       <w:r>
@@ -5790,6 +5813,25 @@
     </w:p>
     <w:p>
       <w:pPr>
+        <w:jc w:val="both"/>
+        <w:rPr>
+          <w:rFonts w:ascii="Arial" w:hAnsi="Arial" w:cs="Arial"/>
+          <w:sz w:val="24"/>
+          <w:szCs w:val="24"/>
+        </w:rPr>
+      </w:pPr>
+      <w:r>
+        <w:rPr>
+          <w:rFonts w:ascii="Arial" w:hAnsi="Arial" w:cs="Arial"/>
+          <w:sz w:val="24"/>
+          <w:szCs w:val="24"/>
+        </w:rPr>
+        <w:lastRenderedPageBreak/>
+        <w:t>En constancia de lo anterior se entiende aprobado en la fecha de aprobación dada en la plataforma SECOP II.</w:t>
+      </w:r>
+    </w:p>
+    <w:p>
+      <w:pPr>
         <w:ind w:left="-142"/>
         <w:jc w:val="both"/>
         <w:rPr>
@@ -5798,75 +5840,9 @@
           <w:szCs w:val="24"/>
         </w:rPr>
       </w:pPr>
-      <w:r>
-        <w:rPr>
-          <w:rFonts w:ascii="Arial" w:hAnsi="Arial" w:cs="Arial"/>
-          <w:sz w:val="24"/>
-          <w:szCs w:val="24"/>
-        </w:rPr>
-        <w:t xml:space="preserve">En constancia se firma la presente </w:t>
-      </w:r>
-      <w:r>
-        <w:rPr>
-          <w:rFonts w:ascii="Arial" w:hAnsi="Arial" w:cs="Arial"/>
-          <w:sz w:val="24"/>
-          <w:szCs w:val="24"/>
-        </w:rPr>
-        <w:t xml:space="preserve">modificación </w:t>
-      </w:r>
-      <w:r>
-        <w:rPr>
-          <w:rFonts w:ascii="Arial" w:hAnsi="Arial" w:cs="Arial"/>
-          <w:sz w:val="24"/>
-          <w:szCs w:val="24"/>
-        </w:rPr>
-        <w:t>en la ciudad</w:t>
-      </w:r>
-      <w:r>
-        <w:rPr>
-          <w:rFonts w:ascii="Arial" w:hAnsi="Arial" w:cs="Arial"/>
-          <w:sz w:val="24"/>
-          <w:szCs w:val="24"/>
-        </w:rPr>
-        <w:t xml:space="preserve"> de </w:t>
-      </w:r>
-      <w:r>
-        <w:rPr>
-          <w:rFonts w:ascii="Arial" w:hAnsi="Arial" w:cs="Arial"/>
-          <w:sz w:val="24"/>
-          <w:szCs w:val="24"/>
-        </w:rPr>
-        <w:t xml:space="preserve">Santiago de </w:t>
-      </w:r>
-      <w:r>
-        <w:rPr>
-          <w:rFonts w:ascii="Arial" w:hAnsi="Arial" w:cs="Arial"/>
-          <w:sz w:val="24"/>
-          <w:szCs w:val="24"/>
-        </w:rPr>
-        <w:t>Cali</w:t>
-      </w:r>
-      <w:r>
-        <w:rPr>
-          <w:rFonts w:ascii="Arial" w:hAnsi="Arial" w:cs="Arial"/>
-          <w:sz w:val="24"/>
-          <w:szCs w:val="24"/>
-        </w:rPr>
-        <w:t>,</w:t>
-      </w:r>
-      <w:r>
-        <w:rPr>
-          <w:rFonts w:ascii="Arial" w:hAnsi="Arial" w:cs="Arial"/>
-          <w:sz w:val="24"/>
-          <w:szCs w:val="24"/>
-          <w:lang w:val="es-ES"/>
-        </w:rPr>
-        <w:t>{{FECHA_CONSTANCIA_HOY}}.</w:t>
-      </w:r>
     </w:p>
     <w:p>
       <w:pPr>
-        <w:ind w:left="-142"/>
         <w:jc w:val="both"/>
         <w:rPr>
           <w:rFonts w:ascii="Arial" w:hAnsi="Arial" w:cs="Arial"/>
@@ -5874,6 +5850,56 @@
           <w:szCs w:val="24"/>
         </w:rPr>
       </w:pPr>
+      <w:bookmarkStart w:id="0" w:name="_GoBack"/>
+      <w:bookmarkEnd w:id="0"/>
+      <w:r>
+        <w:rPr>
+          <w:rFonts w:ascii="Arial" w:eastAsia="Arial" w:hAnsi="Arial" w:cs="Arial"/>
+          <w:sz w:val="24"/>
+          <w:szCs w:val="24"/>
+        </w:rPr>
+        <w:t>Firmado Electrónicamente</w:t>
+      </w:r>
+      <w:r>
+        <w:rPr>
+          <w:rFonts w:ascii="Arial" w:eastAsia="Arial" w:hAnsi="Arial" w:cs="Arial"/>
+          <w:sz w:val="24"/>
+          <w:szCs w:val="24"/>
+        </w:rPr>
+        <w:tab/>
+      </w:r>
+      <w:r>
+        <w:rPr>
+          <w:rFonts w:ascii="Arial" w:eastAsia="Arial" w:hAnsi="Arial" w:cs="Arial"/>
+          <w:sz w:val="24"/>
+          <w:szCs w:val="24"/>
+        </w:rPr>
+        <w:tab/>
+      </w:r>
+      <w:r>
+        <w:rPr>
+          <w:rFonts w:ascii="Arial" w:eastAsia="Arial" w:hAnsi="Arial" w:cs="Arial"/>
+          <w:sz w:val="24"/>
+          <w:szCs w:val="24"/>
+        </w:rPr>
+        <w:tab/>
+      </w:r>
+      <w:r>
+        <w:rPr>
+          <w:rFonts w:ascii="Arial" w:eastAsia="Arial" w:hAnsi="Arial" w:cs="Arial"/>
+          <w:sz w:val="24"/>
+          <w:szCs w:val="24"/>
+        </w:rPr>
+        <w:t xml:space="preserve">    </w:t>
+      </w:r>
+      <w:r>
+        <w:rPr>
+          <w:rFonts w:ascii="Arial" w:eastAsia="Arial" w:hAnsi="Arial" w:cs="Arial"/>
+          <w:sz w:val="24"/>
+          <w:szCs w:val="24"/>
+        </w:rPr>
+        <w:t>Firmado Electrónicamente</w:t>
+      </w:r>
     </w:p>
     <w:p>
       <w:pPr>
@@ -6012,15 +6038,7 @@
           <w:sz w:val="24"/>
           <w:szCs w:val="24"/>
         </w:rPr>
-        <w:t xml:space="preserve">NOMBRE Y FIRMA DEL </w:t>
-      </w:r>
-      <w:r>
-        <w:rPr>
-          <w:rFonts w:ascii="Arial" w:hAnsi="Arial" w:cs="Arial"/>
-          <w:sz w:val="24"/>
-          <w:szCs w:val="24"/>
-        </w:rPr>
-        <w:t>CONTRATISTA</w:t>
+        <w:t>{{CONTRATISTA_NOMBRE}}</w:t>
       </w:r>
       <w:r>
         <w:rPr>
@@ -6029,7 +6047,14 @@
           <w:szCs w:val="24"/>
         </w:rPr>
         <w:tab/>
-        <w:t xml:space="preserve">NOMBRE Y FIRMA ORDENADOR DEL </w:t>
+      </w:r>
+      <w:r>
+        <w:rPr>
+          <w:rFonts w:ascii="Arial" w:hAnsi="Arial" w:cs="Arial"/>
+          <w:sz w:val="24"/>
+          <w:szCs w:val="24"/>
+        </w:rPr>
+        <w:t>{{NOMBRE_ORDENADOR_GASTO}}</w:t>
       </w:r>
     </w:p>
     <w:p>
@@ -6051,15 +6076,39 @@
           <w:sz w:val="24"/>
           <w:szCs w:val="24"/>
         </w:rPr>
-        <w:t xml:space="preserve">Cedula de ciudadanía                                 </w:t>
-      </w:r>
-      <w:r>
-        <w:rPr>
-          <w:rFonts w:ascii="Arial" w:hAnsi="Arial" w:cs="Arial"/>
-          <w:sz w:val="24"/>
-          <w:szCs w:val="24"/>
-        </w:rPr>
-        <w:t>GASTO</w:t>
+        <w:t>{{CONTRATISTA_CEDULA}}</w:t>
+      </w:r>
+      <w:r>
+        <w:rPr>
+          <w:rFonts w:ascii="Arial" w:hAnsi="Arial" w:cs="Arial"/>
+          <w:sz w:val="24"/>
+          <w:szCs w:val="24"/>
+        </w:rPr>
+        <w:t xml:space="preserve">                     </w:t>
+      </w:r>
+      <w:r>
+        <w:rPr>
+          <w:rFonts w:ascii="Arial" w:hAnsi="Arial" w:cs="Arial"/>
+          <w:sz w:val="24"/>
+          <w:szCs w:val="24"/>
+        </w:rPr>
+        <w:t>{{</w:t>
+      </w:r>
+      <w:r>
+        <w:rPr>
+          <w:rFonts w:ascii="Arial" w:hAnsi="Arial" w:cs="Arial"/>
+          <w:sz w:val="24"/>
+          <w:szCs w:val="24"/>
+        </w:rPr>
+        <w:t>CARGO_ORDENADOR</w:t>
+      </w:r>
+      <w:r>
+        <w:rPr>
+          <w:rFonts w:ascii="Arial" w:hAnsi="Arial" w:cs="Arial"/>
+          <w:sz w:val="24"/>
+          <w:szCs w:val="24"/>
+        </w:rPr>
+        <w:t>}}</w:t>
       </w:r>
     </w:p>
     <w:p>
@@ -6081,29 +6130,14 @@
           <w:szCs w:val="24"/>
         </w:rPr>
         <w:tab/>
-        <w:t xml:space="preserve">Cargo </w:t>
-      </w:r>
-    </w:p>
-    <w:p>
-      <w:pPr>
-        <w:tabs>
-          <w:tab w:val="left" w:pos="4536"/>
-        </w:tabs>
-        <w:jc w:val="both"/>
-        <w:rPr>
-          <w:rFonts w:ascii="Arial" w:hAnsi="Arial" w:cs="Arial"/>
-          <w:sz w:val="24"/>
-          <w:szCs w:val="24"/>
-        </w:rPr>
-      </w:pPr>
-      <w:r>
-        <w:rPr>
-          <w:rFonts w:ascii="Arial" w:hAnsi="Arial" w:cs="Arial"/>
-          <w:sz w:val="24"/>
-          <w:szCs w:val="24"/>
-        </w:rPr>
-        <w:tab/>
-        <w:t>Organismo</w:t>
+      </w:r>
+      <w:r>
+        <w:rPr>
+          <w:rFonts w:ascii="Arial" w:hAnsi="Arial" w:cs="Arial"/>
+          <w:sz w:val="24"/>
+          <w:szCs w:val="24"/>
+        </w:rPr>
+        <w:t>{{ORGANISMO}}</w:t>
       </w:r>
     </w:p>
     <w:p>
@@ -6162,6 +6196,16 @@
         </w:rPr>
         <w:t>Proyectó:</w:t>
       </w:r>
+      <w:r>
+        <w:rPr>
+          <w:rFonts w:ascii="Arial" w:hAnsi="Arial" w:cs="Arial"/>
+          <w:sz w:val="16"/>
+          <w:szCs w:val="16"/>
+          <w:lang w:val="es-ES"/>
+        </w:rPr>
+        <w:tab/>
+        <w:t>Jetsabel Méndez - Contratista</w:t>
+      </w:r>
     </w:p>
     <w:p>
       <w:pPr>
@@ -6181,8 +6225,30 @@
           <w:szCs w:val="16"/>
           <w:lang w:val="es-ES"/>
         </w:rPr>
-        <w:t>Revisó:</w:t>
-      </w:r>
+        <w:t xml:space="preserve">Revisó: </w:t>
+      </w:r>
+      <w:r>
+        <w:rPr>
+          <w:rFonts w:ascii="Arial" w:hAnsi="Arial" w:cs="Arial"/>
+          <w:sz w:val="16"/>
+          <w:szCs w:val="16"/>
+          <w:lang w:val="es-ES"/>
+        </w:rPr>
+        <w:tab/>
+        <w:t>Francy Johanna Fúquene Carvajal – Abogada contratista</w:t>
+      </w:r>
+    </w:p>
+    <w:p>
+      <w:pPr>
+        <w:ind w:left="-142"/>
+        <w:jc w:val="both"/>
+        <w:rPr>
+          <w:rFonts w:ascii="Arial" w:hAnsi="Arial" w:cs="Arial"/>
+          <w:sz w:val="16"/>
+          <w:szCs w:val="16"/>
+          <w:lang w:val="es-ES"/>
+        </w:rPr>
+      </w:pPr>
     </w:p>
     <w:sectPr>
       <w:headerReference w:type="default" r:id="rId9"/>
@@ -6343,7 +6409,7 @@
         <w:sz w:val="16"/>
         <w:szCs w:val="16"/>
       </w:rPr>
-      <w:t>3</w:t>
+      <w:t>8</w:t>
     </w:r>
     <w:r>
       <w:rPr>
@@ -7652,6 +7718,186 @@
     </w:lvl>
   </w:abstractNum>
   <w:abstractNum w:abstractNumId="2">
+    <w:nsid w:val="0BF31491"/>
+    <w:multiLevelType w:val="hybridMultilevel"/>
+    <w:tmpl w:val="9432EA42"/>
+    <w:lvl w:ilvl="0" w:tplc="703881DC">
+      <w:start w:val="1"/>
+      <w:numFmt w:val="decimal"/>
+      <w:lvlText w:val="%1."/>
+      <w:lvlJc w:val="left"/>
+      <w:pPr>
+        <w:ind w:left="720" w:hanging="360"/>
+      </w:pPr>
+      <w:rPr>
+        <w:rFonts w:hint="default"/>
+        <w:sz w:val="24"/>
+        <w:szCs w:val="24"/>
+      </w:rPr>
+    </w:lvl>
+    <w:lvl w:ilvl="1" w:tplc="240A0019" w:tentative="1">
+      <w:start w:val="1"/>
+      <w:numFmt w:val="lowerLetter"/>
+      <w:lvlText w:val="%2."/>
+      <w:lvlJc w:val="left"/>
+      <w:pPr>
+        <w:ind w:left="1440" w:hanging="360"/>
+      </w:pPr>
+    </w:lvl>
+    <w:lvl w:ilvl="2" w:tplc="240A001B" w:tentative="1">
+      <w:start w:val="1"/>
+      <w:numFmt w:val="lowerRoman"/>
+      <w:lvlText w:val="%3."/>
+      <w:lvlJc w:val="right"/>
+      <w:pPr>
+        <w:ind w:left="2160" w:hanging="180"/>
+      </w:pPr>
+    </w:lvl>
+    <w:lvl w:ilvl="3" w:tplc="240A000F" w:tentative="1">
+      <w:start w:val="1"/>
+      <w:numFmt w:val="decimal"/>
+      <w:lvlText w:val="%4."/>
+      <w:lvlJc w:val="left"/>
+      <w:pPr>
+        <w:ind w:left="2880" w:hanging="360"/>
+      </w:pPr>
+    </w:lvl>
+    <w:lvl w:ilvl="4" w:tplc="240A0019" w:tentative="1">
+      <w:start w:val="1"/>
+      <w:numFmt w:val="lowerLetter"/>
+      <w:lvlText w:val="%5."/>
+      <w:lvlJc w:val="left"/>
+      <w:pPr>
+        <w:ind w:left="3600" w:hanging="360"/>
+      </w:pPr>
+    </w:lvl>
+    <w:lvl w:ilvl="5" w:tplc="240A001B" w:tentative="1">
+      <w:start w:val="1"/>
+      <w:numFmt w:val="lowerRoman"/>
+      <w:lvlText w:val="%6."/>
+      <w:lvlJc w:val="right"/>
+      <w:pPr>
+        <w:ind w:left="4320" w:hanging="180"/>
+      </w:pPr>
+    </w:lvl>
+    <w:lvl w:ilvl="6" w:tplc="240A000F" w:tentative="1">
+      <w:start w:val="1"/>
+      <w:numFmt w:val="decimal"/>
+      <w:lvlText w:val="%7."/>
+      <w:lvlJc w:val="left"/>
+      <w:pPr>
+        <w:ind w:left="5040" w:hanging="360"/>
+      </w:pPr>
+    </w:lvl>
+    <w:lvl w:ilvl="7" w:tplc="240A0019" w:tentative="1">
+      <w:start w:val="1"/>
+      <w:numFmt w:val="lowerLetter"/>
+      <w:lvlText w:val="%8."/>
+      <w:lvlJc w:val="left"/>
+      <w:pPr>
+        <w:ind w:left="5760" w:hanging="360"/>
+      </w:pPr>
+    </w:lvl>
+    <w:lvl w:ilvl="8" w:tplc="240A001B" w:tentative="1">
+      <w:start w:val="1"/>
+      <w:numFmt w:val="lowerRoman"/>
+      <w:lvlText w:val="%9."/>
+      <w:lvlJc w:val="right"/>
+      <w:pPr>
+        <w:ind w:left="6480" w:hanging="180"/>
+      </w:pPr>
+    </w:lvl>
+  </w:abstractNum>
+  <w:abstractNum w:abstractNumId="3">
+    <w:nsid w:val="1030350C"/>
+    <w:multiLevelType w:val="hybridMultilevel"/>
+    <w:tmpl w:val="361C2154"/>
+    <w:lvl w:ilvl="0" w:tplc="240A000F">
+      <w:start w:val="6"/>
+      <w:numFmt w:val="decimal"/>
+      <w:lvlText w:val="%1."/>
+      <w:lvlJc w:val="left"/>
+      <w:pPr>
+        <w:ind w:left="720" w:hanging="360"/>
+      </w:pPr>
+      <w:rPr>
+        <w:rFonts w:hint="default"/>
+      </w:rPr>
+    </w:lvl>
+    <w:lvl w:ilvl="1" w:tplc="240A0019" w:tentative="1">
+      <w:start w:val="1"/>
+      <w:numFmt w:val="lowerLetter"/>
+      <w:lvlText w:val="%2."/>
+      <w:lvlJc w:val="left"/>
+      <w:pPr>
+        <w:ind w:left="1440" w:hanging="360"/>
+      </w:pPr>
+    </w:lvl>
+    <w:lvl w:ilvl="2" w:tplc="240A001B" w:tentative="1">
+      <w:start w:val="1"/>
+      <w:numFmt w:val="lowerRoman"/>
+      <w:lvlText w:val="%3."/>
+      <w:lvlJc w:val="right"/>
+      <w:pPr>
+        <w:ind w:left="2160" w:hanging="180"/>
+      </w:pPr>
+    </w:lvl>
+    <w:lvl w:ilvl="3" w:tplc="240A000F" w:tentative="1">
+      <w:start w:val="1"/>
+      <w:numFmt w:val="decimal"/>
+      <w:lvlText w:val="%4."/>
+      <w:lvlJc w:val="left"/>
+      <w:pPr>
+        <w:ind w:left="2880" w:hanging="360"/>
+      </w:pPr>
+    </w:lvl>
+    <w:lvl w:ilvl="4" w:tplc="240A0019" w:tentative="1">
+      <w:start w:val="1"/>
+      <w:numFmt w:val="lowerLetter"/>
+      <w:lvlText w:val="%5."/>
+      <w:lvlJc w:val="left"/>
+      <w:pPr>
+        <w:ind w:left="3600" w:hanging="360"/>
+      </w:pPr>
+    </w:lvl>
+    <w:lvl w:ilvl="5" w:tplc="240A001B" w:tentative="1">
+      <w:start w:val="1"/>
+      <w:numFmt w:val="lowerRoman"/>
+      <w:lvlText w:val="%6."/>
+      <w:lvlJc w:val="right"/>
+      <w:pPr>
+        <w:ind w:left="4320" w:hanging="180"/>
+      </w:pPr>
+    </w:lvl>
+    <w:lvl w:ilvl="6" w:tplc="240A000F" w:tentative="1">
+      <w:start w:val="1"/>
+      <w:numFmt w:val="decimal"/>
+      <w:lvlText w:val="%7."/>
+      <w:lvlJc w:val="left"/>
+      <w:pPr>
+        <w:ind w:left="5040" w:hanging="360"/>
+      </w:pPr>
+    </w:lvl>
+    <w:lvl w:ilvl="7" w:tplc="240A0019" w:tentative="1">
+      <w:start w:val="1"/>
+      <w:numFmt w:val="lowerLetter"/>
+      <w:lvlText w:val="%8."/>
+      <w:lvlJc w:val="left"/>
+      <w:pPr>
+        <w:ind w:left="5760" w:hanging="360"/>
+      </w:pPr>
+    </w:lvl>
+    <w:lvl w:ilvl="8" w:tplc="240A001B" w:tentative="1">
+      <w:start w:val="1"/>
+      <w:numFmt w:val="lowerRoman"/>
+      <w:lvlText w:val="%9."/>
+      <w:lvlJc w:val="right"/>
+      <w:pPr>
+        <w:ind w:left="6480" w:hanging="180"/>
+      </w:pPr>
+    </w:lvl>
+  </w:abstractNum>
+  <w:abstractNum w:abstractNumId="4">
     <w:nsid w:val="18472377"/>
     <w:multiLevelType w:val="hybridMultilevel"/>
     <w:tmpl w:val="17706814"/>
@@ -7772,7 +8018,7 @@
       </w:pPr>
     </w:lvl>
   </w:abstractNum>
-  <w:abstractNum w:abstractNumId="3">
+  <w:abstractNum w:abstractNumId="5">
     <w:nsid w:val="1A126D04"/>
     <w:multiLevelType w:val="hybridMultilevel"/>
     <w:tmpl w:val="05EECD4E"/>
@@ -7861,7 +8107,7 @@
       </w:pPr>
     </w:lvl>
   </w:abstractNum>
-  <w:abstractNum w:abstractNumId="4">
+  <w:abstractNum w:abstractNumId="6">
     <w:nsid w:val="214B7A5C"/>
     <w:multiLevelType w:val="hybridMultilevel"/>
     <w:tmpl w:val="7A581022"/>
@@ -7947,7 +8193,7 @@
       </w:pPr>
     </w:lvl>
   </w:abstractNum>
-  <w:abstractNum w:abstractNumId="5">
+  <w:abstractNum w:abstractNumId="7">
     <w:nsid w:val="306E22FC"/>
     <w:multiLevelType w:val="hybridMultilevel"/>
     <w:tmpl w:val="E256A828"/>
@@ -8037,7 +8283,7 @@
       </w:pPr>
     </w:lvl>
   </w:abstractNum>
-  <w:abstractNum w:abstractNumId="6">
+  <w:abstractNum w:abstractNumId="8">
     <w:nsid w:val="3B2F2B99"/>
     <w:multiLevelType w:val="hybridMultilevel"/>
     <w:tmpl w:val="421C839A"/>
@@ -8127,7 +8373,96 @@
       </w:pPr>
     </w:lvl>
   </w:abstractNum>
-  <w:abstractNum w:abstractNumId="7">
+  <w:abstractNum w:abstractNumId="9">
+    <w:nsid w:val="3C3E61C6"/>
+    <w:multiLevelType w:val="hybridMultilevel"/>
+    <w:tmpl w:val="8E3CF928"/>
+    <w:lvl w:ilvl="0" w:tplc="51326DD2">
+      <w:start w:val="6"/>
+      <w:numFmt w:val="decimal"/>
+      <w:lvlText w:val="%1."/>
+      <w:lvlJc w:val="left"/>
+      <w:pPr>
+        <w:ind w:left="1080" w:hanging="360"/>
+      </w:pPr>
+      <w:rPr>
+        <w:rFonts w:hint="default"/>
+      </w:rPr>
+    </w:lvl>
+    <w:lvl w:ilvl="1" w:tplc="240A0019" w:tentative="1">
+      <w:start w:val="1"/>
+      <w:numFmt w:val="lowerLetter"/>
+      <w:lvlText w:val="%2."/>
+      <w:lvlJc w:val="left"/>
+      <w:pPr>
+        <w:ind w:left="1800" w:hanging="360"/>
+      </w:pPr>
+    </w:lvl>
+    <w:lvl w:ilvl="2" w:tplc="240A001B" w:tentative="1">
+      <w:start w:val="1"/>
+      <w:numFmt w:val="lowerRoman"/>
+      <w:lvlText w:val="%3."/>
+      <w:lvlJc w:val="right"/>
+      <w:pPr>
+        <w:ind w:left="2520" w:hanging="180"/>
+      </w:pPr>
+    </w:lvl>
+    <w:lvl w:ilvl="3" w:tplc="240A000F" w:tentative="1">
+      <w:start w:val="1"/>
+      <w:numFmt w:val="decimal"/>
+      <w:lvlText w:val="%4."/>
+      <w:lvlJc w:val="left"/>
+      <w:pPr>
+        <w:ind w:left="3240" w:hanging="360"/>
+      </w:pPr>
+    </w:lvl>
+    <w:lvl w:ilvl="4" w:tplc="240A0019" w:tentative="1">
+      <w:start w:val="1"/>
+      <w:numFmt w:val="lowerLetter"/>
+      <w:lvlText w:val="%5."/>
+      <w:lvlJc w:val="left"/>
+      <w:pPr>
+        <w:ind w:left="3960" w:hanging="360"/>
+      </w:pPr>
+    </w:lvl>
+    <w:lvl w:ilvl="5" w:tplc="240A001B" w:tentative="1">
+      <w:start w:val="1"/>
+      <w:numFmt w:val="lowerRoman"/>
+      <w:lvlText w:val="%6."/>
+      <w:lvlJc w:val="right"/>
+      <w:pPr>
+        <w:ind w:left="4680" w:hanging="180"/>
+      </w:pPr>
+    </w:lvl>
+    <w:lvl w:ilvl="6" w:tplc="240A000F" w:tentative="1">
+      <w:start w:val="1"/>
+      <w:numFmt w:val="decimal"/>
+      <w:lvlText w:val="%7."/>
+      <w:lvlJc w:val="left"/>
+      <w:pPr>
+        <w:ind w:left="5400" w:hanging="360"/>
+      </w:pPr>
+    </w:lvl>
+    <w:lvl w:ilvl="7" w:tplc="240A0019" w:tentative="1">
+      <w:start w:val="1"/>
+      <w:numFmt w:val="lowerLetter"/>
+      <w:lvlText w:val="%8."/>
+      <w:lvlJc w:val="left"/>
+      <w:pPr>
+        <w:ind w:left="6120" w:hanging="360"/>
+      </w:pPr>
+    </w:lvl>
+    <w:lvl w:ilvl="8" w:tplc="240A001B" w:tentative="1">
+      <w:start w:val="1"/>
+      <w:numFmt w:val="lowerRoman"/>
+      <w:lvlText w:val="%9."/>
+      <w:lvlJc w:val="right"/>
+      <w:pPr>
+        <w:ind w:left="6840" w:hanging="180"/>
+      </w:pPr>
+    </w:lvl>
+  </w:abstractNum>
+  <w:abstractNum w:abstractNumId="10">
     <w:nsid w:val="3CC219EC"/>
     <w:multiLevelType w:val="hybridMultilevel"/>
     <w:tmpl w:val="41BC272C"/>
@@ -8216,7 +8551,7 @@
       </w:pPr>
     </w:lvl>
   </w:abstractNum>
-  <w:abstractNum w:abstractNumId="8">
+  <w:abstractNum w:abstractNumId="11">
     <w:nsid w:val="41EF27DB"/>
     <w:multiLevelType w:val="hybridMultilevel"/>
     <w:tmpl w:val="C8CCBEA8"/>
@@ -8336,7 +8671,7 @@
       </w:pPr>
     </w:lvl>
   </w:abstractNum>
-  <w:abstractNum w:abstractNumId="9">
+  <w:abstractNum w:abstractNumId="12">
     <w:nsid w:val="5AD86957"/>
     <w:multiLevelType w:val="hybridMultilevel"/>
     <w:tmpl w:val="05EECD4E"/>
@@ -8425,7 +8760,7 @@
       </w:pPr>
     </w:lvl>
   </w:abstractNum>
-  <w:abstractNum w:abstractNumId="10">
+  <w:abstractNum w:abstractNumId="13">
     <w:nsid w:val="62110452"/>
     <w:multiLevelType w:val="hybridMultilevel"/>
     <w:tmpl w:val="421C839A"/>
@@ -8515,7 +8850,7 @@
       </w:pPr>
     </w:lvl>
   </w:abstractNum>
-  <w:abstractNum w:abstractNumId="11">
+  <w:abstractNum w:abstractNumId="14">
     <w:nsid w:val="6C8A2A88"/>
     <w:multiLevelType w:val="hybridMultilevel"/>
     <w:tmpl w:val="22462650"/>
@@ -8604,7 +8939,7 @@
       </w:pPr>
     </w:lvl>
   </w:abstractNum>
-  <w:abstractNum w:abstractNumId="12">
+  <w:abstractNum w:abstractNumId="15">
     <w:nsid w:val="78B803CD"/>
     <w:multiLevelType w:val="hybridMultilevel"/>
     <w:tmpl w:val="05EECD4E"/>
@@ -8693,7 +9028,7 @@
       </w:pPr>
     </w:lvl>
   </w:abstractNum>
-  <w:abstractNum w:abstractNumId="13">
+  <w:abstractNum w:abstractNumId="16">
     <w:nsid w:val="7D5F69B9"/>
     <w:multiLevelType w:val="hybridMultilevel"/>
     <w:tmpl w:val="652821C8"/>
@@ -8780,37 +9115,37 @@
     </w:lvl>
   </w:abstractNum>
   <w:num w:numId="1">
-    <w:abstractNumId w:val="2"/>
+    <w:abstractNumId w:val="4"/>
   </w:num>
   <w:num w:numId="2">
-    <w:abstractNumId w:val="5"/>
+    <w:abstractNumId w:val="7"/>
   </w:num>
   <w:num w:numId="3">
-    <w:abstractNumId w:val="11"/>
+    <w:abstractNumId w:val="14"/>
   </w:num>
   <w:num w:numId="4">
     <w:abstractNumId w:val="0"/>
   </w:num>
   <w:num w:numId="5">
-    <w:abstractNumId w:val="9"/>
+    <w:abstractNumId w:val="12"/>
   </w:num>
   <w:num w:numId="6">
-    <w:abstractNumId w:val="3"/>
+    <w:abstractNumId w:val="5"/>
   </w:num>
   <w:num w:numId="7">
-    <w:abstractNumId w:val="12"/>
+    <w:abstractNumId w:val="15"/>
   </w:num>
   <w:num w:numId="8">
-    <w:abstractNumId w:val="8"/>
+    <w:abstractNumId w:val="11"/>
   </w:num>
   <w:num w:numId="9">
-    <w:abstractNumId w:val="4"/>
+    <w:abstractNumId w:val="6"/>
   </w:num>
   <w:num w:numId="10">
     <w:abstractNumId w:val="1"/>
   </w:num>
   <w:num w:numId="11">
-    <w:abstractNumId w:val="2"/>
+    <w:abstractNumId w:val="4"/>
     <w:lvlOverride w:ilvl="0">
       <w:startOverride w:val="1"/>
     </w:lvlOverride>
@@ -8838,16 +9173,16 @@
     </w:lvlOverride>
   </w:num>
   <w:num w:numId="12">
-    <w:abstractNumId w:val="6"/>
+    <w:abstractNumId w:val="8"/>
   </w:num>
   <w:num w:numId="13">
+    <w:abstractNumId w:val="13"/>
+  </w:num>
+  <w:num w:numId="14">
     <w:abstractNumId w:val="10"/>
   </w:num>
-  <w:num w:numId="14">
-    <w:abstractNumId w:val="7"/>
-  </w:num>
   <w:num w:numId="15">
-    <w:abstractNumId w:val="13"/>
+    <w:abstractNumId w:val="16"/>
     <w:lvlOverride w:ilvl="0">
       <w:startOverride w:val="9"/>
     </w:lvlOverride>
@@ -8875,6 +9210,15 @@
     <w:lvlOverride w:ilvl="8">
       <w:startOverride w:val="1"/>
     </w:lvlOverride>
+  </w:num>
+  <w:num w:numId="16">
+    <w:abstractNumId w:val="2"/>
+  </w:num>
+  <w:num w:numId="17">
+    <w:abstractNumId w:val="3"/>
+  </w:num>
+  <w:num w:numId="18">
+    <w:abstractNumId w:val="9"/>
   </w:num>
 </w:numbering>
 </file>
@@ -10343,7 +10687,7 @@
 </file>
 
 <file path=customXml/itemProps1.xml><?xml version="1.0" encoding="utf-8"?>
-<ds:datastoreItem xmlns:ds="http://schemas.openxmlformats.org/officeDocument/2006/customXml" ds:itemID="{3D95BC32-7954-4F0C-9ED4-86E9657901AF}">
+<ds:datastoreItem xmlns:ds="http://schemas.openxmlformats.org/officeDocument/2006/customXml" ds:itemID="{787DB889-8EDD-4A24-B5DC-45CD4081363F}">
   <ds:schemaRefs>
     <ds:schemaRef ds:uri="http://schemas.openxmlformats.org/officeDocument/2006/bibliography"/>
   </ds:schemaRefs>

--- a/src/main/webapp/plantillas/MODIFICACION_2_ACEPTACION.docx
+++ b/src/main/webapp/plantillas/MODIFICACION_2_ACEPTACION.docx
@@ -84,15 +84,15 @@
         <w:tblLook w:val="04A0" w:firstRow="1" w:lastRow="0" w:firstColumn="1" w:lastColumn="0" w:noHBand="0" w:noVBand="1"/>
       </w:tblPr>
       <w:tblGrid>
-        <w:gridCol w:w="1374"/>
-        <w:gridCol w:w="1689"/>
-        <w:gridCol w:w="1747"/>
-        <w:gridCol w:w="1689"/>
+        <w:gridCol w:w="1440"/>
+        <w:gridCol w:w="1562"/>
+        <w:gridCol w:w="1821"/>
+        <w:gridCol w:w="1562"/>
         <w:gridCol w:w="6"/>
-        <w:gridCol w:w="2644"/>
-        <w:gridCol w:w="226"/>
-        <w:gridCol w:w="18"/>
-        <w:gridCol w:w="241"/>
+        <w:gridCol w:w="2750"/>
+        <w:gridCol w:w="227"/>
+        <w:gridCol w:w="21"/>
+        <w:gridCol w:w="245"/>
       </w:tblGrid>
       <w:tr>
         <w:tc>
@@ -241,11 +241,13 @@
               <w:jc w:val="center"/>
               <w:rPr>
                 <w:rFonts w:ascii="Arial" w:eastAsia="Arial" w:hAnsi="Arial" w:cs="Arial"/>
-                <w:sz w:val="12"/>
-                <w:szCs w:val="12"/>
               </w:rPr>
             </w:pPr>
             <w:r>
+              <w:rPr>
+                <w:rFonts w:ascii="Arial" w:hAnsi="Arial" w:cs="Arial"/>
+                <w:highlight w:val="yellow"/>
+              </w:rPr>
               <w:t>{{ADICION_X}}</w:t>
             </w:r>
           </w:p>
@@ -289,11 +291,13 @@
               <w:jc w:val="center"/>
               <w:rPr>
                 <w:rFonts w:ascii="Arial" w:eastAsia="Arial" w:hAnsi="Arial" w:cs="Arial"/>
-                <w:sz w:val="12"/>
-                <w:szCs w:val="12"/>
               </w:rPr>
             </w:pPr>
             <w:r>
+              <w:rPr>
+                <w:rFonts w:ascii="Arial" w:hAnsi="Arial" w:cs="Arial"/>
+                <w:highlight w:val="yellow"/>
+              </w:rPr>
               <w:t>{{ADICION_X}}</w:t>
             </w:r>
           </w:p>
@@ -812,9 +816,9 @@
             <w:r>
               <w:rPr>
                 <w:rFonts w:ascii="Arial" w:hAnsi="Arial" w:cs="Arial"/>
-                <w:color w:val="A6A6A6" w:themeColor="background1" w:themeShade="A6"/>
                 <w:sz w:val="22"/>
                 <w:szCs w:val="22"/>
+                <w:highlight w:val="yellow"/>
               </w:rPr>
               <w:t>{{NUMERO_CONTRATO}}</w:t>
             </w:r>
@@ -881,16 +885,15 @@
             <w:r>
               <w:rPr>
                 <w:rFonts w:ascii="Arial" w:hAnsi="Arial" w:cs="Arial"/>
-                <w:color w:val="A6A6A6" w:themeColor="background1" w:themeShade="A6"/>
                 <w:sz w:val="22"/>
                 <w:szCs w:val="22"/>
+                <w:highlight w:val="yellow"/>
               </w:rPr>
               <w:t>{{CONTRATISTA_NOMBRE}}</w:t>
             </w:r>
             <w:r>
               <w:rPr>
                 <w:rFonts w:ascii="Arial" w:hAnsi="Arial" w:cs="Arial"/>
-                <w:color w:val="A6A6A6" w:themeColor="background1" w:themeShade="A6"/>
                 <w:sz w:val="22"/>
                 <w:szCs w:val="22"/>
               </w:rPr>
@@ -899,9 +902,9 @@
             <w:r>
               <w:rPr>
                 <w:rFonts w:ascii="Arial" w:hAnsi="Arial" w:cs="Arial"/>
-                <w:color w:val="A6A6A6" w:themeColor="background1" w:themeShade="A6"/>
                 <w:sz w:val="22"/>
                 <w:szCs w:val="22"/>
+                <w:highlight w:val="yellow"/>
               </w:rPr>
               <w:t>{{CONTRATISTA_CEDULA}}</w:t>
             </w:r>
@@ -959,7 +962,16 @@
                 <w:sz w:val="22"/>
                 <w:szCs w:val="22"/>
               </w:rPr>
-              <w:t xml:space="preserve"> N/A</w:t>
+              <w:t xml:space="preserve"> </w:t>
+            </w:r>
+            <w:r>
+              <w:rPr>
+                <w:rFonts w:cs="Arial"/>
+                <w:bCs/>
+                <w:sz w:val="22"/>
+                <w:szCs w:val="22"/>
+              </w:rPr>
+              <w:t>N/A</w:t>
             </w:r>
           </w:p>
         </w:tc>
@@ -1013,7 +1025,6 @@
               <w:rPr>
                 <w:rFonts w:ascii="Arial" w:hAnsi="Arial" w:cs="Arial"/>
                 <w:bCs/>
-                <w:color w:val="A6A6A6" w:themeColor="background1" w:themeShade="A6"/>
                 <w:sz w:val="22"/>
                 <w:szCs w:val="22"/>
               </w:rPr>
@@ -1022,9 +1033,9 @@
               <w:rPr>
                 <w:rFonts w:ascii="Arial" w:hAnsi="Arial" w:cs="Arial"/>
                 <w:bCs/>
-                <w:color w:val="A6A6A6" w:themeColor="background1" w:themeShade="A6"/>
                 <w:sz w:val="22"/>
                 <w:szCs w:val="22"/>
+                <w:highlight w:val="yellow"/>
               </w:rPr>
               <w:t>{{OBJETO_CONTRACTUAL}}</w:t>
             </w:r>
@@ -1032,7 +1043,6 @@
               <w:rPr>
                 <w:rFonts w:ascii="Arial" w:hAnsi="Arial" w:cs="Arial"/>
                 <w:bCs/>
-                <w:color w:val="A6A6A6" w:themeColor="background1" w:themeShade="A6"/>
                 <w:sz w:val="22"/>
                 <w:szCs w:val="22"/>
               </w:rPr>
@@ -1081,7 +1091,6 @@
               <w:rPr>
                 <w:rFonts w:ascii="Arial" w:hAnsi="Arial" w:cs="Arial"/>
                 <w:bCs/>
-                <w:color w:val="A6A6A6" w:themeColor="background1" w:themeShade="A6"/>
                 <w:sz w:val="22"/>
                 <w:szCs w:val="22"/>
               </w:rPr>
@@ -1089,11 +1098,28 @@
             <w:r>
               <w:rPr>
                 <w:rFonts w:ascii="Arial" w:hAnsi="Arial" w:cs="Arial"/>
-                <w:color w:val="A6A6A6" w:themeColor="background1" w:themeShade="A6"/>
+                <w:sz w:val="22"/>
+                <w:szCs w:val="22"/>
+                <w:highlight w:val="yellow"/>
+              </w:rPr>
+              <w:t>{{VALOR_CONTRATO_LETRAS}}</w:t>
+            </w:r>
+            <w:r>
+              <w:rPr>
+                <w:rFonts w:ascii="Arial" w:hAnsi="Arial" w:cs="Arial"/>
                 <w:sz w:val="22"/>
                 <w:szCs w:val="22"/>
               </w:rPr>
-              <w:t>{{VALOR_CONTRATO_LETRAS}} ({{VALOR_CONTRATO}})</w:t>
+              <w:t xml:space="preserve"> </w:t>
+            </w:r>
+            <w:r>
+              <w:rPr>
+                <w:rFonts w:ascii="Arial" w:hAnsi="Arial" w:cs="Arial"/>
+                <w:sz w:val="22"/>
+                <w:szCs w:val="22"/>
+                <w:highlight w:val="yellow"/>
+              </w:rPr>
+              <w:t>({{VALOR_CONTRATO}})</w:t>
             </w:r>
           </w:p>
         </w:tc>
@@ -1134,7 +1160,6 @@
               <w:jc w:val="both"/>
               <w:rPr>
                 <w:rFonts w:ascii="Arial" w:hAnsi="Arial" w:cs="Arial"/>
-                <w:color w:val="A6A6A6" w:themeColor="background1" w:themeShade="A6"/>
                 <w:sz w:val="22"/>
                 <w:szCs w:val="22"/>
               </w:rPr>
@@ -1143,9 +1168,9 @@
               <w:rPr>
                 <w:rFonts w:ascii="Arial" w:hAnsi="Arial" w:cs="Arial"/>
                 <w:snapToGrid w:val="0"/>
-                <w:color w:val="A6A6A6" w:themeColor="background1" w:themeShade="A6"/>
                 <w:sz w:val="22"/>
                 <w:szCs w:val="22"/>
+                <w:highlight w:val="yellow"/>
               </w:rPr>
               <w:t>{{FECHA_FIN_CONTRATO}}</w:t>
             </w:r>
@@ -1189,7 +1214,6 @@
               <w:rPr>
                 <w:rFonts w:ascii="Arial" w:hAnsi="Arial" w:cs="Arial"/>
                 <w:snapToGrid w:val="0"/>
-                <w:color w:val="A6A6A6" w:themeColor="background1" w:themeShade="A6"/>
                 <w:sz w:val="22"/>
                 <w:szCs w:val="22"/>
               </w:rPr>
@@ -1197,9 +1221,9 @@
             <w:r>
               <w:rPr>
                 <w:rFonts w:ascii="Arial" w:hAnsi="Arial" w:cs="Arial"/>
-                <w:color w:val="A6A6A6" w:themeColor="background1" w:themeShade="A6"/>
                 <w:sz w:val="22"/>
                 <w:szCs w:val="22"/>
+                <w:highlight w:val="yellow"/>
               </w:rPr>
               <w:t>{{FECHA_SUSCRIPCION}}</w:t>
             </w:r>
@@ -1258,7 +1282,6 @@
               <w:jc w:val="both"/>
               <w:rPr>
                 <w:rFonts w:ascii="Arial" w:hAnsi="Arial" w:cs="Arial"/>
-                <w:color w:val="A6A6A6" w:themeColor="background1" w:themeShade="A6"/>
                 <w:sz w:val="22"/>
                 <w:szCs w:val="22"/>
               </w:rPr>
@@ -1267,9 +1290,9 @@
               <w:rPr>
                 <w:rFonts w:ascii="Arial" w:hAnsi="Arial" w:cs="Arial"/>
                 <w:snapToGrid w:val="0"/>
-                <w:color w:val="A6A6A6" w:themeColor="background1" w:themeShade="A6"/>
                 <w:sz w:val="22"/>
                 <w:szCs w:val="22"/>
+                <w:highlight w:val="yellow"/>
               </w:rPr>
               <w:t>{{FECHA_ACTA_INICIO}}</w:t>
             </w:r>
@@ -1313,7 +1336,6 @@
               <w:rPr>
                 <w:rFonts w:ascii="Arial" w:hAnsi="Arial" w:cs="Arial"/>
                 <w:snapToGrid w:val="0"/>
-                <w:color w:val="A6A6A6" w:themeColor="background1" w:themeShade="A6"/>
                 <w:sz w:val="22"/>
                 <w:szCs w:val="22"/>
               </w:rPr>
@@ -1322,7 +1344,6 @@
               <w:rPr>
                 <w:rFonts w:ascii="Arial" w:hAnsi="Arial" w:cs="Arial"/>
                 <w:snapToGrid w:val="0"/>
-                <w:color w:val="A6A6A6" w:themeColor="background1" w:themeShade="A6"/>
                 <w:sz w:val="22"/>
                 <w:szCs w:val="22"/>
               </w:rPr>
@@ -1371,7 +1392,6 @@
               <w:rPr>
                 <w:rFonts w:ascii="Arial" w:hAnsi="Arial" w:cs="Arial"/>
                 <w:snapToGrid w:val="0"/>
-                <w:color w:val="A6A6A6" w:themeColor="background1" w:themeShade="A6"/>
                 <w:sz w:val="22"/>
                 <w:szCs w:val="22"/>
               </w:rPr>
@@ -1380,7 +1400,6 @@
               <w:rPr>
                 <w:rFonts w:ascii="Arial" w:hAnsi="Arial" w:cs="Arial"/>
                 <w:snapToGrid w:val="0"/>
-                <w:color w:val="A6A6A6" w:themeColor="background1" w:themeShade="A6"/>
                 <w:sz w:val="22"/>
                 <w:szCs w:val="22"/>
               </w:rPr>
@@ -1424,9 +1443,9 @@
       <w:r>
         <w:rPr>
           <w:rFonts w:ascii="Arial" w:hAnsi="Arial" w:cs="Arial"/>
-          <w:color w:val="808080"/>
-          <w:sz w:val="24"/>
-          <w:szCs w:val="24"/>
+          <w:sz w:val="24"/>
+          <w:szCs w:val="24"/>
+          <w:highlight w:val="yellow"/>
           <w:lang w:val="es-MX"/>
         </w:rPr>
         <w:t>{{NOMBRE_ORDENADOR_GASTO}}</w:t>
@@ -1472,7 +1491,7 @@
           <w:rFonts w:ascii="Arial" w:hAnsi="Arial" w:cs="Arial"/>
           <w:sz w:val="24"/>
           <w:szCs w:val="24"/>
-          <w:highlight w:val="lightGray"/>
+          <w:highlight w:val="yellow"/>
           <w:lang w:val="es-MX"/>
         </w:rPr>
         <w:t>{{CEDULA_ORDENADOR}}</w:t>
@@ -1724,6 +1743,7 @@
           <w:rFonts w:ascii="Arial" w:hAnsi="Arial" w:cs="Arial"/>
           <w:sz w:val="24"/>
           <w:szCs w:val="24"/>
+          <w:highlight w:val="yellow"/>
         </w:rPr>
         <w:t>{{ORGANISMO}}</w:t>
       </w:r>
@@ -1750,7 +1770,6 @@
       <w:r>
         <w:rPr>
           <w:rFonts w:ascii="Arial" w:hAnsi="Arial" w:cs="Arial"/>
-          <w:color w:val="A6A6A6" w:themeColor="background1" w:themeShade="A6"/>
           <w:sz w:val="24"/>
           <w:szCs w:val="24"/>
           <w:lang w:val="es-ES"/>
@@ -1832,20 +1851,20 @@
           <w:rFonts w:ascii="Arial" w:hAnsi="Arial" w:cs="Arial"/>
           <w:bCs/>
           <w:iCs/>
+          <w:sz w:val="24"/>
+          <w:szCs w:val="24"/>
+          <w:highlight w:val="yellow"/>
+          <w:shd w:val="clear" w:color="auto" w:fill="FFFFFF"/>
+          <w:lang w:val="es-ES"/>
+        </w:rPr>
+        <w:t>{{CONTRATISTA_CEDULA}}</w:t>
+      </w:r>
+      <w:r>
+        <w:rPr>
+          <w:rFonts w:ascii="Arial" w:hAnsi="Arial" w:cs="Arial"/>
           <w:color w:val="A6A6A6" w:themeColor="background1" w:themeShade="A6"/>
           <w:sz w:val="24"/>
           <w:szCs w:val="24"/>
-          <w:shd w:val="clear" w:color="auto" w:fill="FFFFFF"/>
-          <w:lang w:val="es-ES"/>
-        </w:rPr>
-        <w:t>{{CONTRATISTA_CEDULA}}</w:t>
-      </w:r>
-      <w:r>
-        <w:rPr>
-          <w:rFonts w:ascii="Arial" w:hAnsi="Arial" w:cs="Arial"/>
-          <w:color w:val="A6A6A6" w:themeColor="background1" w:themeShade="A6"/>
-          <w:sz w:val="24"/>
-          <w:szCs w:val="24"/>
           <w:lang w:val="es-ES"/>
         </w:rPr>
         <w:t>,</w:t>
@@ -1970,7 +1989,6 @@
           <w:rFonts w:ascii="Arial" w:hAnsi="Arial" w:cs="Arial"/>
           <w:sz w:val="24"/>
           <w:szCs w:val="24"/>
-          <w:highlight w:val="lightGray"/>
           <w:lang w:eastAsia="ar-SA"/>
         </w:rPr>
         <w:t>001</w:t>
@@ -2006,15 +2024,7 @@
           <w:sz w:val="24"/>
           <w:szCs w:val="24"/>
         </w:rPr>
-        <w:t>/convenio</w:t>
-      </w:r>
-      <w:r>
-        <w:rPr>
-          <w:rFonts w:ascii="Arial" w:hAnsi="Arial" w:cs="Arial"/>
-          <w:sz w:val="24"/>
-          <w:szCs w:val="24"/>
-        </w:rPr>
-        <w:t>/aceptación de oferta</w:t>
+        <w:t xml:space="preserve"> de</w:t>
       </w:r>
       <w:r>
         <w:rPr>
@@ -2027,9 +2037,9 @@
       <w:r>
         <w:rPr>
           <w:rFonts w:ascii="Arial" w:hAnsi="Arial" w:cs="Arial"/>
-          <w:color w:val="808080"/>
-          <w:sz w:val="24"/>
-          <w:szCs w:val="24"/>
+          <w:sz w:val="24"/>
+          <w:szCs w:val="24"/>
+          <w:highlight w:val="yellow"/>
           <w:lang w:val="es-MX"/>
         </w:rPr>
         <w:t>{{TIPO_CONTRATO}}</w:t>
@@ -2045,9 +2055,9 @@
       <w:r>
         <w:rPr>
           <w:rFonts w:ascii="Arial" w:hAnsi="Arial" w:cs="Arial"/>
-          <w:color w:val="A6A6A6" w:themeColor="background1" w:themeShade="A6"/>
-          <w:sz w:val="24"/>
-          <w:szCs w:val="24"/>
+          <w:sz w:val="24"/>
+          <w:szCs w:val="24"/>
+          <w:highlight w:val="yellow"/>
         </w:rPr>
         <w:t>{{NUMERO_CONTRATO}}</w:t>
       </w:r>
@@ -2550,7 +2560,26 @@
           <w:sz w:val="24"/>
           <w:szCs w:val="24"/>
         </w:rPr>
-        <w:t xml:space="preserve">Que el día XX de abril de 2026, </w:t>
+        <w:t xml:space="preserve">Que el día </w:t>
+      </w:r>
+      <w:r>
+        <w:rPr>
+          <w:rFonts w:ascii="Arial" w:hAnsi="Arial" w:cs="Arial"/>
+          <w:sz w:val="24"/>
+          <w:szCs w:val="24"/>
+          <w:highlight w:val="yellow"/>
+        </w:rPr>
+        <w:t>{{FECHA_HOY_SIMPLE}}</w:t>
+      </w:r>
+      <w:bookmarkStart w:id="0" w:name="_GoBack"/>
+      <w:bookmarkEnd w:id="0"/>
+      <w:r>
+        <w:rPr>
+          <w:rFonts w:ascii="Arial" w:hAnsi="Arial" w:cs="Arial"/>
+          <w:sz w:val="24"/>
+          <w:szCs w:val="24"/>
+        </w:rPr>
+        <w:t xml:space="preserve">, </w:t>
       </w:r>
       <w:r>
         <w:rPr>
@@ -2754,6 +2783,16 @@
           <w:lang w:val="es-CO" w:eastAsia="es-CO"/>
         </w:rPr>
         <w:t xml:space="preserve">El contrato de Prestación de servicios profesionales </w:t>
+      </w:r>
+      <w:r>
+        <w:rPr>
+          <w:rFonts w:ascii="Arial" w:hAnsi="Arial" w:cs="Arial"/>
+          <w:color w:val="000000"/>
+          <w:sz w:val="22"/>
+          <w:szCs w:val="22"/>
+          <w:lang w:val="es-CO" w:eastAsia="es-CO"/>
+        </w:rPr>
+        <w:t>No.</w:t>
       </w:r>
       <w:r>
         <w:rPr>
@@ -2764,7 +2803,7 @@
           <w:shd w:val="clear" w:color="auto" w:fill="FFFF00"/>
           <w:lang w:val="es-CO" w:eastAsia="es-CO"/>
         </w:rPr>
-        <w:t>No. {{NUMERO_CONTRATO}}</w:t>
+        <w:t xml:space="preserve"> {{NUMERO_CONTRATO}}</w:t>
       </w:r>
       <w:r>
         <w:rPr>
@@ -3287,10 +3326,9 @@
           <w:color w:val="000000"/>
           <w:sz w:val="22"/>
           <w:szCs w:val="22"/>
-          <w:shd w:val="clear" w:color="auto" w:fill="FFFF00"/>
           <w:lang w:val="es-CO" w:eastAsia="es-CO"/>
         </w:rPr>
-        <w:t xml:space="preserve">hasta el </w:t>
+        <w:t>hasta el</w:t>
       </w:r>
       <w:r>
         <w:rPr>
@@ -3301,7 +3339,7 @@
           <w:shd w:val="clear" w:color="auto" w:fill="FFFF00"/>
           <w:lang w:val="es-CO" w:eastAsia="es-CO"/>
         </w:rPr>
-        <w:t>{{FECHA_FINAL_ADICIONAL}}</w:t>
+        <w:t xml:space="preserve"> </w:t>
       </w:r>
       <w:r>
         <w:rPr>
@@ -3312,6 +3350,17 @@
           <w:shd w:val="clear" w:color="auto" w:fill="FFFF00"/>
           <w:lang w:val="es-CO" w:eastAsia="es-CO"/>
         </w:rPr>
+        <w:t>{{FECHA_FINAL_ADICIONAL}}</w:t>
+      </w:r>
+      <w:r>
+        <w:rPr>
+          <w:rFonts w:ascii="Arial" w:hAnsi="Arial" w:cs="Arial"/>
+          <w:color w:val="000000"/>
+          <w:sz w:val="22"/>
+          <w:szCs w:val="22"/>
+          <w:shd w:val="clear" w:color="auto" w:fill="FFFF00"/>
+          <w:lang w:val="es-CO" w:eastAsia="es-CO"/>
+        </w:rPr>
         <w:t>.</w:t>
       </w:r>
     </w:p>
@@ -3379,29 +3428,7 @@
           <w:shd w:val="clear" w:color="auto" w:fill="FFFF00"/>
           <w:lang w:val="es-CO" w:eastAsia="es-CO"/>
         </w:rPr>
-        <w:t>{{NUMERO_CDP}}</w:t>
-      </w:r>
-      <w:r>
-        <w:rPr>
-          <w:rFonts w:ascii="Arial" w:hAnsi="Arial" w:cs="Arial"/>
-          <w:color w:val="000000"/>
-          <w:sz w:val="22"/>
-          <w:szCs w:val="22"/>
-          <w:shd w:val="clear" w:color="auto" w:fill="FFFF00"/>
-          <w:lang w:val="es-CO" w:eastAsia="es-CO"/>
-        </w:rPr>
-        <w:t xml:space="preserve"> del </w:t>
-      </w:r>
-      <w:r>
-        <w:rPr>
-          <w:rFonts w:ascii="Arial" w:hAnsi="Arial" w:cs="Arial"/>
-          <w:color w:val="000000"/>
-          <w:sz w:val="22"/>
-          <w:szCs w:val="22"/>
-          <w:shd w:val="clear" w:color="auto" w:fill="FFFF00"/>
-          <w:lang w:val="es-CO" w:eastAsia="es-CO"/>
-        </w:rPr>
-        <w:t>{{FECHA_EXPEDICION_CDP}}</w:t>
+        <w:t>{{CDP_ADICION}}</w:t>
       </w:r>
       <w:r>
         <w:rPr>
@@ -3422,7 +3449,7 @@
           <w:highlight w:val="yellow"/>
           <w:lang w:val="es-CO" w:eastAsia="es-CO"/>
         </w:rPr>
-        <w:t>{{CDP_VALOR_LETRAS_MIN}}</w:t>
+        <w:t>{{VALOR_CDP_ADICION_LETRAS}}. {{VALOR_CDP_ADICION}}</w:t>
       </w:r>
       <w:r>
         <w:rPr>
@@ -3436,61 +3463,6 @@
         </w:rPr>
         <w:t>.</w:t>
       </w:r>
-      <w:r>
-        <w:rPr>
-          <w:rFonts w:ascii="Arial" w:hAnsi="Arial" w:cs="Arial"/>
-          <w:color w:val="000000"/>
-          <w:sz w:val="22"/>
-          <w:szCs w:val="22"/>
-          <w:shd w:val="clear" w:color="auto" w:fill="FFFF00"/>
-          <w:lang w:val="es-CO" w:eastAsia="es-CO"/>
-        </w:rPr>
-        <w:t xml:space="preserve"> (</w:t>
-      </w:r>
-      <w:r>
-        <w:rPr>
-          <w:rFonts w:ascii="Arial" w:hAnsi="Arial" w:cs="Arial"/>
-          <w:color w:val="000000"/>
-          <w:sz w:val="22"/>
-          <w:szCs w:val="22"/>
-          <w:shd w:val="clear" w:color="auto" w:fill="FFFF00"/>
-          <w:lang w:val="es-CO" w:eastAsia="es-CO"/>
-        </w:rPr>
-        <w:t>{{</w:t>
-      </w:r>
-      <w:r>
-        <w:rPr>
-          <w:rFonts w:ascii="Arial" w:hAnsi="Arial" w:cs="Arial"/>
-          <w:color w:val="000000"/>
-          <w:sz w:val="22"/>
-          <w:szCs w:val="22"/>
-          <w:shd w:val="clear" w:color="auto" w:fill="FFFF00"/>
-          <w:lang w:val="es-CO" w:eastAsia="es-CO"/>
-        </w:rPr>
-        <w:t>CDP_VALOR</w:t>
-      </w:r>
-      <w:r>
-        <w:rPr>
-          <w:rFonts w:ascii="Arial" w:hAnsi="Arial" w:cs="Arial"/>
-          <w:color w:val="000000"/>
-          <w:sz w:val="22"/>
-          <w:szCs w:val="22"/>
-          <w:shd w:val="clear" w:color="auto" w:fill="FFFF00"/>
-          <w:lang w:val="es-CO" w:eastAsia="es-CO"/>
-        </w:rPr>
-        <w:t>}}</w:t>
-      </w:r>
-      <w:r>
-        <w:rPr>
-          <w:rFonts w:ascii="Arial" w:hAnsi="Arial" w:cs="Arial"/>
-          <w:color w:val="000000"/>
-          <w:sz w:val="22"/>
-          <w:szCs w:val="22"/>
-          <w:shd w:val="clear" w:color="auto" w:fill="FFFF00"/>
-          <w:lang w:val="es-CO" w:eastAsia="es-CO"/>
-        </w:rPr>
-        <w:t>).</w:t>
-      </w:r>
     </w:p>
     <w:p>
       <w:pPr>
@@ -3555,7 +3527,7 @@
           <w:szCs w:val="22"/>
           <w:lang w:val="es-CO" w:eastAsia="es-CO"/>
         </w:rPr>
-        <w:t xml:space="preserve">De este modo, con la adición y prórroga al contrato en mención, el Departamento Administrativo de Gestión Jurídica Pública propendería por el cumplimiento de los fines del estado aplicando los principios de eficiencia y economía, al prever la posibilidad de optimizar el tiempo y los recursos con que cuenta este organismo, ya que celebrar un nuevo contrato </w:t>
+        <w:t xml:space="preserve">De este modo, con la adición y prórroga al contrato en mención, el Departamento Administrativo de Gestión Jurídica Pública propendería por el cumplimiento de los fines del estado aplicando los principios de eficiencia y economía, al prever la posibilidad de optimizar el tiempo y los recursos con que cuenta este organismo, ya que celebrar un nuevo contrato para satisfacer la necesidad descrita implicaría el inicio de procedimientos contractuales, </w:t>
       </w:r>
       <w:r>
         <w:rPr>
@@ -3566,7 +3538,7 @@
           <w:lang w:val="es-CO" w:eastAsia="es-CO"/>
         </w:rPr>
         <w:lastRenderedPageBreak/>
-        <w:t>para satisfacer la necesidad descrita implicaría el inicio de procedimientos contractuales, selección y verificación de cumplimiento de perfiles y demás trámites administrativos necesarios para la suscripción de contratos de prestación de servicios, lo que conllevaría a un tiempo adicional en la operación administrativa.” </w:t>
+        <w:t>selección y verificación de cumplimiento de perfiles y demás trámites administrativos necesarios para la suscripción de contratos de prestación de servicios, lo que conllevaría a un tiempo adicional en la operación administrativa.” </w:t>
       </w:r>
     </w:p>
     <w:p>
@@ -3784,7 +3756,7 @@
           <w:sz w:val="24"/>
           <w:szCs w:val="24"/>
         </w:rPr>
-        <w:t xml:space="preserve">Que de acuerdo con las normas y principios que rigen el Estatuto General de la Contratación Pública en Colombia es posible afirmar que se podrá promover o diseñar medidas o realizar modificaciones al contrato estatal, siempre y cuando se realicen con el fin de obtener la consecución del objeto del contrato estatal y la finalidad </w:t>
+        <w:t xml:space="preserve">Que de acuerdo con las normas y principios que rigen el Estatuto General de la Contratación Pública en Colombia es posible afirmar que se podrá promover o diseñar medidas o realizar modificaciones al contrato estatal, siempre y cuando se realicen con el fin de obtener la consecución del objeto del contrato estatal y la finalidad pública, como consecuencia lógica de prevalencia de los principios que rigen la </w:t>
       </w:r>
       <w:r>
         <w:rPr>
@@ -3793,7 +3765,7 @@
           <w:szCs w:val="24"/>
         </w:rPr>
         <w:lastRenderedPageBreak/>
-        <w:t>pública, como consecuencia lógica de prevalencia de los principios que rigen la actuación de los servidores públicos, y es ahí donde encontramos que se cumple con el principio de eficacia y economía.</w:t>
+        <w:t>actuación de los servidores públicos, y es ahí donde encontramos que se cumple con el principio de eficacia y economía.</w:t>
       </w:r>
     </w:p>
     <w:p>
@@ -3807,6 +3779,220 @@
           <w:rFonts w:ascii="Arial" w:eastAsia="Arial" w:hAnsi="Arial" w:cs="Arial"/>
           <w:sz w:val="24"/>
           <w:szCs w:val="24"/>
+        </w:rPr>
+      </w:pPr>
+    </w:p>
+    <w:p>
+      <w:pPr>
+        <w:pStyle w:val="Prrafodelista"/>
+        <w:numPr>
+          <w:ilvl w:val="0"/>
+          <w:numId w:val="17"/>
+        </w:numPr>
+        <w:tabs>
+          <w:tab w:val="left" w:pos="567"/>
+        </w:tabs>
+        <w:spacing w:after="260" w:line="249" w:lineRule="auto"/>
+        <w:ind w:left="142" w:right="40" w:firstLine="0"/>
+        <w:jc w:val="both"/>
+        <w:rPr>
+          <w:rFonts w:ascii="Arial" w:eastAsia="Arial" w:hAnsi="Arial" w:cs="Arial"/>
+          <w:sz w:val="24"/>
+          <w:szCs w:val="24"/>
+        </w:rPr>
+      </w:pPr>
+      <w:r>
+        <w:rPr>
+          <w:rFonts w:ascii="Arial" w:eastAsia="Arial" w:hAnsi="Arial" w:cs="Arial"/>
+          <w:sz w:val="24"/>
+          <w:szCs w:val="24"/>
+        </w:rPr>
+        <w:t>Que por ello es importante tener en cuenta lo establecido por la Agencia Nacional de Contratación Pública – Colombia Compra Eficiente, que mediante Concepto C ‒ 784 de 2022, indica: “</w:t>
+      </w:r>
+      <w:r>
+        <w:rPr>
+          <w:rFonts w:ascii="Arial" w:eastAsia="Arial" w:hAnsi="Arial" w:cs="Arial"/>
+        </w:rPr>
+        <w:t>Conforme a la regulación legal y a la interpretación que de la misma han hecho el Consejo de Estado y la Corte Constitucional, la cual se comparte por esta Agencia, es viable jurídicamente modificar los contratos estatales, pero esta medida tienen carácter excepcional y sólo procede cuando con ella se pretenda garantizar el interés público, cuando la entidad haya verificado y así pueda constatarse por cualquier que la causa de la modificación es real y cierta y cuando se deriva de previsiones legales, esto es, cuando la modificación encuentra sustento no solo en circunstancias fácticas propias de la ejecución del contrato, sino, además, cuando tales situaciones ponen de presente la necesidad de dar cumplimiento a previsiones establecidas por el legislador. Así las cosas, para establecer si un contrato determinado puede ser susceptible de modificación, se hace necesario que la Administración analice, en cada caso, la concurrencia de los aspectos antes referidos</w:t>
+      </w:r>
+      <w:r>
+        <w:rPr>
+          <w:rFonts w:ascii="Arial" w:eastAsia="Arial" w:hAnsi="Arial" w:cs="Arial"/>
+          <w:sz w:val="24"/>
+          <w:szCs w:val="24"/>
+        </w:rPr>
+        <w:t>”.</w:t>
+      </w:r>
+    </w:p>
+    <w:p>
+      <w:pPr>
+        <w:pStyle w:val="Prrafodelista"/>
+        <w:tabs>
+          <w:tab w:val="left" w:pos="426"/>
+        </w:tabs>
+        <w:spacing w:after="260" w:line="249" w:lineRule="auto"/>
+        <w:ind w:left="142" w:right="40"/>
+        <w:jc w:val="both"/>
+        <w:rPr>
+          <w:rFonts w:ascii="Arial" w:eastAsia="Arial" w:hAnsi="Arial" w:cs="Arial"/>
+          <w:sz w:val="24"/>
+          <w:szCs w:val="24"/>
+        </w:rPr>
+      </w:pPr>
+    </w:p>
+    <w:p>
+      <w:pPr>
+        <w:pStyle w:val="Prrafodelista"/>
+        <w:numPr>
+          <w:ilvl w:val="0"/>
+          <w:numId w:val="17"/>
+        </w:numPr>
+        <w:tabs>
+          <w:tab w:val="left" w:pos="567"/>
+        </w:tabs>
+        <w:spacing w:after="260" w:line="249" w:lineRule="auto"/>
+        <w:ind w:left="142" w:right="40" w:firstLine="0"/>
+        <w:jc w:val="both"/>
+        <w:rPr>
+          <w:rFonts w:ascii="Arial" w:eastAsia="Arial" w:hAnsi="Arial" w:cs="Arial"/>
+          <w:sz w:val="24"/>
+          <w:szCs w:val="24"/>
+        </w:rPr>
+      </w:pPr>
+      <w:r>
+        <w:rPr>
+          <w:rFonts w:ascii="Arial" w:eastAsia="Arial" w:hAnsi="Arial" w:cs="Arial"/>
+          <w:sz w:val="24"/>
+          <w:szCs w:val="24"/>
+        </w:rPr>
+        <w:t>Que para sustentar lo anterior, es importante señalar que se cumple cabalmente con los principios que rigen la función administrativa conforme a lo descrito en el artículo 209 de la Constitución Nacional, y la Ley así:</w:t>
+      </w:r>
+    </w:p>
+    <w:p>
+      <w:pPr>
+        <w:tabs>
+          <w:tab w:val="left" w:pos="426"/>
+        </w:tabs>
+        <w:spacing w:line="249" w:lineRule="auto"/>
+        <w:ind w:left="142"/>
+        <w:jc w:val="both"/>
+        <w:rPr>
+          <w:rFonts w:ascii="Arial" w:eastAsia="Arial" w:hAnsi="Arial" w:cs="Arial"/>
+        </w:rPr>
+      </w:pPr>
+      <w:r>
+        <w:rPr>
+          <w:rFonts w:ascii="Arial" w:eastAsia="Arial" w:hAnsi="Arial" w:cs="Arial"/>
+        </w:rPr>
+        <w:t xml:space="preserve">“ARTÍCULO 209. </w:t>
+      </w:r>
+      <w:r>
+        <w:rPr>
+          <w:rFonts w:ascii="Arial" w:hAnsi="Arial" w:cs="Arial"/>
+        </w:rPr>
+        <w:t>La función administrativa está al servicio de los intereses generales y se desarrolla con fundamento en los principios de igualdad, moralidad, eficacia, economía, celeridad, imparcialidad y publicidad, mediante la descentralización, la delegación y la desconcentración de funciones</w:t>
+      </w:r>
+      <w:r>
+        <w:rPr>
+          <w:rFonts w:ascii="Arial" w:eastAsia="Arial" w:hAnsi="Arial" w:cs="Arial"/>
+        </w:rPr>
+        <w:t>.</w:t>
+      </w:r>
+    </w:p>
+    <w:p>
+      <w:pPr>
+        <w:tabs>
+          <w:tab w:val="left" w:pos="426"/>
+        </w:tabs>
+        <w:spacing w:line="249" w:lineRule="auto"/>
+        <w:ind w:left="142"/>
+        <w:jc w:val="both"/>
+        <w:rPr>
+          <w:rFonts w:ascii="Arial" w:eastAsia="Arial" w:hAnsi="Arial" w:cs="Arial"/>
+        </w:rPr>
+      </w:pPr>
+    </w:p>
+    <w:p>
+      <w:pPr>
+        <w:tabs>
+          <w:tab w:val="left" w:pos="426"/>
+        </w:tabs>
+        <w:spacing w:line="249" w:lineRule="auto"/>
+        <w:ind w:left="142"/>
+        <w:jc w:val="both"/>
+        <w:rPr>
+          <w:rFonts w:ascii="Arial" w:eastAsia="Arial" w:hAnsi="Arial" w:cs="Arial"/>
+        </w:rPr>
+      </w:pPr>
+      <w:r>
+        <w:rPr>
+          <w:rFonts w:ascii="Arial" w:hAnsi="Arial" w:cs="Arial"/>
+        </w:rPr>
+        <w:t>Las autoridades administrativas deben coordinar sus actuaciones para el adecuado cumplimiento de los fines del Estado. La administración pública, en todos sus órdenes, tendrá un control interno que se ejercerá en los términos que señale la ley</w:t>
+      </w:r>
+      <w:r>
+        <w:rPr>
+          <w:rFonts w:ascii="Arial" w:eastAsia="Arial" w:hAnsi="Arial" w:cs="Arial"/>
+        </w:rPr>
+        <w:t>.”.</w:t>
+      </w:r>
+    </w:p>
+    <w:p>
+      <w:pPr>
+        <w:tabs>
+          <w:tab w:val="left" w:pos="426"/>
+        </w:tabs>
+        <w:spacing w:line="249" w:lineRule="auto"/>
+        <w:ind w:left="142"/>
+        <w:jc w:val="both"/>
+        <w:rPr>
+          <w:rFonts w:ascii="Arial" w:eastAsia="Arial" w:hAnsi="Arial" w:cs="Arial"/>
+        </w:rPr>
+      </w:pPr>
+    </w:p>
+    <w:p>
+      <w:pPr>
+        <w:pStyle w:val="Prrafodelista"/>
+        <w:numPr>
+          <w:ilvl w:val="0"/>
+          <w:numId w:val="17"/>
+        </w:numPr>
+        <w:tabs>
+          <w:tab w:val="left" w:pos="426"/>
+        </w:tabs>
+        <w:spacing w:line="249" w:lineRule="auto"/>
+        <w:ind w:left="142" w:firstLine="0"/>
+        <w:jc w:val="both"/>
+        <w:rPr>
+          <w:rFonts w:ascii="Arial" w:eastAsia="Arial" w:hAnsi="Arial" w:cs="Arial"/>
+        </w:rPr>
+      </w:pPr>
+      <w:r>
+        <w:rPr>
+          <w:rFonts w:ascii="Arial" w:eastAsia="Arial" w:hAnsi="Arial" w:cs="Arial"/>
+          <w:sz w:val="24"/>
+          <w:szCs w:val="24"/>
+        </w:rPr>
+        <w:t xml:space="preserve">Que a su vez la Ley 1437 de 2011, por la cual se expide el Código de Procedimiento Administrativo y de lo Contencioso Administrativo, en su artículo 3 señala que </w:t>
+      </w:r>
+      <w:r>
+        <w:rPr>
+          <w:rFonts w:ascii="Arial" w:hAnsi="Arial" w:cs="Arial"/>
+        </w:rPr>
+        <w:t>“Todas las autoridades deberán interpretar y aplicar las disposiciones que regulan las actuaciones y procedimientos administrativos a la luz de los principios consagrados en la Constitución Política, en la Parte Primera de este Código y en las leyes especiales. Las actuaciones administrativas se desarrollarán, especialmente, con arreglo a los principios del debido proceso, igualdad, imparcialidad, buena fe, moralidad, participación, responsabilidad, transparencia, publicidad, coordinación, eficacia, economía y celeridad.”.</w:t>
+      </w:r>
+    </w:p>
+    <w:p>
+      <w:pPr>
+        <w:pStyle w:val="Prrafodelista"/>
+        <w:tabs>
+          <w:tab w:val="left" w:pos="426"/>
+        </w:tabs>
+        <w:spacing w:after="260" w:line="249" w:lineRule="auto"/>
+        <w:ind w:left="142" w:right="40"/>
+        <w:jc w:val="both"/>
+        <w:rPr>
+          <w:rFonts w:ascii="Arial" w:eastAsia="Arial" w:hAnsi="Arial" w:cs="Arial"/>
         </w:rPr>
       </w:pPr>
     </w:p>
@@ -3825,8 +4011,6 @@
         <w:jc w:val="both"/>
         <w:rPr>
           <w:rFonts w:ascii="Arial" w:eastAsia="Arial" w:hAnsi="Arial" w:cs="Arial"/>
-          <w:sz w:val="24"/>
-          <w:szCs w:val="24"/>
         </w:rPr>
       </w:pPr>
       <w:r>
@@ -3835,21 +4019,68 @@
           <w:sz w:val="24"/>
           <w:szCs w:val="24"/>
         </w:rPr>
-        <w:t>Que por ello es importante tener en cuenta lo establecido por la Agencia Nacional de Contratación Pública – Colombia Compra Eficiente, que mediante Concepto C ‒ 784 de 2022, indica: “</w:t>
-      </w:r>
+        <w:t xml:space="preserve">Que así las cosas, es conveniente traer a colación la definición del principio de eficacia y economía regulado en el numeral 11 y 12 </w:t>
+      </w:r>
+      <w:proofErr w:type="spellStart"/>
       <w:r>
         <w:rPr>
           <w:rFonts w:ascii="Arial" w:eastAsia="Arial" w:hAnsi="Arial" w:cs="Arial"/>
-        </w:rPr>
-        <w:t>Conforme a la regulación legal y a la interpretación que de la misma han hecho el Consejo de Estado y la Corte Constitucional, la cual se comparte por esta Agencia, es viable jurídicamente modificar los contratos estatales, pero esta medida tienen carácter excepcional y sólo procede cuando con ella se pretenda garantizar el interés público, cuando la entidad haya verificado y así pueda constatarse por cualquier que la causa de la modificación es real y cierta y cuando se deriva de previsiones legales, esto es, cuando la modificación encuentra sustento no solo en circunstancias fácticas propias de la ejecución del contrato, sino, además, cuando tales situaciones ponen de presente la necesidad de dar cumplimiento a previsiones establecidas por el legislador. Así las cosas, para establecer si un contrato determinado puede ser susceptible de modificación, se hace necesario que la Administración analice, en cada caso, la concurrencia de los aspectos antes referidos</w:t>
-      </w:r>
+          <w:sz w:val="24"/>
+          <w:szCs w:val="24"/>
+        </w:rPr>
+        <w:t>ibidem</w:t>
+      </w:r>
+      <w:proofErr w:type="spellEnd"/>
       <w:r>
         <w:rPr>
           <w:rFonts w:ascii="Arial" w:eastAsia="Arial" w:hAnsi="Arial" w:cs="Arial"/>
           <w:sz w:val="24"/>
           <w:szCs w:val="24"/>
         </w:rPr>
-        <w:t>”.</w:t>
+        <w:t xml:space="preserve">, así: </w:t>
+      </w:r>
+      <w:r>
+        <w:rPr>
+          <w:rFonts w:ascii="Arial" w:eastAsia="Arial" w:hAnsi="Arial" w:cs="Arial"/>
+        </w:rPr>
+        <w:t xml:space="preserve">“(…) 11. </w:t>
+      </w:r>
+      <w:r>
+        <w:rPr>
+          <w:rFonts w:ascii="Arial" w:hAnsi="Arial" w:cs="Arial"/>
+        </w:rPr>
+        <w:t xml:space="preserve">En virtud del principio de eficacia, las autoridades buscarán que los procedimientos logren su finalidad y, para el efecto, removerán de oficio los obstáculos puramente formales, evitarán decisiones inhibitorias, </w:t>
+      </w:r>
+      <w:r>
+        <w:rPr>
+          <w:rFonts w:ascii="Arial" w:hAnsi="Arial" w:cs="Arial"/>
+        </w:rPr>
+        <w:lastRenderedPageBreak/>
+        <w:t>dilaciones o retardos y sanearán, de acuerdo con este Código las irregularidades procedimentales que se presenten, en procura de la efectividad del derecho material objeto de la actuación administrativa.</w:t>
+      </w:r>
+      <w:r>
+        <w:rPr>
+          <w:rFonts w:ascii="Arial" w:eastAsia="Arial" w:hAnsi="Arial" w:cs="Arial"/>
+        </w:rPr>
+        <w:t xml:space="preserve"> 12. </w:t>
+      </w:r>
+      <w:r>
+        <w:rPr>
+          <w:rFonts w:ascii="Arial" w:hAnsi="Arial" w:cs="Arial"/>
+        </w:rPr>
+        <w:t>En virtud del principio de economía, las autoridades deberán proceder con austeridad y eficiencia, optimizar el uso del tiempo y de los demás recursos, procurando el más alto nivel de calidad en sus actuaciones y la protección de los derechos de las personas.</w:t>
+      </w:r>
+      <w:r>
+        <w:rPr>
+          <w:rFonts w:ascii="Arial" w:eastAsia="Arial" w:hAnsi="Arial" w:cs="Arial"/>
+        </w:rPr>
+        <w:t>”</w:t>
+      </w:r>
+      <w:r>
+        <w:rPr>
+          <w:rFonts w:ascii="Arial" w:eastAsia="Arial" w:hAnsi="Arial" w:cs="Arial"/>
+        </w:rPr>
+        <w:t xml:space="preserve">. </w:t>
       </w:r>
     </w:p>
     <w:p>
@@ -3858,9 +4089,7 @@
         <w:tabs>
           <w:tab w:val="left" w:pos="426"/>
         </w:tabs>
-        <w:spacing w:after="260" w:line="249" w:lineRule="auto"/>
-        <w:ind w:left="142" w:right="40"/>
-        <w:jc w:val="both"/>
+        <w:ind w:left="142"/>
         <w:rPr>
           <w:rFonts w:ascii="Arial" w:eastAsia="Arial" w:hAnsi="Arial" w:cs="Arial"/>
           <w:sz w:val="24"/>
@@ -3883,263 +4112,6 @@
         <w:jc w:val="both"/>
         <w:rPr>
           <w:rFonts w:ascii="Arial" w:eastAsia="Arial" w:hAnsi="Arial" w:cs="Arial"/>
-          <w:sz w:val="24"/>
-          <w:szCs w:val="24"/>
-        </w:rPr>
-      </w:pPr>
-      <w:r>
-        <w:rPr>
-          <w:rFonts w:ascii="Arial" w:eastAsia="Arial" w:hAnsi="Arial" w:cs="Arial"/>
-          <w:sz w:val="24"/>
-          <w:szCs w:val="24"/>
-        </w:rPr>
-        <w:t>Que para sustentar lo anterior, es importante señalar que se cumple cabalmente con los principios que rigen la función administrativa conforme a lo descrito en el artículo 209 de la Constitución Nacional, y la Ley así:</w:t>
-      </w:r>
-    </w:p>
-    <w:p>
-      <w:pPr>
-        <w:tabs>
-          <w:tab w:val="left" w:pos="426"/>
-        </w:tabs>
-        <w:spacing w:line="249" w:lineRule="auto"/>
-        <w:ind w:left="142"/>
-        <w:jc w:val="both"/>
-        <w:rPr>
-          <w:rFonts w:ascii="Arial" w:eastAsia="Arial" w:hAnsi="Arial" w:cs="Arial"/>
-        </w:rPr>
-      </w:pPr>
-      <w:r>
-        <w:rPr>
-          <w:rFonts w:ascii="Arial" w:eastAsia="Arial" w:hAnsi="Arial" w:cs="Arial"/>
-        </w:rPr>
-        <w:t xml:space="preserve">“ARTÍCULO 209. </w:t>
-      </w:r>
-      <w:r>
-        <w:rPr>
-          <w:rFonts w:ascii="Arial" w:hAnsi="Arial" w:cs="Arial"/>
-        </w:rPr>
-        <w:t>La función administrativa está al servicio de los intereses generales y se desarrolla con fundamento en los principios de igualdad, moralidad, eficacia, economía, celeridad, imparcialidad y publicidad, mediante la descentralización, la delegación y la desconcentración de funciones</w:t>
-      </w:r>
-      <w:r>
-        <w:rPr>
-          <w:rFonts w:ascii="Arial" w:eastAsia="Arial" w:hAnsi="Arial" w:cs="Arial"/>
-        </w:rPr>
-        <w:t>.</w:t>
-      </w:r>
-    </w:p>
-    <w:p>
-      <w:pPr>
-        <w:tabs>
-          <w:tab w:val="left" w:pos="426"/>
-        </w:tabs>
-        <w:spacing w:line="249" w:lineRule="auto"/>
-        <w:ind w:left="142"/>
-        <w:jc w:val="both"/>
-        <w:rPr>
-          <w:rFonts w:ascii="Arial" w:eastAsia="Arial" w:hAnsi="Arial" w:cs="Arial"/>
-        </w:rPr>
-      </w:pPr>
-    </w:p>
-    <w:p>
-      <w:pPr>
-        <w:tabs>
-          <w:tab w:val="left" w:pos="426"/>
-        </w:tabs>
-        <w:spacing w:line="249" w:lineRule="auto"/>
-        <w:ind w:left="142"/>
-        <w:jc w:val="both"/>
-        <w:rPr>
-          <w:rFonts w:ascii="Arial" w:eastAsia="Arial" w:hAnsi="Arial" w:cs="Arial"/>
-        </w:rPr>
-      </w:pPr>
-      <w:r>
-        <w:rPr>
-          <w:rFonts w:ascii="Arial" w:hAnsi="Arial" w:cs="Arial"/>
-        </w:rPr>
-        <w:t>Las autoridades administrativas deben coordinar sus actuaciones para el adecuado cumplimiento de los fines del Estado. La administración pública, en todos sus órdenes, tendrá un control interno que se ejercerá en los términos que señale la ley</w:t>
-      </w:r>
-      <w:r>
-        <w:rPr>
-          <w:rFonts w:ascii="Arial" w:eastAsia="Arial" w:hAnsi="Arial" w:cs="Arial"/>
-        </w:rPr>
-        <w:t>.”.</w:t>
-      </w:r>
-    </w:p>
-    <w:p>
-      <w:pPr>
-        <w:tabs>
-          <w:tab w:val="left" w:pos="426"/>
-        </w:tabs>
-        <w:spacing w:line="249" w:lineRule="auto"/>
-        <w:ind w:left="142"/>
-        <w:jc w:val="both"/>
-        <w:rPr>
-          <w:rFonts w:ascii="Arial" w:eastAsia="Arial" w:hAnsi="Arial" w:cs="Arial"/>
-        </w:rPr>
-      </w:pPr>
-    </w:p>
-    <w:p>
-      <w:pPr>
-        <w:pStyle w:val="Prrafodelista"/>
-        <w:numPr>
-          <w:ilvl w:val="0"/>
-          <w:numId w:val="17"/>
-        </w:numPr>
-        <w:tabs>
-          <w:tab w:val="left" w:pos="426"/>
-        </w:tabs>
-        <w:spacing w:line="249" w:lineRule="auto"/>
-        <w:ind w:left="142" w:firstLine="0"/>
-        <w:jc w:val="both"/>
-        <w:rPr>
-          <w:rFonts w:ascii="Arial" w:eastAsia="Arial" w:hAnsi="Arial" w:cs="Arial"/>
-        </w:rPr>
-      </w:pPr>
-      <w:r>
-        <w:rPr>
-          <w:rFonts w:ascii="Arial" w:eastAsia="Arial" w:hAnsi="Arial" w:cs="Arial"/>
-          <w:sz w:val="24"/>
-          <w:szCs w:val="24"/>
-        </w:rPr>
-        <w:t xml:space="preserve">Que a su vez la Ley 1437 de 2011, por la cual se expide el Código de Procedimiento Administrativo y de lo Contencioso Administrativo, en su artículo 3 señala que </w:t>
-      </w:r>
-      <w:r>
-        <w:rPr>
-          <w:rFonts w:ascii="Arial" w:hAnsi="Arial" w:cs="Arial"/>
-        </w:rPr>
-        <w:t>“Todas las autoridades deberán interpretar y aplicar las disposiciones que regulan las actuaciones y procedimientos administrativos a la luz de los principios consagrados en la Constitución Política, en la Parte Primera de este Código y en las leyes especiales. Las actuaciones administrativas se desarrollarán, especialmente, con arreglo a los principios del debido proceso, igualdad, imparcialidad, buena fe, moralidad, participación, responsabilidad, transparencia, publicidad, coordinación, eficacia, economía y celeridad.”.</w:t>
-      </w:r>
-    </w:p>
-    <w:p>
-      <w:pPr>
-        <w:pStyle w:val="Prrafodelista"/>
-        <w:tabs>
-          <w:tab w:val="left" w:pos="426"/>
-        </w:tabs>
-        <w:spacing w:after="260" w:line="249" w:lineRule="auto"/>
-        <w:ind w:left="142" w:right="40"/>
-        <w:jc w:val="both"/>
-        <w:rPr>
-          <w:rFonts w:ascii="Arial" w:eastAsia="Arial" w:hAnsi="Arial" w:cs="Arial"/>
-        </w:rPr>
-      </w:pPr>
-    </w:p>
-    <w:p>
-      <w:pPr>
-        <w:pStyle w:val="Prrafodelista"/>
-        <w:numPr>
-          <w:ilvl w:val="0"/>
-          <w:numId w:val="17"/>
-        </w:numPr>
-        <w:tabs>
-          <w:tab w:val="left" w:pos="426"/>
-        </w:tabs>
-        <w:spacing w:after="260" w:line="249" w:lineRule="auto"/>
-        <w:ind w:left="142" w:right="40" w:firstLine="0"/>
-        <w:jc w:val="both"/>
-        <w:rPr>
-          <w:rFonts w:ascii="Arial" w:eastAsia="Arial" w:hAnsi="Arial" w:cs="Arial"/>
-        </w:rPr>
-      </w:pPr>
-      <w:r>
-        <w:rPr>
-          <w:rFonts w:ascii="Arial" w:eastAsia="Arial" w:hAnsi="Arial" w:cs="Arial"/>
-          <w:sz w:val="24"/>
-          <w:szCs w:val="24"/>
-        </w:rPr>
-        <w:t xml:space="preserve">Que así las cosas, es conveniente traer a colación la definición del principio de eficacia y economía regulado en el numeral 11 y 12 </w:t>
-      </w:r>
-      <w:proofErr w:type="spellStart"/>
-      <w:r>
-        <w:rPr>
-          <w:rFonts w:ascii="Arial" w:eastAsia="Arial" w:hAnsi="Arial" w:cs="Arial"/>
-          <w:sz w:val="24"/>
-          <w:szCs w:val="24"/>
-        </w:rPr>
-        <w:t>ibidem</w:t>
-      </w:r>
-      <w:proofErr w:type="spellEnd"/>
-      <w:r>
-        <w:rPr>
-          <w:rFonts w:ascii="Arial" w:eastAsia="Arial" w:hAnsi="Arial" w:cs="Arial"/>
-          <w:sz w:val="24"/>
-          <w:szCs w:val="24"/>
-        </w:rPr>
-        <w:t xml:space="preserve">, así: </w:t>
-      </w:r>
-      <w:r>
-        <w:rPr>
-          <w:rFonts w:ascii="Arial" w:eastAsia="Arial" w:hAnsi="Arial" w:cs="Arial"/>
-        </w:rPr>
-        <w:t xml:space="preserve">“(…) 11. </w:t>
-      </w:r>
-      <w:r>
-        <w:rPr>
-          <w:rFonts w:ascii="Arial" w:hAnsi="Arial" w:cs="Arial"/>
-        </w:rPr>
-        <w:t xml:space="preserve">En virtud del </w:t>
-      </w:r>
-      <w:r>
-        <w:rPr>
-          <w:rFonts w:ascii="Arial" w:hAnsi="Arial" w:cs="Arial"/>
-        </w:rPr>
-        <w:lastRenderedPageBreak/>
-        <w:t>principio de eficacia, las autoridades buscarán que los procedimientos logren su finalidad y, para el efecto, removerán de oficio los obstáculos puramente formales, evitarán decisiones inhibitorias, dilaciones o retardos y sanearán, de acuerdo con este Código las irregularidades procedimentales que se presenten, en procura de la efectividad del derecho material objeto de la actuación administrativa.</w:t>
-      </w:r>
-      <w:r>
-        <w:rPr>
-          <w:rFonts w:ascii="Arial" w:eastAsia="Arial" w:hAnsi="Arial" w:cs="Arial"/>
-        </w:rPr>
-        <w:t xml:space="preserve"> 12. </w:t>
-      </w:r>
-      <w:r>
-        <w:rPr>
-          <w:rFonts w:ascii="Arial" w:hAnsi="Arial" w:cs="Arial"/>
-        </w:rPr>
-        <w:t>En virtud del principio de economía, las autoridades deberán proceder con austeridad y eficiencia, optimizar el uso del tiempo y de los demás recursos, procurando el más alto nivel de calidad en sus actuaciones y la protección de los derechos de las personas.</w:t>
-      </w:r>
-      <w:r>
-        <w:rPr>
-          <w:rFonts w:ascii="Arial" w:eastAsia="Arial" w:hAnsi="Arial" w:cs="Arial"/>
-        </w:rPr>
-        <w:t>”</w:t>
-      </w:r>
-      <w:r>
-        <w:rPr>
-          <w:rFonts w:ascii="Arial" w:eastAsia="Arial" w:hAnsi="Arial" w:cs="Arial"/>
-        </w:rPr>
-        <w:t xml:space="preserve">. </w:t>
-      </w:r>
-    </w:p>
-    <w:p>
-      <w:pPr>
-        <w:pStyle w:val="Prrafodelista"/>
-        <w:tabs>
-          <w:tab w:val="left" w:pos="426"/>
-        </w:tabs>
-        <w:ind w:left="142"/>
-        <w:rPr>
-          <w:rFonts w:ascii="Arial" w:eastAsia="Arial" w:hAnsi="Arial" w:cs="Arial"/>
-          <w:sz w:val="24"/>
-          <w:szCs w:val="24"/>
-        </w:rPr>
-      </w:pPr>
-    </w:p>
-    <w:p>
-      <w:pPr>
-        <w:pStyle w:val="Prrafodelista"/>
-        <w:numPr>
-          <w:ilvl w:val="0"/>
-          <w:numId w:val="17"/>
-        </w:numPr>
-        <w:tabs>
-          <w:tab w:val="left" w:pos="426"/>
-        </w:tabs>
-        <w:spacing w:after="260" w:line="249" w:lineRule="auto"/>
-        <w:ind w:left="142" w:right="40" w:firstLine="0"/>
-        <w:jc w:val="both"/>
-        <w:rPr>
-          <w:rFonts w:ascii="Arial" w:eastAsia="Arial" w:hAnsi="Arial" w:cs="Arial"/>
         </w:rPr>
       </w:pPr>
       <w:r>
@@ -4237,6 +4209,7 @@
         <w:ind w:left="142" w:right="40" w:hanging="11"/>
         <w:jc w:val="both"/>
         <w:rPr>
+          <w:rFonts w:ascii="Arial" w:hAnsi="Arial" w:cs="Arial"/>
           <w:sz w:val="24"/>
           <w:szCs w:val="24"/>
           <w:lang w:val="es-CO" w:eastAsia="es-CO"/>
@@ -4244,22 +4217,13 @@
       </w:pPr>
       <w:r>
         <w:rPr>
+          <w:rFonts w:ascii="Arial" w:hAnsi="Arial" w:cs="Arial"/>
           <w:color w:val="000000"/>
-          <w:sz w:val="14"/>
-          <w:szCs w:val="14"/>
+          <w:sz w:val="24"/>
+          <w:szCs w:val="24"/>
           <w:lang w:val="es-CO" w:eastAsia="es-CO"/>
         </w:rPr>
-        <w:t xml:space="preserve"> </w:t>
-      </w:r>
-      <w:r>
-        <w:rPr>
-          <w:rFonts w:ascii="Arial" w:hAnsi="Arial" w:cs="Arial"/>
-          <w:color w:val="000000"/>
-          <w:sz w:val="24"/>
-          <w:szCs w:val="24"/>
-          <w:lang w:val="es-CO" w:eastAsia="es-CO"/>
-        </w:rPr>
-        <w:t xml:space="preserve">Que la modificación planteada al contrato de </w:t>
+        <w:t xml:space="preserve"> Que la modificación planteada al contrato de </w:t>
       </w:r>
       <w:r>
         <w:rPr>
@@ -4406,7 +4370,6 @@
           <w:sz w:val="24"/>
           <w:szCs w:val="24"/>
         </w:rPr>
-        <w:lastRenderedPageBreak/>
         <w:t>ACUERDAN</w:t>
       </w:r>
     </w:p>
@@ -4491,7 +4454,6 @@
           <w:rFonts w:ascii="Arial" w:hAnsi="Arial" w:cs="Arial"/>
           <w:sz w:val="24"/>
           <w:szCs w:val="24"/>
-          <w:highlight w:val="lightGray"/>
         </w:rPr>
         <w:t>Contrato</w:t>
       </w:r>
@@ -4500,40 +4462,31 @@
           <w:rFonts w:ascii="Arial" w:hAnsi="Arial" w:cs="Arial"/>
           <w:sz w:val="24"/>
           <w:szCs w:val="24"/>
-          <w:highlight w:val="lightGray"/>
-        </w:rPr>
-        <w:t>/Convenio</w:t>
-      </w:r>
-      <w:r>
-        <w:rPr>
-          <w:rFonts w:ascii="Arial" w:hAnsi="Arial" w:cs="Arial"/>
-          <w:sz w:val="24"/>
-          <w:szCs w:val="24"/>
-        </w:rPr>
-        <w:t>/Aceptación de Oferta</w:t>
-      </w:r>
-      <w:r>
-        <w:rPr>
-          <w:rFonts w:ascii="Arial" w:hAnsi="Arial" w:cs="Arial"/>
-          <w:sz w:val="24"/>
-          <w:szCs w:val="24"/>
-        </w:rPr>
-        <w:t xml:space="preserve"> de</w:t>
-      </w:r>
-      <w:r>
-        <w:rPr>
-          <w:rFonts w:ascii="Arial" w:hAnsi="Arial" w:cs="Arial"/>
-          <w:sz w:val="24"/>
-          <w:szCs w:val="24"/>
         </w:rPr>
         <w:t xml:space="preserve"> </w:t>
       </w:r>
       <w:r>
         <w:rPr>
           <w:rFonts w:ascii="Arial" w:hAnsi="Arial" w:cs="Arial"/>
-          <w:color w:val="808080"/>
-          <w:sz w:val="24"/>
-          <w:szCs w:val="24"/>
+          <w:sz w:val="24"/>
+          <w:szCs w:val="24"/>
+        </w:rPr>
+        <w:t>de</w:t>
+      </w:r>
+      <w:r>
+        <w:rPr>
+          <w:rFonts w:ascii="Arial" w:hAnsi="Arial" w:cs="Arial"/>
+          <w:sz w:val="24"/>
+          <w:szCs w:val="24"/>
+        </w:rPr>
+        <w:t xml:space="preserve"> </w:t>
+      </w:r>
+      <w:r>
+        <w:rPr>
+          <w:rFonts w:ascii="Arial" w:hAnsi="Arial" w:cs="Arial"/>
+          <w:sz w:val="24"/>
+          <w:szCs w:val="24"/>
+          <w:highlight w:val="yellow"/>
           <w:lang w:val="es-MX"/>
         </w:rPr>
         <w:t>{{TIPO_CONTRATO}}</w:t>
@@ -4575,7 +4528,7 @@
           <w:rFonts w:ascii="Arial" w:hAnsi="Arial" w:cs="Arial"/>
           <w:sz w:val="24"/>
           <w:szCs w:val="24"/>
-          <w:highlight w:val="lightGray"/>
+          <w:highlight w:val="yellow"/>
         </w:rPr>
         <w:t>{{NUMERO_CONTRATO}}</w:t>
       </w:r>
@@ -4674,32 +4627,15 @@
           <w:rFonts w:ascii="Arial" w:hAnsi="Arial" w:cs="Arial"/>
           <w:sz w:val="24"/>
           <w:szCs w:val="24"/>
-          <w:highlight w:val="lightGray"/>
-        </w:rPr>
-        <w:t>Contrato/Convenio</w:t>
-      </w:r>
-      <w:r>
-        <w:rPr>
-          <w:rFonts w:ascii="Arial" w:hAnsi="Arial" w:cs="Arial"/>
-          <w:sz w:val="24"/>
-          <w:szCs w:val="24"/>
-        </w:rPr>
-        <w:t>/Aceptación de Oferta</w:t>
-      </w:r>
-      <w:r>
-        <w:rPr>
-          <w:rFonts w:ascii="Arial" w:hAnsi="Arial" w:cs="Arial"/>
-          <w:sz w:val="24"/>
-          <w:szCs w:val="24"/>
-        </w:rPr>
-        <w:t xml:space="preserve"> de </w:t>
-      </w:r>
-      <w:r>
-        <w:rPr>
-          <w:rFonts w:ascii="Arial" w:hAnsi="Arial" w:cs="Arial"/>
-          <w:color w:val="808080"/>
-          <w:sz w:val="24"/>
-          <w:szCs w:val="24"/>
+        </w:rPr>
+        <w:t xml:space="preserve">Contrato de </w:t>
+      </w:r>
+      <w:r>
+        <w:rPr>
+          <w:rFonts w:ascii="Arial" w:hAnsi="Arial" w:cs="Arial"/>
+          <w:sz w:val="24"/>
+          <w:szCs w:val="24"/>
+          <w:highlight w:val="yellow"/>
           <w:lang w:val="es-MX"/>
         </w:rPr>
         <w:t>{{TIPO_CONTRATO}}</w:t>
@@ -4717,7 +4653,7 @@
           <w:rFonts w:ascii="Arial" w:hAnsi="Arial" w:cs="Arial"/>
           <w:sz w:val="24"/>
           <w:szCs w:val="24"/>
-          <w:highlight w:val="lightGray"/>
+          <w:highlight w:val="yellow"/>
         </w:rPr>
         <w:t>{{NUMERO_CONTRATO}}</w:t>
       </w:r>
@@ -4727,6 +4663,14 @@
           <w:sz w:val="24"/>
           <w:szCs w:val="24"/>
         </w:rPr>
+        <w:t xml:space="preserve"> por</w:t>
+      </w:r>
+      <w:r>
+        <w:rPr>
+          <w:rFonts w:ascii="Arial" w:hAnsi="Arial" w:cs="Arial"/>
+          <w:sz w:val="24"/>
+          <w:szCs w:val="24"/>
+        </w:rPr>
         <w:t xml:space="preserve"> </w:t>
       </w:r>
       <w:r>
@@ -4734,8 +4678,9 @@
           <w:rFonts w:ascii="Arial" w:hAnsi="Arial" w:cs="Arial"/>
           <w:sz w:val="24"/>
           <w:szCs w:val="24"/>
-        </w:rPr>
-        <w:t>por</w:t>
+          <w:highlight w:val="yellow"/>
+        </w:rPr>
+        <w:t>{{VALOR_TOTAL_ADICION_LETRAS}}</w:t>
       </w:r>
       <w:r>
         <w:rPr>
@@ -4750,25 +4695,16 @@
           <w:rFonts w:ascii="Arial" w:hAnsi="Arial" w:cs="Arial"/>
           <w:sz w:val="24"/>
           <w:szCs w:val="24"/>
-          <w:highlight w:val="lightGray"/>
-        </w:rPr>
-        <w:t>{{VALOR_TOTAL_ADICION_LETRAS}}</w:t>
-      </w:r>
-      <w:r>
-        <w:rPr>
-          <w:rFonts w:ascii="Arial" w:hAnsi="Arial" w:cs="Arial"/>
-          <w:sz w:val="24"/>
-          <w:szCs w:val="24"/>
-          <w:highlight w:val="lightGray"/>
-        </w:rPr>
-        <w:t xml:space="preserve"> (</w:t>
-      </w:r>
-      <w:r>
-        <w:rPr>
-          <w:rFonts w:ascii="Arial" w:hAnsi="Arial" w:cs="Arial"/>
-          <w:sz w:val="24"/>
-          <w:szCs w:val="24"/>
-          <w:highlight w:val="lightGray"/>
+          <w:highlight w:val="yellow"/>
+        </w:rPr>
+        <w:t>(</w:t>
+      </w:r>
+      <w:r>
+        <w:rPr>
+          <w:rFonts w:ascii="Arial" w:hAnsi="Arial" w:cs="Arial"/>
+          <w:sz w:val="24"/>
+          <w:szCs w:val="24"/>
+          <w:highlight w:val="yellow"/>
         </w:rPr>
         <w:t>{{VALOR_TOTAL_ADICION}}</w:t>
       </w:r>
@@ -4777,7 +4713,7 @@
           <w:rFonts w:ascii="Arial" w:hAnsi="Arial" w:cs="Arial"/>
           <w:sz w:val="24"/>
           <w:szCs w:val="24"/>
-          <w:highlight w:val="lightGray"/>
+          <w:highlight w:val="yellow"/>
         </w:rPr>
         <w:t>)</w:t>
       </w:r>
@@ -5086,7 +5022,6 @@
           <w:rFonts w:ascii="Arial" w:hAnsi="Arial" w:cs="Arial"/>
           <w:sz w:val="24"/>
           <w:szCs w:val="24"/>
-          <w:highlight w:val="lightGray"/>
           <w:lang w:val="es-ES"/>
         </w:rPr>
         <w:t>001</w:t>
@@ -5140,32 +5075,15 @@
           <w:rFonts w:ascii="Arial" w:hAnsi="Arial" w:cs="Arial"/>
           <w:sz w:val="24"/>
           <w:szCs w:val="24"/>
-          <w:highlight w:val="lightGray"/>
-        </w:rPr>
-        <w:t>Contrato/Convenio</w:t>
-      </w:r>
-      <w:r>
-        <w:rPr>
-          <w:rFonts w:ascii="Arial" w:hAnsi="Arial" w:cs="Arial"/>
-          <w:sz w:val="24"/>
-          <w:szCs w:val="24"/>
-        </w:rPr>
-        <w:t>/Aceptación de Oferta</w:t>
-      </w:r>
-      <w:r>
-        <w:rPr>
-          <w:rFonts w:ascii="Arial" w:hAnsi="Arial" w:cs="Arial"/>
-          <w:sz w:val="24"/>
-          <w:szCs w:val="24"/>
-        </w:rPr>
-        <w:t xml:space="preserve"> de </w:t>
-      </w:r>
-      <w:r>
-        <w:rPr>
-          <w:rFonts w:ascii="Arial" w:hAnsi="Arial" w:cs="Arial"/>
-          <w:color w:val="808080"/>
-          <w:sz w:val="24"/>
-          <w:szCs w:val="24"/>
+        </w:rPr>
+        <w:t xml:space="preserve">Contrato de </w:t>
+      </w:r>
+      <w:r>
+        <w:rPr>
+          <w:rFonts w:ascii="Arial" w:hAnsi="Arial" w:cs="Arial"/>
+          <w:sz w:val="24"/>
+          <w:szCs w:val="24"/>
+          <w:highlight w:val="yellow"/>
           <w:lang w:val="es-MX"/>
         </w:rPr>
         <w:t>{{TIPO_CONTRATO}}</w:t>
@@ -5183,7 +5101,7 @@
           <w:rFonts w:ascii="Arial" w:hAnsi="Arial" w:cs="Arial"/>
           <w:sz w:val="24"/>
           <w:szCs w:val="24"/>
-          <w:highlight w:val="lightGray"/>
+          <w:highlight w:val="yellow"/>
         </w:rPr>
         <w:t>{{NUMERO_CONTRATO}}</w:t>
       </w:r>
@@ -5194,27 +5112,25 @@
           <w:szCs w:val="24"/>
           <w:lang w:val="es-ES"/>
         </w:rPr>
-        <w:t xml:space="preserve">, ni reajuste </w:t>
-      </w:r>
-      <w:r>
-        <w:rPr>
-          <w:rFonts w:ascii="Arial" w:hAnsi="Arial" w:cs="Arial"/>
-          <w:sz w:val="24"/>
-          <w:szCs w:val="24"/>
-          <w:highlight w:val="lightGray"/>
-          <w:lang w:val="es-ES"/>
-        </w:rPr>
-        <w:t xml:space="preserve">de honorarios </w:t>
-      </w:r>
-      <w:r>
-        <w:rPr>
-          <w:rFonts w:ascii="Arial" w:hAnsi="Arial" w:cs="Arial"/>
-          <w:sz w:val="24"/>
-          <w:szCs w:val="24"/>
-          <w:highlight w:val="lightGray"/>
-          <w:lang w:val="es-ES"/>
-        </w:rPr>
-        <w:t>(si aplica)</w:t>
+        <w:t xml:space="preserve">, ni reajuste de honorarios </w:t>
+      </w:r>
+      <w:r>
+        <w:rPr>
+          <w:rFonts w:ascii="Arial" w:hAnsi="Arial" w:cs="Arial"/>
+          <w:sz w:val="24"/>
+          <w:szCs w:val="24"/>
+          <w:lang w:val="es-ES"/>
+        </w:rPr>
+        <w:t xml:space="preserve">(si aplica) </w:t>
+      </w:r>
+      <w:r>
+        <w:rPr>
+          <w:rFonts w:ascii="Arial" w:hAnsi="Arial" w:cs="Arial"/>
+          <w:sz w:val="24"/>
+          <w:szCs w:val="24"/>
+          <w:lang w:val="es-ES"/>
+        </w:rPr>
+        <w:t>ni erogación adicional a</w:t>
       </w:r>
       <w:r>
         <w:rPr>
@@ -5230,24 +5146,6 @@
           <w:rFonts w:ascii="Arial" w:hAnsi="Arial" w:cs="Arial"/>
           <w:sz w:val="24"/>
           <w:szCs w:val="24"/>
-          <w:lang w:val="es-ES"/>
-        </w:rPr>
-        <w:t>ni erogación adicional a</w:t>
-      </w:r>
-      <w:r>
-        <w:rPr>
-          <w:rFonts w:ascii="Arial" w:hAnsi="Arial" w:cs="Arial"/>
-          <w:sz w:val="24"/>
-          <w:szCs w:val="24"/>
-          <w:lang w:val="es-ES"/>
-        </w:rPr>
-        <w:t xml:space="preserve"> </w:t>
-      </w:r>
-      <w:r>
-        <w:rPr>
-          <w:rFonts w:ascii="Arial" w:hAnsi="Arial" w:cs="Arial"/>
-          <w:sz w:val="24"/>
-          <w:szCs w:val="24"/>
         </w:rPr>
         <w:t>Santiago de Cali</w:t>
       </w:r>
@@ -5273,7 +5171,6 @@
           <w:rFonts w:ascii="Arial" w:hAnsi="Arial" w:cs="Arial"/>
           <w:sz w:val="24"/>
           <w:szCs w:val="24"/>
-          <w:highlight w:val="lightGray"/>
           <w:lang w:val="es-ES"/>
         </w:rPr>
         <w:t>Normativa vigente</w:t>
@@ -5351,17 +5248,8 @@
           <w:rFonts w:ascii="Arial" w:hAnsi="Arial" w:cs="Arial"/>
           <w:sz w:val="24"/>
           <w:szCs w:val="24"/>
-          <w:highlight w:val="lightGray"/>
-        </w:rPr>
-        <w:t>Contrato/Convenio</w:t>
-      </w:r>
-      <w:r>
-        <w:rPr>
-          <w:rFonts w:ascii="Arial" w:hAnsi="Arial" w:cs="Arial"/>
-          <w:sz w:val="24"/>
-          <w:szCs w:val="24"/>
-        </w:rPr>
-        <w:t>/Aceptación de Oferta</w:t>
+        </w:rPr>
+        <w:t>Contrato</w:t>
       </w:r>
       <w:r>
         <w:rPr>
@@ -5374,9 +5262,9 @@
       <w:r>
         <w:rPr>
           <w:rFonts w:ascii="Arial" w:hAnsi="Arial" w:cs="Arial"/>
-          <w:color w:val="808080"/>
-          <w:sz w:val="24"/>
-          <w:szCs w:val="24"/>
+          <w:sz w:val="24"/>
+          <w:szCs w:val="24"/>
+          <w:highlight w:val="yellow"/>
           <w:lang w:val="es-MX"/>
         </w:rPr>
         <w:t>{{TIPO_CONTRATO}}</w:t>
@@ -5394,7 +5282,7 @@
           <w:rFonts w:ascii="Arial" w:hAnsi="Arial" w:cs="Arial"/>
           <w:sz w:val="24"/>
           <w:szCs w:val="24"/>
-          <w:highlight w:val="lightGray"/>
+          <w:highlight w:val="yellow"/>
         </w:rPr>
         <w:t>{{NUMERO_CONTRATO}}</w:t>
       </w:r>
@@ -5465,7 +5353,6 @@
           <w:rFonts w:ascii="Arial" w:hAnsi="Arial" w:cs="Arial"/>
           <w:sz w:val="24"/>
           <w:szCs w:val="24"/>
-          <w:highlight w:val="lightGray"/>
           <w:lang w:val="es-ES"/>
         </w:rPr>
         <w:t>001</w:t>
@@ -5545,7 +5432,6 @@
           <w:rFonts w:ascii="Arial" w:hAnsi="Arial" w:cs="Arial"/>
           <w:sz w:val="24"/>
           <w:szCs w:val="24"/>
-          <w:highlight w:val="lightGray"/>
           <w:lang w:val="es-ES"/>
         </w:rPr>
         <w:t>001</w:t>
@@ -5677,6 +5563,7 @@
           <w:rFonts w:ascii="Arial" w:hAnsi="Arial" w:cs="Arial"/>
           <w:sz w:val="24"/>
           <w:szCs w:val="24"/>
+          <w:highlight w:val="yellow"/>
         </w:rPr>
         <w:t>{{ORGANISMO}}</w:t>
       </w:r>
@@ -5731,7 +5618,6 @@
           <w:rFonts w:ascii="Arial" w:hAnsi="Arial" w:cs="Arial"/>
           <w:sz w:val="24"/>
           <w:szCs w:val="24"/>
-          <w:highlight w:val="lightGray"/>
           <w:lang w:val="es-ES"/>
         </w:rPr>
         <w:t>001</w:t>
@@ -5826,7 +5712,6 @@
           <w:sz w:val="24"/>
           <w:szCs w:val="24"/>
         </w:rPr>
-        <w:lastRenderedPageBreak/>
         <w:t>En constancia de lo anterior se entiende aprobado en la fecha de aprobación dada en la plataforma SECOP II.</w:t>
       </w:r>
     </w:p>
@@ -5850,14 +5735,13 @@
           <w:szCs w:val="24"/>
         </w:rPr>
       </w:pPr>
-      <w:bookmarkStart w:id="0" w:name="_GoBack"/>
-      <w:bookmarkEnd w:id="0"/>
       <w:r>
         <w:rPr>
           <w:rFonts w:ascii="Arial" w:eastAsia="Arial" w:hAnsi="Arial" w:cs="Arial"/>
           <w:sz w:val="24"/>
           <w:szCs w:val="24"/>
         </w:rPr>
+        <w:lastRenderedPageBreak/>
         <w:t>Firmado Electrónicamente</w:t>
       </w:r>
       <w:r>
@@ -5883,22 +5767,7 @@
           <w:szCs w:val="24"/>
         </w:rPr>
         <w:tab/>
-      </w:r>
-      <w:r>
-        <w:rPr>
-          <w:rFonts w:ascii="Arial" w:eastAsia="Arial" w:hAnsi="Arial" w:cs="Arial"/>
-          <w:sz w:val="24"/>
-          <w:szCs w:val="24"/>
-        </w:rPr>
-        <w:t xml:space="preserve">    </w:t>
-      </w:r>
-      <w:r>
-        <w:rPr>
-          <w:rFonts w:ascii="Arial" w:eastAsia="Arial" w:hAnsi="Arial" w:cs="Arial"/>
-          <w:sz w:val="24"/>
-          <w:szCs w:val="24"/>
-        </w:rPr>
-        <w:t>Firmado Electrónicamente</w:t>
+        <w:t xml:space="preserve">    Firmado Electrónicamente</w:t>
       </w:r>
     </w:p>
     <w:p>
@@ -6007,7 +5876,7 @@
           <w:sz w:val="24"/>
           <w:szCs w:val="24"/>
         </w:rPr>
-        <w:t>_________________________________</w:t>
+        <w:t>________________________________</w:t>
       </w:r>
       <w:r>
         <w:rPr>
@@ -6016,7 +5885,7 @@
           <w:szCs w:val="24"/>
         </w:rPr>
         <w:tab/>
-        <w:t>____________________________________</w:t>
+        <w:t>___________________________________</w:t>
       </w:r>
     </w:p>
     <w:p>
@@ -6092,23 +5961,7 @@
           <w:sz w:val="24"/>
           <w:szCs w:val="24"/>
         </w:rPr>
-        <w:t>{{</w:t>
-      </w:r>
-      <w:r>
-        <w:rPr>
-          <w:rFonts w:ascii="Arial" w:hAnsi="Arial" w:cs="Arial"/>
-          <w:sz w:val="24"/>
-          <w:szCs w:val="24"/>
-        </w:rPr>
-        <w:t>CARGO_ORDENADOR</w:t>
-      </w:r>
-      <w:r>
-        <w:rPr>
-          <w:rFonts w:ascii="Arial" w:hAnsi="Arial" w:cs="Arial"/>
-          <w:sz w:val="24"/>
-          <w:szCs w:val="24"/>
-        </w:rPr>
-        <w:t>}}</w:t>
+        <w:t>${CARGO_ORDENADOR}</w:t>
       </w:r>
     </w:p>
     <w:p>
@@ -6409,7 +6262,7 @@
         <w:sz w:val="16"/>
         <w:szCs w:val="16"/>
       </w:rPr>
-      <w:t>8</w:t>
+      <w:t>2</w:t>
     </w:r>
     <w:r>
       <w:rPr>
@@ -10687,7 +10540,7 @@
 </file>
 
 <file path=customXml/itemProps1.xml><?xml version="1.0" encoding="utf-8"?>
-<ds:datastoreItem xmlns:ds="http://schemas.openxmlformats.org/officeDocument/2006/customXml" ds:itemID="{787DB889-8EDD-4A24-B5DC-45CD4081363F}">
+<ds:datastoreItem xmlns:ds="http://schemas.openxmlformats.org/officeDocument/2006/customXml" ds:itemID="{8663242A-A8BF-4730-9397-8C190151C5FD}">
   <ds:schemaRefs>
     <ds:schemaRef ds:uri="http://schemas.openxmlformats.org/officeDocument/2006/bibliography"/>
   </ds:schemaRefs>

--- a/src/main/webapp/plantillas/MODIFICACION_2_ACEPTACION.docx
+++ b/src/main/webapp/plantillas/MODIFICACION_2_ACEPTACION.docx
@@ -2571,8 +2571,6 @@
         </w:rPr>
         <w:t>{{FECHA_HOY_SIMPLE}}</w:t>
       </w:r>
-      <w:bookmarkStart w:id="0" w:name="_GoBack"/>
-      <w:bookmarkEnd w:id="0"/>
       <w:r>
         <w:rPr>
           <w:rFonts w:ascii="Arial" w:hAnsi="Arial" w:cs="Arial"/>
@@ -5742,7 +5740,7 @@
           <w:szCs w:val="24"/>
         </w:rPr>
         <w:lastRenderedPageBreak/>
-        <w:t>Firmado Electrónicamente</w:t>
+        <w:tab/>
       </w:r>
       <w:r>
         <w:rPr>
@@ -5751,23 +5749,7 @@
           <w:szCs w:val="24"/>
         </w:rPr>
         <w:tab/>
-      </w:r>
-      <w:r>
-        <w:rPr>
-          <w:rFonts w:ascii="Arial" w:eastAsia="Arial" w:hAnsi="Arial" w:cs="Arial"/>
-          <w:sz w:val="24"/>
-          <w:szCs w:val="24"/>
-        </w:rPr>
-        <w:tab/>
-      </w:r>
-      <w:r>
-        <w:rPr>
-          <w:rFonts w:ascii="Arial" w:eastAsia="Arial" w:hAnsi="Arial" w:cs="Arial"/>
-          <w:sz w:val="24"/>
-          <w:szCs w:val="24"/>
-        </w:rPr>
-        <w:tab/>
-        <w:t xml:space="preserve">    Firmado Electrónicamente</w:t>
+        <w:t xml:space="preserve">    </w:t>
       </w:r>
     </w:p>
     <w:p>
@@ -5851,12 +5833,74 @@
       <w:pPr>
         <w:spacing w:after="120"/>
         <w:rPr>
-          <w:rFonts w:ascii="Arial" w:hAnsi="Arial" w:cs="Arial"/>
-          <w:sz w:val="24"/>
-          <w:szCs w:val="24"/>
-          <w:lang w:val="es-ES"/>
-        </w:rPr>
-      </w:pPr>
+          <w:rFonts w:ascii="Arial" w:eastAsia="Arial" w:hAnsi="Arial" w:cs="Arial"/>
+          <w:sz w:val="24"/>
+          <w:szCs w:val="24"/>
+        </w:rPr>
+      </w:pPr>
+    </w:p>
+    <w:p>
+      <w:pPr>
+        <w:spacing w:after="120"/>
+        <w:rPr>
+          <w:rFonts w:ascii="Arial" w:eastAsia="Arial" w:hAnsi="Arial" w:cs="Arial"/>
+          <w:sz w:val="24"/>
+          <w:szCs w:val="24"/>
+        </w:rPr>
+      </w:pPr>
+      <w:bookmarkStart w:id="0" w:name="_GoBack"/>
+      <w:bookmarkEnd w:id="0"/>
+    </w:p>
+    <w:p>
+      <w:pPr>
+        <w:rPr>
+          <w:rFonts w:ascii="Arial" w:hAnsi="Arial" w:cs="Arial"/>
+          <w:sz w:val="24"/>
+          <w:szCs w:val="24"/>
+          <w:lang w:val="es-ES"/>
+        </w:rPr>
+      </w:pPr>
+      <w:r>
+        <w:rPr>
+          <w:rFonts w:ascii="Arial" w:eastAsia="Arial" w:hAnsi="Arial" w:cs="Arial"/>
+          <w:sz w:val="24"/>
+          <w:szCs w:val="24"/>
+        </w:rPr>
+        <w:t>Firmado Electrónicamente</w:t>
+      </w:r>
+      <w:r>
+        <w:rPr>
+          <w:rFonts w:ascii="Arial" w:eastAsia="Arial" w:hAnsi="Arial" w:cs="Arial"/>
+          <w:sz w:val="24"/>
+          <w:szCs w:val="24"/>
+        </w:rPr>
+        <w:tab/>
+      </w:r>
+      <w:r>
+        <w:rPr>
+          <w:rFonts w:ascii="Arial" w:eastAsia="Arial" w:hAnsi="Arial" w:cs="Arial"/>
+          <w:sz w:val="24"/>
+          <w:szCs w:val="24"/>
+        </w:rPr>
+        <w:tab/>
+      </w:r>
+      <w:r>
+        <w:rPr>
+          <w:rFonts w:ascii="Arial" w:eastAsia="Arial" w:hAnsi="Arial" w:cs="Arial"/>
+          <w:sz w:val="24"/>
+          <w:szCs w:val="24"/>
+        </w:rPr>
+        <w:tab/>
+        <w:t xml:space="preserve">     </w:t>
+      </w:r>
+      <w:r>
+        <w:rPr>
+          <w:rFonts w:ascii="Arial" w:eastAsia="Arial" w:hAnsi="Arial" w:cs="Arial"/>
+          <w:sz w:val="24"/>
+          <w:szCs w:val="24"/>
+        </w:rPr>
+        <w:t>Firmado Electrónicamente</w:t>
+      </w:r>
     </w:p>
     <w:p>
       <w:pPr>
@@ -5876,7 +5920,7 @@
           <w:sz w:val="24"/>
           <w:szCs w:val="24"/>
         </w:rPr>
-        <w:t>________________________________</w:t>
+        <w:t>_______________________________</w:t>
       </w:r>
       <w:r>
         <w:rPr>
@@ -5885,7 +5929,7 @@
           <w:szCs w:val="24"/>
         </w:rPr>
         <w:tab/>
-        <w:t>___________________________________</w:t>
+        <w:t>__________________________________</w:t>
       </w:r>
     </w:p>
     <w:p>
@@ -6262,7 +6306,7 @@
         <w:sz w:val="16"/>
         <w:szCs w:val="16"/>
       </w:rPr>
-      <w:t>2</w:t>
+      <w:t>8</w:t>
     </w:r>
     <w:r>
       <w:rPr>
@@ -10540,7 +10584,7 @@
 </file>
 
 <file path=customXml/itemProps1.xml><?xml version="1.0" encoding="utf-8"?>
-<ds:datastoreItem xmlns:ds="http://schemas.openxmlformats.org/officeDocument/2006/customXml" ds:itemID="{8663242A-A8BF-4730-9397-8C190151C5FD}">
+<ds:datastoreItem xmlns:ds="http://schemas.openxmlformats.org/officeDocument/2006/customXml" ds:itemID="{663C188F-3EB6-4058-9E16-58D05346FD43}">
   <ds:schemaRefs>
     <ds:schemaRef ds:uri="http://schemas.openxmlformats.org/officeDocument/2006/bibliography"/>
   </ds:schemaRefs>

--- a/src/main/webapp/plantillas/MODIFICACION_2_ACEPTACION.docx
+++ b/src/main/webapp/plantillas/MODIFICACION_2_ACEPTACION.docx
@@ -1475,7 +1475,7 @@
           <w:szCs w:val="24"/>
           <w:lang w:val="es-MX"/>
         </w:rPr>
-        <w:t>(a) con CC</w:t>
+        <w:t xml:space="preserve">(a) con </w:t>
       </w:r>
       <w:r>
         <w:rPr>
@@ -1484,7 +1484,34 @@
           <w:szCs w:val="24"/>
           <w:lang w:val="es-MX"/>
         </w:rPr>
-        <w:t xml:space="preserve">. </w:t>
+        <w:t>C</w:t>
+      </w:r>
+      <w:r>
+        <w:rPr>
+          <w:rFonts w:ascii="Arial" w:hAnsi="Arial" w:cs="Arial"/>
+          <w:sz w:val="24"/>
+          <w:szCs w:val="24"/>
+          <w:lang w:val="es-MX"/>
+        </w:rPr>
+        <w:t xml:space="preserve">édula de </w:t>
+      </w:r>
+      <w:r>
+        <w:rPr>
+          <w:rFonts w:ascii="Arial" w:hAnsi="Arial" w:cs="Arial"/>
+          <w:sz w:val="24"/>
+          <w:szCs w:val="24"/>
+          <w:lang w:val="es-MX"/>
+        </w:rPr>
+        <w:t>Ciudadanía</w:t>
+      </w:r>
+      <w:r>
+        <w:rPr>
+          <w:rFonts w:ascii="Arial" w:hAnsi="Arial" w:cs="Arial"/>
+          <w:sz w:val="24"/>
+          <w:szCs w:val="24"/>
+          <w:lang w:val="es-MX"/>
+        </w:rPr>
+        <w:t xml:space="preserve"> </w:t>
       </w:r>
       <w:r>
         <w:rPr>
@@ -1507,190 +1534,59 @@
       </w:r>
       <w:r>
         <w:rPr>
-          <w:rFonts w:ascii="Arial" w:hAnsi="Arial" w:cs="Arial"/>
-          <w:sz w:val="24"/>
-          <w:szCs w:val="24"/>
-        </w:rPr>
-        <w:t xml:space="preserve">quien actúa en su calidad de </w:t>
-      </w:r>
-      <w:r>
-        <w:rPr>
-          <w:rFonts w:ascii="Arial" w:hAnsi="Arial" w:cs="Arial"/>
-          <w:sz w:val="24"/>
-          <w:szCs w:val="24"/>
-        </w:rPr>
-        <w:t xml:space="preserve">ordenador del gasto </w:t>
-      </w:r>
-      <w:r>
-        <w:rPr>
-          <w:rFonts w:ascii="Arial" w:hAnsi="Arial" w:cs="Arial"/>
-          <w:sz w:val="24"/>
-          <w:szCs w:val="24"/>
-          <w:lang w:val="es-MX"/>
-        </w:rPr>
-        <w:t xml:space="preserve">del </w:t>
-      </w:r>
-      <w:r>
-        <w:rPr>
-          <w:rFonts w:ascii="Arial" w:hAnsi="Arial" w:cs="Arial"/>
-          <w:sz w:val="24"/>
-          <w:szCs w:val="24"/>
-        </w:rPr>
-        <w:t>{{ORGANISMO}}</w:t>
-      </w:r>
-      <w:r>
-        <w:rPr>
-          <w:rFonts w:ascii="Arial" w:hAnsi="Arial" w:cs="Arial"/>
-          <w:sz w:val="24"/>
-          <w:szCs w:val="24"/>
-        </w:rPr>
-        <w:t xml:space="preserve"> de</w:t>
-      </w:r>
-      <w:r>
-        <w:rPr>
-          <w:rFonts w:ascii="Arial" w:hAnsi="Arial" w:cs="Arial"/>
-          <w:sz w:val="24"/>
-          <w:szCs w:val="24"/>
-        </w:rPr>
-        <w:t xml:space="preserve"> </w:t>
-      </w:r>
-      <w:r>
-        <w:rPr>
-          <w:rFonts w:ascii="Arial" w:hAnsi="Arial" w:cs="Arial"/>
-          <w:sz w:val="24"/>
-          <w:szCs w:val="24"/>
-        </w:rPr>
-        <w:t>Santiago de Cali Distrito Especial</w:t>
-      </w:r>
-      <w:r>
-        <w:rPr>
-          <w:rFonts w:ascii="Arial" w:hAnsi="Arial" w:cs="Arial"/>
-          <w:sz w:val="24"/>
-          <w:szCs w:val="24"/>
-        </w:rPr>
-        <w:t xml:space="preserve">, con NIT. </w:t>
-      </w:r>
-      <w:r>
-        <w:rPr>
-          <w:rFonts w:ascii="Arial" w:hAnsi="Arial" w:cs="Arial"/>
-          <w:sz w:val="24"/>
-          <w:szCs w:val="24"/>
-          <w:lang w:val="es-ES"/>
-        </w:rPr>
-        <w:t>890399011-3</w:t>
-      </w:r>
-      <w:r>
-        <w:rPr>
-          <w:rFonts w:ascii="Arial" w:hAnsi="Arial" w:cs="Arial"/>
-          <w:sz w:val="24"/>
-          <w:szCs w:val="24"/>
-        </w:rPr>
-        <w:t xml:space="preserve"> según Decreto de nombramiento No. </w:t>
-      </w:r>
-      <w:r>
-        <w:rPr>
-          <w:lang w:val="es-ES"/>
-        </w:rPr>
-        <w:t xml:space="preserve"> </w:t>
-      </w:r>
-      <w:r>
-        <w:rPr>
-          <w:rFonts w:ascii="Arial" w:hAnsi="Arial" w:cs="Arial"/>
-          <w:sz w:val="24"/>
-          <w:szCs w:val="24"/>
-          <w:lang w:val="es-ES"/>
-        </w:rPr>
-        <w:t>{{DECRETO_NOMBRAMIENTO}}</w:t>
-      </w:r>
-      <w:r>
-        <w:rPr>
-          <w:lang w:val="es-ES"/>
-        </w:rPr>
-        <w:t xml:space="preserve">, </w:t>
-      </w:r>
-      <w:r>
-        <w:rPr>
-          <w:rFonts w:ascii="Arial" w:hAnsi="Arial" w:cs="Arial"/>
-          <w:sz w:val="24"/>
-          <w:szCs w:val="24"/>
-          <w:lang w:val="es-ES"/>
-        </w:rPr>
-        <w:t xml:space="preserve">de conformidad con la delegación otorgada por el señor Alcalde de Santiago de Cali mediante Decreto </w:t>
-      </w:r>
-      <w:r>
-        <w:rPr>
-          <w:rFonts w:ascii="Arial" w:hAnsi="Arial" w:cs="Arial"/>
-          <w:sz w:val="24"/>
-          <w:szCs w:val="24"/>
-          <w:lang w:val="es-ES"/>
-        </w:rPr>
-        <w:t>Extraordinario</w:t>
-      </w:r>
-      <w:r>
-        <w:rPr>
-          <w:rFonts w:ascii="Arial" w:hAnsi="Arial" w:cs="Arial"/>
-          <w:sz w:val="24"/>
-          <w:szCs w:val="24"/>
-          <w:lang w:val="es-ES"/>
-        </w:rPr>
-        <w:t xml:space="preserve"> </w:t>
-      </w:r>
-      <w:r>
-        <w:rPr>
-          <w:rFonts w:ascii="Arial" w:hAnsi="Arial" w:cs="Arial"/>
-          <w:sz w:val="24"/>
-          <w:szCs w:val="24"/>
-          <w:lang w:val="es-ES"/>
-        </w:rPr>
-        <w:t xml:space="preserve">No. </w:t>
-      </w:r>
-      <w:r>
-        <w:rPr>
-          <w:rFonts w:ascii="Arial" w:hAnsi="Arial" w:cs="Arial"/>
-          <w:sz w:val="24"/>
-          <w:szCs w:val="24"/>
-          <w:lang w:val="es-ES"/>
-        </w:rPr>
-        <w:t>411.0.20.0516 de 28 de septiembre de 2016</w:t>
-      </w:r>
-      <w:r>
-        <w:rPr>
-          <w:rFonts w:ascii="Arial" w:hAnsi="Arial" w:cs="Arial"/>
-          <w:sz w:val="24"/>
-          <w:szCs w:val="24"/>
-          <w:lang w:val="es-ES"/>
-        </w:rPr>
-        <w:t>,</w:t>
-      </w:r>
-      <w:r>
-        <w:rPr>
-          <w:rFonts w:ascii="Arial" w:hAnsi="Arial" w:cs="Arial"/>
-          <w:sz w:val="24"/>
-          <w:szCs w:val="24"/>
-          <w:lang w:val="es-ES"/>
-        </w:rPr>
-        <w:t xml:space="preserve"> </w:t>
-      </w:r>
-      <w:r>
-        <w:rPr>
-          <w:rFonts w:ascii="Arial" w:hAnsi="Arial" w:cs="Arial"/>
-          <w:sz w:val="24"/>
-          <w:szCs w:val="24"/>
-          <w:lang w:val="es-ES"/>
-        </w:rPr>
-        <w:t>en concordancia con el Decreto No. 4112.010.20.0009 de 2025 y demás normas vigentes</w:t>
-      </w:r>
-      <w:r>
-        <w:rPr>
-          <w:lang w:val="es-ES"/>
-        </w:rPr>
-        <w:t>,</w:t>
-      </w:r>
-      <w:r>
-        <w:rPr>
-          <w:lang w:val="es-ES"/>
-        </w:rPr>
-        <w:t xml:space="preserve"> </w:t>
+          <w:rFonts w:ascii="Arial" w:eastAsia="Arial" w:hAnsi="Arial" w:cs="Arial"/>
+          <w:sz w:val="24"/>
+          <w:szCs w:val="24"/>
+        </w:rPr>
+        <w:t xml:space="preserve">quien actúa en su calidad de Ordenadora del Gasto del Departamento Administrativo de Gestión Jurídica Pública del Distrito Especial, Cultural, Turístico, Empresarial y de Servicios de Santiago de Cali, con NIT. 890.399.011-3, según Decreto de nombramiento No. 4112.010.20.0844 del 20 de septiembre de 2024 y Acta de posesión No. 725 del 08 de octubre de 2024, facultada para celebrar este tipo de actos de conformidad con la delegación otorgada por el señor Alcalde de Santiago de Cali </w:t>
+      </w:r>
+      <w:r>
+        <w:rPr>
+          <w:rFonts w:ascii="Arial" w:eastAsia="Arial" w:hAnsi="Arial" w:cs="Arial"/>
+          <w:sz w:val="24"/>
+          <w:szCs w:val="24"/>
+        </w:rPr>
+        <w:t>mediante Decreto Extraordinario No. 411.0.20.0516 de</w:t>
+      </w:r>
+      <w:r>
+        <w:rPr>
+          <w:rFonts w:ascii="Arial" w:eastAsia="Arial" w:hAnsi="Arial" w:cs="Arial"/>
+          <w:sz w:val="24"/>
+          <w:szCs w:val="24"/>
+        </w:rPr>
+        <w:t>l</w:t>
+      </w:r>
+      <w:r>
+        <w:rPr>
+          <w:rFonts w:ascii="Arial" w:eastAsia="Arial" w:hAnsi="Arial" w:cs="Arial"/>
+          <w:sz w:val="24"/>
+          <w:szCs w:val="24"/>
+        </w:rPr>
+        <w:t xml:space="preserve"> 28 de septiembre de 2016, en concordancia con el Decreto No. 4112.010.20.1025 de 2025 y</w:t>
+      </w:r>
+      <w:r>
+        <w:rPr>
+          <w:rFonts w:ascii="Arial" w:eastAsia="Arial" w:hAnsi="Arial" w:cs="Arial"/>
+          <w:sz w:val="24"/>
+          <w:szCs w:val="24"/>
+        </w:rPr>
+        <w:t xml:space="preserve"> demás normas vigentes, quien en lo sucesivo se denominará </w:t>
+      </w:r>
+      <w:r>
+        <w:rPr>
+          <w:rFonts w:ascii="Arial" w:hAnsi="Arial" w:cs="Arial"/>
+          <w:sz w:val="24"/>
+          <w:szCs w:val="24"/>
+        </w:rPr>
+        <w:t>Santiago de Cali</w:t>
+      </w:r>
+      <w:r>
+        <w:rPr>
+          <w:rFonts w:ascii="Arial" w:hAnsi="Arial" w:cs="Arial"/>
+          <w:sz w:val="24"/>
+          <w:szCs w:val="24"/>
+        </w:rPr>
+        <w:t xml:space="preserve"> Distrito Especia</w:t>
       </w:r>
       <w:r>
         <w:rPr>
@@ -1700,23 +1596,7 @@
           <w:shd w:val="clear" w:color="auto" w:fill="FFFFFF"/>
           <w:lang w:val="es-ES"/>
         </w:rPr>
-        <w:t xml:space="preserve">quien en lo sucesivo se denominará </w:t>
-      </w:r>
-      <w:r>
-        <w:rPr>
-          <w:rFonts w:ascii="Arial" w:hAnsi="Arial" w:cs="Arial"/>
-          <w:sz w:val="24"/>
-          <w:szCs w:val="24"/>
-        </w:rPr>
-        <w:t>Santiago de Cali</w:t>
-      </w:r>
-      <w:r>
-        <w:rPr>
-          <w:rFonts w:ascii="Arial" w:hAnsi="Arial" w:cs="Arial"/>
-          <w:sz w:val="24"/>
-          <w:szCs w:val="24"/>
-        </w:rPr>
-        <w:t xml:space="preserve"> Distrito Especial</w:t>
+        <w:t xml:space="preserve"> </w:t>
       </w:r>
       <w:r>
         <w:rPr>
@@ -1726,7 +1606,16 @@
           <w:shd w:val="clear" w:color="auto" w:fill="FFFFFF"/>
           <w:lang w:val="es-ES"/>
         </w:rPr>
-        <w:t xml:space="preserve"> </w:t>
+        <w:t xml:space="preserve">– </w:t>
+      </w:r>
+      <w:r>
+        <w:rPr>
+          <w:rFonts w:ascii="Arial" w:hAnsi="Arial" w:cs="Arial"/>
+          <w:sz w:val="24"/>
+          <w:szCs w:val="24"/>
+          <w:highlight w:val="yellow"/>
+        </w:rPr>
+        <w:t>{{ORGANISMO}}</w:t>
       </w:r>
       <w:r>
         <w:rPr>
@@ -1736,16 +1625,7 @@
           <w:shd w:val="clear" w:color="auto" w:fill="FFFFFF"/>
           <w:lang w:val="es-ES"/>
         </w:rPr>
-        <w:t xml:space="preserve">– </w:t>
-      </w:r>
-      <w:r>
-        <w:rPr>
-          <w:rFonts w:ascii="Arial" w:hAnsi="Arial" w:cs="Arial"/>
-          <w:sz w:val="24"/>
-          <w:szCs w:val="24"/>
-          <w:highlight w:val="yellow"/>
-        </w:rPr>
-        <w:t>{{ORGANISMO}}</w:t>
+        <w:t xml:space="preserve"> y </w:t>
       </w:r>
       <w:r>
         <w:rPr>
@@ -1755,16 +1635,6 @@
           <w:shd w:val="clear" w:color="auto" w:fill="FFFFFF"/>
           <w:lang w:val="es-ES"/>
         </w:rPr>
-        <w:t xml:space="preserve"> y </w:t>
-      </w:r>
-      <w:r>
-        <w:rPr>
-          <w:rFonts w:ascii="Arial" w:hAnsi="Arial" w:cs="Arial"/>
-          <w:sz w:val="24"/>
-          <w:szCs w:val="24"/>
-          <w:shd w:val="clear" w:color="auto" w:fill="FFFFFF"/>
-          <w:lang w:val="es-ES"/>
-        </w:rPr>
         <w:t xml:space="preserve"> </w:t>
       </w:r>
       <w:r>
@@ -1772,6 +1642,7 @@
           <w:rFonts w:ascii="Arial" w:hAnsi="Arial" w:cs="Arial"/>
           <w:sz w:val="24"/>
           <w:szCs w:val="24"/>
+          <w:highlight w:val="yellow"/>
           <w:lang w:val="es-ES"/>
         </w:rPr>
         <w:t>{{CONTRATISTA_NOMBRE}}</w:t>
@@ -2109,6 +1980,7 @@
           <w:sz w:val="24"/>
           <w:szCs w:val="24"/>
         </w:rPr>
+        <w:lastRenderedPageBreak/>
         <w:t>CONSIDERACIONES:</w:t>
       </w:r>
     </w:p>
@@ -2154,7 +2026,6 @@
           <w:sz w:val="24"/>
           <w:szCs w:val="24"/>
         </w:rPr>
-        <w:lastRenderedPageBreak/>
         <w:t>1.</w:t>
       </w:r>
       <w:r>
@@ -2349,9 +2220,17 @@
           <w:rFonts w:ascii="Arial" w:hAnsi="Arial" w:cs="Arial"/>
           <w:sz w:val="24"/>
           <w:szCs w:val="24"/>
+        </w:rPr>
+        <w:t>por la suma de</w:t>
+      </w:r>
+      <w:r>
+        <w:rPr>
+          <w:rFonts w:ascii="Arial" w:hAnsi="Arial" w:cs="Arial"/>
+          <w:sz w:val="24"/>
+          <w:szCs w:val="24"/>
           <w:highlight w:val="yellow"/>
         </w:rPr>
-        <w:t xml:space="preserve">por la suma de </w:t>
+        <w:t xml:space="preserve"> </w:t>
       </w:r>
       <w:r>
         <w:rPr>
@@ -2464,7 +2343,23 @@
           <w:sz w:val="24"/>
           <w:szCs w:val="24"/>
         </w:rPr>
-        <w:t xml:space="preserve">, se dio inicio al plazo de ejecución del contrato de </w:t>
+        <w:t xml:space="preserve">, se dio inicio al plazo de ejecución del </w:t>
+      </w:r>
+      <w:r>
+        <w:rPr>
+          <w:rFonts w:ascii="Arial" w:hAnsi="Arial" w:cs="Arial"/>
+          <w:sz w:val="24"/>
+          <w:szCs w:val="24"/>
+        </w:rPr>
+        <w:t>C</w:t>
+      </w:r>
+      <w:r>
+        <w:rPr>
+          <w:rFonts w:ascii="Arial" w:hAnsi="Arial" w:cs="Arial"/>
+          <w:sz w:val="24"/>
+          <w:szCs w:val="24"/>
+        </w:rPr>
+        <w:t xml:space="preserve">ontrato de </w:t>
       </w:r>
       <w:r>
         <w:rPr>
@@ -2780,7 +2675,26 @@
           <w:szCs w:val="22"/>
           <w:lang w:val="es-CO" w:eastAsia="es-CO"/>
         </w:rPr>
-        <w:t xml:space="preserve">El contrato de Prestación de servicios profesionales </w:t>
+        <w:t xml:space="preserve">El contrato de </w:t>
+      </w:r>
+      <w:r>
+        <w:rPr>
+          <w:rFonts w:ascii="Arial" w:hAnsi="Arial" w:cs="Arial"/>
+          <w:sz w:val="24"/>
+          <w:szCs w:val="24"/>
+          <w:highlight w:val="yellow"/>
+          <w:lang w:val="es-MX"/>
+        </w:rPr>
+        <w:t>{{TIPO_CONTRATO}}</w:t>
+      </w:r>
+      <w:r>
+        <w:rPr>
+          <w:rFonts w:ascii="Arial" w:hAnsi="Arial" w:cs="Arial"/>
+          <w:sz w:val="24"/>
+          <w:szCs w:val="24"/>
+          <w:lang w:val="es-MX"/>
+        </w:rPr>
+        <w:t xml:space="preserve"> </w:t>
       </w:r>
       <w:r>
         <w:rPr>
@@ -2811,7 +2725,7 @@
           <w:szCs w:val="22"/>
           <w:lang w:val="es-CO" w:eastAsia="es-CO"/>
         </w:rPr>
-        <w:t xml:space="preserve"> se celebró dado que se pudo establecer que el Departamento Administrativo de Gestión Jurídica Pública no cuenta con el personal suficiente que atienda funciones o desarrolle actividades iguales o relacionadas con el objeto del contrato suscrito, tal y como se acreditó con la certificación que en tal sentido expidió el Subdirector de Gestión Estratégica del Talento Humano del </w:t>
+        <w:t xml:space="preserve"> se celebró dado que se pudo establecer que el Departamento Administrativo de Gestión Jurídica Pública no cuenta </w:t>
       </w:r>
       <w:r>
         <w:rPr>
@@ -2822,7 +2736,7 @@
           <w:lang w:val="es-CO" w:eastAsia="es-CO"/>
         </w:rPr>
         <w:lastRenderedPageBreak/>
-        <w:t xml:space="preserve">Departamento Administrativo de Desarrollo e Innovación Institucional de la Alcaldía de Santiago de Cali, mediante oficio No. </w:t>
+        <w:t xml:space="preserve">con el personal suficiente que atienda funciones o desarrolle actividades iguales o relacionadas con el objeto del contrato suscrito, tal y como se acreditó con la certificación que en tal sentido expidió el Subdirector de Gestión Estratégica del Talento Humano del Departamento Administrativo de Desarrollo e Innovación Institucional de la Alcaldía de Santiago de Cali, mediante oficio No. </w:t>
       </w:r>
       <w:r>
         <w:rPr>
@@ -2906,7 +2820,27 @@
           <w:szCs w:val="22"/>
           <w:lang w:val="es-CO" w:eastAsia="es-CO"/>
         </w:rPr>
-        <w:t>En atención a lo anterior, se recomienda prorrogar el plazo de ejecución del contrato de Prestación de servicios profesionales N</w:t>
+        <w:t xml:space="preserve">En atención a lo anterior, se recomienda prorrogar el plazo de ejecución del contrato de </w:t>
+      </w:r>
+      <w:r>
+        <w:rPr>
+          <w:rFonts w:ascii="Arial" w:hAnsi="Arial" w:cs="Arial"/>
+          <w:sz w:val="24"/>
+          <w:szCs w:val="24"/>
+          <w:highlight w:val="yellow"/>
+          <w:lang w:val="es-MX"/>
+        </w:rPr>
+        <w:t>{{TIPO_CONTRATO}}</w:t>
+      </w:r>
+      <w:r>
+        <w:rPr>
+          <w:rFonts w:ascii="Arial" w:hAnsi="Arial" w:cs="Arial"/>
+          <w:color w:val="000000"/>
+          <w:sz w:val="22"/>
+          <w:szCs w:val="22"/>
+          <w:lang w:val="es-CO" w:eastAsia="es-CO"/>
+        </w:rPr>
+        <w:t xml:space="preserve"> N</w:t>
       </w:r>
       <w:r>
         <w:rPr>
@@ -2943,14 +2877,14 @@
       <w:r>
         <w:rPr>
           <w:rFonts w:ascii="Arial" w:hAnsi="Arial" w:cs="Arial"/>
-          <w:color w:val="000000"/>
-          <w:sz w:val="22"/>
-          <w:szCs w:val="22"/>
-          <w:shd w:val="clear" w:color="auto" w:fill="FFFF00"/>
-          <w:lang w:val="es-CO" w:eastAsia="es-CO"/>
-        </w:rPr>
-        <w:t>{{FECHA_FIN_CONTRATO}}</w:t>
-      </w:r>
+          <w:sz w:val="24"/>
+          <w:szCs w:val="24"/>
+          <w:highlight w:val="yellow"/>
+        </w:rPr>
+        <w:t>{{FECHA_FINAL_ADICIONAL}}</w:t>
+      </w:r>
+      <w:bookmarkStart w:id="0" w:name="_GoBack"/>
+      <w:bookmarkEnd w:id="0"/>
       <w:r>
         <w:rPr>
           <w:rFonts w:ascii="Arial" w:hAnsi="Arial" w:cs="Arial"/>
@@ -3525,7 +3459,7 @@
           <w:szCs w:val="22"/>
           <w:lang w:val="es-CO" w:eastAsia="es-CO"/>
         </w:rPr>
-        <w:t xml:space="preserve">De este modo, con la adición y prórroga al contrato en mención, el Departamento Administrativo de Gestión Jurídica Pública propendería por el cumplimiento de los fines del estado aplicando los principios de eficiencia y economía, al prever la posibilidad de optimizar el tiempo y los recursos con que cuenta este organismo, ya que celebrar un nuevo contrato para satisfacer la necesidad descrita implicaría el inicio de procedimientos contractuales, </w:t>
+        <w:t xml:space="preserve">De este modo, con la adición y prórroga al contrato en mención, el Departamento Administrativo de Gestión Jurídica Pública propendería por el cumplimiento de los fines del </w:t>
       </w:r>
       <w:r>
         <w:rPr>
@@ -3536,7 +3470,7 @@
           <w:lang w:val="es-CO" w:eastAsia="es-CO"/>
         </w:rPr>
         <w:lastRenderedPageBreak/>
-        <w:t>selección y verificación de cumplimiento de perfiles y demás trámites administrativos necesarios para la suscripción de contratos de prestación de servicios, lo que conllevaría a un tiempo adicional en la operación administrativa.” </w:t>
+        <w:t>estado aplicando los principios de eficiencia y economía, al prever la posibilidad de optimizar el tiempo y los recursos con que cuenta este organismo, ya que celebrar un nuevo contrato para satisfacer la necesidad descrita implicaría el inicio de procedimientos contractuales, selección y verificación de cumplimiento de perfiles y demás trámites administrativos necesarios para la suscripción de contratos de prestación de servicios, lo que conllevaría a un tiempo adicional en la operación administrativa.” </w:t>
       </w:r>
     </w:p>
     <w:p>
@@ -3754,7 +3688,7 @@
           <w:sz w:val="24"/>
           <w:szCs w:val="24"/>
         </w:rPr>
-        <w:t xml:space="preserve">Que de acuerdo con las normas y principios que rigen el Estatuto General de la Contratación Pública en Colombia es posible afirmar que se podrá promover o diseñar medidas o realizar modificaciones al contrato estatal, siempre y cuando se realicen con el fin de obtener la consecución del objeto del contrato estatal y la finalidad pública, como consecuencia lógica de prevalencia de los principios que rigen la </w:t>
+        <w:t xml:space="preserve">Que de acuerdo con las normas y principios que rigen el Estatuto General de la Contratación Pública en Colombia es posible afirmar que se podrá promover o diseñar </w:t>
       </w:r>
       <w:r>
         <w:rPr>
@@ -3763,7 +3697,7 @@
           <w:szCs w:val="24"/>
         </w:rPr>
         <w:lastRenderedPageBreak/>
-        <w:t>actuación de los servidores públicos, y es ahí donde encontramos que se cumple con el principio de eficacia y economía.</w:t>
+        <w:t>medidas o realizar modificaciones al contrato estatal, siempre y cuando se realicen con el fin de obtener la consecución del objeto del contrato estatal y la finalidad pública, como consecuencia lógica de prevalencia de los principios que rigen la actuación de los servidores públicos, y es ahí donde encontramos que se cumple con el principio de eficacia y economía.</w:t>
       </w:r>
     </w:p>
     <w:p>
@@ -4017,29 +3951,12 @@
           <w:sz w:val="24"/>
           <w:szCs w:val="24"/>
         </w:rPr>
-        <w:t xml:space="preserve">Que así las cosas, es conveniente traer a colación la definición del principio de eficacia y economía regulado en el numeral 11 y 12 </w:t>
-      </w:r>
-      <w:proofErr w:type="spellStart"/>
+        <w:lastRenderedPageBreak/>
+        <w:t xml:space="preserve">Que así las cosas, es conveniente traer a colación la definición del principio de eficacia y economía regulado en el numeral 11 y 12 ibidem, así: </w:t>
+      </w:r>
       <w:r>
         <w:rPr>
           <w:rFonts w:ascii="Arial" w:eastAsia="Arial" w:hAnsi="Arial" w:cs="Arial"/>
-          <w:sz w:val="24"/>
-          <w:szCs w:val="24"/>
-        </w:rPr>
-        <w:t>ibidem</w:t>
-      </w:r>
-      <w:proofErr w:type="spellEnd"/>
-      <w:r>
-        <w:rPr>
-          <w:rFonts w:ascii="Arial" w:eastAsia="Arial" w:hAnsi="Arial" w:cs="Arial"/>
-          <w:sz w:val="24"/>
-          <w:szCs w:val="24"/>
-        </w:rPr>
-        <w:t xml:space="preserve">, así: </w:t>
-      </w:r>
-      <w:r>
-        <w:rPr>
-          <w:rFonts w:ascii="Arial" w:eastAsia="Arial" w:hAnsi="Arial" w:cs="Arial"/>
         </w:rPr>
         <w:t xml:space="preserve">“(…) 11. </w:t>
       </w:r>
@@ -4047,14 +3964,7 @@
         <w:rPr>
           <w:rFonts w:ascii="Arial" w:hAnsi="Arial" w:cs="Arial"/>
         </w:rPr>
-        <w:t xml:space="preserve">En virtud del principio de eficacia, las autoridades buscarán que los procedimientos logren su finalidad y, para el efecto, removerán de oficio los obstáculos puramente formales, evitarán decisiones inhibitorias, </w:t>
-      </w:r>
-      <w:r>
-        <w:rPr>
-          <w:rFonts w:ascii="Arial" w:hAnsi="Arial" w:cs="Arial"/>
-        </w:rPr>
-        <w:lastRenderedPageBreak/>
-        <w:t>dilaciones o retardos y sanearán, de acuerdo con este Código las irregularidades procedimentales que se presenten, en procura de la efectividad del derecho material objeto de la actuación administrativa.</w:t>
+        <w:t>En virtud del principio de eficacia, las autoridades buscarán que los procedimientos logren su finalidad y, para el efecto, removerán de oficio los obstáculos puramente formales, evitarán decisiones inhibitorias, dilaciones o retardos y sanearán, de acuerdo con este Código las irregularidades procedimentales que se presenten, en procura de la efectividad del derecho material objeto de la actuación administrativa.</w:t>
       </w:r>
       <w:r>
         <w:rPr>
@@ -4321,6 +4231,7 @@
           <w:szCs w:val="24"/>
           <w:lang w:val="es-CO" w:eastAsia="es-CO"/>
         </w:rPr>
+        <w:lastRenderedPageBreak/>
         <w:t>Que, conforme las consideraciones anteriores, y la justificación emitida por el supervisor del presente contrato, se hace necesario realizar la modificación, las partes</w:t>
       </w:r>
     </w:p>
@@ -5500,6 +5411,7 @@
           <w:szCs w:val="24"/>
           <w:lang w:val="es-ES"/>
         </w:rPr>
+        <w:lastRenderedPageBreak/>
         <w:t>SEXTO:</w:t>
       </w:r>
       <w:r>
@@ -5739,7 +5651,6 @@
           <w:sz w:val="24"/>
           <w:szCs w:val="24"/>
         </w:rPr>
-        <w:lastRenderedPageBreak/>
         <w:tab/>
       </w:r>
       <w:r>
@@ -5848,8 +5759,6 @@
           <w:szCs w:val="24"/>
         </w:rPr>
       </w:pPr>
-      <w:bookmarkStart w:id="0" w:name="_GoBack"/>
-      <w:bookmarkEnd w:id="0"/>
     </w:p>
     <w:p>
       <w:pPr>
@@ -5891,15 +5800,7 @@
           <w:szCs w:val="24"/>
         </w:rPr>
         <w:tab/>
-        <w:t xml:space="preserve">     </w:t>
-      </w:r>
-      <w:r>
-        <w:rPr>
-          <w:rFonts w:ascii="Arial" w:eastAsia="Arial" w:hAnsi="Arial" w:cs="Arial"/>
-          <w:sz w:val="24"/>
-          <w:szCs w:val="24"/>
-        </w:rPr>
-        <w:t>Firmado Electrónicamente</w:t>
+        <w:t xml:space="preserve">     Firmado Electrónicamente</w:t>
       </w:r>
     </w:p>
     <w:p>
@@ -6159,18 +6060,6 @@
     </w:sectPr>
   </w:body>
 </w:document>
-</file>
-
-<file path=word/commentsExtended.xml><?xml version="1.0" encoding="utf-8"?>
-<w15:commentsEx xmlns:wpc="http://schemas.microsoft.com/office/word/2010/wordprocessingCanvas" xmlns:cx="http://schemas.microsoft.com/office/drawing/2014/chartex" xmlns:cx1="http://schemas.microsoft.com/office/drawing/2015/9/8/chartex" xmlns:cx2="http://schemas.microsoft.com/office/drawing/2015/10/21/chartex" xmlns:cx3="http://schemas.microsoft.com/office/drawing/2016/5/9/chartex" xmlns:cx4="http://schemas.microsoft.com/office/drawing/2016/5/10/chartex" xmlns:cx5="http://schemas.microsoft.com/office/drawing/2016/5/11/chartex" xmlns:cx6="http://schemas.microsoft.com/office/drawing/2016/5/12/chartex" xmlns:cx7="http://schemas.microsoft.com/office/drawing/2016/5/13/chartex" xmlns:cx8="http://schemas.microsoft.com/office/drawing/2016/5/14/chartex" xmlns:mc="http://schemas.openxmlformats.org/markup-compatibility/2006" xmlns:aink="http://schemas.microsoft.com/office/drawing/2016/ink" xmlns:am3d="http://schemas.microsoft.com/office/drawing/2017/model3d" xmlns:o="urn:schemas-microsoft-com:office:office" xmlns:oel="http://schemas.microsoft.com/office/2019/extlst" xmlns:r="http://schemas.openxmlformats.org/officeDocument/2006/relationships" xmlns:m="http://schemas.openxmlformats.org/officeDocument/2006/math" xmlns:v="urn:schemas-microsoft-com:vml" xmlns:wp14="http://schemas.microsoft.com/office/word/2010/wordprocessingDrawing" xmlns:wp="http://schemas.openxmlformats.org/drawingml/2006/wordprocessingDrawing" xmlns:w10="urn:schemas-microsoft-com:office:word" xmlns:w="http://schemas.openxmlformats.org/wordprocessingml/2006/main" xmlns:w14="http://schemas.microsoft.com/office/word/2010/wordml" xmlns:w15="http://schemas.microsoft.com/office/word/2012/wordml" xmlns:w16cex="http://schemas.microsoft.com/office/word/2018/wordml/cex" xmlns:w16cid="http://schemas.microsoft.com/office/word/2016/wordml/cid" xmlns:w16="http://schemas.microsoft.com/office/word/2018/wordml" xmlns:w16du="http://schemas.microsoft.com/office/word/2023/wordml/word16du" xmlns:w16sdtdh="http://schemas.microsoft.com/office/word/2020/wordml/sdtdatahash" xmlns:w16sdtfl="http://schemas.microsoft.com/office/word/2024/wordml/sdtformatlock" xmlns:w16se="http://schemas.microsoft.com/office/word/2015/wordml/symex" xmlns:wpg="http://schemas.microsoft.com/office/word/2010/wordprocessingGroup" xmlns:wpi="http://schemas.microsoft.com/office/word/2010/wordprocessingInk" xmlns:wne="http://schemas.microsoft.com/office/word/2006/wordml" xmlns:wps="http://schemas.microsoft.com/office/word/2010/wordprocessingShape" mc:Ignorable="w14 w15 w16se w16cid w16 w16cex w16sdtdh w16sdtfl w16du wp14">
-  <w15:commentEx w15:paraId="0FDEDD3C" w15:done="0"/>
-</w15:commentsEx>
-</file>
-
-<file path=word/commentsIds.xml><?xml version="1.0" encoding="utf-8"?>
-<w16cid:commentsIds xmlns:wpc="http://schemas.microsoft.com/office/word/2010/wordprocessingCanvas" xmlns:cx="http://schemas.microsoft.com/office/drawing/2014/chartex" xmlns:cx1="http://schemas.microsoft.com/office/drawing/2015/9/8/chartex" xmlns:cx2="http://schemas.microsoft.com/office/drawing/2015/10/21/chartex" xmlns:cx3="http://schemas.microsoft.com/office/drawing/2016/5/9/chartex" xmlns:cx4="http://schemas.microsoft.com/office/drawing/2016/5/10/chartex" xmlns:cx5="http://schemas.microsoft.com/office/drawing/2016/5/11/chartex" xmlns:cx6="http://schemas.microsoft.com/office/drawing/2016/5/12/chartex" xmlns:cx7="http://schemas.microsoft.com/office/drawing/2016/5/13/chartex" xmlns:cx8="http://schemas.microsoft.com/office/drawing/2016/5/14/chartex" xmlns:mc="http://schemas.openxmlformats.org/markup-compatibility/2006" xmlns:aink="http://schemas.microsoft.com/office/drawing/2016/ink" xmlns:am3d="http://schemas.microsoft.com/office/drawing/2017/model3d" xmlns:o="urn:schemas-microsoft-com:office:office" xmlns:oel="http://schemas.microsoft.com/office/2019/extlst" xmlns:r="http://schemas.openxmlformats.org/officeDocument/2006/relationships" xmlns:m="http://schemas.openxmlformats.org/officeDocument/2006/math" xmlns:v="urn:schemas-microsoft-com:vml" xmlns:wp14="http://schemas.microsoft.com/office/word/2010/wordprocessingDrawing" xmlns:wp="http://schemas.openxmlformats.org/drawingml/2006/wordprocessingDrawing" xmlns:w10="urn:schemas-microsoft-com:office:word" xmlns:w="http://schemas.openxmlformats.org/wordprocessingml/2006/main" xmlns:w14="http://schemas.microsoft.com/office/word/2010/wordml" xmlns:w15="http://schemas.microsoft.com/office/word/2012/wordml" xmlns:w16cex="http://schemas.microsoft.com/office/word/2018/wordml/cex" xmlns:w16cid="http://schemas.microsoft.com/office/word/2016/wordml/cid" xmlns:w16="http://schemas.microsoft.com/office/word/2018/wordml" xmlns:w16du="http://schemas.microsoft.com/office/word/2023/wordml/word16du" xmlns:w16sdtdh="http://schemas.microsoft.com/office/word/2020/wordml/sdtdatahash" xmlns:w16sdtfl="http://schemas.microsoft.com/office/word/2024/wordml/sdtformatlock" xmlns:w16se="http://schemas.microsoft.com/office/word/2015/wordml/symex" xmlns:wpg="http://schemas.microsoft.com/office/word/2010/wordprocessingGroup" xmlns:wpi="http://schemas.microsoft.com/office/word/2010/wordprocessingInk" xmlns:wne="http://schemas.microsoft.com/office/word/2006/wordml" xmlns:wps="http://schemas.microsoft.com/office/word/2010/wordprocessingShape" mc:Ignorable="w14 w15 w16se w16cid w16 w16cex w16sdtdh w16sdtfl w16du wp14">
-  <w16cid:commentId w16cid:paraId="0FDEDD3C" w16cid:durableId="2353D637"/>
-</w16cid:commentsIds>
 </file>
 
 <file path=word/endnotes.xml><?xml version="1.0" encoding="utf-8"?>
@@ -6306,7 +6195,7 @@
         <w:sz w:val="16"/>
         <w:szCs w:val="16"/>
       </w:rPr>
-      <w:t>8</w:t>
+      <w:t>3</w:t>
     </w:r>
     <w:r>
       <w:rPr>
@@ -6587,7 +6476,7 @@
               <w:lang w:val="es-CO" w:eastAsia="es-CO"/>
             </w:rPr>
             <w:drawing>
-              <wp:inline distT="0" distB="0" distL="0" distR="0" wp14:anchorId="48D9BF32" wp14:editId="604A9288">
+              <wp:inline distT="0" distB="0" distL="0" distR="0" wp14:anchorId="0A29F9E1" wp14:editId="0763E683">
                 <wp:extent cx="1080000" cy="828675"/>
                 <wp:effectExtent l="0" t="0" r="6350" b="0"/>
                 <wp:docPr id="4" name="Imagen 1" descr="escudo"/>
@@ -7010,7 +6899,7 @@
               <w:lang w:val="es-CO" w:eastAsia="es-CO"/>
             </w:rPr>
             <w:drawing>
-              <wp:inline distT="0" distB="0" distL="0" distR="0" wp14:anchorId="6EF06AB6" wp14:editId="183AB3B8">
+              <wp:inline distT="0" distB="0" distL="0" distR="0" wp14:anchorId="1E8EE4CB" wp14:editId="6AEBF1DF">
                 <wp:extent cx="1076325" cy="828675"/>
                 <wp:effectExtent l="19050" t="0" r="9525" b="0"/>
                 <wp:docPr id="3" name="Imagen 1" descr="escudo"/>
@@ -9120,14 +9009,6 @@
 </w:numbering>
 </file>
 
-<file path=word/people.xml><?xml version="1.0" encoding="utf-8"?>
-<w15:people xmlns:wpc="http://schemas.microsoft.com/office/word/2010/wordprocessingCanvas" xmlns:cx="http://schemas.microsoft.com/office/drawing/2014/chartex" xmlns:cx1="http://schemas.microsoft.com/office/drawing/2015/9/8/chartex" xmlns:cx2="http://schemas.microsoft.com/office/drawing/2015/10/21/chartex" xmlns:cx3="http://schemas.microsoft.com/office/drawing/2016/5/9/chartex" xmlns:cx4="http://schemas.microsoft.com/office/drawing/2016/5/10/chartex" xmlns:cx5="http://schemas.microsoft.com/office/drawing/2016/5/11/chartex" xmlns:cx6="http://schemas.microsoft.com/office/drawing/2016/5/12/chartex" xmlns:cx7="http://schemas.microsoft.com/office/drawing/2016/5/13/chartex" xmlns:cx8="http://schemas.microsoft.com/office/drawing/2016/5/14/chartex" xmlns:mc="http://schemas.openxmlformats.org/markup-compatibility/2006" xmlns:aink="http://schemas.microsoft.com/office/drawing/2016/ink" xmlns:am3d="http://schemas.microsoft.com/office/drawing/2017/model3d" xmlns:o="urn:schemas-microsoft-com:office:office" xmlns:oel="http://schemas.microsoft.com/office/2019/extlst" xmlns:r="http://schemas.openxmlformats.org/officeDocument/2006/relationships" xmlns:m="http://schemas.openxmlformats.org/officeDocument/2006/math" xmlns:v="urn:schemas-microsoft-com:vml" xmlns:wp14="http://schemas.microsoft.com/office/word/2010/wordprocessingDrawing" xmlns:wp="http://schemas.openxmlformats.org/drawingml/2006/wordprocessingDrawing" xmlns:w10="urn:schemas-microsoft-com:office:word" xmlns:w="http://schemas.openxmlformats.org/wordprocessingml/2006/main" xmlns:w14="http://schemas.microsoft.com/office/word/2010/wordml" xmlns:w15="http://schemas.microsoft.com/office/word/2012/wordml" xmlns:w16cex="http://schemas.microsoft.com/office/word/2018/wordml/cex" xmlns:w16cid="http://schemas.microsoft.com/office/word/2016/wordml/cid" xmlns:w16="http://schemas.microsoft.com/office/word/2018/wordml" xmlns:w16du="http://schemas.microsoft.com/office/word/2023/wordml/word16du" xmlns:w16sdtdh="http://schemas.microsoft.com/office/word/2020/wordml/sdtdatahash" xmlns:w16sdtfl="http://schemas.microsoft.com/office/word/2024/wordml/sdtformatlock" xmlns:w16se="http://schemas.microsoft.com/office/word/2015/wordml/symex" xmlns:wpg="http://schemas.microsoft.com/office/word/2010/wordprocessingGroup" xmlns:wpi="http://schemas.microsoft.com/office/word/2010/wordprocessingInk" xmlns:wne="http://schemas.microsoft.com/office/word/2006/wordml" xmlns:wps="http://schemas.microsoft.com/office/word/2010/wordprocessingShape" mc:Ignorable="w14 w15 w16se w16cid w16 w16cex w16sdtdh w16sdtfl w16du wp14">
-  <w15:person w15:author="Gonzalez Cordoba, Monica">
-    <w15:presenceInfo w15:providerId="None" w15:userId="Gonzalez Cordoba, Monica"/>
-  </w15:person>
-</w15:people>
-</file>
-
 <file path=word/styles.xml><?xml version="1.0" encoding="utf-8"?>
 <w:styles xmlns:mc="http://schemas.openxmlformats.org/markup-compatibility/2006" xmlns:r="http://schemas.openxmlformats.org/officeDocument/2006/relationships" xmlns:w="http://schemas.openxmlformats.org/wordprocessingml/2006/main" xmlns:w14="http://schemas.microsoft.com/office/word/2010/wordml" mc:Ignorable="w14">
   <w:docDefaults>
@@ -9165,7 +9046,7 @@
     <w:lsdException w:name="Emphasis" w:semiHidden="0" w:unhideWhenUsed="0" w:qFormat="1"/>
     <w:lsdException w:name="Normal (Web)" w:uiPriority="99"/>
     <w:lsdException w:name="HTML Preformatted" w:uiPriority="99"/>
-    <w:lsdException w:name="Table Grid" w:semiHidden="0" w:uiPriority="39" w:unhideWhenUsed="0"/>
+    <w:lsdException w:name="Table Grid" w:uiPriority="39"/>
     <w:lsdException w:name="Placeholder Text" w:uiPriority="99" w:unhideWhenUsed="0"/>
     <w:lsdException w:name="No Spacing" w:semiHidden="0" w:uiPriority="1" w:unhideWhenUsed="0" w:qFormat="1"/>
     <w:lsdException w:name="Light Shading" w:semiHidden="0" w:uiPriority="60" w:unhideWhenUsed="0"/>
@@ -9749,7 +9630,7 @@
     <w:lsdException w:name="Emphasis" w:semiHidden="0" w:unhideWhenUsed="0" w:qFormat="1"/>
     <w:lsdException w:name="Normal (Web)" w:uiPriority="99"/>
     <w:lsdException w:name="HTML Preformatted" w:uiPriority="99"/>
-    <w:lsdException w:name="Table Grid" w:semiHidden="0" w:uiPriority="39" w:unhideWhenUsed="0"/>
+    <w:lsdException w:name="Table Grid" w:uiPriority="39"/>
     <w:lsdException w:name="Placeholder Text" w:uiPriority="99" w:unhideWhenUsed="0"/>
     <w:lsdException w:name="No Spacing" w:semiHidden="0" w:uiPriority="1" w:unhideWhenUsed="0" w:qFormat="1"/>
     <w:lsdException w:name="Light Shading" w:semiHidden="0" w:uiPriority="60" w:unhideWhenUsed="0"/>
@@ -10584,7 +10465,7 @@
 </file>
 
 <file path=customXml/itemProps1.xml><?xml version="1.0" encoding="utf-8"?>
-<ds:datastoreItem xmlns:ds="http://schemas.openxmlformats.org/officeDocument/2006/customXml" ds:itemID="{663C188F-3EB6-4058-9E16-58D05346FD43}">
+<ds:datastoreItem xmlns:ds="http://schemas.openxmlformats.org/officeDocument/2006/customXml" ds:itemID="{E5EB1743-EA46-4209-80DE-DCC286AEC9CA}">
   <ds:schemaRefs>
     <ds:schemaRef ds:uri="http://schemas.openxmlformats.org/officeDocument/2006/bibliography"/>
   </ds:schemaRefs>

--- a/src/main/webapp/plantillas/MODIFICACION_2_ACEPTACION.docx
+++ b/src/main/webapp/plantillas/MODIFICACION_2_ACEPTACION.docx
@@ -2883,8 +2883,6 @@
         </w:rPr>
         <w:t>{{FECHA_FINAL_ADICIONAL}}</w:t>
       </w:r>
-      <w:bookmarkStart w:id="0" w:name="_GoBack"/>
-      <w:bookmarkEnd w:id="0"/>
       <w:r>
         <w:rPr>
           <w:rFonts w:ascii="Arial" w:hAnsi="Arial" w:cs="Arial"/>
@@ -4680,10 +4678,28 @@
           <w:rFonts w:ascii="Arial" w:hAnsi="Arial" w:cs="Arial"/>
           <w:sz w:val="24"/>
           <w:szCs w:val="24"/>
+        </w:rPr>
+        <w:t>(</w:t>
+      </w:r>
+      <w:r>
+        <w:rPr>
+          <w:rFonts w:ascii="Arial" w:hAnsi="Arial" w:cs="Arial"/>
+          <w:sz w:val="24"/>
+          <w:szCs w:val="24"/>
           <w:highlight w:val="yellow"/>
         </w:rPr>
         <w:t>{{NUMERO_CUOTAS_ADICION}}</w:t>
       </w:r>
+      <w:r>
+        <w:rPr>
+          <w:rFonts w:ascii="Arial" w:hAnsi="Arial" w:cs="Arial"/>
+          <w:sz w:val="24"/>
+          <w:szCs w:val="24"/>
+        </w:rPr>
+        <w:t>)</w:t>
+      </w:r>
+      <w:bookmarkStart w:id="0" w:name="_GoBack"/>
+      <w:bookmarkEnd w:id="0"/>
       <w:r>
         <w:rPr>
           <w:rFonts w:ascii="Arial" w:hAnsi="Arial" w:cs="Arial"/>
@@ -6195,7 +6211,7 @@
         <w:sz w:val="16"/>
         <w:szCs w:val="16"/>
       </w:rPr>
-      <w:t>3</w:t>
+      <w:t>7</w:t>
     </w:r>
     <w:r>
       <w:rPr>
@@ -10465,7 +10481,7 @@
 </file>
 
 <file path=customXml/itemProps1.xml><?xml version="1.0" encoding="utf-8"?>
-<ds:datastoreItem xmlns:ds="http://schemas.openxmlformats.org/officeDocument/2006/customXml" ds:itemID="{E5EB1743-EA46-4209-80DE-DCC286AEC9CA}">
+<ds:datastoreItem xmlns:ds="http://schemas.openxmlformats.org/officeDocument/2006/customXml" ds:itemID="{5868259B-41AA-44AD-9FF2-87B511109624}">
   <ds:schemaRefs>
     <ds:schemaRef ds:uri="http://schemas.openxmlformats.org/officeDocument/2006/bibliography"/>
   </ds:schemaRefs>

--- a/src/main/webapp/plantillas/MODIFICACION_2_ACEPTACION.docx
+++ b/src/main/webapp/plantillas/MODIFICACION_2_ACEPTACION.docx
@@ -1,6 +1,6 @@
 
 <file path=word/document.xml><?xml version="1.0" encoding="utf-8"?>
-<w:document xmlns:wpc="http://schemas.microsoft.com/office/word/2010/wordprocessingCanvas" xmlns:mc="http://schemas.openxmlformats.org/markup-compatibility/2006" xmlns:o="urn:schemas-microsoft-com:office:office" xmlns:r="http://schemas.openxmlformats.org/officeDocument/2006/relationships" xmlns:m="http://schemas.openxmlformats.org/officeDocument/2006/math" xmlns:v="urn:schemas-microsoft-com:vml" xmlns:wp14="http://schemas.microsoft.com/office/word/2010/wordprocessingDrawing" xmlns:wp="http://schemas.openxmlformats.org/drawingml/2006/wordprocessingDrawing" xmlns:w10="urn:schemas-microsoft-com:office:word" xmlns:w="http://schemas.openxmlformats.org/wordprocessingml/2006/main" xmlns:w14="http://schemas.microsoft.com/office/word/2010/wordml" xmlns:wpg="http://schemas.microsoft.com/office/word/2010/wordprocessingGroup" xmlns:wpi="http://schemas.microsoft.com/office/word/2010/wordprocessingInk" xmlns:wne="http://schemas.microsoft.com/office/word/2006/wordml" xmlns:wps="http://schemas.microsoft.com/office/word/2010/wordprocessingShape" mc:Ignorable="w14 wp14">
+<w:document xmlns:wpc="http://schemas.microsoft.com/office/word/2010/wordprocessingCanvas" xmlns:cx="http://schemas.microsoft.com/office/drawing/2014/chartex" xmlns:cx1="http://schemas.microsoft.com/office/drawing/2015/9/8/chartex" xmlns:cx2="http://schemas.microsoft.com/office/drawing/2015/10/21/chartex" xmlns:cx3="http://schemas.microsoft.com/office/drawing/2016/5/9/chartex" xmlns:cx4="http://schemas.microsoft.com/office/drawing/2016/5/10/chartex" xmlns:cx5="http://schemas.microsoft.com/office/drawing/2016/5/11/chartex" xmlns:cx6="http://schemas.microsoft.com/office/drawing/2016/5/12/chartex" xmlns:cx7="http://schemas.microsoft.com/office/drawing/2016/5/13/chartex" xmlns:cx8="http://schemas.microsoft.com/office/drawing/2016/5/14/chartex" xmlns:mc="http://schemas.openxmlformats.org/markup-compatibility/2006" xmlns:aink="http://schemas.microsoft.com/office/drawing/2016/ink" xmlns:am3d="http://schemas.microsoft.com/office/drawing/2017/model3d" xmlns:o="urn:schemas-microsoft-com:office:office" xmlns:oel="http://schemas.microsoft.com/office/2019/extlst" xmlns:r="http://schemas.openxmlformats.org/officeDocument/2006/relationships" xmlns:m="http://schemas.openxmlformats.org/officeDocument/2006/math" xmlns:v="urn:schemas-microsoft-com:vml" xmlns:wp14="http://schemas.microsoft.com/office/word/2010/wordprocessingDrawing" xmlns:wp="http://schemas.openxmlformats.org/drawingml/2006/wordprocessingDrawing" xmlns:w10="urn:schemas-microsoft-com:office:word" xmlns:w="http://schemas.openxmlformats.org/wordprocessingml/2006/main" xmlns:w14="http://schemas.microsoft.com/office/word/2010/wordml" xmlns:w15="http://schemas.microsoft.com/office/word/2012/wordml" xmlns:w16cex="http://schemas.microsoft.com/office/word/2018/wordml/cex" xmlns:w16cid="http://schemas.microsoft.com/office/word/2016/wordml/cid" xmlns:w16="http://schemas.microsoft.com/office/word/2018/wordml" xmlns:w16du="http://schemas.microsoft.com/office/word/2023/wordml/word16du" xmlns:w16sdtdh="http://schemas.microsoft.com/office/word/2020/wordml/sdtdatahash" xmlns:w16sdtfl="http://schemas.microsoft.com/office/word/2024/wordml/sdtformatlock" xmlns:w16se="http://schemas.microsoft.com/office/word/2015/wordml/symex" xmlns:wpg="http://schemas.microsoft.com/office/word/2010/wordprocessingGroup" xmlns:wpi="http://schemas.microsoft.com/office/word/2010/wordprocessingInk" xmlns:wne="http://schemas.microsoft.com/office/word/2006/wordml" xmlns:wps="http://schemas.microsoft.com/office/word/2010/wordprocessingShape" mc:Ignorable="w14 w15 w16se w16cid w16 w16cex w16sdtdh w16sdtfl w16du wp14">
   <w:body>
     <w:p>
       <w:pPr>
@@ -2891,7 +2891,27 @@
           <w:szCs w:val="22"/>
           <w:lang w:val="es-CO" w:eastAsia="es-CO"/>
         </w:rPr>
-        <w:t xml:space="preserve"> y en consecuencia adicionar el valor del mismo por la suma </w:t>
+        <w:t xml:space="preserve"> y en consecuencia adicionar el valor del mismo por la suma</w:t>
+      </w:r>
+      <w:r>
+        <w:rPr>
+          <w:rFonts w:ascii="Arial" w:hAnsi="Arial" w:cs="Arial"/>
+          <w:color w:val="000000"/>
+          <w:sz w:val="22"/>
+          <w:szCs w:val="22"/>
+          <w:lang w:val="es-CO" w:eastAsia="es-CO"/>
+        </w:rPr>
+        <w:t xml:space="preserve"> de</w:t>
+      </w:r>
+      <w:r>
+        <w:rPr>
+          <w:rFonts w:ascii="Arial" w:hAnsi="Arial" w:cs="Arial"/>
+          <w:color w:val="000000"/>
+          <w:sz w:val="22"/>
+          <w:szCs w:val="22"/>
+          <w:lang w:val="es-CO" w:eastAsia="es-CO"/>
+        </w:rPr>
+        <w:t xml:space="preserve"> </w:t>
       </w:r>
       <w:r>
         <w:rPr>
@@ -4698,8 +4718,6 @@
         </w:rPr>
         <w:t>)</w:t>
       </w:r>
-      <w:bookmarkStart w:id="0" w:name="_GoBack"/>
-      <w:bookmarkEnd w:id="0"/>
       <w:r>
         <w:rPr>
           <w:rFonts w:ascii="Arial" w:hAnsi="Arial" w:cs="Arial"/>
@@ -6065,10 +6083,10 @@
       </w:pPr>
     </w:p>
     <w:sectPr>
-      <w:headerReference w:type="default" r:id="rId9"/>
-      <w:footerReference w:type="default" r:id="rId10"/>
-      <w:headerReference w:type="first" r:id="rId11"/>
-      <w:footerReference w:type="first" r:id="rId12"/>
+      <w:headerReference w:type="default" r:id="rId8"/>
+      <w:footerReference w:type="default" r:id="rId9"/>
+      <w:headerReference w:type="first" r:id="rId10"/>
+      <w:footerReference w:type="first" r:id="rId11"/>
       <w:pgSz w:w="12242" w:h="15842" w:code="1"/>
       <w:pgMar w:top="1418" w:right="1418" w:bottom="1418" w:left="1418" w:header="851" w:footer="851" w:gutter="0"/>
       <w:cols w:space="720"/>
@@ -6079,7 +6097,7 @@
 </file>
 
 <file path=word/endnotes.xml><?xml version="1.0" encoding="utf-8"?>
-<w:endnotes xmlns:wpc="http://schemas.microsoft.com/office/word/2010/wordprocessingCanvas" xmlns:mc="http://schemas.openxmlformats.org/markup-compatibility/2006" xmlns:o="urn:schemas-microsoft-com:office:office" xmlns:r="http://schemas.openxmlformats.org/officeDocument/2006/relationships" xmlns:m="http://schemas.openxmlformats.org/officeDocument/2006/math" xmlns:v="urn:schemas-microsoft-com:vml" xmlns:wp14="http://schemas.microsoft.com/office/word/2010/wordprocessingDrawing" xmlns:wp="http://schemas.openxmlformats.org/drawingml/2006/wordprocessingDrawing" xmlns:w10="urn:schemas-microsoft-com:office:word" xmlns:w="http://schemas.openxmlformats.org/wordprocessingml/2006/main" xmlns:w14="http://schemas.microsoft.com/office/word/2010/wordml" xmlns:wpg="http://schemas.microsoft.com/office/word/2010/wordprocessingGroup" xmlns:wpi="http://schemas.microsoft.com/office/word/2010/wordprocessingInk" xmlns:wne="http://schemas.microsoft.com/office/word/2006/wordml" xmlns:wps="http://schemas.microsoft.com/office/word/2010/wordprocessingShape" mc:Ignorable="w14 wp14">
+<w:endnotes xmlns:wpc="http://schemas.microsoft.com/office/word/2010/wordprocessingCanvas" xmlns:cx="http://schemas.microsoft.com/office/drawing/2014/chartex" xmlns:cx1="http://schemas.microsoft.com/office/drawing/2015/9/8/chartex" xmlns:cx2="http://schemas.microsoft.com/office/drawing/2015/10/21/chartex" xmlns:cx3="http://schemas.microsoft.com/office/drawing/2016/5/9/chartex" xmlns:cx4="http://schemas.microsoft.com/office/drawing/2016/5/10/chartex" xmlns:cx5="http://schemas.microsoft.com/office/drawing/2016/5/11/chartex" xmlns:cx6="http://schemas.microsoft.com/office/drawing/2016/5/12/chartex" xmlns:cx7="http://schemas.microsoft.com/office/drawing/2016/5/13/chartex" xmlns:cx8="http://schemas.microsoft.com/office/drawing/2016/5/14/chartex" xmlns:mc="http://schemas.openxmlformats.org/markup-compatibility/2006" xmlns:aink="http://schemas.microsoft.com/office/drawing/2016/ink" xmlns:am3d="http://schemas.microsoft.com/office/drawing/2017/model3d" xmlns:o="urn:schemas-microsoft-com:office:office" xmlns:oel="http://schemas.microsoft.com/office/2019/extlst" xmlns:r="http://schemas.openxmlformats.org/officeDocument/2006/relationships" xmlns:m="http://schemas.openxmlformats.org/officeDocument/2006/math" xmlns:v="urn:schemas-microsoft-com:vml" xmlns:wp14="http://schemas.microsoft.com/office/word/2010/wordprocessingDrawing" xmlns:wp="http://schemas.openxmlformats.org/drawingml/2006/wordprocessingDrawing" xmlns:w10="urn:schemas-microsoft-com:office:word" xmlns:w="http://schemas.openxmlformats.org/wordprocessingml/2006/main" xmlns:w14="http://schemas.microsoft.com/office/word/2010/wordml" xmlns:w15="http://schemas.microsoft.com/office/word/2012/wordml" xmlns:w16cex="http://schemas.microsoft.com/office/word/2018/wordml/cex" xmlns:w16cid="http://schemas.microsoft.com/office/word/2016/wordml/cid" xmlns:w16="http://schemas.microsoft.com/office/word/2018/wordml" xmlns:w16du="http://schemas.microsoft.com/office/word/2023/wordml/word16du" xmlns:w16sdtdh="http://schemas.microsoft.com/office/word/2020/wordml/sdtdatahash" xmlns:w16sdtfl="http://schemas.microsoft.com/office/word/2024/wordml/sdtformatlock" xmlns:w16se="http://schemas.microsoft.com/office/word/2015/wordml/symex" xmlns:wpg="http://schemas.microsoft.com/office/word/2010/wordprocessingGroup" xmlns:wpi="http://schemas.microsoft.com/office/word/2010/wordprocessingInk" xmlns:wne="http://schemas.microsoft.com/office/word/2006/wordml" xmlns:wps="http://schemas.microsoft.com/office/word/2010/wordprocessingShape" mc:Ignorable="w14 w15 w16se w16cid w16 w16cex w16sdtdh w16sdtfl w16du wp14">
   <w:endnote w:type="separator" w:id="-1">
     <w:p>
       <w:r>
@@ -6098,7 +6116,7 @@
 </file>
 
 <file path=word/footer1.xml><?xml version="1.0" encoding="utf-8"?>
-<w:ftr xmlns:wpc="http://schemas.microsoft.com/office/word/2010/wordprocessingCanvas" xmlns:mc="http://schemas.openxmlformats.org/markup-compatibility/2006" xmlns:o="urn:schemas-microsoft-com:office:office" xmlns:r="http://schemas.openxmlformats.org/officeDocument/2006/relationships" xmlns:m="http://schemas.openxmlformats.org/officeDocument/2006/math" xmlns:v="urn:schemas-microsoft-com:vml" xmlns:wp14="http://schemas.microsoft.com/office/word/2010/wordprocessingDrawing" xmlns:wp="http://schemas.openxmlformats.org/drawingml/2006/wordprocessingDrawing" xmlns:w10="urn:schemas-microsoft-com:office:word" xmlns:w="http://schemas.openxmlformats.org/wordprocessingml/2006/main" xmlns:w14="http://schemas.microsoft.com/office/word/2010/wordml" xmlns:wpg="http://schemas.microsoft.com/office/word/2010/wordprocessingGroup" xmlns:wpi="http://schemas.microsoft.com/office/word/2010/wordprocessingInk" xmlns:wne="http://schemas.microsoft.com/office/word/2006/wordml" xmlns:wps="http://schemas.microsoft.com/office/word/2010/wordprocessingShape" mc:Ignorable="w14 wp14">
+<w:ftr xmlns:wpc="http://schemas.microsoft.com/office/word/2010/wordprocessingCanvas" xmlns:cx="http://schemas.microsoft.com/office/drawing/2014/chartex" xmlns:cx1="http://schemas.microsoft.com/office/drawing/2015/9/8/chartex" xmlns:cx2="http://schemas.microsoft.com/office/drawing/2015/10/21/chartex" xmlns:cx3="http://schemas.microsoft.com/office/drawing/2016/5/9/chartex" xmlns:cx4="http://schemas.microsoft.com/office/drawing/2016/5/10/chartex" xmlns:cx5="http://schemas.microsoft.com/office/drawing/2016/5/11/chartex" xmlns:cx6="http://schemas.microsoft.com/office/drawing/2016/5/12/chartex" xmlns:cx7="http://schemas.microsoft.com/office/drawing/2016/5/13/chartex" xmlns:cx8="http://schemas.microsoft.com/office/drawing/2016/5/14/chartex" xmlns:mc="http://schemas.openxmlformats.org/markup-compatibility/2006" xmlns:aink="http://schemas.microsoft.com/office/drawing/2016/ink" xmlns:am3d="http://schemas.microsoft.com/office/drawing/2017/model3d" xmlns:o="urn:schemas-microsoft-com:office:office" xmlns:oel="http://schemas.microsoft.com/office/2019/extlst" xmlns:r="http://schemas.openxmlformats.org/officeDocument/2006/relationships" xmlns:m="http://schemas.openxmlformats.org/officeDocument/2006/math" xmlns:v="urn:schemas-microsoft-com:vml" xmlns:wp14="http://schemas.microsoft.com/office/word/2010/wordprocessingDrawing" xmlns:wp="http://schemas.openxmlformats.org/drawingml/2006/wordprocessingDrawing" xmlns:w10="urn:schemas-microsoft-com:office:word" xmlns:w="http://schemas.openxmlformats.org/wordprocessingml/2006/main" xmlns:w14="http://schemas.microsoft.com/office/word/2010/wordml" xmlns:w15="http://schemas.microsoft.com/office/word/2012/wordml" xmlns:w16cex="http://schemas.microsoft.com/office/word/2018/wordml/cex" xmlns:w16cid="http://schemas.microsoft.com/office/word/2016/wordml/cid" xmlns:w16="http://schemas.microsoft.com/office/word/2018/wordml" xmlns:w16du="http://schemas.microsoft.com/office/word/2023/wordml/word16du" xmlns:w16sdtdh="http://schemas.microsoft.com/office/word/2020/wordml/sdtdatahash" xmlns:w16sdtfl="http://schemas.microsoft.com/office/word/2024/wordml/sdtformatlock" xmlns:w16se="http://schemas.microsoft.com/office/word/2015/wordml/symex" xmlns:wpg="http://schemas.microsoft.com/office/word/2010/wordprocessingGroup" xmlns:wpi="http://schemas.microsoft.com/office/word/2010/wordprocessingInk" xmlns:wne="http://schemas.microsoft.com/office/word/2006/wordml" xmlns:wps="http://schemas.microsoft.com/office/word/2010/wordprocessingShape" mc:Ignorable="w14 w15 w16se w16cid w16 w16cex w16sdtdh w16sdtfl w16du wp14">
   <w:p>
     <w:pPr>
       <w:pStyle w:val="Piedepgina"/>
@@ -6275,7 +6293,7 @@
 </file>
 
 <file path=word/footer2.xml><?xml version="1.0" encoding="utf-8"?>
-<w:ftr xmlns:wpc="http://schemas.microsoft.com/office/word/2010/wordprocessingCanvas" xmlns:mc="http://schemas.openxmlformats.org/markup-compatibility/2006" xmlns:o="urn:schemas-microsoft-com:office:office" xmlns:r="http://schemas.openxmlformats.org/officeDocument/2006/relationships" xmlns:m="http://schemas.openxmlformats.org/officeDocument/2006/math" xmlns:v="urn:schemas-microsoft-com:vml" xmlns:wp14="http://schemas.microsoft.com/office/word/2010/wordprocessingDrawing" xmlns:wp="http://schemas.openxmlformats.org/drawingml/2006/wordprocessingDrawing" xmlns:w10="urn:schemas-microsoft-com:office:word" xmlns:w="http://schemas.openxmlformats.org/wordprocessingml/2006/main" xmlns:w14="http://schemas.microsoft.com/office/word/2010/wordml" xmlns:wpg="http://schemas.microsoft.com/office/word/2010/wordprocessingGroup" xmlns:wpi="http://schemas.microsoft.com/office/word/2010/wordprocessingInk" xmlns:wne="http://schemas.microsoft.com/office/word/2006/wordml" xmlns:wps="http://schemas.microsoft.com/office/word/2010/wordprocessingShape" mc:Ignorable="w14 wp14">
+<w:ftr xmlns:wpc="http://schemas.microsoft.com/office/word/2010/wordprocessingCanvas" xmlns:cx="http://schemas.microsoft.com/office/drawing/2014/chartex" xmlns:cx1="http://schemas.microsoft.com/office/drawing/2015/9/8/chartex" xmlns:cx2="http://schemas.microsoft.com/office/drawing/2015/10/21/chartex" xmlns:cx3="http://schemas.microsoft.com/office/drawing/2016/5/9/chartex" xmlns:cx4="http://schemas.microsoft.com/office/drawing/2016/5/10/chartex" xmlns:cx5="http://schemas.microsoft.com/office/drawing/2016/5/11/chartex" xmlns:cx6="http://schemas.microsoft.com/office/drawing/2016/5/12/chartex" xmlns:cx7="http://schemas.microsoft.com/office/drawing/2016/5/13/chartex" xmlns:cx8="http://schemas.microsoft.com/office/drawing/2016/5/14/chartex" xmlns:mc="http://schemas.openxmlformats.org/markup-compatibility/2006" xmlns:aink="http://schemas.microsoft.com/office/drawing/2016/ink" xmlns:am3d="http://schemas.microsoft.com/office/drawing/2017/model3d" xmlns:o="urn:schemas-microsoft-com:office:office" xmlns:oel="http://schemas.microsoft.com/office/2019/extlst" xmlns:r="http://schemas.openxmlformats.org/officeDocument/2006/relationships" xmlns:m="http://schemas.openxmlformats.org/officeDocument/2006/math" xmlns:v="urn:schemas-microsoft-com:vml" xmlns:wp14="http://schemas.microsoft.com/office/word/2010/wordprocessingDrawing" xmlns:wp="http://schemas.openxmlformats.org/drawingml/2006/wordprocessingDrawing" xmlns:w10="urn:schemas-microsoft-com:office:word" xmlns:w="http://schemas.openxmlformats.org/wordprocessingml/2006/main" xmlns:w14="http://schemas.microsoft.com/office/word/2010/wordml" xmlns:w15="http://schemas.microsoft.com/office/word/2012/wordml" xmlns:w16cex="http://schemas.microsoft.com/office/word/2018/wordml/cex" xmlns:w16cid="http://schemas.microsoft.com/office/word/2016/wordml/cid" xmlns:w16="http://schemas.microsoft.com/office/word/2018/wordml" xmlns:w16du="http://schemas.microsoft.com/office/word/2023/wordml/word16du" xmlns:w16sdtdh="http://schemas.microsoft.com/office/word/2020/wordml/sdtdatahash" xmlns:w16sdtfl="http://schemas.microsoft.com/office/word/2024/wordml/sdtformatlock" xmlns:w16se="http://schemas.microsoft.com/office/word/2015/wordml/symex" xmlns:wpg="http://schemas.microsoft.com/office/word/2010/wordprocessingGroup" xmlns:wpi="http://schemas.microsoft.com/office/word/2010/wordprocessingInk" xmlns:wne="http://schemas.microsoft.com/office/word/2006/wordml" xmlns:wps="http://schemas.microsoft.com/office/word/2010/wordprocessingShape" mc:Ignorable="w14 w15 w16se w16cid w16 w16cex w16sdtdh w16sdtfl w16du wp14">
   <w:p>
     <w:pPr>
       <w:pStyle w:val="Piedepgina"/>
@@ -6421,7 +6439,7 @@
 </file>
 
 <file path=word/footnotes.xml><?xml version="1.0" encoding="utf-8"?>
-<w:footnotes xmlns:wpc="http://schemas.microsoft.com/office/word/2010/wordprocessingCanvas" xmlns:mc="http://schemas.openxmlformats.org/markup-compatibility/2006" xmlns:o="urn:schemas-microsoft-com:office:office" xmlns:r="http://schemas.openxmlformats.org/officeDocument/2006/relationships" xmlns:m="http://schemas.openxmlformats.org/officeDocument/2006/math" xmlns:v="urn:schemas-microsoft-com:vml" xmlns:wp14="http://schemas.microsoft.com/office/word/2010/wordprocessingDrawing" xmlns:wp="http://schemas.openxmlformats.org/drawingml/2006/wordprocessingDrawing" xmlns:w10="urn:schemas-microsoft-com:office:word" xmlns:w="http://schemas.openxmlformats.org/wordprocessingml/2006/main" xmlns:w14="http://schemas.microsoft.com/office/word/2010/wordml" xmlns:wpg="http://schemas.microsoft.com/office/word/2010/wordprocessingGroup" xmlns:wpi="http://schemas.microsoft.com/office/word/2010/wordprocessingInk" xmlns:wne="http://schemas.microsoft.com/office/word/2006/wordml" xmlns:wps="http://schemas.microsoft.com/office/word/2010/wordprocessingShape" mc:Ignorable="w14 wp14">
+<w:footnotes xmlns:wpc="http://schemas.microsoft.com/office/word/2010/wordprocessingCanvas" xmlns:cx="http://schemas.microsoft.com/office/drawing/2014/chartex" xmlns:cx1="http://schemas.microsoft.com/office/drawing/2015/9/8/chartex" xmlns:cx2="http://schemas.microsoft.com/office/drawing/2015/10/21/chartex" xmlns:cx3="http://schemas.microsoft.com/office/drawing/2016/5/9/chartex" xmlns:cx4="http://schemas.microsoft.com/office/drawing/2016/5/10/chartex" xmlns:cx5="http://schemas.microsoft.com/office/drawing/2016/5/11/chartex" xmlns:cx6="http://schemas.microsoft.com/office/drawing/2016/5/12/chartex" xmlns:cx7="http://schemas.microsoft.com/office/drawing/2016/5/13/chartex" xmlns:cx8="http://schemas.microsoft.com/office/drawing/2016/5/14/chartex" xmlns:mc="http://schemas.openxmlformats.org/markup-compatibility/2006" xmlns:aink="http://schemas.microsoft.com/office/drawing/2016/ink" xmlns:am3d="http://schemas.microsoft.com/office/drawing/2017/model3d" xmlns:o="urn:schemas-microsoft-com:office:office" xmlns:oel="http://schemas.microsoft.com/office/2019/extlst" xmlns:r="http://schemas.openxmlformats.org/officeDocument/2006/relationships" xmlns:m="http://schemas.openxmlformats.org/officeDocument/2006/math" xmlns:v="urn:schemas-microsoft-com:vml" xmlns:wp14="http://schemas.microsoft.com/office/word/2010/wordprocessingDrawing" xmlns:wp="http://schemas.openxmlformats.org/drawingml/2006/wordprocessingDrawing" xmlns:w10="urn:schemas-microsoft-com:office:word" xmlns:w="http://schemas.openxmlformats.org/wordprocessingml/2006/main" xmlns:w14="http://schemas.microsoft.com/office/word/2010/wordml" xmlns:w15="http://schemas.microsoft.com/office/word/2012/wordml" xmlns:w16cex="http://schemas.microsoft.com/office/word/2018/wordml/cex" xmlns:w16cid="http://schemas.microsoft.com/office/word/2016/wordml/cid" xmlns:w16="http://schemas.microsoft.com/office/word/2018/wordml" xmlns:w16du="http://schemas.microsoft.com/office/word/2023/wordml/word16du" xmlns:w16sdtdh="http://schemas.microsoft.com/office/word/2020/wordml/sdtdatahash" xmlns:w16sdtfl="http://schemas.microsoft.com/office/word/2024/wordml/sdtformatlock" xmlns:w16se="http://schemas.microsoft.com/office/word/2015/wordml/symex" xmlns:wpg="http://schemas.microsoft.com/office/word/2010/wordprocessingGroup" xmlns:wpi="http://schemas.microsoft.com/office/word/2010/wordprocessingInk" xmlns:wne="http://schemas.microsoft.com/office/word/2006/wordml" xmlns:wps="http://schemas.microsoft.com/office/word/2010/wordprocessingShape" mc:Ignorable="w14 w15 w16se w16cid w16 w16cex w16sdtdh w16sdtfl w16du wp14">
   <w:footnote w:type="separator" w:id="-1">
     <w:p>
       <w:r>
@@ -6440,7 +6458,7 @@
 </file>
 
 <file path=word/header1.xml><?xml version="1.0" encoding="utf-8"?>
-<w:hdr xmlns:wpc="http://schemas.microsoft.com/office/word/2010/wordprocessingCanvas" xmlns:mc="http://schemas.openxmlformats.org/markup-compatibility/2006" xmlns:o="urn:schemas-microsoft-com:office:office" xmlns:r="http://schemas.openxmlformats.org/officeDocument/2006/relationships" xmlns:m="http://schemas.openxmlformats.org/officeDocument/2006/math" xmlns:v="urn:schemas-microsoft-com:vml" xmlns:wp14="http://schemas.microsoft.com/office/word/2010/wordprocessingDrawing" xmlns:wp="http://schemas.openxmlformats.org/drawingml/2006/wordprocessingDrawing" xmlns:w10="urn:schemas-microsoft-com:office:word" xmlns:w="http://schemas.openxmlformats.org/wordprocessingml/2006/main" xmlns:w14="http://schemas.microsoft.com/office/word/2010/wordml" xmlns:wpg="http://schemas.microsoft.com/office/word/2010/wordprocessingGroup" xmlns:wpi="http://schemas.microsoft.com/office/word/2010/wordprocessingInk" xmlns:wne="http://schemas.microsoft.com/office/word/2006/wordml" xmlns:wps="http://schemas.microsoft.com/office/word/2010/wordprocessingShape" mc:Ignorable="w14 wp14">
+<w:hdr xmlns:wpc="http://schemas.microsoft.com/office/word/2010/wordprocessingCanvas" xmlns:cx="http://schemas.microsoft.com/office/drawing/2014/chartex" xmlns:cx1="http://schemas.microsoft.com/office/drawing/2015/9/8/chartex" xmlns:cx2="http://schemas.microsoft.com/office/drawing/2015/10/21/chartex" xmlns:cx3="http://schemas.microsoft.com/office/drawing/2016/5/9/chartex" xmlns:cx4="http://schemas.microsoft.com/office/drawing/2016/5/10/chartex" xmlns:cx5="http://schemas.microsoft.com/office/drawing/2016/5/11/chartex" xmlns:cx6="http://schemas.microsoft.com/office/drawing/2016/5/12/chartex" xmlns:cx7="http://schemas.microsoft.com/office/drawing/2016/5/13/chartex" xmlns:cx8="http://schemas.microsoft.com/office/drawing/2016/5/14/chartex" xmlns:mc="http://schemas.openxmlformats.org/markup-compatibility/2006" xmlns:aink="http://schemas.microsoft.com/office/drawing/2016/ink" xmlns:am3d="http://schemas.microsoft.com/office/drawing/2017/model3d" xmlns:o="urn:schemas-microsoft-com:office:office" xmlns:oel="http://schemas.microsoft.com/office/2019/extlst" xmlns:r="http://schemas.openxmlformats.org/officeDocument/2006/relationships" xmlns:m="http://schemas.openxmlformats.org/officeDocument/2006/math" xmlns:v="urn:schemas-microsoft-com:vml" xmlns:wp14="http://schemas.microsoft.com/office/word/2010/wordprocessingDrawing" xmlns:wp="http://schemas.openxmlformats.org/drawingml/2006/wordprocessingDrawing" xmlns:w10="urn:schemas-microsoft-com:office:word" xmlns:w="http://schemas.openxmlformats.org/wordprocessingml/2006/main" xmlns:w14="http://schemas.microsoft.com/office/word/2010/wordml" xmlns:w15="http://schemas.microsoft.com/office/word/2012/wordml" xmlns:w16cex="http://schemas.microsoft.com/office/word/2018/wordml/cex" xmlns:w16cid="http://schemas.microsoft.com/office/word/2016/wordml/cid" xmlns:w16="http://schemas.microsoft.com/office/word/2018/wordml" xmlns:w16du="http://schemas.microsoft.com/office/word/2023/wordml/word16du" xmlns:w16sdtdh="http://schemas.microsoft.com/office/word/2020/wordml/sdtdatahash" xmlns:w16sdtfl="http://schemas.microsoft.com/office/word/2024/wordml/sdtformatlock" xmlns:w16se="http://schemas.microsoft.com/office/word/2015/wordml/symex" xmlns:wpg="http://schemas.microsoft.com/office/word/2010/wordprocessingGroup" xmlns:wpi="http://schemas.microsoft.com/office/word/2010/wordprocessingInk" xmlns:wne="http://schemas.microsoft.com/office/word/2006/wordml" xmlns:wps="http://schemas.microsoft.com/office/word/2010/wordprocessingShape" mc:Ignorable="w14 w15 w16se w16cid w16 w16cex w16sdtdh w16sdtfl w16du wp14">
   <w:tbl>
     <w:tblPr>
       <w:tblW w:w="9640" w:type="dxa"/>
@@ -6863,7 +6881,7 @@
 </file>
 
 <file path=word/header2.xml><?xml version="1.0" encoding="utf-8"?>
-<w:hdr xmlns:wpc="http://schemas.microsoft.com/office/word/2010/wordprocessingCanvas" xmlns:mc="http://schemas.openxmlformats.org/markup-compatibility/2006" xmlns:o="urn:schemas-microsoft-com:office:office" xmlns:r="http://schemas.openxmlformats.org/officeDocument/2006/relationships" xmlns:m="http://schemas.openxmlformats.org/officeDocument/2006/math" xmlns:v="urn:schemas-microsoft-com:vml" xmlns:wp14="http://schemas.microsoft.com/office/word/2010/wordprocessingDrawing" xmlns:wp="http://schemas.openxmlformats.org/drawingml/2006/wordprocessingDrawing" xmlns:w10="urn:schemas-microsoft-com:office:word" xmlns:w="http://schemas.openxmlformats.org/wordprocessingml/2006/main" xmlns:w14="http://schemas.microsoft.com/office/word/2010/wordml" xmlns:wpg="http://schemas.microsoft.com/office/word/2010/wordprocessingGroup" xmlns:wpi="http://schemas.microsoft.com/office/word/2010/wordprocessingInk" xmlns:wne="http://schemas.microsoft.com/office/word/2006/wordml" xmlns:wps="http://schemas.microsoft.com/office/word/2010/wordprocessingShape" mc:Ignorable="w14 wp14">
+<w:hdr xmlns:wpc="http://schemas.microsoft.com/office/word/2010/wordprocessingCanvas" xmlns:cx="http://schemas.microsoft.com/office/drawing/2014/chartex" xmlns:cx1="http://schemas.microsoft.com/office/drawing/2015/9/8/chartex" xmlns:cx2="http://schemas.microsoft.com/office/drawing/2015/10/21/chartex" xmlns:cx3="http://schemas.microsoft.com/office/drawing/2016/5/9/chartex" xmlns:cx4="http://schemas.microsoft.com/office/drawing/2016/5/10/chartex" xmlns:cx5="http://schemas.microsoft.com/office/drawing/2016/5/11/chartex" xmlns:cx6="http://schemas.microsoft.com/office/drawing/2016/5/12/chartex" xmlns:cx7="http://schemas.microsoft.com/office/drawing/2016/5/13/chartex" xmlns:cx8="http://schemas.microsoft.com/office/drawing/2016/5/14/chartex" xmlns:mc="http://schemas.openxmlformats.org/markup-compatibility/2006" xmlns:aink="http://schemas.microsoft.com/office/drawing/2016/ink" xmlns:am3d="http://schemas.microsoft.com/office/drawing/2017/model3d" xmlns:o="urn:schemas-microsoft-com:office:office" xmlns:oel="http://schemas.microsoft.com/office/2019/extlst" xmlns:r="http://schemas.openxmlformats.org/officeDocument/2006/relationships" xmlns:m="http://schemas.openxmlformats.org/officeDocument/2006/math" xmlns:v="urn:schemas-microsoft-com:vml" xmlns:wp14="http://schemas.microsoft.com/office/word/2010/wordprocessingDrawing" xmlns:wp="http://schemas.openxmlformats.org/drawingml/2006/wordprocessingDrawing" xmlns:w10="urn:schemas-microsoft-com:office:word" xmlns:w="http://schemas.openxmlformats.org/wordprocessingml/2006/main" xmlns:w14="http://schemas.microsoft.com/office/word/2010/wordml" xmlns:w15="http://schemas.microsoft.com/office/word/2012/wordml" xmlns:w16cex="http://schemas.microsoft.com/office/word/2018/wordml/cex" xmlns:w16cid="http://schemas.microsoft.com/office/word/2016/wordml/cid" xmlns:w16="http://schemas.microsoft.com/office/word/2018/wordml" xmlns:w16du="http://schemas.microsoft.com/office/word/2023/wordml/word16du" xmlns:w16sdtdh="http://schemas.microsoft.com/office/word/2020/wordml/sdtdatahash" xmlns:w16sdtfl="http://schemas.microsoft.com/office/word/2024/wordml/sdtformatlock" xmlns:w16se="http://schemas.microsoft.com/office/word/2015/wordml/symex" xmlns:wpg="http://schemas.microsoft.com/office/word/2010/wordprocessingGroup" xmlns:wpi="http://schemas.microsoft.com/office/word/2010/wordprocessingInk" xmlns:wne="http://schemas.microsoft.com/office/word/2006/wordml" xmlns:wps="http://schemas.microsoft.com/office/word/2010/wordprocessingShape" mc:Ignorable="w14 w15 w16se w16cid w16 w16cex w16sdtdh w16sdtfl w16du wp14">
   <w:tbl>
     <w:tblPr>
       <w:tblW w:w="9640" w:type="dxa"/>
@@ -7342,8 +7360,8 @@
 </file>
 
 <file path=word/numbering.xml><?xml version="1.0" encoding="utf-8"?>
-<w:numbering xmlns:wpc="http://schemas.microsoft.com/office/word/2010/wordprocessingCanvas" xmlns:mc="http://schemas.openxmlformats.org/markup-compatibility/2006" xmlns:o="urn:schemas-microsoft-com:office:office" xmlns:r="http://schemas.openxmlformats.org/officeDocument/2006/relationships" xmlns:m="http://schemas.openxmlformats.org/officeDocument/2006/math" xmlns:v="urn:schemas-microsoft-com:vml" xmlns:wp14="http://schemas.microsoft.com/office/word/2010/wordprocessingDrawing" xmlns:wp="http://schemas.openxmlformats.org/drawingml/2006/wordprocessingDrawing" xmlns:w10="urn:schemas-microsoft-com:office:word" xmlns:w="http://schemas.openxmlformats.org/wordprocessingml/2006/main" xmlns:w14="http://schemas.microsoft.com/office/word/2010/wordml" xmlns:wpg="http://schemas.microsoft.com/office/word/2010/wordprocessingGroup" xmlns:wpi="http://schemas.microsoft.com/office/word/2010/wordprocessingInk" xmlns:wne="http://schemas.microsoft.com/office/word/2006/wordml" xmlns:wps="http://schemas.microsoft.com/office/word/2010/wordprocessingShape" mc:Ignorable="w14 wp14">
-  <w:abstractNum w:abstractNumId="0">
+<w:numbering xmlns:wpc="http://schemas.microsoft.com/office/word/2010/wordprocessingCanvas" xmlns:cx="http://schemas.microsoft.com/office/drawing/2014/chartex" xmlns:cx1="http://schemas.microsoft.com/office/drawing/2015/9/8/chartex" xmlns:cx2="http://schemas.microsoft.com/office/drawing/2015/10/21/chartex" xmlns:cx3="http://schemas.microsoft.com/office/drawing/2016/5/9/chartex" xmlns:cx4="http://schemas.microsoft.com/office/drawing/2016/5/10/chartex" xmlns:cx5="http://schemas.microsoft.com/office/drawing/2016/5/11/chartex" xmlns:cx6="http://schemas.microsoft.com/office/drawing/2016/5/12/chartex" xmlns:cx7="http://schemas.microsoft.com/office/drawing/2016/5/13/chartex" xmlns:cx8="http://schemas.microsoft.com/office/drawing/2016/5/14/chartex" xmlns:mc="http://schemas.openxmlformats.org/markup-compatibility/2006" xmlns:aink="http://schemas.microsoft.com/office/drawing/2016/ink" xmlns:am3d="http://schemas.microsoft.com/office/drawing/2017/model3d" xmlns:o="urn:schemas-microsoft-com:office:office" xmlns:oel="http://schemas.microsoft.com/office/2019/extlst" xmlns:r="http://schemas.openxmlformats.org/officeDocument/2006/relationships" xmlns:m="http://schemas.openxmlformats.org/officeDocument/2006/math" xmlns:v="urn:schemas-microsoft-com:vml" xmlns:wp14="http://schemas.microsoft.com/office/word/2010/wordprocessingDrawing" xmlns:wp="http://schemas.openxmlformats.org/drawingml/2006/wordprocessingDrawing" xmlns:w10="urn:schemas-microsoft-com:office:word" xmlns:w="http://schemas.openxmlformats.org/wordprocessingml/2006/main" xmlns:w14="http://schemas.microsoft.com/office/word/2010/wordml" xmlns:w15="http://schemas.microsoft.com/office/word/2012/wordml" xmlns:w16cex="http://schemas.microsoft.com/office/word/2018/wordml/cex" xmlns:w16cid="http://schemas.microsoft.com/office/word/2016/wordml/cid" xmlns:w16="http://schemas.microsoft.com/office/word/2018/wordml" xmlns:w16du="http://schemas.microsoft.com/office/word/2023/wordml/word16du" xmlns:w16sdtdh="http://schemas.microsoft.com/office/word/2020/wordml/sdtdatahash" xmlns:w16sdtfl="http://schemas.microsoft.com/office/word/2024/wordml/sdtformatlock" xmlns:w16se="http://schemas.microsoft.com/office/word/2015/wordml/symex" xmlns:wpg="http://schemas.microsoft.com/office/word/2010/wordprocessingGroup" xmlns:wpi="http://schemas.microsoft.com/office/word/2010/wordprocessingInk" xmlns:wne="http://schemas.microsoft.com/office/word/2006/wordml" xmlns:wps="http://schemas.microsoft.com/office/word/2010/wordprocessingShape" mc:Ignorable="w14 w15 w16se w16cid w16 w16cex w16sdtdh w16sdtfl w16du wp14">
+  <w:abstractNum w:abstractNumId="0" w15:restartNumberingAfterBreak="0">
     <w:nsid w:val="064E20D5"/>
     <w:multiLevelType w:val="hybridMultilevel"/>
     <w:tmpl w:val="D828F0BA"/>
@@ -7433,7 +7451,7 @@
       </w:pPr>
     </w:lvl>
   </w:abstractNum>
-  <w:abstractNum w:abstractNumId="1">
+  <w:abstractNum w:abstractNumId="1" w15:restartNumberingAfterBreak="0">
     <w:nsid w:val="09576E78"/>
     <w:multiLevelType w:val="hybridMultilevel"/>
     <w:tmpl w:val="61E2B534"/>
@@ -7519,7 +7537,7 @@
       </w:pPr>
     </w:lvl>
   </w:abstractNum>
-  <w:abstractNum w:abstractNumId="2">
+  <w:abstractNum w:abstractNumId="2" w15:restartNumberingAfterBreak="0">
     <w:nsid w:val="0BF31491"/>
     <w:multiLevelType w:val="hybridMultilevel"/>
     <w:tmpl w:val="9432EA42"/>
@@ -7610,7 +7628,7 @@
       </w:pPr>
     </w:lvl>
   </w:abstractNum>
-  <w:abstractNum w:abstractNumId="3">
+  <w:abstractNum w:abstractNumId="3" w15:restartNumberingAfterBreak="0">
     <w:nsid w:val="1030350C"/>
     <w:multiLevelType w:val="hybridMultilevel"/>
     <w:tmpl w:val="361C2154"/>
@@ -7699,7 +7717,7 @@
       </w:pPr>
     </w:lvl>
   </w:abstractNum>
-  <w:abstractNum w:abstractNumId="4">
+  <w:abstractNum w:abstractNumId="4" w15:restartNumberingAfterBreak="0">
     <w:nsid w:val="18472377"/>
     <w:multiLevelType w:val="hybridMultilevel"/>
     <w:tmpl w:val="17706814"/>
@@ -7820,7 +7838,7 @@
       </w:pPr>
     </w:lvl>
   </w:abstractNum>
-  <w:abstractNum w:abstractNumId="5">
+  <w:abstractNum w:abstractNumId="5" w15:restartNumberingAfterBreak="0">
     <w:nsid w:val="1A126D04"/>
     <w:multiLevelType w:val="hybridMultilevel"/>
     <w:tmpl w:val="05EECD4E"/>
@@ -7909,7 +7927,7 @@
       </w:pPr>
     </w:lvl>
   </w:abstractNum>
-  <w:abstractNum w:abstractNumId="6">
+  <w:abstractNum w:abstractNumId="6" w15:restartNumberingAfterBreak="0">
     <w:nsid w:val="214B7A5C"/>
     <w:multiLevelType w:val="hybridMultilevel"/>
     <w:tmpl w:val="7A581022"/>
@@ -7995,7 +8013,7 @@
       </w:pPr>
     </w:lvl>
   </w:abstractNum>
-  <w:abstractNum w:abstractNumId="7">
+  <w:abstractNum w:abstractNumId="7" w15:restartNumberingAfterBreak="0">
     <w:nsid w:val="306E22FC"/>
     <w:multiLevelType w:val="hybridMultilevel"/>
     <w:tmpl w:val="E256A828"/>
@@ -8085,7 +8103,7 @@
       </w:pPr>
     </w:lvl>
   </w:abstractNum>
-  <w:abstractNum w:abstractNumId="8">
+  <w:abstractNum w:abstractNumId="8" w15:restartNumberingAfterBreak="0">
     <w:nsid w:val="3B2F2B99"/>
     <w:multiLevelType w:val="hybridMultilevel"/>
     <w:tmpl w:val="421C839A"/>
@@ -8175,7 +8193,7 @@
       </w:pPr>
     </w:lvl>
   </w:abstractNum>
-  <w:abstractNum w:abstractNumId="9">
+  <w:abstractNum w:abstractNumId="9" w15:restartNumberingAfterBreak="0">
     <w:nsid w:val="3C3E61C6"/>
     <w:multiLevelType w:val="hybridMultilevel"/>
     <w:tmpl w:val="8E3CF928"/>
@@ -8264,7 +8282,7 @@
       </w:pPr>
     </w:lvl>
   </w:abstractNum>
-  <w:abstractNum w:abstractNumId="10">
+  <w:abstractNum w:abstractNumId="10" w15:restartNumberingAfterBreak="0">
     <w:nsid w:val="3CC219EC"/>
     <w:multiLevelType w:val="hybridMultilevel"/>
     <w:tmpl w:val="41BC272C"/>
@@ -8353,7 +8371,7 @@
       </w:pPr>
     </w:lvl>
   </w:abstractNum>
-  <w:abstractNum w:abstractNumId="11">
+  <w:abstractNum w:abstractNumId="11" w15:restartNumberingAfterBreak="0">
     <w:nsid w:val="41EF27DB"/>
     <w:multiLevelType w:val="hybridMultilevel"/>
     <w:tmpl w:val="C8CCBEA8"/>
@@ -8473,7 +8491,7 @@
       </w:pPr>
     </w:lvl>
   </w:abstractNum>
-  <w:abstractNum w:abstractNumId="12">
+  <w:abstractNum w:abstractNumId="12" w15:restartNumberingAfterBreak="0">
     <w:nsid w:val="5AD86957"/>
     <w:multiLevelType w:val="hybridMultilevel"/>
     <w:tmpl w:val="05EECD4E"/>
@@ -8562,7 +8580,7 @@
       </w:pPr>
     </w:lvl>
   </w:abstractNum>
-  <w:abstractNum w:abstractNumId="13">
+  <w:abstractNum w:abstractNumId="13" w15:restartNumberingAfterBreak="0">
     <w:nsid w:val="62110452"/>
     <w:multiLevelType w:val="hybridMultilevel"/>
     <w:tmpl w:val="421C839A"/>
@@ -8652,7 +8670,7 @@
       </w:pPr>
     </w:lvl>
   </w:abstractNum>
-  <w:abstractNum w:abstractNumId="14">
+  <w:abstractNum w:abstractNumId="14" w15:restartNumberingAfterBreak="0">
     <w:nsid w:val="6C8A2A88"/>
     <w:multiLevelType w:val="hybridMultilevel"/>
     <w:tmpl w:val="22462650"/>
@@ -8741,7 +8759,7 @@
       </w:pPr>
     </w:lvl>
   </w:abstractNum>
-  <w:abstractNum w:abstractNumId="15">
+  <w:abstractNum w:abstractNumId="15" w15:restartNumberingAfterBreak="0">
     <w:nsid w:val="78B803CD"/>
     <w:multiLevelType w:val="hybridMultilevel"/>
     <w:tmpl w:val="05EECD4E"/>
@@ -8830,7 +8848,7 @@
       </w:pPr>
     </w:lvl>
   </w:abstractNum>
-  <w:abstractNum w:abstractNumId="16">
+  <w:abstractNum w:abstractNumId="16" w15:restartNumberingAfterBreak="0">
     <w:nsid w:val="7D5F69B9"/>
     <w:multiLevelType w:val="hybridMultilevel"/>
     <w:tmpl w:val="652821C8"/>
@@ -8916,37 +8934,37 @@
       </w:pPr>
     </w:lvl>
   </w:abstractNum>
-  <w:num w:numId="1">
+  <w:num w:numId="1" w16cid:durableId="2084643844">
     <w:abstractNumId w:val="4"/>
   </w:num>
-  <w:num w:numId="2">
+  <w:num w:numId="2" w16cid:durableId="684092920">
     <w:abstractNumId w:val="7"/>
   </w:num>
-  <w:num w:numId="3">
+  <w:num w:numId="3" w16cid:durableId="1506898847">
     <w:abstractNumId w:val="14"/>
   </w:num>
-  <w:num w:numId="4">
+  <w:num w:numId="4" w16cid:durableId="1333952032">
     <w:abstractNumId w:val="0"/>
   </w:num>
-  <w:num w:numId="5">
+  <w:num w:numId="5" w16cid:durableId="2115660969">
     <w:abstractNumId w:val="12"/>
   </w:num>
-  <w:num w:numId="6">
+  <w:num w:numId="6" w16cid:durableId="355347117">
     <w:abstractNumId w:val="5"/>
   </w:num>
-  <w:num w:numId="7">
+  <w:num w:numId="7" w16cid:durableId="160974049">
     <w:abstractNumId w:val="15"/>
   </w:num>
-  <w:num w:numId="8">
+  <w:num w:numId="8" w16cid:durableId="314770947">
     <w:abstractNumId w:val="11"/>
   </w:num>
-  <w:num w:numId="9">
+  <w:num w:numId="9" w16cid:durableId="139613800">
     <w:abstractNumId w:val="6"/>
   </w:num>
-  <w:num w:numId="10">
+  <w:num w:numId="10" w16cid:durableId="1244029716">
     <w:abstractNumId w:val="1"/>
   </w:num>
-  <w:num w:numId="11">
+  <w:num w:numId="11" w16cid:durableId="645087061">
     <w:abstractNumId w:val="4"/>
     <w:lvlOverride w:ilvl="0">
       <w:startOverride w:val="1"/>
@@ -8974,16 +8992,16 @@
       <w:startOverride w:val="1"/>
     </w:lvlOverride>
   </w:num>
-  <w:num w:numId="12">
+  <w:num w:numId="12" w16cid:durableId="298077705">
     <w:abstractNumId w:val="8"/>
   </w:num>
-  <w:num w:numId="13">
+  <w:num w:numId="13" w16cid:durableId="296835699">
     <w:abstractNumId w:val="13"/>
   </w:num>
-  <w:num w:numId="14">
+  <w:num w:numId="14" w16cid:durableId="9264404">
     <w:abstractNumId w:val="10"/>
   </w:num>
-  <w:num w:numId="15">
+  <w:num w:numId="15" w16cid:durableId="615138554">
     <w:abstractNumId w:val="16"/>
     <w:lvlOverride w:ilvl="0">
       <w:startOverride w:val="9"/>
@@ -9013,20 +9031,20 @@
       <w:startOverride w:val="1"/>
     </w:lvlOverride>
   </w:num>
-  <w:num w:numId="16">
+  <w:num w:numId="16" w16cid:durableId="602997717">
     <w:abstractNumId w:val="2"/>
   </w:num>
-  <w:num w:numId="17">
+  <w:num w:numId="17" w16cid:durableId="1959532530">
     <w:abstractNumId w:val="3"/>
   </w:num>
-  <w:num w:numId="18">
+  <w:num w:numId="18" w16cid:durableId="1479566714">
     <w:abstractNumId w:val="9"/>
   </w:num>
 </w:numbering>
 </file>
 
 <file path=word/styles.xml><?xml version="1.0" encoding="utf-8"?>
-<w:styles xmlns:mc="http://schemas.openxmlformats.org/markup-compatibility/2006" xmlns:r="http://schemas.openxmlformats.org/officeDocument/2006/relationships" xmlns:w="http://schemas.openxmlformats.org/wordprocessingml/2006/main" xmlns:w14="http://schemas.microsoft.com/office/word/2010/wordml" mc:Ignorable="w14">
+<w:styles xmlns:mc="http://schemas.openxmlformats.org/markup-compatibility/2006" xmlns:r="http://schemas.openxmlformats.org/officeDocument/2006/relationships" xmlns:w="http://schemas.openxmlformats.org/wordprocessingml/2006/main" xmlns:w14="http://schemas.microsoft.com/office/word/2010/wordml" xmlns:w15="http://schemas.microsoft.com/office/word/2012/wordml" xmlns:w16cex="http://schemas.microsoft.com/office/word/2018/wordml/cex" xmlns:w16cid="http://schemas.microsoft.com/office/word/2016/wordml/cid" xmlns:w16="http://schemas.microsoft.com/office/word/2018/wordml" xmlns:w16du="http://schemas.microsoft.com/office/word/2023/wordml/word16du" xmlns:w16sdtdh="http://schemas.microsoft.com/office/word/2020/wordml/sdtdatahash" xmlns:w16sdtfl="http://schemas.microsoft.com/office/word/2024/wordml/sdtformatlock" xmlns:w16se="http://schemas.microsoft.com/office/word/2015/wordml/symex" mc:Ignorable="w14 w15 w16se w16cid w16 w16cex w16sdtdh w16sdtfl w16du">
   <w:docDefaults>
     <w:rPrDefault>
       <w:rPr>
@@ -9036,144 +9054,377 @@
     </w:rPrDefault>
     <w:pPrDefault/>
   </w:docDefaults>
-  <w:latentStyles w:defLockedState="0" w:defUIPriority="0" w:defSemiHidden="1" w:defUnhideWhenUsed="1" w:defQFormat="0" w:count="267">
-    <w:lsdException w:name="Normal" w:semiHidden="0" w:unhideWhenUsed="0" w:qFormat="1"/>
-    <w:lsdException w:name="heading 1" w:semiHidden="0" w:unhideWhenUsed="0" w:qFormat="1"/>
-    <w:lsdException w:name="heading 2" w:semiHidden="0" w:unhideWhenUsed="0" w:qFormat="1"/>
-    <w:lsdException w:name="heading 3" w:semiHidden="0" w:unhideWhenUsed="0" w:qFormat="1"/>
-    <w:lsdException w:name="heading 4" w:semiHidden="0" w:unhideWhenUsed="0" w:qFormat="1"/>
-    <w:lsdException w:name="heading 5" w:qFormat="1"/>
-    <w:lsdException w:name="heading 6" w:qFormat="1"/>
-    <w:lsdException w:name="heading 7" w:qFormat="1"/>
-    <w:lsdException w:name="heading 8" w:qFormat="1"/>
-    <w:lsdException w:name="heading 9" w:qFormat="1"/>
-    <w:lsdException w:name="header" w:uiPriority="99"/>
-    <w:lsdException w:name="footer" w:uiPriority="99"/>
-    <w:lsdException w:name="caption" w:qFormat="1"/>
-    <w:lsdException w:name="List Number" w:semiHidden="0" w:unhideWhenUsed="0"/>
-    <w:lsdException w:name="List 4" w:semiHidden="0" w:unhideWhenUsed="0"/>
-    <w:lsdException w:name="List 5" w:semiHidden="0" w:unhideWhenUsed="0"/>
-    <w:lsdException w:name="Title" w:semiHidden="0" w:unhideWhenUsed="0" w:qFormat="1"/>
-    <w:lsdException w:name="Subtitle" w:semiHidden="0" w:unhideWhenUsed="0" w:qFormat="1"/>
-    <w:lsdException w:name="Salutation" w:semiHidden="0" w:unhideWhenUsed="0"/>
-    <w:lsdException w:name="Date" w:semiHidden="0" w:unhideWhenUsed="0"/>
-    <w:lsdException w:name="Body Text First Indent" w:semiHidden="0" w:unhideWhenUsed="0"/>
-    <w:lsdException w:name="Strong" w:semiHidden="0" w:unhideWhenUsed="0" w:qFormat="1"/>
-    <w:lsdException w:name="Emphasis" w:semiHidden="0" w:unhideWhenUsed="0" w:qFormat="1"/>
-    <w:lsdException w:name="Normal (Web)" w:uiPriority="99"/>
-    <w:lsdException w:name="HTML Preformatted" w:uiPriority="99"/>
+  <w:latentStyles w:defLockedState="0" w:defUIPriority="0" w:defSemiHidden="0" w:defUnhideWhenUsed="0" w:defQFormat="0" w:count="376">
+    <w:lsdException w:name="Normal" w:qFormat="1"/>
+    <w:lsdException w:name="heading 1" w:qFormat="1"/>
+    <w:lsdException w:name="heading 2" w:qFormat="1"/>
+    <w:lsdException w:name="heading 3" w:qFormat="1"/>
+    <w:lsdException w:name="heading 4" w:qFormat="1"/>
+    <w:lsdException w:name="heading 5" w:semiHidden="1" w:unhideWhenUsed="1" w:qFormat="1"/>
+    <w:lsdException w:name="heading 6" w:semiHidden="1" w:unhideWhenUsed="1" w:qFormat="1"/>
+    <w:lsdException w:name="heading 7" w:semiHidden="1" w:unhideWhenUsed="1" w:qFormat="1"/>
+    <w:lsdException w:name="heading 8" w:semiHidden="1" w:unhideWhenUsed="1" w:qFormat="1"/>
+    <w:lsdException w:name="heading 9" w:semiHidden="1" w:unhideWhenUsed="1" w:qFormat="1"/>
+    <w:lsdException w:name="index 1" w:semiHidden="1" w:unhideWhenUsed="1"/>
+    <w:lsdException w:name="index 2" w:semiHidden="1" w:unhideWhenUsed="1"/>
+    <w:lsdException w:name="index 3" w:semiHidden="1" w:unhideWhenUsed="1"/>
+    <w:lsdException w:name="index 4" w:semiHidden="1" w:unhideWhenUsed="1"/>
+    <w:lsdException w:name="index 5" w:semiHidden="1" w:unhideWhenUsed="1"/>
+    <w:lsdException w:name="index 6" w:semiHidden="1" w:unhideWhenUsed="1"/>
+    <w:lsdException w:name="index 7" w:semiHidden="1" w:unhideWhenUsed="1"/>
+    <w:lsdException w:name="index 8" w:semiHidden="1" w:unhideWhenUsed="1"/>
+    <w:lsdException w:name="index 9" w:semiHidden="1" w:unhideWhenUsed="1"/>
+    <w:lsdException w:name="toc 1" w:semiHidden="1" w:unhideWhenUsed="1"/>
+    <w:lsdException w:name="toc 2" w:semiHidden="1" w:unhideWhenUsed="1"/>
+    <w:lsdException w:name="toc 3" w:semiHidden="1" w:unhideWhenUsed="1"/>
+    <w:lsdException w:name="toc 4" w:semiHidden="1" w:unhideWhenUsed="1"/>
+    <w:lsdException w:name="toc 5" w:semiHidden="1" w:unhideWhenUsed="1"/>
+    <w:lsdException w:name="toc 6" w:semiHidden="1" w:unhideWhenUsed="1"/>
+    <w:lsdException w:name="toc 7" w:semiHidden="1" w:unhideWhenUsed="1"/>
+    <w:lsdException w:name="toc 8" w:semiHidden="1" w:unhideWhenUsed="1"/>
+    <w:lsdException w:name="toc 9" w:semiHidden="1" w:unhideWhenUsed="1"/>
+    <w:lsdException w:name="Normal Indent" w:semiHidden="1" w:unhideWhenUsed="1"/>
+    <w:lsdException w:name="footnote text" w:semiHidden="1" w:unhideWhenUsed="1"/>
+    <w:lsdException w:name="annotation text" w:semiHidden="1" w:unhideWhenUsed="1"/>
+    <w:lsdException w:name="header" w:semiHidden="1" w:uiPriority="99" w:unhideWhenUsed="1"/>
+    <w:lsdException w:name="footer" w:semiHidden="1" w:uiPriority="99" w:unhideWhenUsed="1"/>
+    <w:lsdException w:name="index heading" w:semiHidden="1" w:unhideWhenUsed="1"/>
+    <w:lsdException w:name="caption" w:semiHidden="1" w:unhideWhenUsed="1" w:qFormat="1"/>
+    <w:lsdException w:name="table of figures" w:semiHidden="1" w:unhideWhenUsed="1"/>
+    <w:lsdException w:name="envelope address" w:semiHidden="1" w:unhideWhenUsed="1"/>
+    <w:lsdException w:name="envelope return" w:semiHidden="1" w:unhideWhenUsed="1"/>
+    <w:lsdException w:name="footnote reference" w:semiHidden="1" w:unhideWhenUsed="1"/>
+    <w:lsdException w:name="annotation reference" w:semiHidden="1" w:unhideWhenUsed="1"/>
+    <w:lsdException w:name="line number" w:semiHidden="1" w:unhideWhenUsed="1"/>
+    <w:lsdException w:name="page number" w:semiHidden="1" w:unhideWhenUsed="1"/>
+    <w:lsdException w:name="endnote reference" w:semiHidden="1" w:unhideWhenUsed="1"/>
+    <w:lsdException w:name="endnote text" w:semiHidden="1" w:unhideWhenUsed="1"/>
+    <w:lsdException w:name="table of authorities" w:semiHidden="1" w:unhideWhenUsed="1"/>
+    <w:lsdException w:name="macro" w:semiHidden="1" w:unhideWhenUsed="1"/>
+    <w:lsdException w:name="toa heading" w:semiHidden="1" w:unhideWhenUsed="1"/>
+    <w:lsdException w:name="List" w:semiHidden="1" w:unhideWhenUsed="1"/>
+    <w:lsdException w:name="List Bullet" w:semiHidden="1" w:unhideWhenUsed="1"/>
+    <w:lsdException w:name="List 2" w:semiHidden="1" w:unhideWhenUsed="1"/>
+    <w:lsdException w:name="List 3" w:semiHidden="1" w:unhideWhenUsed="1"/>
+    <w:lsdException w:name="List Bullet 2" w:semiHidden="1" w:unhideWhenUsed="1"/>
+    <w:lsdException w:name="List Bullet 3" w:semiHidden="1" w:unhideWhenUsed="1"/>
+    <w:lsdException w:name="List Bullet 4" w:semiHidden="1" w:unhideWhenUsed="1"/>
+    <w:lsdException w:name="List Bullet 5" w:semiHidden="1" w:unhideWhenUsed="1"/>
+    <w:lsdException w:name="List Number 2" w:semiHidden="1" w:unhideWhenUsed="1"/>
+    <w:lsdException w:name="List Number 3" w:semiHidden="1" w:unhideWhenUsed="1"/>
+    <w:lsdException w:name="List Number 4" w:semiHidden="1" w:unhideWhenUsed="1"/>
+    <w:lsdException w:name="List Number 5" w:semiHidden="1" w:unhideWhenUsed="1"/>
+    <w:lsdException w:name="Title" w:qFormat="1"/>
+    <w:lsdException w:name="Closing" w:semiHidden="1" w:unhideWhenUsed="1"/>
+    <w:lsdException w:name="Signature" w:semiHidden="1" w:unhideWhenUsed="1"/>
+    <w:lsdException w:name="Default Paragraph Font" w:semiHidden="1" w:unhideWhenUsed="1"/>
+    <w:lsdException w:name="Body Text" w:semiHidden="1" w:unhideWhenUsed="1"/>
+    <w:lsdException w:name="Body Text Indent" w:semiHidden="1" w:unhideWhenUsed="1"/>
+    <w:lsdException w:name="List Continue" w:semiHidden="1" w:unhideWhenUsed="1"/>
+    <w:lsdException w:name="List Continue 2" w:semiHidden="1" w:unhideWhenUsed="1"/>
+    <w:lsdException w:name="List Continue 3" w:semiHidden="1" w:unhideWhenUsed="1"/>
+    <w:lsdException w:name="List Continue 4" w:semiHidden="1" w:unhideWhenUsed="1"/>
+    <w:lsdException w:name="List Continue 5" w:semiHidden="1" w:unhideWhenUsed="1"/>
+    <w:lsdException w:name="Message Header" w:semiHidden="1" w:unhideWhenUsed="1"/>
+    <w:lsdException w:name="Subtitle" w:qFormat="1"/>
+    <w:lsdException w:name="Body Text First Indent 2" w:semiHidden="1" w:unhideWhenUsed="1"/>
+    <w:lsdException w:name="Note Heading" w:semiHidden="1" w:unhideWhenUsed="1"/>
+    <w:lsdException w:name="Body Text 2" w:semiHidden="1" w:unhideWhenUsed="1"/>
+    <w:lsdException w:name="Body Text 3" w:semiHidden="1" w:unhideWhenUsed="1"/>
+    <w:lsdException w:name="Body Text Indent 2" w:semiHidden="1" w:unhideWhenUsed="1"/>
+    <w:lsdException w:name="Body Text Indent 3" w:semiHidden="1" w:unhideWhenUsed="1"/>
+    <w:lsdException w:name="Block Text" w:semiHidden="1" w:unhideWhenUsed="1"/>
+    <w:lsdException w:name="Hyperlink" w:semiHidden="1" w:unhideWhenUsed="1"/>
+    <w:lsdException w:name="FollowedHyperlink" w:semiHidden="1" w:unhideWhenUsed="1"/>
+    <w:lsdException w:name="Strong" w:qFormat="1"/>
+    <w:lsdException w:name="Emphasis" w:qFormat="1"/>
+    <w:lsdException w:name="Document Map" w:semiHidden="1" w:unhideWhenUsed="1"/>
+    <w:lsdException w:name="Plain Text" w:semiHidden="1" w:unhideWhenUsed="1"/>
+    <w:lsdException w:name="E-mail Signature" w:semiHidden="1" w:unhideWhenUsed="1"/>
+    <w:lsdException w:name="HTML Top of Form" w:semiHidden="1" w:unhideWhenUsed="1"/>
+    <w:lsdException w:name="HTML Bottom of Form" w:semiHidden="1" w:unhideWhenUsed="1"/>
+    <w:lsdException w:name="Normal (Web)" w:semiHidden="1" w:uiPriority="99" w:unhideWhenUsed="1"/>
+    <w:lsdException w:name="HTML Acronym" w:semiHidden="1" w:unhideWhenUsed="1"/>
+    <w:lsdException w:name="HTML Address" w:semiHidden="1" w:unhideWhenUsed="1"/>
+    <w:lsdException w:name="HTML Cite" w:semiHidden="1" w:unhideWhenUsed="1"/>
+    <w:lsdException w:name="HTML Code" w:semiHidden="1" w:unhideWhenUsed="1"/>
+    <w:lsdException w:name="HTML Definition" w:semiHidden="1" w:unhideWhenUsed="1"/>
+    <w:lsdException w:name="HTML Keyboard" w:semiHidden="1" w:unhideWhenUsed="1"/>
+    <w:lsdException w:name="HTML Preformatted" w:semiHidden="1" w:uiPriority="99" w:unhideWhenUsed="1"/>
+    <w:lsdException w:name="HTML Sample" w:semiHidden="1" w:unhideWhenUsed="1"/>
+    <w:lsdException w:name="HTML Typewriter" w:semiHidden="1" w:unhideWhenUsed="1"/>
+    <w:lsdException w:name="HTML Variable" w:semiHidden="1" w:unhideWhenUsed="1"/>
+    <w:lsdException w:name="Normal Table" w:semiHidden="1" w:unhideWhenUsed="1"/>
+    <w:lsdException w:name="annotation subject" w:semiHidden="1" w:unhideWhenUsed="1"/>
+    <w:lsdException w:name="No List" w:semiHidden="1" w:unhideWhenUsed="1"/>
+    <w:lsdException w:name="Outline List 1" w:semiHidden="1" w:unhideWhenUsed="1"/>
+    <w:lsdException w:name="Outline List 2" w:semiHidden="1" w:unhideWhenUsed="1"/>
+    <w:lsdException w:name="Outline List 3" w:semiHidden="1" w:unhideWhenUsed="1"/>
+    <w:lsdException w:name="Table Simple 1" w:semiHidden="1" w:unhideWhenUsed="1"/>
+    <w:lsdException w:name="Table Simple 2" w:semiHidden="1" w:unhideWhenUsed="1"/>
+    <w:lsdException w:name="Table Simple 3" w:semiHidden="1" w:unhideWhenUsed="1"/>
+    <w:lsdException w:name="Table Classic 1" w:semiHidden="1" w:unhideWhenUsed="1"/>
+    <w:lsdException w:name="Table Classic 2" w:semiHidden="1" w:unhideWhenUsed="1"/>
+    <w:lsdException w:name="Table Classic 3" w:semiHidden="1" w:unhideWhenUsed="1"/>
+    <w:lsdException w:name="Table Classic 4" w:semiHidden="1" w:unhideWhenUsed="1"/>
+    <w:lsdException w:name="Table Colorful 1" w:semiHidden="1" w:unhideWhenUsed="1"/>
+    <w:lsdException w:name="Table Colorful 2" w:semiHidden="1" w:unhideWhenUsed="1"/>
+    <w:lsdException w:name="Table Colorful 3" w:semiHidden="1" w:unhideWhenUsed="1"/>
+    <w:lsdException w:name="Table Columns 1" w:semiHidden="1" w:unhideWhenUsed="1"/>
+    <w:lsdException w:name="Table Columns 2" w:semiHidden="1" w:unhideWhenUsed="1"/>
+    <w:lsdException w:name="Table Columns 3" w:semiHidden="1" w:unhideWhenUsed="1"/>
+    <w:lsdException w:name="Table Columns 4" w:semiHidden="1" w:unhideWhenUsed="1"/>
+    <w:lsdException w:name="Table Columns 5" w:semiHidden="1" w:unhideWhenUsed="1"/>
+    <w:lsdException w:name="Table Grid 1" w:semiHidden="1" w:unhideWhenUsed="1"/>
+    <w:lsdException w:name="Table Grid 2" w:semiHidden="1" w:unhideWhenUsed="1"/>
+    <w:lsdException w:name="Table Grid 3" w:semiHidden="1" w:unhideWhenUsed="1"/>
+    <w:lsdException w:name="Table Grid 4" w:semiHidden="1" w:unhideWhenUsed="1"/>
+    <w:lsdException w:name="Table Grid 5" w:semiHidden="1" w:unhideWhenUsed="1"/>
+    <w:lsdException w:name="Table Grid 6" w:semiHidden="1" w:unhideWhenUsed="1"/>
+    <w:lsdException w:name="Table Grid 7" w:semiHidden="1" w:unhideWhenUsed="1"/>
+    <w:lsdException w:name="Table Grid 8" w:semiHidden="1" w:unhideWhenUsed="1"/>
+    <w:lsdException w:name="Table List 1" w:semiHidden="1" w:unhideWhenUsed="1"/>
+    <w:lsdException w:name="Table List 2" w:semiHidden="1" w:unhideWhenUsed="1"/>
+    <w:lsdException w:name="Table List 3" w:semiHidden="1" w:unhideWhenUsed="1"/>
+    <w:lsdException w:name="Table List 4" w:semiHidden="1" w:unhideWhenUsed="1"/>
+    <w:lsdException w:name="Table List 5" w:semiHidden="1" w:unhideWhenUsed="1"/>
+    <w:lsdException w:name="Table List 6" w:semiHidden="1" w:unhideWhenUsed="1"/>
+    <w:lsdException w:name="Table List 7" w:semiHidden="1" w:unhideWhenUsed="1"/>
+    <w:lsdException w:name="Table List 8" w:semiHidden="1" w:unhideWhenUsed="1"/>
+    <w:lsdException w:name="Table 3D effects 1" w:semiHidden="1" w:unhideWhenUsed="1"/>
+    <w:lsdException w:name="Table 3D effects 2" w:semiHidden="1" w:unhideWhenUsed="1"/>
+    <w:lsdException w:name="Table 3D effects 3" w:semiHidden="1" w:unhideWhenUsed="1"/>
+    <w:lsdException w:name="Table Contemporary" w:semiHidden="1" w:unhideWhenUsed="1"/>
+    <w:lsdException w:name="Table Elegant" w:semiHidden="1" w:unhideWhenUsed="1"/>
+    <w:lsdException w:name="Table Professional" w:semiHidden="1" w:unhideWhenUsed="1"/>
+    <w:lsdException w:name="Table Subtle 1" w:semiHidden="1" w:unhideWhenUsed="1"/>
+    <w:lsdException w:name="Table Subtle 2" w:semiHidden="1" w:unhideWhenUsed="1"/>
+    <w:lsdException w:name="Table Web 1" w:semiHidden="1" w:unhideWhenUsed="1"/>
+    <w:lsdException w:name="Table Web 2" w:semiHidden="1" w:unhideWhenUsed="1"/>
+    <w:lsdException w:name="Table Web 3" w:semiHidden="1" w:unhideWhenUsed="1"/>
+    <w:lsdException w:name="Balloon Text" w:semiHidden="1" w:unhideWhenUsed="1"/>
     <w:lsdException w:name="Table Grid" w:uiPriority="39"/>
-    <w:lsdException w:name="Placeholder Text" w:uiPriority="99" w:unhideWhenUsed="0"/>
-    <w:lsdException w:name="No Spacing" w:semiHidden="0" w:uiPriority="1" w:unhideWhenUsed="0" w:qFormat="1"/>
-    <w:lsdException w:name="Light Shading" w:semiHidden="0" w:uiPriority="60" w:unhideWhenUsed="0"/>
-    <w:lsdException w:name="Light List" w:semiHidden="0" w:uiPriority="61" w:unhideWhenUsed="0"/>
-    <w:lsdException w:name="Light Grid" w:semiHidden="0" w:uiPriority="62" w:unhideWhenUsed="0"/>
-    <w:lsdException w:name="Medium Shading 1" w:semiHidden="0" w:uiPriority="63" w:unhideWhenUsed="0"/>
-    <w:lsdException w:name="Medium Shading 2" w:semiHidden="0" w:uiPriority="64" w:unhideWhenUsed="0"/>
-    <w:lsdException w:name="Medium List 1" w:semiHidden="0" w:uiPriority="65" w:unhideWhenUsed="0"/>
-    <w:lsdException w:name="Medium List 2" w:semiHidden="0" w:uiPriority="66" w:unhideWhenUsed="0"/>
-    <w:lsdException w:name="Medium Grid 1" w:semiHidden="0" w:uiPriority="67" w:unhideWhenUsed="0"/>
-    <w:lsdException w:name="Medium Grid 2" w:semiHidden="0" w:uiPriority="68" w:unhideWhenUsed="0"/>
-    <w:lsdException w:name="Medium Grid 3" w:semiHidden="0" w:uiPriority="69" w:unhideWhenUsed="0"/>
-    <w:lsdException w:name="Dark List" w:semiHidden="0" w:uiPriority="70" w:unhideWhenUsed="0"/>
-    <w:lsdException w:name="Colorful Shading" w:semiHidden="0" w:uiPriority="71" w:unhideWhenUsed="0"/>
-    <w:lsdException w:name="Colorful List" w:semiHidden="0" w:uiPriority="72" w:unhideWhenUsed="0"/>
-    <w:lsdException w:name="Colorful Grid" w:semiHidden="0" w:uiPriority="73" w:unhideWhenUsed="0"/>
-    <w:lsdException w:name="Light Shading Accent 1" w:semiHidden="0" w:uiPriority="60" w:unhideWhenUsed="0"/>
-    <w:lsdException w:name="Light List Accent 1" w:semiHidden="0" w:uiPriority="61" w:unhideWhenUsed="0"/>
-    <w:lsdException w:name="Light Grid Accent 1" w:semiHidden="0" w:uiPriority="62" w:unhideWhenUsed="0"/>
-    <w:lsdException w:name="Medium Shading 1 Accent 1" w:semiHidden="0" w:uiPriority="63" w:unhideWhenUsed="0"/>
-    <w:lsdException w:name="Medium Shading 2 Accent 1" w:semiHidden="0" w:uiPriority="64" w:unhideWhenUsed="0"/>
-    <w:lsdException w:name="Medium List 1 Accent 1" w:semiHidden="0" w:uiPriority="65" w:unhideWhenUsed="0"/>
-    <w:lsdException w:name="Revision" w:uiPriority="99" w:unhideWhenUsed="0"/>
-    <w:lsdException w:name="List Paragraph" w:semiHidden="0" w:uiPriority="34" w:unhideWhenUsed="0" w:qFormat="1"/>
-    <w:lsdException w:name="Quote" w:semiHidden="0" w:uiPriority="29" w:unhideWhenUsed="0" w:qFormat="1"/>
-    <w:lsdException w:name="Intense Quote" w:semiHidden="0" w:uiPriority="30" w:unhideWhenUsed="0" w:qFormat="1"/>
-    <w:lsdException w:name="Medium List 2 Accent 1" w:semiHidden="0" w:uiPriority="66" w:unhideWhenUsed="0"/>
-    <w:lsdException w:name="Medium Grid 1 Accent 1" w:semiHidden="0" w:uiPriority="67" w:unhideWhenUsed="0"/>
-    <w:lsdException w:name="Medium Grid 2 Accent 1" w:semiHidden="0" w:uiPriority="68" w:unhideWhenUsed="0"/>
-    <w:lsdException w:name="Medium Grid 3 Accent 1" w:semiHidden="0" w:uiPriority="69" w:unhideWhenUsed="0"/>
-    <w:lsdException w:name="Dark List Accent 1" w:semiHidden="0" w:uiPriority="70" w:unhideWhenUsed="0"/>
-    <w:lsdException w:name="Colorful Shading Accent 1" w:semiHidden="0" w:uiPriority="71" w:unhideWhenUsed="0"/>
-    <w:lsdException w:name="Colorful List Accent 1" w:semiHidden="0" w:uiPriority="72" w:unhideWhenUsed="0"/>
-    <w:lsdException w:name="Colorful Grid Accent 1" w:semiHidden="0" w:uiPriority="73" w:unhideWhenUsed="0"/>
-    <w:lsdException w:name="Light Shading Accent 2" w:semiHidden="0" w:uiPriority="60" w:unhideWhenUsed="0"/>
-    <w:lsdException w:name="Light List Accent 2" w:semiHidden="0" w:uiPriority="61" w:unhideWhenUsed="0"/>
-    <w:lsdException w:name="Light Grid Accent 2" w:semiHidden="0" w:uiPriority="62" w:unhideWhenUsed="0"/>
-    <w:lsdException w:name="Medium Shading 1 Accent 2" w:semiHidden="0" w:uiPriority="63" w:unhideWhenUsed="0"/>
-    <w:lsdException w:name="Medium Shading 2 Accent 2" w:semiHidden="0" w:uiPriority="64" w:unhideWhenUsed="0"/>
-    <w:lsdException w:name="Medium List 1 Accent 2" w:semiHidden="0" w:uiPriority="65" w:unhideWhenUsed="0"/>
-    <w:lsdException w:name="Medium List 2 Accent 2" w:semiHidden="0" w:uiPriority="66" w:unhideWhenUsed="0"/>
-    <w:lsdException w:name="Medium Grid 1 Accent 2" w:semiHidden="0" w:uiPriority="67" w:unhideWhenUsed="0"/>
-    <w:lsdException w:name="Medium Grid 2 Accent 2" w:semiHidden="0" w:uiPriority="68" w:unhideWhenUsed="0"/>
-    <w:lsdException w:name="Medium Grid 3 Accent 2" w:semiHidden="0" w:uiPriority="69" w:unhideWhenUsed="0"/>
-    <w:lsdException w:name="Dark List Accent 2" w:semiHidden="0" w:uiPriority="70" w:unhideWhenUsed="0"/>
-    <w:lsdException w:name="Colorful Shading Accent 2" w:semiHidden="0" w:uiPriority="71" w:unhideWhenUsed="0"/>
-    <w:lsdException w:name="Colorful List Accent 2" w:semiHidden="0" w:uiPriority="72" w:unhideWhenUsed="0"/>
-    <w:lsdException w:name="Colorful Grid Accent 2" w:semiHidden="0" w:uiPriority="73" w:unhideWhenUsed="0"/>
-    <w:lsdException w:name="Light Shading Accent 3" w:semiHidden="0" w:uiPriority="60" w:unhideWhenUsed="0"/>
-    <w:lsdException w:name="Light List Accent 3" w:semiHidden="0" w:uiPriority="61" w:unhideWhenUsed="0"/>
-    <w:lsdException w:name="Light Grid Accent 3" w:semiHidden="0" w:uiPriority="62" w:unhideWhenUsed="0"/>
-    <w:lsdException w:name="Medium Shading 1 Accent 3" w:semiHidden="0" w:uiPriority="63" w:unhideWhenUsed="0"/>
-    <w:lsdException w:name="Medium Shading 2 Accent 3" w:semiHidden="0" w:uiPriority="64" w:unhideWhenUsed="0"/>
-    <w:lsdException w:name="Medium List 1 Accent 3" w:semiHidden="0" w:uiPriority="65" w:unhideWhenUsed="0"/>
-    <w:lsdException w:name="Medium List 2 Accent 3" w:semiHidden="0" w:uiPriority="66" w:unhideWhenUsed="0"/>
-    <w:lsdException w:name="Medium Grid 1 Accent 3" w:semiHidden="0" w:uiPriority="67" w:unhideWhenUsed="0"/>
-    <w:lsdException w:name="Medium Grid 2 Accent 3" w:semiHidden="0" w:uiPriority="68" w:unhideWhenUsed="0"/>
-    <w:lsdException w:name="Medium Grid 3 Accent 3" w:semiHidden="0" w:uiPriority="69" w:unhideWhenUsed="0"/>
-    <w:lsdException w:name="Dark List Accent 3" w:semiHidden="0" w:uiPriority="70" w:unhideWhenUsed="0"/>
-    <w:lsdException w:name="Colorful Shading Accent 3" w:semiHidden="0" w:uiPriority="71" w:unhideWhenUsed="0"/>
-    <w:lsdException w:name="Colorful List Accent 3" w:semiHidden="0" w:uiPriority="72" w:unhideWhenUsed="0"/>
-    <w:lsdException w:name="Colorful Grid Accent 3" w:semiHidden="0" w:uiPriority="73" w:unhideWhenUsed="0"/>
-    <w:lsdException w:name="Light Shading Accent 4" w:semiHidden="0" w:uiPriority="60" w:unhideWhenUsed="0"/>
-    <w:lsdException w:name="Light List Accent 4" w:semiHidden="0" w:uiPriority="61" w:unhideWhenUsed="0"/>
-    <w:lsdException w:name="Light Grid Accent 4" w:semiHidden="0" w:uiPriority="62" w:unhideWhenUsed="0"/>
-    <w:lsdException w:name="Medium Shading 1 Accent 4" w:semiHidden="0" w:uiPriority="63" w:unhideWhenUsed="0"/>
-    <w:lsdException w:name="Medium Shading 2 Accent 4" w:semiHidden="0" w:uiPriority="64" w:unhideWhenUsed="0"/>
-    <w:lsdException w:name="Medium List 1 Accent 4" w:semiHidden="0" w:uiPriority="65" w:unhideWhenUsed="0"/>
-    <w:lsdException w:name="Medium List 2 Accent 4" w:semiHidden="0" w:uiPriority="66" w:unhideWhenUsed="0"/>
-    <w:lsdException w:name="Medium Grid 1 Accent 4" w:semiHidden="0" w:uiPriority="67" w:unhideWhenUsed="0"/>
-    <w:lsdException w:name="Medium Grid 2 Accent 4" w:semiHidden="0" w:uiPriority="68" w:unhideWhenUsed="0"/>
-    <w:lsdException w:name="Medium Grid 3 Accent 4" w:semiHidden="0" w:uiPriority="69" w:unhideWhenUsed="0"/>
-    <w:lsdException w:name="Dark List Accent 4" w:semiHidden="0" w:uiPriority="70" w:unhideWhenUsed="0"/>
-    <w:lsdException w:name="Colorful Shading Accent 4" w:semiHidden="0" w:uiPriority="71" w:unhideWhenUsed="0"/>
-    <w:lsdException w:name="Colorful List Accent 4" w:semiHidden="0" w:uiPriority="72" w:unhideWhenUsed="0"/>
-    <w:lsdException w:name="Colorful Grid Accent 4" w:semiHidden="0" w:uiPriority="73" w:unhideWhenUsed="0"/>
-    <w:lsdException w:name="Light Shading Accent 5" w:semiHidden="0" w:uiPriority="60" w:unhideWhenUsed="0"/>
-    <w:lsdException w:name="Light List Accent 5" w:semiHidden="0" w:uiPriority="61" w:unhideWhenUsed="0"/>
-    <w:lsdException w:name="Light Grid Accent 5" w:semiHidden="0" w:uiPriority="62" w:unhideWhenUsed="0"/>
-    <w:lsdException w:name="Medium Shading 1 Accent 5" w:semiHidden="0" w:uiPriority="63" w:unhideWhenUsed="0"/>
-    <w:lsdException w:name="Medium Shading 2 Accent 5" w:semiHidden="0" w:uiPriority="64" w:unhideWhenUsed="0"/>
-    <w:lsdException w:name="Medium List 1 Accent 5" w:semiHidden="0" w:uiPriority="65" w:unhideWhenUsed="0"/>
-    <w:lsdException w:name="Medium List 2 Accent 5" w:semiHidden="0" w:uiPriority="66" w:unhideWhenUsed="0"/>
-    <w:lsdException w:name="Medium Grid 1 Accent 5" w:semiHidden="0" w:uiPriority="67" w:unhideWhenUsed="0"/>
-    <w:lsdException w:name="Medium Grid 2 Accent 5" w:semiHidden="0" w:uiPriority="68" w:unhideWhenUsed="0"/>
-    <w:lsdException w:name="Medium Grid 3 Accent 5" w:semiHidden="0" w:uiPriority="69" w:unhideWhenUsed="0"/>
-    <w:lsdException w:name="Dark List Accent 5" w:semiHidden="0" w:uiPriority="70" w:unhideWhenUsed="0"/>
-    <w:lsdException w:name="Colorful Shading Accent 5" w:semiHidden="0" w:uiPriority="71" w:unhideWhenUsed="0"/>
-    <w:lsdException w:name="Colorful List Accent 5" w:semiHidden="0" w:uiPriority="72" w:unhideWhenUsed="0"/>
-    <w:lsdException w:name="Colorful Grid Accent 5" w:semiHidden="0" w:uiPriority="73" w:unhideWhenUsed="0"/>
-    <w:lsdException w:name="Light Shading Accent 6" w:semiHidden="0" w:uiPriority="60" w:unhideWhenUsed="0"/>
-    <w:lsdException w:name="Light List Accent 6" w:semiHidden="0" w:uiPriority="61" w:unhideWhenUsed="0"/>
-    <w:lsdException w:name="Light Grid Accent 6" w:semiHidden="0" w:uiPriority="62" w:unhideWhenUsed="0"/>
-    <w:lsdException w:name="Medium Shading 1 Accent 6" w:semiHidden="0" w:uiPriority="63" w:unhideWhenUsed="0"/>
-    <w:lsdException w:name="Medium Shading 2 Accent 6" w:semiHidden="0" w:uiPriority="64" w:unhideWhenUsed="0"/>
-    <w:lsdException w:name="Medium List 1 Accent 6" w:semiHidden="0" w:uiPriority="65" w:unhideWhenUsed="0"/>
-    <w:lsdException w:name="Medium List 2 Accent 6" w:semiHidden="0" w:uiPriority="66" w:unhideWhenUsed="0"/>
-    <w:lsdException w:name="Medium Grid 1 Accent 6" w:semiHidden="0" w:uiPriority="67" w:unhideWhenUsed="0"/>
-    <w:lsdException w:name="Medium Grid 2 Accent 6" w:semiHidden="0" w:uiPriority="68" w:unhideWhenUsed="0"/>
-    <w:lsdException w:name="Medium Grid 3 Accent 6" w:semiHidden="0" w:uiPriority="69" w:unhideWhenUsed="0"/>
-    <w:lsdException w:name="Dark List Accent 6" w:semiHidden="0" w:uiPriority="70" w:unhideWhenUsed="0"/>
-    <w:lsdException w:name="Colorful Shading Accent 6" w:semiHidden="0" w:uiPriority="71" w:unhideWhenUsed="0"/>
-    <w:lsdException w:name="Colorful List Accent 6" w:semiHidden="0" w:uiPriority="72" w:unhideWhenUsed="0"/>
-    <w:lsdException w:name="Colorful Grid Accent 6" w:semiHidden="0" w:uiPriority="73" w:unhideWhenUsed="0"/>
-    <w:lsdException w:name="Subtle Emphasis" w:semiHidden="0" w:uiPriority="19" w:unhideWhenUsed="0" w:qFormat="1"/>
-    <w:lsdException w:name="Intense Emphasis" w:semiHidden="0" w:uiPriority="21" w:unhideWhenUsed="0" w:qFormat="1"/>
-    <w:lsdException w:name="Subtle Reference" w:semiHidden="0" w:uiPriority="31" w:unhideWhenUsed="0" w:qFormat="1"/>
-    <w:lsdException w:name="Intense Reference" w:semiHidden="0" w:uiPriority="32" w:unhideWhenUsed="0" w:qFormat="1"/>
-    <w:lsdException w:name="Book Title" w:semiHidden="0" w:uiPriority="33" w:unhideWhenUsed="0" w:qFormat="1"/>
-    <w:lsdException w:name="Bibliography" w:uiPriority="37"/>
-    <w:lsdException w:name="TOC Heading" w:uiPriority="39" w:qFormat="1"/>
+    <w:lsdException w:name="Table Theme" w:semiHidden="1" w:unhideWhenUsed="1"/>
+    <w:lsdException w:name="Placeholder Text" w:semiHidden="1" w:uiPriority="99"/>
+    <w:lsdException w:name="No Spacing" w:uiPriority="1" w:qFormat="1"/>
+    <w:lsdException w:name="Light Shading" w:uiPriority="60"/>
+    <w:lsdException w:name="Light List" w:uiPriority="61"/>
+    <w:lsdException w:name="Light Grid" w:uiPriority="62"/>
+    <w:lsdException w:name="Medium Shading 1" w:uiPriority="63"/>
+    <w:lsdException w:name="Medium Shading 2" w:uiPriority="64"/>
+    <w:lsdException w:name="Medium List 1" w:uiPriority="65"/>
+    <w:lsdException w:name="Medium List 2" w:uiPriority="66"/>
+    <w:lsdException w:name="Medium Grid 1" w:uiPriority="67"/>
+    <w:lsdException w:name="Medium Grid 2" w:uiPriority="68"/>
+    <w:lsdException w:name="Medium Grid 3" w:uiPriority="69"/>
+    <w:lsdException w:name="Dark List" w:uiPriority="70"/>
+    <w:lsdException w:name="Colorful Shading" w:uiPriority="71"/>
+    <w:lsdException w:name="Colorful List" w:uiPriority="72"/>
+    <w:lsdException w:name="Colorful Grid" w:uiPriority="73"/>
+    <w:lsdException w:name="Light Shading Accent 1" w:uiPriority="60"/>
+    <w:lsdException w:name="Light List Accent 1" w:uiPriority="61"/>
+    <w:lsdException w:name="Light Grid Accent 1" w:uiPriority="62"/>
+    <w:lsdException w:name="Medium Shading 1 Accent 1" w:uiPriority="63"/>
+    <w:lsdException w:name="Medium Shading 2 Accent 1" w:uiPriority="64"/>
+    <w:lsdException w:name="Medium List 1 Accent 1" w:uiPriority="65"/>
+    <w:lsdException w:name="Revision" w:semiHidden="1" w:uiPriority="99"/>
+    <w:lsdException w:name="List Paragraph" w:uiPriority="34" w:qFormat="1"/>
+    <w:lsdException w:name="Quote" w:uiPriority="29" w:qFormat="1"/>
+    <w:lsdException w:name="Intense Quote" w:uiPriority="30" w:qFormat="1"/>
+    <w:lsdException w:name="Medium List 2 Accent 1" w:uiPriority="66"/>
+    <w:lsdException w:name="Medium Grid 1 Accent 1" w:uiPriority="67"/>
+    <w:lsdException w:name="Medium Grid 2 Accent 1" w:uiPriority="68"/>
+    <w:lsdException w:name="Medium Grid 3 Accent 1" w:uiPriority="69"/>
+    <w:lsdException w:name="Dark List Accent 1" w:uiPriority="70"/>
+    <w:lsdException w:name="Colorful Shading Accent 1" w:uiPriority="71"/>
+    <w:lsdException w:name="Colorful List Accent 1" w:uiPriority="72"/>
+    <w:lsdException w:name="Colorful Grid Accent 1" w:uiPriority="73"/>
+    <w:lsdException w:name="Light Shading Accent 2" w:uiPriority="60"/>
+    <w:lsdException w:name="Light List Accent 2" w:uiPriority="61"/>
+    <w:lsdException w:name="Light Grid Accent 2" w:uiPriority="62"/>
+    <w:lsdException w:name="Medium Shading 1 Accent 2" w:uiPriority="63"/>
+    <w:lsdException w:name="Medium Shading 2 Accent 2" w:uiPriority="64"/>
+    <w:lsdException w:name="Medium List 1 Accent 2" w:uiPriority="65"/>
+    <w:lsdException w:name="Medium List 2 Accent 2" w:uiPriority="66"/>
+    <w:lsdException w:name="Medium Grid 1 Accent 2" w:uiPriority="67"/>
+    <w:lsdException w:name="Medium Grid 2 Accent 2" w:uiPriority="68"/>
+    <w:lsdException w:name="Medium Grid 3 Accent 2" w:uiPriority="69"/>
+    <w:lsdException w:name="Dark List Accent 2" w:uiPriority="70"/>
+    <w:lsdException w:name="Colorful Shading Accent 2" w:uiPriority="71"/>
+    <w:lsdException w:name="Colorful List Accent 2" w:uiPriority="72"/>
+    <w:lsdException w:name="Colorful Grid Accent 2" w:uiPriority="73"/>
+    <w:lsdException w:name="Light Shading Accent 3" w:uiPriority="60"/>
+    <w:lsdException w:name="Light List Accent 3" w:uiPriority="61"/>
+    <w:lsdException w:name="Light Grid Accent 3" w:uiPriority="62"/>
+    <w:lsdException w:name="Medium Shading 1 Accent 3" w:uiPriority="63"/>
+    <w:lsdException w:name="Medium Shading 2 Accent 3" w:uiPriority="64"/>
+    <w:lsdException w:name="Medium List 1 Accent 3" w:uiPriority="65"/>
+    <w:lsdException w:name="Medium List 2 Accent 3" w:uiPriority="66"/>
+    <w:lsdException w:name="Medium Grid 1 Accent 3" w:uiPriority="67"/>
+    <w:lsdException w:name="Medium Grid 2 Accent 3" w:uiPriority="68"/>
+    <w:lsdException w:name="Medium Grid 3 Accent 3" w:uiPriority="69"/>
+    <w:lsdException w:name="Dark List Accent 3" w:uiPriority="70"/>
+    <w:lsdException w:name="Colorful Shading Accent 3" w:uiPriority="71"/>
+    <w:lsdException w:name="Colorful List Accent 3" w:uiPriority="72"/>
+    <w:lsdException w:name="Colorful Grid Accent 3" w:uiPriority="73"/>
+    <w:lsdException w:name="Light Shading Accent 4" w:uiPriority="60"/>
+    <w:lsdException w:name="Light List Accent 4" w:uiPriority="61"/>
+    <w:lsdException w:name="Light Grid Accent 4" w:uiPriority="62"/>
+    <w:lsdException w:name="Medium Shading 1 Accent 4" w:uiPriority="63"/>
+    <w:lsdException w:name="Medium Shading 2 Accent 4" w:uiPriority="64"/>
+    <w:lsdException w:name="Medium List 1 Accent 4" w:uiPriority="65"/>
+    <w:lsdException w:name="Medium List 2 Accent 4" w:uiPriority="66"/>
+    <w:lsdException w:name="Medium Grid 1 Accent 4" w:uiPriority="67"/>
+    <w:lsdException w:name="Medium Grid 2 Accent 4" w:uiPriority="68"/>
+    <w:lsdException w:name="Medium Grid 3 Accent 4" w:uiPriority="69"/>
+    <w:lsdException w:name="Dark List Accent 4" w:uiPriority="70"/>
+    <w:lsdException w:name="Colorful Shading Accent 4" w:uiPriority="71"/>
+    <w:lsdException w:name="Colorful List Accent 4" w:uiPriority="72"/>
+    <w:lsdException w:name="Colorful Grid Accent 4" w:uiPriority="73"/>
+    <w:lsdException w:name="Light Shading Accent 5" w:uiPriority="60"/>
+    <w:lsdException w:name="Light List Accent 5" w:uiPriority="61"/>
+    <w:lsdException w:name="Light Grid Accent 5" w:uiPriority="62"/>
+    <w:lsdException w:name="Medium Shading 1 Accent 5" w:uiPriority="63"/>
+    <w:lsdException w:name="Medium Shading 2 Accent 5" w:uiPriority="64"/>
+    <w:lsdException w:name="Medium List 1 Accent 5" w:uiPriority="65"/>
+    <w:lsdException w:name="Medium List 2 Accent 5" w:uiPriority="66"/>
+    <w:lsdException w:name="Medium Grid 1 Accent 5" w:uiPriority="67"/>
+    <w:lsdException w:name="Medium Grid 2 Accent 5" w:uiPriority="68"/>
+    <w:lsdException w:name="Medium Grid 3 Accent 5" w:uiPriority="69"/>
+    <w:lsdException w:name="Dark List Accent 5" w:uiPriority="70"/>
+    <w:lsdException w:name="Colorful Shading Accent 5" w:uiPriority="71"/>
+    <w:lsdException w:name="Colorful List Accent 5" w:uiPriority="72"/>
+    <w:lsdException w:name="Colorful Grid Accent 5" w:uiPriority="73"/>
+    <w:lsdException w:name="Light Shading Accent 6" w:uiPriority="60"/>
+    <w:lsdException w:name="Light List Accent 6" w:uiPriority="61"/>
+    <w:lsdException w:name="Light Grid Accent 6" w:uiPriority="62"/>
+    <w:lsdException w:name="Medium Shading 1 Accent 6" w:uiPriority="63"/>
+    <w:lsdException w:name="Medium Shading 2 Accent 6" w:uiPriority="64"/>
+    <w:lsdException w:name="Medium List 1 Accent 6" w:uiPriority="65"/>
+    <w:lsdException w:name="Medium List 2 Accent 6" w:uiPriority="66"/>
+    <w:lsdException w:name="Medium Grid 1 Accent 6" w:uiPriority="67"/>
+    <w:lsdException w:name="Medium Grid 2 Accent 6" w:uiPriority="68"/>
+    <w:lsdException w:name="Medium Grid 3 Accent 6" w:uiPriority="69"/>
+    <w:lsdException w:name="Dark List Accent 6" w:uiPriority="70"/>
+    <w:lsdException w:name="Colorful Shading Accent 6" w:uiPriority="71"/>
+    <w:lsdException w:name="Colorful List Accent 6" w:uiPriority="72"/>
+    <w:lsdException w:name="Colorful Grid Accent 6" w:uiPriority="73"/>
+    <w:lsdException w:name="Subtle Emphasis" w:uiPriority="19" w:qFormat="1"/>
+    <w:lsdException w:name="Intense Emphasis" w:uiPriority="21" w:qFormat="1"/>
+    <w:lsdException w:name="Subtle Reference" w:uiPriority="31" w:qFormat="1"/>
+    <w:lsdException w:name="Intense Reference" w:uiPriority="32" w:qFormat="1"/>
+    <w:lsdException w:name="Book Title" w:uiPriority="33" w:qFormat="1"/>
+    <w:lsdException w:name="Bibliography" w:semiHidden="1" w:uiPriority="37" w:unhideWhenUsed="1"/>
+    <w:lsdException w:name="TOC Heading" w:semiHidden="1" w:uiPriority="39" w:unhideWhenUsed="1" w:qFormat="1"/>
+    <w:lsdException w:name="Plain Table 1" w:uiPriority="41"/>
+    <w:lsdException w:name="Plain Table 2" w:uiPriority="42"/>
+    <w:lsdException w:name="Plain Table 3" w:uiPriority="43"/>
+    <w:lsdException w:name="Plain Table 4" w:uiPriority="44"/>
+    <w:lsdException w:name="Plain Table 5" w:uiPriority="45"/>
+    <w:lsdException w:name="Grid Table Light" w:uiPriority="40"/>
+    <w:lsdException w:name="Grid Table 1 Light" w:uiPriority="46"/>
+    <w:lsdException w:name="Grid Table 2" w:uiPriority="47"/>
+    <w:lsdException w:name="Grid Table 3" w:uiPriority="48"/>
+    <w:lsdException w:name="Grid Table 4" w:uiPriority="49"/>
+    <w:lsdException w:name="Grid Table 5 Dark" w:uiPriority="50"/>
+    <w:lsdException w:name="Grid Table 6 Colorful" w:uiPriority="51"/>
+    <w:lsdException w:name="Grid Table 7 Colorful" w:uiPriority="52"/>
+    <w:lsdException w:name="Grid Table 1 Light Accent 1" w:uiPriority="46"/>
+    <w:lsdException w:name="Grid Table 2 Accent 1" w:uiPriority="47"/>
+    <w:lsdException w:name="Grid Table 3 Accent 1" w:uiPriority="48"/>
+    <w:lsdException w:name="Grid Table 4 Accent 1" w:uiPriority="49"/>
+    <w:lsdException w:name="Grid Table 5 Dark Accent 1" w:uiPriority="50"/>
+    <w:lsdException w:name="Grid Table 6 Colorful Accent 1" w:uiPriority="51"/>
+    <w:lsdException w:name="Grid Table 7 Colorful Accent 1" w:uiPriority="52"/>
+    <w:lsdException w:name="Grid Table 1 Light Accent 2" w:uiPriority="46"/>
+    <w:lsdException w:name="Grid Table 2 Accent 2" w:uiPriority="47"/>
+    <w:lsdException w:name="Grid Table 3 Accent 2" w:uiPriority="48"/>
+    <w:lsdException w:name="Grid Table 4 Accent 2" w:uiPriority="49"/>
+    <w:lsdException w:name="Grid Table 5 Dark Accent 2" w:uiPriority="50"/>
+    <w:lsdException w:name="Grid Table 6 Colorful Accent 2" w:uiPriority="51"/>
+    <w:lsdException w:name="Grid Table 7 Colorful Accent 2" w:uiPriority="52"/>
+    <w:lsdException w:name="Grid Table 1 Light Accent 3" w:uiPriority="46"/>
+    <w:lsdException w:name="Grid Table 2 Accent 3" w:uiPriority="47"/>
+    <w:lsdException w:name="Grid Table 3 Accent 3" w:uiPriority="48"/>
+    <w:lsdException w:name="Grid Table 4 Accent 3" w:uiPriority="49"/>
+    <w:lsdException w:name="Grid Table 5 Dark Accent 3" w:uiPriority="50"/>
+    <w:lsdException w:name="Grid Table 6 Colorful Accent 3" w:uiPriority="51"/>
+    <w:lsdException w:name="Grid Table 7 Colorful Accent 3" w:uiPriority="52"/>
+    <w:lsdException w:name="Grid Table 1 Light Accent 4" w:uiPriority="46"/>
+    <w:lsdException w:name="Grid Table 2 Accent 4" w:uiPriority="47"/>
+    <w:lsdException w:name="Grid Table 3 Accent 4" w:uiPriority="48"/>
+    <w:lsdException w:name="Grid Table 4 Accent 4" w:uiPriority="49"/>
+    <w:lsdException w:name="Grid Table 5 Dark Accent 4" w:uiPriority="50"/>
+    <w:lsdException w:name="Grid Table 6 Colorful Accent 4" w:uiPriority="51"/>
+    <w:lsdException w:name="Grid Table 7 Colorful Accent 4" w:uiPriority="52"/>
+    <w:lsdException w:name="Grid Table 1 Light Accent 5" w:uiPriority="46"/>
+    <w:lsdException w:name="Grid Table 2 Accent 5" w:uiPriority="47"/>
+    <w:lsdException w:name="Grid Table 3 Accent 5" w:uiPriority="48"/>
+    <w:lsdException w:name="Grid Table 4 Accent 5" w:uiPriority="49"/>
+    <w:lsdException w:name="Grid Table 5 Dark Accent 5" w:uiPriority="50"/>
+    <w:lsdException w:name="Grid Table 6 Colorful Accent 5" w:uiPriority="51"/>
+    <w:lsdException w:name="Grid Table 7 Colorful Accent 5" w:uiPriority="52"/>
+    <w:lsdException w:name="Grid Table 1 Light Accent 6" w:uiPriority="46"/>
+    <w:lsdException w:name="Grid Table 2 Accent 6" w:uiPriority="47"/>
+    <w:lsdException w:name="Grid Table 3 Accent 6" w:uiPriority="48"/>
+    <w:lsdException w:name="Grid Table 4 Accent 6" w:uiPriority="49"/>
+    <w:lsdException w:name="Grid Table 5 Dark Accent 6" w:uiPriority="50"/>
+    <w:lsdException w:name="Grid Table 6 Colorful Accent 6" w:uiPriority="51"/>
+    <w:lsdException w:name="Grid Table 7 Colorful Accent 6" w:uiPriority="52"/>
+    <w:lsdException w:name="List Table 1 Light" w:uiPriority="46"/>
+    <w:lsdException w:name="List Table 2" w:uiPriority="47"/>
+    <w:lsdException w:name="List Table 3" w:uiPriority="48"/>
+    <w:lsdException w:name="List Table 4" w:uiPriority="49"/>
+    <w:lsdException w:name="List Table 5 Dark" w:uiPriority="50"/>
+    <w:lsdException w:name="List Table 6 Colorful" w:uiPriority="51"/>
+    <w:lsdException w:name="List Table 7 Colorful" w:uiPriority="52"/>
+    <w:lsdException w:name="List Table 1 Light Accent 1" w:uiPriority="46"/>
+    <w:lsdException w:name="List Table 2 Accent 1" w:uiPriority="47"/>
+    <w:lsdException w:name="List Table 3 Accent 1" w:uiPriority="48"/>
+    <w:lsdException w:name="List Table 4 Accent 1" w:uiPriority="49"/>
+    <w:lsdException w:name="List Table 5 Dark Accent 1" w:uiPriority="50"/>
+    <w:lsdException w:name="List Table 6 Colorful Accent 1" w:uiPriority="51"/>
+    <w:lsdException w:name="List Table 7 Colorful Accent 1" w:uiPriority="52"/>
+    <w:lsdException w:name="List Table 1 Light Accent 2" w:uiPriority="46"/>
+    <w:lsdException w:name="List Table 2 Accent 2" w:uiPriority="47"/>
+    <w:lsdException w:name="List Table 3 Accent 2" w:uiPriority="48"/>
+    <w:lsdException w:name="List Table 4 Accent 2" w:uiPriority="49"/>
+    <w:lsdException w:name="List Table 5 Dark Accent 2" w:uiPriority="50"/>
+    <w:lsdException w:name="List Table 6 Colorful Accent 2" w:uiPriority="51"/>
+    <w:lsdException w:name="List Table 7 Colorful Accent 2" w:uiPriority="52"/>
+    <w:lsdException w:name="List Table 1 Light Accent 3" w:uiPriority="46"/>
+    <w:lsdException w:name="List Table 2 Accent 3" w:uiPriority="47"/>
+    <w:lsdException w:name="List Table 3 Accent 3" w:uiPriority="48"/>
+    <w:lsdException w:name="List Table 4 Accent 3" w:uiPriority="49"/>
+    <w:lsdException w:name="List Table 5 Dark Accent 3" w:uiPriority="50"/>
+    <w:lsdException w:name="List Table 6 Colorful Accent 3" w:uiPriority="51"/>
+    <w:lsdException w:name="List Table 7 Colorful Accent 3" w:uiPriority="52"/>
+    <w:lsdException w:name="List Table 1 Light Accent 4" w:uiPriority="46"/>
+    <w:lsdException w:name="List Table 2 Accent 4" w:uiPriority="47"/>
+    <w:lsdException w:name="List Table 3 Accent 4" w:uiPriority="48"/>
+    <w:lsdException w:name="List Table 4 Accent 4" w:uiPriority="49"/>
+    <w:lsdException w:name="List Table 5 Dark Accent 4" w:uiPriority="50"/>
+    <w:lsdException w:name="List Table 6 Colorful Accent 4" w:uiPriority="51"/>
+    <w:lsdException w:name="List Table 7 Colorful Accent 4" w:uiPriority="52"/>
+    <w:lsdException w:name="List Table 1 Light Accent 5" w:uiPriority="46"/>
+    <w:lsdException w:name="List Table 2 Accent 5" w:uiPriority="47"/>
+    <w:lsdException w:name="List Table 3 Accent 5" w:uiPriority="48"/>
+    <w:lsdException w:name="List Table 4 Accent 5" w:uiPriority="49"/>
+    <w:lsdException w:name="List Table 5 Dark Accent 5" w:uiPriority="50"/>
+    <w:lsdException w:name="List Table 6 Colorful Accent 5" w:uiPriority="51"/>
+    <w:lsdException w:name="List Table 7 Colorful Accent 5" w:uiPriority="52"/>
+    <w:lsdException w:name="List Table 1 Light Accent 6" w:uiPriority="46"/>
+    <w:lsdException w:name="List Table 2 Accent 6" w:uiPriority="47"/>
+    <w:lsdException w:name="List Table 3 Accent 6" w:uiPriority="48"/>
+    <w:lsdException w:name="List Table 4 Accent 6" w:uiPriority="49"/>
+    <w:lsdException w:name="List Table 5 Dark Accent 6" w:uiPriority="50"/>
+    <w:lsdException w:name="List Table 6 Colorful Accent 6" w:uiPriority="51"/>
+    <w:lsdException w:name="List Table 7 Colorful Accent 6" w:uiPriority="52"/>
+    <w:lsdException w:name="Mention" w:semiHidden="1" w:uiPriority="99" w:unhideWhenUsed="1"/>
+    <w:lsdException w:name="Smart Hyperlink" w:semiHidden="1" w:uiPriority="99" w:unhideWhenUsed="1"/>
+    <w:lsdException w:name="Hashtag" w:semiHidden="1" w:uiPriority="99" w:unhideWhenUsed="1"/>
+    <w:lsdException w:name="Unresolved Mention" w:semiHidden="1" w:uiPriority="99" w:unhideWhenUsed="1"/>
+    <w:lsdException w:name="Smart Link" w:semiHidden="1" w:uiPriority="99" w:unhideWhenUsed="1"/>
   </w:latentStyles>
   <w:style w:type="paragraph" w:default="1" w:styleId="Normal">
     <w:name w:val="Normal"/>
@@ -9340,7 +9591,6 @@
     <w:uiPriority w:val="39"/>
     <w:rsid w:val="00411DA8"/>
     <w:tblPr>
-      <w:tblInd w:w="0" w:type="dxa"/>
       <w:tblBorders>
         <w:top w:val="single" w:sz="4" w:space="0" w:color="auto"/>
         <w:left w:val="single" w:sz="4" w:space="0" w:color="auto"/>
@@ -9349,596 +9599,6 @@
         <w:insideH w:val="single" w:sz="4" w:space="0" w:color="auto"/>
         <w:insideV w:val="single" w:sz="4" w:space="0" w:color="auto"/>
       </w:tblBorders>
-      <w:tblCellMar>
-        <w:top w:w="0" w:type="dxa"/>
-        <w:left w:w="108" w:type="dxa"/>
-        <w:bottom w:w="0" w:type="dxa"/>
-        <w:right w:w="108" w:type="dxa"/>
-      </w:tblCellMar>
-    </w:tblPr>
-  </w:style>
-  <w:style w:type="paragraph" w:styleId="Textodeglobo">
-    <w:name w:val="Balloon Text"/>
-    <w:basedOn w:val="Normal"/>
-    <w:link w:val="TextodegloboCar"/>
-    <w:rsid w:val="00500A8B"/>
-    <w:rPr>
-      <w:rFonts w:ascii="Segoe UI" w:hAnsi="Segoe UI" w:cs="Segoe UI"/>
-      <w:sz w:val="18"/>
-      <w:szCs w:val="18"/>
-    </w:rPr>
-  </w:style>
-  <w:style w:type="character" w:customStyle="1" w:styleId="TextodegloboCar">
-    <w:name w:val="Texto de globo Car"/>
-    <w:link w:val="Textodeglobo"/>
-    <w:rsid w:val="00500A8B"/>
-    <w:rPr>
-      <w:rFonts w:ascii="Segoe UI" w:hAnsi="Segoe UI" w:cs="Segoe UI"/>
-      <w:sz w:val="18"/>
-      <w:szCs w:val="18"/>
-      <w:lang w:val="es-ES_tradnl" w:eastAsia="es-ES"/>
-    </w:rPr>
-  </w:style>
-  <w:style w:type="paragraph" w:styleId="NormalWeb">
-    <w:name w:val="Normal (Web)"/>
-    <w:basedOn w:val="Normal"/>
-    <w:uiPriority w:val="99"/>
-    <w:unhideWhenUsed/>
-    <w:rsid w:val="006E2174"/>
-    <w:pPr>
-      <w:spacing w:before="100" w:beforeAutospacing="1" w:after="100" w:afterAutospacing="1"/>
-    </w:pPr>
-    <w:rPr>
-      <w:rFonts w:eastAsiaTheme="minorEastAsia"/>
-      <w:sz w:val="24"/>
-      <w:szCs w:val="24"/>
-      <w:lang w:val="es-CO" w:eastAsia="es-CO"/>
-    </w:rPr>
-  </w:style>
-  <w:style w:type="paragraph" w:styleId="Sangradetextonormal">
-    <w:name w:val="Body Text Indent"/>
-    <w:basedOn w:val="Normal"/>
-    <w:link w:val="SangradetextonormalCar"/>
-    <w:rsid w:val="003D7D90"/>
-    <w:pPr>
-      <w:ind w:firstLine="4"/>
-      <w:jc w:val="both"/>
-    </w:pPr>
-    <w:rPr>
-      <w:rFonts w:ascii="Arial" w:hAnsi="Arial"/>
-      <w:sz w:val="24"/>
-      <w:lang w:val="es-CO"/>
-    </w:rPr>
-  </w:style>
-  <w:style w:type="character" w:customStyle="1" w:styleId="SangradetextonormalCar">
-    <w:name w:val="Sangría de texto normal Car"/>
-    <w:basedOn w:val="Fuentedeprrafopredeter"/>
-    <w:link w:val="Sangradetextonormal"/>
-    <w:rsid w:val="003D7D90"/>
-    <w:rPr>
-      <w:rFonts w:ascii="Arial" w:hAnsi="Arial"/>
-      <w:sz w:val="24"/>
-      <w:lang w:val="es-CO"/>
-    </w:rPr>
-  </w:style>
-  <w:style w:type="paragraph" w:customStyle="1" w:styleId="BodyText21">
-    <w:name w:val="Body Text 21"/>
-    <w:basedOn w:val="Normal"/>
-    <w:rsid w:val="003D7D90"/>
-    <w:pPr>
-      <w:widowControl w:val="0"/>
-      <w:jc w:val="both"/>
-    </w:pPr>
-    <w:rPr>
-      <w:snapToGrid w:val="0"/>
-      <w:sz w:val="24"/>
-      <w:lang w:val="es-CO"/>
-    </w:rPr>
-  </w:style>
-  <w:style w:type="character" w:customStyle="1" w:styleId="CharacterStyle4">
-    <w:name w:val="Character Style 4"/>
-    <w:uiPriority w:val="99"/>
-    <w:rsid w:val="00ED4E0C"/>
-    <w:rPr>
-      <w:sz w:val="20"/>
-    </w:rPr>
-  </w:style>
-  <w:style w:type="paragraph" w:styleId="Prrafodelista">
-    <w:name w:val="List Paragraph"/>
-    <w:basedOn w:val="Normal"/>
-    <w:uiPriority w:val="34"/>
-    <w:qFormat/>
-    <w:rsid w:val="005D3E9A"/>
-    <w:pPr>
-      <w:ind w:left="720"/>
-      <w:contextualSpacing/>
-    </w:pPr>
-  </w:style>
-  <w:style w:type="paragraph" w:styleId="HTMLconformatoprevio">
-    <w:name w:val="HTML Preformatted"/>
-    <w:basedOn w:val="Normal"/>
-    <w:link w:val="HTMLconformatoprevioCar"/>
-    <w:uiPriority w:val="99"/>
-    <w:semiHidden/>
-    <w:unhideWhenUsed/>
-    <w:rsid w:val="003C12D2"/>
-    <w:pPr>
-      <w:tabs>
-        <w:tab w:val="left" w:pos="916"/>
-        <w:tab w:val="left" w:pos="1832"/>
-        <w:tab w:val="left" w:pos="2748"/>
-        <w:tab w:val="left" w:pos="3664"/>
-        <w:tab w:val="left" w:pos="4580"/>
-        <w:tab w:val="left" w:pos="5496"/>
-        <w:tab w:val="left" w:pos="6412"/>
-        <w:tab w:val="left" w:pos="7328"/>
-        <w:tab w:val="left" w:pos="8244"/>
-        <w:tab w:val="left" w:pos="9160"/>
-        <w:tab w:val="left" w:pos="10076"/>
-        <w:tab w:val="left" w:pos="10992"/>
-        <w:tab w:val="left" w:pos="11908"/>
-        <w:tab w:val="left" w:pos="12824"/>
-        <w:tab w:val="left" w:pos="13740"/>
-        <w:tab w:val="left" w:pos="14656"/>
-      </w:tabs>
-    </w:pPr>
-    <w:rPr>
-      <w:rFonts w:ascii="Courier New" w:hAnsi="Courier New" w:cs="Courier New"/>
-      <w:lang w:val="es-CO" w:eastAsia="es-CO"/>
-    </w:rPr>
-  </w:style>
-  <w:style w:type="character" w:customStyle="1" w:styleId="HTMLconformatoprevioCar">
-    <w:name w:val="HTML con formato previo Car"/>
-    <w:basedOn w:val="Fuentedeprrafopredeter"/>
-    <w:link w:val="HTMLconformatoprevio"/>
-    <w:uiPriority w:val="99"/>
-    <w:semiHidden/>
-    <w:rsid w:val="003C12D2"/>
-    <w:rPr>
-      <w:rFonts w:ascii="Courier New" w:hAnsi="Courier New" w:cs="Courier New"/>
-      <w:lang w:val="es-CO" w:eastAsia="es-CO"/>
-    </w:rPr>
-  </w:style>
-  <w:style w:type="paragraph" w:styleId="Sinespaciado">
-    <w:name w:val="No Spacing"/>
-    <w:uiPriority w:val="1"/>
-    <w:qFormat/>
-    <w:rsid w:val="001121F1"/>
-    <w:rPr>
-      <w:sz w:val="24"/>
-      <w:szCs w:val="24"/>
-    </w:rPr>
-  </w:style>
-  <w:style w:type="character" w:styleId="Refdecomentario">
-    <w:name w:val="annotation reference"/>
-    <w:basedOn w:val="Fuentedeprrafopredeter"/>
-    <w:semiHidden/>
-    <w:unhideWhenUsed/>
-    <w:rsid w:val="0026036A"/>
-    <w:rPr>
-      <w:sz w:val="16"/>
-      <w:szCs w:val="16"/>
-    </w:rPr>
-  </w:style>
-  <w:style w:type="paragraph" w:styleId="Textocomentario">
-    <w:name w:val="annotation text"/>
-    <w:basedOn w:val="Normal"/>
-    <w:link w:val="TextocomentarioCar"/>
-    <w:semiHidden/>
-    <w:unhideWhenUsed/>
-    <w:rsid w:val="0026036A"/>
-  </w:style>
-  <w:style w:type="character" w:customStyle="1" w:styleId="TextocomentarioCar">
-    <w:name w:val="Texto comentario Car"/>
-    <w:basedOn w:val="Fuentedeprrafopredeter"/>
-    <w:link w:val="Textocomentario"/>
-    <w:semiHidden/>
-    <w:rsid w:val="0026036A"/>
-    <w:rPr>
-      <w:lang w:val="es-ES_tradnl"/>
-    </w:rPr>
-  </w:style>
-  <w:style w:type="paragraph" w:styleId="Asuntodelcomentario">
-    <w:name w:val="annotation subject"/>
-    <w:basedOn w:val="Textocomentario"/>
-    <w:next w:val="Textocomentario"/>
-    <w:link w:val="AsuntodelcomentarioCar"/>
-    <w:semiHidden/>
-    <w:unhideWhenUsed/>
-    <w:rsid w:val="0026036A"/>
-    <w:rPr>
-      <w:b/>
-      <w:bCs/>
-    </w:rPr>
-  </w:style>
-  <w:style w:type="character" w:customStyle="1" w:styleId="AsuntodelcomentarioCar">
-    <w:name w:val="Asunto del comentario Car"/>
-    <w:basedOn w:val="TextocomentarioCar"/>
-    <w:link w:val="Asuntodelcomentario"/>
-    <w:semiHidden/>
-    <w:rsid w:val="0026036A"/>
-    <w:rPr>
-      <w:b/>
-      <w:bCs/>
-      <w:lang w:val="es-ES_tradnl"/>
-    </w:rPr>
-  </w:style>
-  <w:style w:type="paragraph" w:styleId="Revisin">
-    <w:name w:val="Revision"/>
-    <w:hidden/>
-    <w:uiPriority w:val="99"/>
-    <w:semiHidden/>
-    <w:rsid w:val="00110201"/>
-    <w:rPr>
-      <w:lang w:val="es-ES_tradnl"/>
-    </w:rPr>
-  </w:style>
-  <w:style w:type="paragraph" w:styleId="Textonotapie">
-    <w:name w:val="footnote text"/>
-    <w:basedOn w:val="Normal"/>
-    <w:link w:val="TextonotapieCar"/>
-    <w:semiHidden/>
-    <w:unhideWhenUsed/>
-    <w:rsid w:val="00FB5AF1"/>
-  </w:style>
-  <w:style w:type="character" w:customStyle="1" w:styleId="TextonotapieCar">
-    <w:name w:val="Texto nota pie Car"/>
-    <w:basedOn w:val="Fuentedeprrafopredeter"/>
-    <w:link w:val="Textonotapie"/>
-    <w:semiHidden/>
-    <w:rsid w:val="00FB5AF1"/>
-    <w:rPr>
-      <w:lang w:val="es-ES_tradnl"/>
-    </w:rPr>
-  </w:style>
-  <w:style w:type="character" w:styleId="Refdenotaalpie">
-    <w:name w:val="footnote reference"/>
-    <w:basedOn w:val="Fuentedeprrafopredeter"/>
-    <w:semiHidden/>
-    <w:unhideWhenUsed/>
-    <w:rsid w:val="00FB5AF1"/>
-    <w:rPr>
-      <w:vertAlign w:val="superscript"/>
-    </w:rPr>
-  </w:style>
-  <w:style w:type="character" w:customStyle="1" w:styleId="apple-tab-span">
-    <w:name w:val="apple-tab-span"/>
-    <w:basedOn w:val="Fuentedeprrafopredeter"/>
-    <w:rsid w:val="00B56A9A"/>
-  </w:style>
-</w:styles>
-</file>
-
-<file path=word/stylesWithEffects.xml><?xml version="1.0" encoding="utf-8"?>
-<w:styles xmlns:wpc="http://schemas.microsoft.com/office/word/2010/wordprocessingCanvas" xmlns:mc="http://schemas.openxmlformats.org/markup-compatibility/2006" xmlns:o="urn:schemas-microsoft-com:office:office" xmlns:r="http://schemas.openxmlformats.org/officeDocument/2006/relationships" xmlns:m="http://schemas.openxmlformats.org/officeDocument/2006/math" xmlns:v="urn:schemas-microsoft-com:vml" xmlns:wp14="http://schemas.microsoft.com/office/word/2010/wordprocessingDrawing" xmlns:wp="http://schemas.openxmlformats.org/drawingml/2006/wordprocessingDrawing" xmlns:w10="urn:schemas-microsoft-com:office:word" xmlns:w="http://schemas.openxmlformats.org/wordprocessingml/2006/main" xmlns:w14="http://schemas.microsoft.com/office/word/2010/wordml" xmlns:wpg="http://schemas.microsoft.com/office/word/2010/wordprocessingGroup" xmlns:wpi="http://schemas.microsoft.com/office/word/2010/wordprocessingInk" xmlns:wne="http://schemas.microsoft.com/office/word/2006/wordml" xmlns:wps="http://schemas.microsoft.com/office/word/2010/wordprocessingShape" mc:Ignorable="w14 wp14">
-  <w:docDefaults>
-    <w:rPrDefault>
-      <w:rPr>
-        <w:rFonts w:ascii="Times New Roman" w:eastAsia="Times New Roman" w:hAnsi="Times New Roman" w:cs="Times New Roman"/>
-        <w:lang w:val="es-ES" w:eastAsia="es-ES" w:bidi="ar-SA"/>
-      </w:rPr>
-    </w:rPrDefault>
-    <w:pPrDefault/>
-  </w:docDefaults>
-  <w:latentStyles w:defLockedState="0" w:defUIPriority="0" w:defSemiHidden="1" w:defUnhideWhenUsed="1" w:defQFormat="0" w:count="267">
-    <w:lsdException w:name="Normal" w:semiHidden="0" w:unhideWhenUsed="0" w:qFormat="1"/>
-    <w:lsdException w:name="heading 1" w:semiHidden="0" w:unhideWhenUsed="0" w:qFormat="1"/>
-    <w:lsdException w:name="heading 2" w:semiHidden="0" w:unhideWhenUsed="0" w:qFormat="1"/>
-    <w:lsdException w:name="heading 3" w:semiHidden="0" w:unhideWhenUsed="0" w:qFormat="1"/>
-    <w:lsdException w:name="heading 4" w:semiHidden="0" w:unhideWhenUsed="0" w:qFormat="1"/>
-    <w:lsdException w:name="heading 5" w:qFormat="1"/>
-    <w:lsdException w:name="heading 6" w:qFormat="1"/>
-    <w:lsdException w:name="heading 7" w:qFormat="1"/>
-    <w:lsdException w:name="heading 8" w:qFormat="1"/>
-    <w:lsdException w:name="heading 9" w:qFormat="1"/>
-    <w:lsdException w:name="header" w:uiPriority="99"/>
-    <w:lsdException w:name="footer" w:uiPriority="99"/>
-    <w:lsdException w:name="caption" w:qFormat="1"/>
-    <w:lsdException w:name="List Number" w:semiHidden="0" w:unhideWhenUsed="0"/>
-    <w:lsdException w:name="List 4" w:semiHidden="0" w:unhideWhenUsed="0"/>
-    <w:lsdException w:name="List 5" w:semiHidden="0" w:unhideWhenUsed="0"/>
-    <w:lsdException w:name="Title" w:semiHidden="0" w:unhideWhenUsed="0" w:qFormat="1"/>
-    <w:lsdException w:name="Subtitle" w:semiHidden="0" w:unhideWhenUsed="0" w:qFormat="1"/>
-    <w:lsdException w:name="Salutation" w:semiHidden="0" w:unhideWhenUsed="0"/>
-    <w:lsdException w:name="Date" w:semiHidden="0" w:unhideWhenUsed="0"/>
-    <w:lsdException w:name="Body Text First Indent" w:semiHidden="0" w:unhideWhenUsed="0"/>
-    <w:lsdException w:name="Strong" w:semiHidden="0" w:unhideWhenUsed="0" w:qFormat="1"/>
-    <w:lsdException w:name="Emphasis" w:semiHidden="0" w:unhideWhenUsed="0" w:qFormat="1"/>
-    <w:lsdException w:name="Normal (Web)" w:uiPriority="99"/>
-    <w:lsdException w:name="HTML Preformatted" w:uiPriority="99"/>
-    <w:lsdException w:name="Table Grid" w:uiPriority="39"/>
-    <w:lsdException w:name="Placeholder Text" w:uiPriority="99" w:unhideWhenUsed="0"/>
-    <w:lsdException w:name="No Spacing" w:semiHidden="0" w:uiPriority="1" w:unhideWhenUsed="0" w:qFormat="1"/>
-    <w:lsdException w:name="Light Shading" w:semiHidden="0" w:uiPriority="60" w:unhideWhenUsed="0"/>
-    <w:lsdException w:name="Light List" w:semiHidden="0" w:uiPriority="61" w:unhideWhenUsed="0"/>
-    <w:lsdException w:name="Light Grid" w:semiHidden="0" w:uiPriority="62" w:unhideWhenUsed="0"/>
-    <w:lsdException w:name="Medium Shading 1" w:semiHidden="0" w:uiPriority="63" w:unhideWhenUsed="0"/>
-    <w:lsdException w:name="Medium Shading 2" w:semiHidden="0" w:uiPriority="64" w:unhideWhenUsed="0"/>
-    <w:lsdException w:name="Medium List 1" w:semiHidden="0" w:uiPriority="65" w:unhideWhenUsed="0"/>
-    <w:lsdException w:name="Medium List 2" w:semiHidden="0" w:uiPriority="66" w:unhideWhenUsed="0"/>
-    <w:lsdException w:name="Medium Grid 1" w:semiHidden="0" w:uiPriority="67" w:unhideWhenUsed="0"/>
-    <w:lsdException w:name="Medium Grid 2" w:semiHidden="0" w:uiPriority="68" w:unhideWhenUsed="0"/>
-    <w:lsdException w:name="Medium Grid 3" w:semiHidden="0" w:uiPriority="69" w:unhideWhenUsed="0"/>
-    <w:lsdException w:name="Dark List" w:semiHidden="0" w:uiPriority="70" w:unhideWhenUsed="0"/>
-    <w:lsdException w:name="Colorful Shading" w:semiHidden="0" w:uiPriority="71" w:unhideWhenUsed="0"/>
-    <w:lsdException w:name="Colorful List" w:semiHidden="0" w:uiPriority="72" w:unhideWhenUsed="0"/>
-    <w:lsdException w:name="Colorful Grid" w:semiHidden="0" w:uiPriority="73" w:unhideWhenUsed="0"/>
-    <w:lsdException w:name="Light Shading Accent 1" w:semiHidden="0" w:uiPriority="60" w:unhideWhenUsed="0"/>
-    <w:lsdException w:name="Light List Accent 1" w:semiHidden="0" w:uiPriority="61" w:unhideWhenUsed="0"/>
-    <w:lsdException w:name="Light Grid Accent 1" w:semiHidden="0" w:uiPriority="62" w:unhideWhenUsed="0"/>
-    <w:lsdException w:name="Medium Shading 1 Accent 1" w:semiHidden="0" w:uiPriority="63" w:unhideWhenUsed="0"/>
-    <w:lsdException w:name="Medium Shading 2 Accent 1" w:semiHidden="0" w:uiPriority="64" w:unhideWhenUsed="0"/>
-    <w:lsdException w:name="Medium List 1 Accent 1" w:semiHidden="0" w:uiPriority="65" w:unhideWhenUsed="0"/>
-    <w:lsdException w:name="Revision" w:uiPriority="99" w:unhideWhenUsed="0"/>
-    <w:lsdException w:name="List Paragraph" w:semiHidden="0" w:uiPriority="34" w:unhideWhenUsed="0" w:qFormat="1"/>
-    <w:lsdException w:name="Quote" w:semiHidden="0" w:uiPriority="29" w:unhideWhenUsed="0" w:qFormat="1"/>
-    <w:lsdException w:name="Intense Quote" w:semiHidden="0" w:uiPriority="30" w:unhideWhenUsed="0" w:qFormat="1"/>
-    <w:lsdException w:name="Medium List 2 Accent 1" w:semiHidden="0" w:uiPriority="66" w:unhideWhenUsed="0"/>
-    <w:lsdException w:name="Medium Grid 1 Accent 1" w:semiHidden="0" w:uiPriority="67" w:unhideWhenUsed="0"/>
-    <w:lsdException w:name="Medium Grid 2 Accent 1" w:semiHidden="0" w:uiPriority="68" w:unhideWhenUsed="0"/>
-    <w:lsdException w:name="Medium Grid 3 Accent 1" w:semiHidden="0" w:uiPriority="69" w:unhideWhenUsed="0"/>
-    <w:lsdException w:name="Dark List Accent 1" w:semiHidden="0" w:uiPriority="70" w:unhideWhenUsed="0"/>
-    <w:lsdException w:name="Colorful Shading Accent 1" w:semiHidden="0" w:uiPriority="71" w:unhideWhenUsed="0"/>
-    <w:lsdException w:name="Colorful List Accent 1" w:semiHidden="0" w:uiPriority="72" w:unhideWhenUsed="0"/>
-    <w:lsdException w:name="Colorful Grid Accent 1" w:semiHidden="0" w:uiPriority="73" w:unhideWhenUsed="0"/>
-    <w:lsdException w:name="Light Shading Accent 2" w:semiHidden="0" w:uiPriority="60" w:unhideWhenUsed="0"/>
-    <w:lsdException w:name="Light List Accent 2" w:semiHidden="0" w:uiPriority="61" w:unhideWhenUsed="0"/>
-    <w:lsdException w:name="Light Grid Accent 2" w:semiHidden="0" w:uiPriority="62" w:unhideWhenUsed="0"/>
-    <w:lsdException w:name="Medium Shading 1 Accent 2" w:semiHidden="0" w:uiPriority="63" w:unhideWhenUsed="0"/>
-    <w:lsdException w:name="Medium Shading 2 Accent 2" w:semiHidden="0" w:uiPriority="64" w:unhideWhenUsed="0"/>
-    <w:lsdException w:name="Medium List 1 Accent 2" w:semiHidden="0" w:uiPriority="65" w:unhideWhenUsed="0"/>
-    <w:lsdException w:name="Medium List 2 Accent 2" w:semiHidden="0" w:uiPriority="66" w:unhideWhenUsed="0"/>
-    <w:lsdException w:name="Medium Grid 1 Accent 2" w:semiHidden="0" w:uiPriority="67" w:unhideWhenUsed="0"/>
-    <w:lsdException w:name="Medium Grid 2 Accent 2" w:semiHidden="0" w:uiPriority="68" w:unhideWhenUsed="0"/>
-    <w:lsdException w:name="Medium Grid 3 Accent 2" w:semiHidden="0" w:uiPriority="69" w:unhideWhenUsed="0"/>
-    <w:lsdException w:name="Dark List Accent 2" w:semiHidden="0" w:uiPriority="70" w:unhideWhenUsed="0"/>
-    <w:lsdException w:name="Colorful Shading Accent 2" w:semiHidden="0" w:uiPriority="71" w:unhideWhenUsed="0"/>
-    <w:lsdException w:name="Colorful List Accent 2" w:semiHidden="0" w:uiPriority="72" w:unhideWhenUsed="0"/>
-    <w:lsdException w:name="Colorful Grid Accent 2" w:semiHidden="0" w:uiPriority="73" w:unhideWhenUsed="0"/>
-    <w:lsdException w:name="Light Shading Accent 3" w:semiHidden="0" w:uiPriority="60" w:unhideWhenUsed="0"/>
-    <w:lsdException w:name="Light List Accent 3" w:semiHidden="0" w:uiPriority="61" w:unhideWhenUsed="0"/>
-    <w:lsdException w:name="Light Grid Accent 3" w:semiHidden="0" w:uiPriority="62" w:unhideWhenUsed="0"/>
-    <w:lsdException w:name="Medium Shading 1 Accent 3" w:semiHidden="0" w:uiPriority="63" w:unhideWhenUsed="0"/>
-    <w:lsdException w:name="Medium Shading 2 Accent 3" w:semiHidden="0" w:uiPriority="64" w:unhideWhenUsed="0"/>
-    <w:lsdException w:name="Medium List 1 Accent 3" w:semiHidden="0" w:uiPriority="65" w:unhideWhenUsed="0"/>
-    <w:lsdException w:name="Medium List 2 Accent 3" w:semiHidden="0" w:uiPriority="66" w:unhideWhenUsed="0"/>
-    <w:lsdException w:name="Medium Grid 1 Accent 3" w:semiHidden="0" w:uiPriority="67" w:unhideWhenUsed="0"/>
-    <w:lsdException w:name="Medium Grid 2 Accent 3" w:semiHidden="0" w:uiPriority="68" w:unhideWhenUsed="0"/>
-    <w:lsdException w:name="Medium Grid 3 Accent 3" w:semiHidden="0" w:uiPriority="69" w:unhideWhenUsed="0"/>
-    <w:lsdException w:name="Dark List Accent 3" w:semiHidden="0" w:uiPriority="70" w:unhideWhenUsed="0"/>
-    <w:lsdException w:name="Colorful Shading Accent 3" w:semiHidden="0" w:uiPriority="71" w:unhideWhenUsed="0"/>
-    <w:lsdException w:name="Colorful List Accent 3" w:semiHidden="0" w:uiPriority="72" w:unhideWhenUsed="0"/>
-    <w:lsdException w:name="Colorful Grid Accent 3" w:semiHidden="0" w:uiPriority="73" w:unhideWhenUsed="0"/>
-    <w:lsdException w:name="Light Shading Accent 4" w:semiHidden="0" w:uiPriority="60" w:unhideWhenUsed="0"/>
-    <w:lsdException w:name="Light List Accent 4" w:semiHidden="0" w:uiPriority="61" w:unhideWhenUsed="0"/>
-    <w:lsdException w:name="Light Grid Accent 4" w:semiHidden="0" w:uiPriority="62" w:unhideWhenUsed="0"/>
-    <w:lsdException w:name="Medium Shading 1 Accent 4" w:semiHidden="0" w:uiPriority="63" w:unhideWhenUsed="0"/>
-    <w:lsdException w:name="Medium Shading 2 Accent 4" w:semiHidden="0" w:uiPriority="64" w:unhideWhenUsed="0"/>
-    <w:lsdException w:name="Medium List 1 Accent 4" w:semiHidden="0" w:uiPriority="65" w:unhideWhenUsed="0"/>
-    <w:lsdException w:name="Medium List 2 Accent 4" w:semiHidden="0" w:uiPriority="66" w:unhideWhenUsed="0"/>
-    <w:lsdException w:name="Medium Grid 1 Accent 4" w:semiHidden="0" w:uiPriority="67" w:unhideWhenUsed="0"/>
-    <w:lsdException w:name="Medium Grid 2 Accent 4" w:semiHidden="0" w:uiPriority="68" w:unhideWhenUsed="0"/>
-    <w:lsdException w:name="Medium Grid 3 Accent 4" w:semiHidden="0" w:uiPriority="69" w:unhideWhenUsed="0"/>
-    <w:lsdException w:name="Dark List Accent 4" w:semiHidden="0" w:uiPriority="70" w:unhideWhenUsed="0"/>
-    <w:lsdException w:name="Colorful Shading Accent 4" w:semiHidden="0" w:uiPriority="71" w:unhideWhenUsed="0"/>
-    <w:lsdException w:name="Colorful List Accent 4" w:semiHidden="0" w:uiPriority="72" w:unhideWhenUsed="0"/>
-    <w:lsdException w:name="Colorful Grid Accent 4" w:semiHidden="0" w:uiPriority="73" w:unhideWhenUsed="0"/>
-    <w:lsdException w:name="Light Shading Accent 5" w:semiHidden="0" w:uiPriority="60" w:unhideWhenUsed="0"/>
-    <w:lsdException w:name="Light List Accent 5" w:semiHidden="0" w:uiPriority="61" w:unhideWhenUsed="0"/>
-    <w:lsdException w:name="Light Grid Accent 5" w:semiHidden="0" w:uiPriority="62" w:unhideWhenUsed="0"/>
-    <w:lsdException w:name="Medium Shading 1 Accent 5" w:semiHidden="0" w:uiPriority="63" w:unhideWhenUsed="0"/>
-    <w:lsdException w:name="Medium Shading 2 Accent 5" w:semiHidden="0" w:uiPriority="64" w:unhideWhenUsed="0"/>
-    <w:lsdException w:name="Medium List 1 Accent 5" w:semiHidden="0" w:uiPriority="65" w:unhideWhenUsed="0"/>
-    <w:lsdException w:name="Medium List 2 Accent 5" w:semiHidden="0" w:uiPriority="66" w:unhideWhenUsed="0"/>
-    <w:lsdException w:name="Medium Grid 1 Accent 5" w:semiHidden="0" w:uiPriority="67" w:unhideWhenUsed="0"/>
-    <w:lsdException w:name="Medium Grid 2 Accent 5" w:semiHidden="0" w:uiPriority="68" w:unhideWhenUsed="0"/>
-    <w:lsdException w:name="Medium Grid 3 Accent 5" w:semiHidden="0" w:uiPriority="69" w:unhideWhenUsed="0"/>
-    <w:lsdException w:name="Dark List Accent 5" w:semiHidden="0" w:uiPriority="70" w:unhideWhenUsed="0"/>
-    <w:lsdException w:name="Colorful Shading Accent 5" w:semiHidden="0" w:uiPriority="71" w:unhideWhenUsed="0"/>
-    <w:lsdException w:name="Colorful List Accent 5" w:semiHidden="0" w:uiPriority="72" w:unhideWhenUsed="0"/>
-    <w:lsdException w:name="Colorful Grid Accent 5" w:semiHidden="0" w:uiPriority="73" w:unhideWhenUsed="0"/>
-    <w:lsdException w:name="Light Shading Accent 6" w:semiHidden="0" w:uiPriority="60" w:unhideWhenUsed="0"/>
-    <w:lsdException w:name="Light List Accent 6" w:semiHidden="0" w:uiPriority="61" w:unhideWhenUsed="0"/>
-    <w:lsdException w:name="Light Grid Accent 6" w:semiHidden="0" w:uiPriority="62" w:unhideWhenUsed="0"/>
-    <w:lsdException w:name="Medium Shading 1 Accent 6" w:semiHidden="0" w:uiPriority="63" w:unhideWhenUsed="0"/>
-    <w:lsdException w:name="Medium Shading 2 Accent 6" w:semiHidden="0" w:uiPriority="64" w:unhideWhenUsed="0"/>
-    <w:lsdException w:name="Medium List 1 Accent 6" w:semiHidden="0" w:uiPriority="65" w:unhideWhenUsed="0"/>
-    <w:lsdException w:name="Medium List 2 Accent 6" w:semiHidden="0" w:uiPriority="66" w:unhideWhenUsed="0"/>
-    <w:lsdException w:name="Medium Grid 1 Accent 6" w:semiHidden="0" w:uiPriority="67" w:unhideWhenUsed="0"/>
-    <w:lsdException w:name="Medium Grid 2 Accent 6" w:semiHidden="0" w:uiPriority="68" w:unhideWhenUsed="0"/>
-    <w:lsdException w:name="Medium Grid 3 Accent 6" w:semiHidden="0" w:uiPriority="69" w:unhideWhenUsed="0"/>
-    <w:lsdException w:name="Dark List Accent 6" w:semiHidden="0" w:uiPriority="70" w:unhideWhenUsed="0"/>
-    <w:lsdException w:name="Colorful Shading Accent 6" w:semiHidden="0" w:uiPriority="71" w:unhideWhenUsed="0"/>
-    <w:lsdException w:name="Colorful List Accent 6" w:semiHidden="0" w:uiPriority="72" w:unhideWhenUsed="0"/>
-    <w:lsdException w:name="Colorful Grid Accent 6" w:semiHidden="0" w:uiPriority="73" w:unhideWhenUsed="0"/>
-    <w:lsdException w:name="Subtle Emphasis" w:semiHidden="0" w:uiPriority="19" w:unhideWhenUsed="0" w:qFormat="1"/>
-    <w:lsdException w:name="Intense Emphasis" w:semiHidden="0" w:uiPriority="21" w:unhideWhenUsed="0" w:qFormat="1"/>
-    <w:lsdException w:name="Subtle Reference" w:semiHidden="0" w:uiPriority="31" w:unhideWhenUsed="0" w:qFormat="1"/>
-    <w:lsdException w:name="Intense Reference" w:semiHidden="0" w:uiPriority="32" w:unhideWhenUsed="0" w:qFormat="1"/>
-    <w:lsdException w:name="Book Title" w:semiHidden="0" w:uiPriority="33" w:unhideWhenUsed="0" w:qFormat="1"/>
-    <w:lsdException w:name="Bibliography" w:uiPriority="37"/>
-    <w:lsdException w:name="TOC Heading" w:uiPriority="39" w:qFormat="1"/>
-  </w:latentStyles>
-  <w:style w:type="paragraph" w:default="1" w:styleId="Normal">
-    <w:name w:val="Normal"/>
-    <w:qFormat/>
-    <w:rsid w:val="00BF53AD"/>
-    <w:rPr>
-      <w:lang w:val="es-ES_tradnl"/>
-    </w:rPr>
-  </w:style>
-  <w:style w:type="paragraph" w:styleId="Ttulo1">
-    <w:name w:val="heading 1"/>
-    <w:basedOn w:val="Normal"/>
-    <w:next w:val="Normal"/>
-    <w:qFormat/>
-    <w:rsid w:val="00BF53AD"/>
-    <w:pPr>
-      <w:keepNext/>
-      <w:outlineLvl w:val="0"/>
-    </w:pPr>
-    <w:rPr>
-      <w:rFonts w:ascii="Arial" w:hAnsi="Arial"/>
-      <w:sz w:val="24"/>
-    </w:rPr>
-  </w:style>
-  <w:style w:type="paragraph" w:styleId="Ttulo2">
-    <w:name w:val="heading 2"/>
-    <w:basedOn w:val="Normal"/>
-    <w:next w:val="Normal"/>
-    <w:qFormat/>
-    <w:rsid w:val="00BF53AD"/>
-    <w:pPr>
-      <w:keepNext/>
-      <w:jc w:val="center"/>
-      <w:outlineLvl w:val="1"/>
-    </w:pPr>
-    <w:rPr>
-      <w:rFonts w:ascii="Arial" w:hAnsi="Arial"/>
-      <w:b/>
-      <w:sz w:val="26"/>
-    </w:rPr>
-  </w:style>
-  <w:style w:type="paragraph" w:styleId="Ttulo3">
-    <w:name w:val="heading 3"/>
-    <w:basedOn w:val="Normal"/>
-    <w:next w:val="Normal"/>
-    <w:qFormat/>
-    <w:rsid w:val="00BF53AD"/>
-    <w:pPr>
-      <w:keepNext/>
-      <w:pBdr>
-        <w:top w:val="single" w:sz="4" w:space="1" w:color="auto"/>
-        <w:left w:val="single" w:sz="4" w:space="4" w:color="auto"/>
-        <w:bottom w:val="single" w:sz="4" w:space="1" w:color="auto"/>
-        <w:right w:val="single" w:sz="4" w:space="4" w:color="auto"/>
-      </w:pBdr>
-      <w:tabs>
-        <w:tab w:val="center" w:pos="-1701"/>
-      </w:tabs>
-      <w:jc w:val="center"/>
-      <w:outlineLvl w:val="2"/>
-    </w:pPr>
-    <w:rPr>
-      <w:rFonts w:ascii="Arial" w:hAnsi="Arial"/>
-      <w:b/>
-      <w:sz w:val="24"/>
-    </w:rPr>
-  </w:style>
-  <w:style w:type="paragraph" w:styleId="Ttulo4">
-    <w:name w:val="heading 4"/>
-    <w:basedOn w:val="Normal"/>
-    <w:next w:val="Normal"/>
-    <w:qFormat/>
-    <w:rsid w:val="00BF53AD"/>
-    <w:pPr>
-      <w:keepNext/>
-      <w:jc w:val="center"/>
-      <w:outlineLvl w:val="3"/>
-    </w:pPr>
-    <w:rPr>
-      <w:rFonts w:ascii="Arial" w:hAnsi="Arial"/>
-      <w:b/>
-      <w:sz w:val="24"/>
-    </w:rPr>
-  </w:style>
-  <w:style w:type="character" w:default="1" w:styleId="Fuentedeprrafopredeter">
-    <w:name w:val="Default Paragraph Font"/>
-    <w:uiPriority w:val="1"/>
-    <w:semiHidden/>
-    <w:unhideWhenUsed/>
-  </w:style>
-  <w:style w:type="table" w:default="1" w:styleId="Tablanormal">
-    <w:name w:val="Normal Table"/>
-    <w:uiPriority w:val="99"/>
-    <w:semiHidden/>
-    <w:unhideWhenUsed/>
-    <w:tblPr>
-      <w:tblInd w:w="0" w:type="dxa"/>
-      <w:tblCellMar>
-        <w:top w:w="0" w:type="dxa"/>
-        <w:left w:w="108" w:type="dxa"/>
-        <w:bottom w:w="0" w:type="dxa"/>
-        <w:right w:w="108" w:type="dxa"/>
-      </w:tblCellMar>
-    </w:tblPr>
-  </w:style>
-  <w:style w:type="numbering" w:default="1" w:styleId="Sinlista">
-    <w:name w:val="No List"/>
-    <w:uiPriority w:val="99"/>
-    <w:semiHidden/>
-    <w:unhideWhenUsed/>
-  </w:style>
-  <w:style w:type="paragraph" w:styleId="Encabezado">
-    <w:name w:val="header"/>
-    <w:basedOn w:val="Normal"/>
-    <w:link w:val="EncabezadoCar"/>
-    <w:uiPriority w:val="99"/>
-    <w:rsid w:val="00BF53AD"/>
-    <w:pPr>
-      <w:tabs>
-        <w:tab w:val="center" w:pos="4252"/>
-        <w:tab w:val="right" w:pos="8504"/>
-      </w:tabs>
-    </w:pPr>
-  </w:style>
-  <w:style w:type="paragraph" w:styleId="Piedepgina">
-    <w:name w:val="footer"/>
-    <w:basedOn w:val="Normal"/>
-    <w:link w:val="PiedepginaCar"/>
-    <w:uiPriority w:val="99"/>
-    <w:rsid w:val="00BF53AD"/>
-    <w:pPr>
-      <w:tabs>
-        <w:tab w:val="center" w:pos="4252"/>
-        <w:tab w:val="right" w:pos="8504"/>
-      </w:tabs>
-    </w:pPr>
-  </w:style>
-  <w:style w:type="character" w:styleId="Nmerodepgina">
-    <w:name w:val="page number"/>
-    <w:basedOn w:val="Fuentedeprrafopredeter"/>
-    <w:rsid w:val="00BF53AD"/>
-  </w:style>
-  <w:style w:type="character" w:customStyle="1" w:styleId="EncabezadoCar">
-    <w:name w:val="Encabezado Car"/>
-    <w:link w:val="Encabezado"/>
-    <w:uiPriority w:val="99"/>
-    <w:rsid w:val="00AD14E3"/>
-    <w:rPr>
-      <w:lang w:val="es-ES_tradnl" w:eastAsia="es-ES"/>
-    </w:rPr>
-  </w:style>
-  <w:style w:type="character" w:customStyle="1" w:styleId="PiedepginaCar">
-    <w:name w:val="Pie de página Car"/>
-    <w:link w:val="Piedepgina"/>
-    <w:uiPriority w:val="99"/>
-    <w:rsid w:val="00AD14E3"/>
-    <w:rPr>
-      <w:lang w:val="es-ES_tradnl" w:eastAsia="es-ES"/>
-    </w:rPr>
-  </w:style>
-  <w:style w:type="table" w:styleId="Tablaconcuadrcula">
-    <w:name w:val="Table Grid"/>
-    <w:basedOn w:val="Tablanormal"/>
-    <w:uiPriority w:val="39"/>
-    <w:rsid w:val="00411DA8"/>
-    <w:tblPr>
-      <w:tblInd w:w="0" w:type="dxa"/>
-      <w:tblBorders>
-        <w:top w:val="single" w:sz="4" w:space="0" w:color="auto"/>
-        <w:left w:val="single" w:sz="4" w:space="0" w:color="auto"/>
-        <w:bottom w:val="single" w:sz="4" w:space="0" w:color="auto"/>
-        <w:right w:val="single" w:sz="4" w:space="0" w:color="auto"/>
-        <w:insideH w:val="single" w:sz="4" w:space="0" w:color="auto"/>
-        <w:insideV w:val="single" w:sz="4" w:space="0" w:color="auto"/>
-      </w:tblBorders>
-      <w:tblCellMar>
-        <w:top w:w="0" w:type="dxa"/>
-        <w:left w:w="108" w:type="dxa"/>
-        <w:bottom w:w="0" w:type="dxa"/>
-        <w:right w:w="108" w:type="dxa"/>
-      </w:tblCellMar>
     </w:tblPr>
   </w:style>
   <w:style w:type="paragraph" w:styleId="Textodeglobo">

--- a/src/main/webapp/plantillas/MODIFICACION_2_ACEPTACION.docx
+++ b/src/main/webapp/plantillas/MODIFICACION_2_ACEPTACION.docx
@@ -2335,7 +2335,7 @@
           <w:szCs w:val="24"/>
           <w:highlight w:val="yellow"/>
         </w:rPr>
-        <w:t>{{FECHA_SUSCRIPCION}}</w:t>
+        <w:t>{{FECHA_ACTA_INICIO}}</w:t>
       </w:r>
       <w:r>
         <w:rPr>
@@ -3379,7 +3379,40 @@
           <w:highlight w:val="yellow"/>
           <w:lang w:val="es-CO" w:eastAsia="es-CO"/>
         </w:rPr>
-        <w:t>{{VALOR_CDP_ADICION_LETRAS}}. {{VALOR_CDP_ADICION}}</w:t>
+        <w:t xml:space="preserve">{{VALOR_CDP_ADICION_LETRAS}}. </w:t>
+      </w:r>
+      <w:r>
+        <w:rPr>
+          <w:rFonts w:ascii="Arial" w:hAnsi="Arial" w:cs="Arial"/>
+          <w:color w:val="000000"/>
+          <w:sz w:val="22"/>
+          <w:szCs w:val="22"/>
+          <w:highlight w:val="yellow"/>
+          <w:lang w:val="es-CO" w:eastAsia="es-CO"/>
+        </w:rPr>
+        <w:t>(</w:t>
+      </w:r>
+      <w:r>
+        <w:rPr>
+          <w:rFonts w:ascii="Arial" w:hAnsi="Arial" w:cs="Arial"/>
+          <w:color w:val="000000"/>
+          <w:sz w:val="22"/>
+          <w:szCs w:val="22"/>
+          <w:highlight w:val="yellow"/>
+          <w:lang w:val="es-CO" w:eastAsia="es-CO"/>
+        </w:rPr>
+        <w:t>{{VALOR_CDP_ADICION}}</w:t>
+      </w:r>
+      <w:r>
+        <w:rPr>
+          <w:rFonts w:ascii="Arial" w:hAnsi="Arial" w:cs="Arial"/>
+          <w:color w:val="000000"/>
+          <w:sz w:val="22"/>
+          <w:szCs w:val="22"/>
+          <w:highlight w:val="yellow"/>
+          <w:lang w:val="es-CO" w:eastAsia="es-CO"/>
+        </w:rPr>
+        <w:t>)</w:t>
       </w:r>
       <w:r>
         <w:rPr>
@@ -4279,6 +4312,14 @@
         </w:rPr>
         <w:t>ACUERDAN</w:t>
       </w:r>
+      <w:r>
+        <w:rPr>
+          <w:rFonts w:ascii="Arial" w:hAnsi="Arial" w:cs="Arial"/>
+          <w:sz w:val="24"/>
+          <w:szCs w:val="24"/>
+        </w:rPr>
+        <w:t>:</w:t>
+      </w:r>
     </w:p>
     <w:p>
       <w:pPr>
@@ -4698,6 +4739,363 @@
         </w:rPr>
         <w:t>)</w:t>
       </w:r>
+      <w:r>
+        <w:rPr>
+          <w:rFonts w:ascii="Arial" w:hAnsi="Arial" w:cs="Arial"/>
+          <w:sz w:val="24"/>
+          <w:szCs w:val="24"/>
+        </w:rPr>
+        <w:t xml:space="preserve"> </w:t>
+      </w:r>
+      <w:r>
+        <w:rPr>
+          <w:rFonts w:ascii="Arial" w:hAnsi="Arial" w:cs="Arial"/>
+          <w:sz w:val="24"/>
+          <w:szCs w:val="24"/>
+        </w:rPr>
+        <w:t>cuotas iguales, cada una de ellas por valor de</w:t>
+      </w:r>
+      <w:r>
+        <w:rPr>
+          <w:rFonts w:ascii="Arial" w:hAnsi="Arial" w:cs="Arial"/>
+          <w:sz w:val="24"/>
+          <w:szCs w:val="24"/>
+        </w:rPr>
+        <w:t xml:space="preserve"> </w:t>
+      </w:r>
+      <w:r>
+        <w:rPr>
+          <w:rFonts w:ascii="Arial" w:hAnsi="Arial" w:cs="Arial"/>
+          <w:sz w:val="24"/>
+          <w:szCs w:val="24"/>
+          <w:highlight w:val="yellow"/>
+        </w:rPr>
+        <w:t>{{VALOR_CUOTA_LETRAS}}</w:t>
+      </w:r>
+      <w:r>
+        <w:rPr>
+          <w:rFonts w:ascii="Arial" w:hAnsi="Arial" w:cs="Arial"/>
+          <w:sz w:val="24"/>
+          <w:szCs w:val="24"/>
+          <w:highlight w:val="yellow"/>
+        </w:rPr>
+        <w:t xml:space="preserve"> (</w:t>
+      </w:r>
+      <w:r>
+        <w:rPr>
+          <w:rFonts w:ascii="Arial" w:hAnsi="Arial" w:cs="Arial"/>
+          <w:sz w:val="24"/>
+          <w:szCs w:val="24"/>
+          <w:highlight w:val="yellow"/>
+        </w:rPr>
+        <w:t>{{VALOR_CUOTA_NUMERO}}</w:t>
+      </w:r>
+      <w:r>
+        <w:rPr>
+          <w:rFonts w:ascii="Arial" w:hAnsi="Arial" w:cs="Arial"/>
+          <w:sz w:val="24"/>
+          <w:szCs w:val="24"/>
+        </w:rPr>
+        <w:t>)</w:t>
+      </w:r>
+      <w:r>
+        <w:rPr>
+          <w:rFonts w:ascii="Arial" w:hAnsi="Arial" w:cs="Arial"/>
+          <w:sz w:val="24"/>
+          <w:szCs w:val="24"/>
+        </w:rPr>
+        <w:t>.</w:t>
+      </w:r>
+    </w:p>
+    <w:p>
+      <w:pPr>
+        <w:ind w:left="1418" w:hanging="1418"/>
+        <w:jc w:val="both"/>
+        <w:rPr>
+          <w:rFonts w:ascii="Arial" w:hAnsi="Arial" w:cs="Arial"/>
+          <w:sz w:val="24"/>
+          <w:szCs w:val="24"/>
+        </w:rPr>
+      </w:pPr>
+    </w:p>
+    <w:p>
+      <w:pPr>
+        <w:ind w:left="1418" w:hanging="1418"/>
+        <w:jc w:val="both"/>
+        <w:rPr>
+          <w:rFonts w:ascii="Arial" w:hAnsi="Arial" w:cs="Arial"/>
+          <w:sz w:val="24"/>
+          <w:szCs w:val="24"/>
+        </w:rPr>
+      </w:pPr>
+      <w:r>
+        <w:rPr>
+          <w:rFonts w:ascii="Arial" w:hAnsi="Arial" w:cs="Arial"/>
+          <w:sz w:val="24"/>
+          <w:szCs w:val="24"/>
+        </w:rPr>
+        <w:tab/>
+      </w:r>
+      <w:r>
+        <w:rPr>
+          <w:rFonts w:ascii="Arial" w:hAnsi="Arial" w:cs="Arial"/>
+          <w:sz w:val="24"/>
+          <w:szCs w:val="24"/>
+        </w:rPr>
+        <w:t>Por lo tanto, el valor total del contrato queda en la suma de</w:t>
+      </w:r>
+      <w:r>
+        <w:rPr>
+          <w:rFonts w:ascii="Arial" w:hAnsi="Arial" w:cs="Arial"/>
+          <w:sz w:val="24"/>
+          <w:szCs w:val="24"/>
+        </w:rPr>
+        <w:t xml:space="preserve"> </w:t>
+      </w:r>
+      <w:r>
+        <w:rPr>
+          <w:rFonts w:ascii="Arial" w:hAnsi="Arial" w:cs="Arial"/>
+          <w:sz w:val="24"/>
+          <w:szCs w:val="24"/>
+          <w:highlight w:val="yellow"/>
+        </w:rPr>
+        <w:t>{{VALOR_CONTRATO_MAS_ADICION_LETRAS}}</w:t>
+      </w:r>
+      <w:r>
+        <w:rPr>
+          <w:rFonts w:ascii="Arial" w:hAnsi="Arial" w:cs="Arial"/>
+          <w:sz w:val="24"/>
+          <w:szCs w:val="24"/>
+        </w:rPr>
+        <w:t>.</w:t>
+      </w:r>
+      <w:r>
+        <w:rPr>
+          <w:rFonts w:ascii="Arial" w:hAnsi="Arial" w:cs="Arial"/>
+          <w:sz w:val="24"/>
+          <w:szCs w:val="24"/>
+        </w:rPr>
+        <w:t xml:space="preserve"> </w:t>
+      </w:r>
+      <w:r>
+        <w:rPr>
+          <w:rFonts w:ascii="Arial" w:hAnsi="Arial" w:cs="Arial"/>
+          <w:sz w:val="24"/>
+          <w:szCs w:val="24"/>
+          <w:highlight w:val="yellow"/>
+        </w:rPr>
+        <w:t>(</w:t>
+      </w:r>
+      <w:r>
+        <w:rPr>
+          <w:rFonts w:ascii="Arial" w:hAnsi="Arial" w:cs="Arial"/>
+          <w:sz w:val="24"/>
+          <w:szCs w:val="24"/>
+          <w:highlight w:val="yellow"/>
+        </w:rPr>
+        <w:t>{{VALOR_CONTRATO_MAS_ADICION}}</w:t>
+      </w:r>
+      <w:r>
+        <w:rPr>
+          <w:rFonts w:ascii="Arial" w:hAnsi="Arial" w:cs="Arial"/>
+          <w:sz w:val="24"/>
+          <w:szCs w:val="24"/>
+          <w:highlight w:val="yellow"/>
+        </w:rPr>
+        <w:t>)</w:t>
+      </w:r>
+    </w:p>
+    <w:p>
+      <w:pPr>
+        <w:jc w:val="both"/>
+        <w:rPr>
+          <w:rFonts w:ascii="Arial" w:hAnsi="Arial" w:cs="Arial"/>
+          <w:sz w:val="24"/>
+          <w:szCs w:val="24"/>
+          <w:lang w:val="es-ES"/>
+        </w:rPr>
+      </w:pPr>
+    </w:p>
+    <w:p>
+      <w:pPr>
+        <w:ind w:left="1418" w:hanging="1418"/>
+        <w:jc w:val="both"/>
+        <w:rPr>
+          <w:rFonts w:ascii="Arial" w:hAnsi="Arial" w:cs="Arial"/>
+          <w:sz w:val="24"/>
+          <w:szCs w:val="24"/>
+          <w:lang w:val="es-ES"/>
+        </w:rPr>
+      </w:pPr>
+      <w:r>
+        <w:rPr>
+          <w:rFonts w:ascii="Arial" w:hAnsi="Arial" w:cs="Arial"/>
+          <w:sz w:val="24"/>
+          <w:szCs w:val="24"/>
+          <w:lang w:val="es-ES"/>
+        </w:rPr>
+        <w:t>TERCERO</w:t>
+      </w:r>
+      <w:r>
+        <w:rPr>
+          <w:rFonts w:ascii="Arial" w:hAnsi="Arial" w:cs="Arial"/>
+          <w:sz w:val="24"/>
+          <w:szCs w:val="24"/>
+          <w:lang w:val="es-ES"/>
+        </w:rPr>
+        <w:t>:</w:t>
+      </w:r>
+      <w:r>
+        <w:rPr>
+          <w:rFonts w:ascii="Arial" w:hAnsi="Arial" w:cs="Arial"/>
+          <w:sz w:val="24"/>
+          <w:szCs w:val="24"/>
+          <w:lang w:val="es-ES"/>
+        </w:rPr>
+        <w:tab/>
+      </w:r>
+      <w:r>
+        <w:rPr>
+          <w:rFonts w:ascii="Arial" w:hAnsi="Arial" w:cs="Arial"/>
+          <w:sz w:val="24"/>
+          <w:szCs w:val="24"/>
+          <w:lang w:val="es-ES"/>
+        </w:rPr>
+        <w:t xml:space="preserve">Las partes acuerdan que con </w:t>
+      </w:r>
+      <w:r>
+        <w:rPr>
+          <w:rFonts w:ascii="Arial" w:hAnsi="Arial" w:cs="Arial"/>
+          <w:sz w:val="24"/>
+          <w:szCs w:val="24"/>
+          <w:lang w:val="es-ES"/>
+        </w:rPr>
+        <w:t>la</w:t>
+      </w:r>
+      <w:r>
+        <w:rPr>
+          <w:rFonts w:ascii="Arial" w:hAnsi="Arial" w:cs="Arial"/>
+          <w:sz w:val="24"/>
+          <w:szCs w:val="24"/>
+          <w:lang w:val="es-ES"/>
+        </w:rPr>
+        <w:t xml:space="preserve"> presente </w:t>
+      </w:r>
+      <w:r>
+        <w:rPr>
+          <w:rFonts w:ascii="Arial" w:hAnsi="Arial" w:cs="Arial"/>
+          <w:sz w:val="24"/>
+          <w:szCs w:val="24"/>
+          <w:lang w:val="es-ES"/>
+        </w:rPr>
+        <w:t xml:space="preserve">Modificación No. </w:t>
+      </w:r>
+      <w:r>
+        <w:rPr>
+          <w:rFonts w:ascii="Arial" w:hAnsi="Arial" w:cs="Arial"/>
+          <w:sz w:val="24"/>
+          <w:szCs w:val="24"/>
+          <w:lang w:val="es-ES"/>
+        </w:rPr>
+        <w:t>001</w:t>
+      </w:r>
+      <w:r>
+        <w:rPr>
+          <w:rFonts w:ascii="Arial" w:hAnsi="Arial" w:cs="Arial"/>
+          <w:sz w:val="24"/>
+          <w:szCs w:val="24"/>
+          <w:lang w:val="es-ES"/>
+        </w:rPr>
+        <w:t>,</w:t>
+      </w:r>
+      <w:r>
+        <w:rPr>
+          <w:rFonts w:ascii="Arial" w:hAnsi="Arial" w:cs="Arial"/>
+          <w:sz w:val="24"/>
+          <w:szCs w:val="24"/>
+        </w:rPr>
+        <w:t xml:space="preserve"> </w:t>
+      </w:r>
+      <w:r>
+        <w:rPr>
+          <w:rFonts w:ascii="Arial" w:hAnsi="Arial" w:cs="Arial"/>
+          <w:sz w:val="24"/>
+          <w:szCs w:val="24"/>
+          <w:lang w:val="es-ES"/>
+        </w:rPr>
+        <w:t xml:space="preserve">no se causa desequilibrio económico </w:t>
+      </w:r>
+      <w:r>
+        <w:rPr>
+          <w:rFonts w:ascii="Arial" w:hAnsi="Arial" w:cs="Arial"/>
+          <w:iCs/>
+          <w:sz w:val="24"/>
+          <w:szCs w:val="24"/>
+        </w:rPr>
+        <w:t>del</w:t>
+      </w:r>
+      <w:r>
+        <w:rPr>
+          <w:rFonts w:ascii="Arial" w:hAnsi="Arial" w:cs="Arial"/>
+          <w:sz w:val="24"/>
+          <w:szCs w:val="24"/>
+          <w:lang w:val="es-ES"/>
+        </w:rPr>
+        <w:t xml:space="preserve"> </w:t>
+      </w:r>
+      <w:r>
+        <w:rPr>
+          <w:rFonts w:ascii="Arial" w:hAnsi="Arial" w:cs="Arial"/>
+          <w:sz w:val="24"/>
+          <w:szCs w:val="24"/>
+        </w:rPr>
+        <w:t xml:space="preserve">Contrato de </w:t>
+      </w:r>
+      <w:r>
+        <w:rPr>
+          <w:rFonts w:ascii="Arial" w:hAnsi="Arial" w:cs="Arial"/>
+          <w:sz w:val="24"/>
+          <w:szCs w:val="24"/>
+          <w:highlight w:val="yellow"/>
+          <w:lang w:val="es-MX"/>
+        </w:rPr>
+        <w:t>{{TIPO_CONTRATO}}</w:t>
+      </w:r>
+      <w:r>
+        <w:rPr>
+          <w:rFonts w:ascii="Arial" w:hAnsi="Arial" w:cs="Arial"/>
+          <w:sz w:val="24"/>
+          <w:szCs w:val="24"/>
+        </w:rPr>
+        <w:t xml:space="preserve"> No. </w:t>
+      </w:r>
+      <w:r>
+        <w:rPr>
+          <w:rFonts w:ascii="Arial" w:hAnsi="Arial" w:cs="Arial"/>
+          <w:sz w:val="24"/>
+          <w:szCs w:val="24"/>
+          <w:highlight w:val="yellow"/>
+        </w:rPr>
+        <w:t>{{NUMERO_CONTRATO}}</w:t>
+      </w:r>
+      <w:r>
+        <w:rPr>
+          <w:rFonts w:ascii="Arial" w:hAnsi="Arial" w:cs="Arial"/>
+          <w:sz w:val="24"/>
+          <w:szCs w:val="24"/>
+          <w:lang w:val="es-ES"/>
+        </w:rPr>
+        <w:t>, ni reajuste de honorarios</w:t>
+      </w:r>
+      <w:r>
+        <w:rPr>
+          <w:rFonts w:ascii="Arial" w:hAnsi="Arial" w:cs="Arial"/>
+          <w:sz w:val="24"/>
+          <w:szCs w:val="24"/>
+          <w:lang w:val="es-ES"/>
+        </w:rPr>
+        <w:t>,</w:t>
+      </w:r>
       <w:bookmarkStart w:id="0" w:name="_GoBack"/>
       <w:bookmarkEnd w:id="0"/>
       <w:r>
@@ -4705,6 +5103,7 @@
           <w:rFonts w:ascii="Arial" w:hAnsi="Arial" w:cs="Arial"/>
           <w:sz w:val="24"/>
           <w:szCs w:val="24"/>
+          <w:lang w:val="es-ES"/>
         </w:rPr>
         <w:t xml:space="preserve"> </w:t>
       </w:r>
@@ -4713,14 +5112,16 @@
           <w:rFonts w:ascii="Arial" w:hAnsi="Arial" w:cs="Arial"/>
           <w:sz w:val="24"/>
           <w:szCs w:val="24"/>
-        </w:rPr>
-        <w:t>cuotas iguales, cada una de ellas por valor de</w:t>
-      </w:r>
-      <w:r>
-        <w:rPr>
-          <w:rFonts w:ascii="Arial" w:hAnsi="Arial" w:cs="Arial"/>
-          <w:sz w:val="24"/>
-          <w:szCs w:val="24"/>
+          <w:lang w:val="es-ES"/>
+        </w:rPr>
+        <w:t>ni erogación adicional a</w:t>
+      </w:r>
+      <w:r>
+        <w:rPr>
+          <w:rFonts w:ascii="Arial" w:hAnsi="Arial" w:cs="Arial"/>
+          <w:sz w:val="24"/>
+          <w:szCs w:val="24"/>
+          <w:lang w:val="es-ES"/>
         </w:rPr>
         <w:t xml:space="preserve"> </w:t>
       </w:r>
@@ -4729,55 +5130,226 @@
           <w:rFonts w:ascii="Arial" w:hAnsi="Arial" w:cs="Arial"/>
           <w:sz w:val="24"/>
           <w:szCs w:val="24"/>
-          <w:highlight w:val="yellow"/>
-        </w:rPr>
-        <w:t>{{VALOR_CUOTA_LETRAS}}</w:t>
-      </w:r>
-      <w:r>
-        <w:rPr>
-          <w:rFonts w:ascii="Arial" w:hAnsi="Arial" w:cs="Arial"/>
-          <w:sz w:val="24"/>
-          <w:szCs w:val="24"/>
-          <w:highlight w:val="yellow"/>
-        </w:rPr>
-        <w:t xml:space="preserve"> (</w:t>
-      </w:r>
-      <w:r>
-        <w:rPr>
-          <w:rFonts w:ascii="Arial" w:hAnsi="Arial" w:cs="Arial"/>
-          <w:sz w:val="24"/>
-          <w:szCs w:val="24"/>
-          <w:highlight w:val="yellow"/>
-        </w:rPr>
-        <w:t>{{VALOR_CUOTA_NUMERO}}</w:t>
-      </w:r>
-      <w:r>
-        <w:rPr>
-          <w:rFonts w:ascii="Arial" w:hAnsi="Arial" w:cs="Arial"/>
-          <w:sz w:val="24"/>
-          <w:szCs w:val="24"/>
-        </w:rPr>
-        <w:t>)</w:t>
-      </w:r>
-      <w:r>
-        <w:rPr>
-          <w:rFonts w:ascii="Arial" w:hAnsi="Arial" w:cs="Arial"/>
-          <w:sz w:val="24"/>
-          <w:szCs w:val="24"/>
-        </w:rPr>
-        <w:t>.</w:t>
+        </w:rPr>
+        <w:t>Santiago de Cali</w:t>
+      </w:r>
+      <w:r>
+        <w:rPr>
+          <w:rFonts w:ascii="Arial" w:hAnsi="Arial" w:cs="Arial"/>
+          <w:sz w:val="24"/>
+          <w:szCs w:val="24"/>
+        </w:rPr>
+        <w:t xml:space="preserve"> Distrito Especial</w:t>
+      </w:r>
+      <w:r>
+        <w:rPr>
+          <w:rFonts w:ascii="Arial" w:hAnsi="Arial" w:cs="Arial"/>
+          <w:sz w:val="24"/>
+          <w:szCs w:val="24"/>
+          <w:lang w:val="es-ES"/>
+        </w:rPr>
+        <w:t xml:space="preserve">, y se efectúa de acuerdo con lo dispuesto en la </w:t>
+      </w:r>
+      <w:r>
+        <w:rPr>
+          <w:rFonts w:ascii="Arial" w:hAnsi="Arial" w:cs="Arial"/>
+          <w:sz w:val="24"/>
+          <w:szCs w:val="24"/>
+          <w:lang w:val="es-ES"/>
+        </w:rPr>
+        <w:t>Normativa vigente</w:t>
+      </w:r>
+      <w:r>
+        <w:rPr>
+          <w:rFonts w:ascii="Arial" w:hAnsi="Arial" w:cs="Arial"/>
+          <w:sz w:val="24"/>
+          <w:szCs w:val="24"/>
+          <w:lang w:val="es-ES"/>
+        </w:rPr>
+        <w:t>, y no altera ni modifica el clausulado inicial.</w:t>
+      </w:r>
+      <w:r>
+        <w:rPr>
+          <w:rFonts w:ascii="Arial" w:hAnsi="Arial" w:cs="Arial"/>
+          <w:sz w:val="24"/>
+          <w:szCs w:val="24"/>
+          <w:lang w:val="es-ES"/>
+        </w:rPr>
+        <w:t xml:space="preserve"> </w:t>
       </w:r>
     </w:p>
     <w:p>
       <w:pPr>
+        <w:jc w:val="both"/>
+        <w:rPr>
+          <w:rFonts w:ascii="Arial" w:hAnsi="Arial" w:cs="Arial"/>
+          <w:sz w:val="24"/>
+          <w:szCs w:val="24"/>
+          <w:highlight w:val="yellow"/>
+        </w:rPr>
+      </w:pPr>
+    </w:p>
+    <w:p>
+      <w:pPr>
         <w:ind w:left="1418" w:hanging="1418"/>
         <w:jc w:val="both"/>
         <w:rPr>
           <w:rFonts w:ascii="Arial" w:hAnsi="Arial" w:cs="Arial"/>
           <w:sz w:val="24"/>
           <w:szCs w:val="24"/>
-        </w:rPr>
-      </w:pPr>
+          <w:lang w:val="es-ES"/>
+        </w:rPr>
+      </w:pPr>
+      <w:r>
+        <w:rPr>
+          <w:rFonts w:ascii="Arial" w:hAnsi="Arial" w:cs="Arial"/>
+          <w:sz w:val="24"/>
+          <w:szCs w:val="24"/>
+          <w:lang w:val="es-ES"/>
+        </w:rPr>
+        <w:t xml:space="preserve">CUARTO: </w:t>
+      </w:r>
+      <w:r>
+        <w:rPr>
+          <w:rFonts w:ascii="Arial" w:hAnsi="Arial" w:cs="Arial"/>
+          <w:sz w:val="24"/>
+          <w:szCs w:val="24"/>
+          <w:lang w:val="es-ES"/>
+        </w:rPr>
+        <w:tab/>
+        <w:t xml:space="preserve">VIGENCIA DE LAS CLÁUSULAS NO MODIFICADAS. Quedan vigentes todas estipulaciones del </w:t>
+      </w:r>
+      <w:r>
+        <w:rPr>
+          <w:rFonts w:ascii="Arial" w:hAnsi="Arial" w:cs="Arial"/>
+          <w:sz w:val="24"/>
+          <w:szCs w:val="24"/>
+        </w:rPr>
+        <w:t xml:space="preserve">el </w:t>
+      </w:r>
+      <w:r>
+        <w:rPr>
+          <w:rFonts w:ascii="Arial" w:hAnsi="Arial" w:cs="Arial"/>
+          <w:sz w:val="24"/>
+          <w:szCs w:val="24"/>
+        </w:rPr>
+        <w:t>Contrato</w:t>
+      </w:r>
+      <w:r>
+        <w:rPr>
+          <w:rFonts w:ascii="Arial" w:hAnsi="Arial" w:cs="Arial"/>
+          <w:sz w:val="24"/>
+          <w:szCs w:val="24"/>
+        </w:rPr>
+        <w:t xml:space="preserve"> de </w:t>
+      </w:r>
+      <w:r>
+        <w:rPr>
+          <w:rFonts w:ascii="Arial" w:hAnsi="Arial" w:cs="Arial"/>
+          <w:sz w:val="24"/>
+          <w:szCs w:val="24"/>
+          <w:highlight w:val="yellow"/>
+          <w:lang w:val="es-MX"/>
+        </w:rPr>
+        <w:t>{{TIPO_CONTRATO}}</w:t>
+      </w:r>
+      <w:r>
+        <w:rPr>
+          <w:rFonts w:ascii="Arial" w:hAnsi="Arial" w:cs="Arial"/>
+          <w:sz w:val="24"/>
+          <w:szCs w:val="24"/>
+        </w:rPr>
+        <w:t xml:space="preserve"> No. </w:t>
+      </w:r>
+      <w:r>
+        <w:rPr>
+          <w:rFonts w:ascii="Arial" w:hAnsi="Arial" w:cs="Arial"/>
+          <w:sz w:val="24"/>
+          <w:szCs w:val="24"/>
+          <w:highlight w:val="yellow"/>
+        </w:rPr>
+        <w:t>{{NUMERO_CONTRATO}}</w:t>
+      </w:r>
+      <w:r>
+        <w:rPr>
+          <w:rFonts w:ascii="Arial" w:hAnsi="Arial" w:cs="Arial"/>
+          <w:sz w:val="24"/>
+          <w:szCs w:val="24"/>
+        </w:rPr>
+        <w:t xml:space="preserve">, </w:t>
+      </w:r>
+      <w:r>
+        <w:rPr>
+          <w:rFonts w:ascii="Arial" w:hAnsi="Arial" w:cs="Arial"/>
+          <w:sz w:val="24"/>
+          <w:szCs w:val="24"/>
+          <w:lang w:val="es-ES"/>
+        </w:rPr>
+        <w:t>que</w:t>
+      </w:r>
+      <w:r>
+        <w:rPr>
+          <w:rFonts w:ascii="Arial" w:hAnsi="Arial" w:cs="Arial"/>
+          <w:sz w:val="24"/>
+          <w:szCs w:val="24"/>
+          <w:lang w:val="es-ES"/>
+        </w:rPr>
+        <w:t xml:space="preserve"> no se modifican mediante </w:t>
+      </w:r>
+      <w:r>
+        <w:rPr>
+          <w:rFonts w:ascii="Arial" w:hAnsi="Arial" w:cs="Arial"/>
+          <w:sz w:val="24"/>
+          <w:szCs w:val="24"/>
+          <w:lang w:val="es-ES"/>
+        </w:rPr>
+        <w:t>la</w:t>
+      </w:r>
+      <w:r>
+        <w:rPr>
+          <w:rFonts w:ascii="Arial" w:hAnsi="Arial" w:cs="Arial"/>
+          <w:sz w:val="24"/>
+          <w:szCs w:val="24"/>
+          <w:lang w:val="es-ES"/>
+        </w:rPr>
+        <w:t xml:space="preserve"> presente </w:t>
+      </w:r>
+      <w:r>
+        <w:rPr>
+          <w:rFonts w:ascii="Arial" w:hAnsi="Arial" w:cs="Arial"/>
+          <w:sz w:val="24"/>
+          <w:szCs w:val="24"/>
+          <w:lang w:val="es-ES"/>
+        </w:rPr>
+        <w:t>Modificación No.</w:t>
+      </w:r>
+      <w:r>
+        <w:rPr>
+          <w:rFonts w:ascii="Arial" w:hAnsi="Arial" w:cs="Arial"/>
+          <w:sz w:val="24"/>
+          <w:szCs w:val="24"/>
+          <w:lang w:val="es-ES"/>
+        </w:rPr>
+        <w:t xml:space="preserve"> </w:t>
+      </w:r>
+      <w:r>
+        <w:rPr>
+          <w:rFonts w:ascii="Arial" w:hAnsi="Arial" w:cs="Arial"/>
+          <w:sz w:val="24"/>
+          <w:szCs w:val="24"/>
+          <w:lang w:val="es-ES"/>
+        </w:rPr>
+        <w:t>001</w:t>
+      </w:r>
+      <w:r>
+        <w:rPr>
+          <w:rFonts w:ascii="Arial" w:hAnsi="Arial" w:cs="Arial"/>
+          <w:sz w:val="24"/>
+          <w:szCs w:val="24"/>
+          <w:lang w:val="es-ES"/>
+        </w:rPr>
+        <w:t>.</w:t>
+      </w:r>
     </w:p>
     <w:p>
       <w:pPr>
@@ -4787,87 +5359,13 @@
           <w:rFonts w:ascii="Arial" w:hAnsi="Arial" w:cs="Arial"/>
           <w:sz w:val="24"/>
           <w:szCs w:val="24"/>
-        </w:rPr>
-      </w:pPr>
-      <w:r>
-        <w:rPr>
-          <w:rFonts w:ascii="Arial" w:hAnsi="Arial" w:cs="Arial"/>
-          <w:sz w:val="24"/>
-          <w:szCs w:val="24"/>
-        </w:rPr>
-        <w:tab/>
-      </w:r>
-      <w:r>
-        <w:rPr>
-          <w:rFonts w:ascii="Arial" w:hAnsi="Arial" w:cs="Arial"/>
-          <w:sz w:val="24"/>
-          <w:szCs w:val="24"/>
-        </w:rPr>
-        <w:t>Por lo tanto, el valor total del contrato queda en la suma de</w:t>
-      </w:r>
-      <w:r>
-        <w:rPr>
-          <w:rFonts w:ascii="Arial" w:hAnsi="Arial" w:cs="Arial"/>
-          <w:sz w:val="24"/>
-          <w:szCs w:val="24"/>
-        </w:rPr>
-        <w:t xml:space="preserve"> </w:t>
-      </w:r>
-      <w:r>
-        <w:rPr>
-          <w:rFonts w:ascii="Arial" w:hAnsi="Arial" w:cs="Arial"/>
-          <w:sz w:val="24"/>
-          <w:szCs w:val="24"/>
-          <w:highlight w:val="yellow"/>
-        </w:rPr>
-        <w:t>{{VALOR_CONTRATO_MAS_ADICION_LETRAS}}</w:t>
-      </w:r>
-      <w:r>
-        <w:rPr>
-          <w:rFonts w:ascii="Arial" w:hAnsi="Arial" w:cs="Arial"/>
-          <w:sz w:val="24"/>
-          <w:szCs w:val="24"/>
-        </w:rPr>
-        <w:t>.</w:t>
-      </w:r>
-      <w:r>
-        <w:rPr>
-          <w:rFonts w:ascii="Arial" w:hAnsi="Arial" w:cs="Arial"/>
-          <w:sz w:val="24"/>
-          <w:szCs w:val="24"/>
-        </w:rPr>
-        <w:t xml:space="preserve"> </w:t>
-      </w:r>
-      <w:r>
-        <w:rPr>
-          <w:rFonts w:ascii="Arial" w:hAnsi="Arial" w:cs="Arial"/>
-          <w:sz w:val="24"/>
-          <w:szCs w:val="24"/>
-          <w:highlight w:val="yellow"/>
-        </w:rPr>
-        <w:t>(</w:t>
-      </w:r>
-      <w:r>
-        <w:rPr>
-          <w:rFonts w:ascii="Arial" w:hAnsi="Arial" w:cs="Arial"/>
-          <w:sz w:val="24"/>
-          <w:szCs w:val="24"/>
-          <w:highlight w:val="yellow"/>
-        </w:rPr>
-        <w:t>{{VALOR_CONTRATO_MAS_ADICION}}</w:t>
-      </w:r>
-      <w:r>
-        <w:rPr>
-          <w:rFonts w:ascii="Arial" w:hAnsi="Arial" w:cs="Arial"/>
-          <w:sz w:val="24"/>
-          <w:szCs w:val="24"/>
-          <w:highlight w:val="yellow"/>
-        </w:rPr>
-        <w:t>)</w:t>
-      </w:r>
+          <w:lang w:val="es-ES"/>
+        </w:rPr>
+      </w:pPr>
     </w:p>
     <w:p>
       <w:pPr>
+        <w:ind w:left="1418" w:hanging="1418"/>
         <w:jc w:val="both"/>
         <w:rPr>
           <w:rFonts w:ascii="Arial" w:hAnsi="Arial" w:cs="Arial"/>
@@ -4876,6 +5374,88 @@
           <w:lang w:val="es-ES"/>
         </w:rPr>
       </w:pPr>
+      <w:r>
+        <w:rPr>
+          <w:rFonts w:ascii="Arial" w:hAnsi="Arial" w:cs="Arial"/>
+          <w:sz w:val="24"/>
+          <w:szCs w:val="24"/>
+          <w:lang w:val="es-ES"/>
+        </w:rPr>
+        <w:t>QUINTO:</w:t>
+      </w:r>
+      <w:r>
+        <w:rPr>
+          <w:rFonts w:ascii="Arial" w:hAnsi="Arial" w:cs="Arial"/>
+          <w:sz w:val="24"/>
+          <w:szCs w:val="24"/>
+          <w:lang w:val="es-ES"/>
+        </w:rPr>
+        <w:tab/>
+        <w:t xml:space="preserve">PERFECCIONAMIENTO.  </w:t>
+      </w:r>
+      <w:r>
+        <w:rPr>
+          <w:rFonts w:ascii="Arial" w:hAnsi="Arial" w:cs="Arial"/>
+          <w:sz w:val="24"/>
+          <w:szCs w:val="24"/>
+          <w:lang w:val="es-ES"/>
+        </w:rPr>
+        <w:t>La presente Modificación No.</w:t>
+      </w:r>
+      <w:r>
+        <w:rPr>
+          <w:rFonts w:ascii="Arial" w:hAnsi="Arial" w:cs="Arial"/>
+          <w:sz w:val="24"/>
+          <w:szCs w:val="24"/>
+          <w:lang w:val="es-ES"/>
+        </w:rPr>
+        <w:t xml:space="preserve"> </w:t>
+      </w:r>
+      <w:r>
+        <w:rPr>
+          <w:rFonts w:ascii="Arial" w:hAnsi="Arial" w:cs="Arial"/>
+          <w:sz w:val="24"/>
+          <w:szCs w:val="24"/>
+          <w:lang w:val="es-ES"/>
+        </w:rPr>
+        <w:t>001</w:t>
+      </w:r>
+      <w:r>
+        <w:rPr>
+          <w:rFonts w:ascii="Arial" w:hAnsi="Arial" w:cs="Arial"/>
+          <w:sz w:val="24"/>
+          <w:szCs w:val="24"/>
+          <w:lang w:val="es-ES"/>
+        </w:rPr>
+        <w:t xml:space="preserve"> </w:t>
+      </w:r>
+      <w:r>
+        <w:rPr>
+          <w:rFonts w:ascii="Arial" w:hAnsi="Arial" w:cs="Arial"/>
+          <w:sz w:val="24"/>
+          <w:szCs w:val="24"/>
+          <w:lang w:val="es-ES"/>
+        </w:rPr>
+        <w:t xml:space="preserve">se </w:t>
+      </w:r>
+      <w:r>
+        <w:rPr>
+          <w:rFonts w:ascii="Arial" w:hAnsi="Arial" w:cs="Arial"/>
+          <w:iCs/>
+          <w:sz w:val="24"/>
+          <w:szCs w:val="24"/>
+        </w:rPr>
+        <w:t>perfecciona</w:t>
+      </w:r>
+      <w:r>
+        <w:rPr>
+          <w:rFonts w:ascii="Arial" w:hAnsi="Arial" w:cs="Arial"/>
+          <w:sz w:val="24"/>
+          <w:szCs w:val="24"/>
+          <w:lang w:val="es-ES"/>
+        </w:rPr>
+        <w:t xml:space="preserve"> con la suscripción de las partes.</w:t>
+      </w:r>
     </w:p>
     <w:p>
       <w:pPr>
@@ -4888,536 +5468,15 @@
           <w:lang w:val="es-ES"/>
         </w:rPr>
       </w:pPr>
-      <w:r>
-        <w:rPr>
-          <w:rFonts w:ascii="Arial" w:hAnsi="Arial" w:cs="Arial"/>
-          <w:sz w:val="24"/>
-          <w:szCs w:val="24"/>
-          <w:lang w:val="es-ES"/>
-        </w:rPr>
-        <w:t>TERCERO</w:t>
-      </w:r>
-      <w:r>
-        <w:rPr>
-          <w:rFonts w:ascii="Arial" w:hAnsi="Arial" w:cs="Arial"/>
-          <w:sz w:val="24"/>
-          <w:szCs w:val="24"/>
-          <w:lang w:val="es-ES"/>
-        </w:rPr>
-        <w:tab/>
-      </w:r>
-      <w:r>
-        <w:rPr>
-          <w:rFonts w:ascii="Arial" w:hAnsi="Arial" w:cs="Arial"/>
-          <w:sz w:val="24"/>
-          <w:szCs w:val="24"/>
-          <w:lang w:val="es-ES"/>
-        </w:rPr>
-        <w:t xml:space="preserve">Las partes acuerdan que con </w:t>
-      </w:r>
-      <w:r>
-        <w:rPr>
-          <w:rFonts w:ascii="Arial" w:hAnsi="Arial" w:cs="Arial"/>
-          <w:sz w:val="24"/>
-          <w:szCs w:val="24"/>
-          <w:lang w:val="es-ES"/>
-        </w:rPr>
-        <w:t>la</w:t>
-      </w:r>
-      <w:r>
-        <w:rPr>
-          <w:rFonts w:ascii="Arial" w:hAnsi="Arial" w:cs="Arial"/>
-          <w:sz w:val="24"/>
-          <w:szCs w:val="24"/>
-          <w:lang w:val="es-ES"/>
-        </w:rPr>
-        <w:t xml:space="preserve"> presente </w:t>
-      </w:r>
-      <w:r>
-        <w:rPr>
-          <w:rFonts w:ascii="Arial" w:hAnsi="Arial" w:cs="Arial"/>
-          <w:sz w:val="24"/>
-          <w:szCs w:val="24"/>
-          <w:lang w:val="es-ES"/>
-        </w:rPr>
-        <w:t xml:space="preserve">Modificación No. </w:t>
-      </w:r>
-      <w:r>
-        <w:rPr>
-          <w:rFonts w:ascii="Arial" w:hAnsi="Arial" w:cs="Arial"/>
-          <w:sz w:val="24"/>
-          <w:szCs w:val="24"/>
-          <w:lang w:val="es-ES"/>
-        </w:rPr>
-        <w:t>001</w:t>
-      </w:r>
-      <w:r>
-        <w:rPr>
-          <w:rFonts w:ascii="Arial" w:hAnsi="Arial" w:cs="Arial"/>
-          <w:sz w:val="24"/>
-          <w:szCs w:val="24"/>
-          <w:lang w:val="es-ES"/>
-        </w:rPr>
-        <w:t>,</w:t>
-      </w:r>
-      <w:r>
-        <w:rPr>
-          <w:rFonts w:ascii="Arial" w:hAnsi="Arial" w:cs="Arial"/>
-          <w:sz w:val="24"/>
-          <w:szCs w:val="24"/>
-        </w:rPr>
-        <w:t xml:space="preserve"> </w:t>
-      </w:r>
-      <w:r>
-        <w:rPr>
-          <w:rFonts w:ascii="Arial" w:hAnsi="Arial" w:cs="Arial"/>
-          <w:sz w:val="24"/>
-          <w:szCs w:val="24"/>
-          <w:lang w:val="es-ES"/>
-        </w:rPr>
-        <w:t xml:space="preserve">no se causa desequilibrio económico </w:t>
-      </w:r>
-      <w:r>
-        <w:rPr>
-          <w:rFonts w:ascii="Arial" w:hAnsi="Arial" w:cs="Arial"/>
-          <w:iCs/>
-          <w:sz w:val="24"/>
-          <w:szCs w:val="24"/>
-        </w:rPr>
-        <w:t>del</w:t>
-      </w:r>
-      <w:r>
-        <w:rPr>
-          <w:rFonts w:ascii="Arial" w:hAnsi="Arial" w:cs="Arial"/>
-          <w:sz w:val="24"/>
-          <w:szCs w:val="24"/>
-          <w:lang w:val="es-ES"/>
-        </w:rPr>
-        <w:t xml:space="preserve"> </w:t>
-      </w:r>
-      <w:r>
-        <w:rPr>
-          <w:rFonts w:ascii="Arial" w:hAnsi="Arial" w:cs="Arial"/>
-          <w:sz w:val="24"/>
-          <w:szCs w:val="24"/>
-        </w:rPr>
-        <w:t xml:space="preserve">Contrato de </w:t>
-      </w:r>
-      <w:r>
-        <w:rPr>
-          <w:rFonts w:ascii="Arial" w:hAnsi="Arial" w:cs="Arial"/>
-          <w:sz w:val="24"/>
-          <w:szCs w:val="24"/>
-          <w:highlight w:val="yellow"/>
-          <w:lang w:val="es-MX"/>
-        </w:rPr>
-        <w:t>{{TIPO_CONTRATO}}</w:t>
-      </w:r>
-      <w:r>
-        <w:rPr>
-          <w:rFonts w:ascii="Arial" w:hAnsi="Arial" w:cs="Arial"/>
-          <w:sz w:val="24"/>
-          <w:szCs w:val="24"/>
-        </w:rPr>
-        <w:t xml:space="preserve"> No. </w:t>
-      </w:r>
-      <w:r>
-        <w:rPr>
-          <w:rFonts w:ascii="Arial" w:hAnsi="Arial" w:cs="Arial"/>
-          <w:sz w:val="24"/>
-          <w:szCs w:val="24"/>
-          <w:highlight w:val="yellow"/>
-        </w:rPr>
-        <w:t>{{NUMERO_CONTRATO}}</w:t>
-      </w:r>
-      <w:r>
-        <w:rPr>
-          <w:rFonts w:ascii="Arial" w:hAnsi="Arial" w:cs="Arial"/>
-          <w:sz w:val="24"/>
-          <w:szCs w:val="24"/>
-          <w:lang w:val="es-ES"/>
-        </w:rPr>
-        <w:t xml:space="preserve">, ni reajuste de honorarios </w:t>
-      </w:r>
-      <w:r>
-        <w:rPr>
-          <w:rFonts w:ascii="Arial" w:hAnsi="Arial" w:cs="Arial"/>
-          <w:sz w:val="24"/>
-          <w:szCs w:val="24"/>
-          <w:lang w:val="es-ES"/>
-        </w:rPr>
-        <w:t xml:space="preserve">(si aplica) </w:t>
-      </w:r>
-      <w:r>
-        <w:rPr>
-          <w:rFonts w:ascii="Arial" w:hAnsi="Arial" w:cs="Arial"/>
-          <w:sz w:val="24"/>
-          <w:szCs w:val="24"/>
-          <w:lang w:val="es-ES"/>
-        </w:rPr>
-        <w:t>ni erogación adicional a</w:t>
-      </w:r>
-      <w:r>
-        <w:rPr>
-          <w:rFonts w:ascii="Arial" w:hAnsi="Arial" w:cs="Arial"/>
-          <w:sz w:val="24"/>
-          <w:szCs w:val="24"/>
-          <w:lang w:val="es-ES"/>
-        </w:rPr>
-        <w:t xml:space="preserve"> </w:t>
-      </w:r>
-      <w:r>
-        <w:rPr>
-          <w:rFonts w:ascii="Arial" w:hAnsi="Arial" w:cs="Arial"/>
-          <w:sz w:val="24"/>
-          <w:szCs w:val="24"/>
-        </w:rPr>
-        <w:t>Santiago de Cali</w:t>
-      </w:r>
-      <w:r>
-        <w:rPr>
-          <w:rFonts w:ascii="Arial" w:hAnsi="Arial" w:cs="Arial"/>
-          <w:sz w:val="24"/>
-          <w:szCs w:val="24"/>
-        </w:rPr>
-        <w:t xml:space="preserve"> Distrito Especial</w:t>
-      </w:r>
-      <w:r>
-        <w:rPr>
-          <w:rFonts w:ascii="Arial" w:hAnsi="Arial" w:cs="Arial"/>
-          <w:sz w:val="24"/>
-          <w:szCs w:val="24"/>
-          <w:lang w:val="es-ES"/>
-        </w:rPr>
-        <w:t xml:space="preserve">, y se efectúa de acuerdo con lo dispuesto en la </w:t>
-      </w:r>
-      <w:r>
-        <w:rPr>
-          <w:rFonts w:ascii="Arial" w:hAnsi="Arial" w:cs="Arial"/>
-          <w:sz w:val="24"/>
-          <w:szCs w:val="24"/>
-          <w:lang w:val="es-ES"/>
-        </w:rPr>
-        <w:t>Normativa vigente</w:t>
-      </w:r>
-      <w:r>
-        <w:rPr>
-          <w:rFonts w:ascii="Arial" w:hAnsi="Arial" w:cs="Arial"/>
-          <w:sz w:val="24"/>
-          <w:szCs w:val="24"/>
-          <w:lang w:val="es-ES"/>
-        </w:rPr>
-        <w:t>, y no altera ni modifica el clausulado inicial.</w:t>
-      </w:r>
-      <w:r>
-        <w:rPr>
-          <w:rFonts w:ascii="Arial" w:hAnsi="Arial" w:cs="Arial"/>
-          <w:sz w:val="24"/>
-          <w:szCs w:val="24"/>
-          <w:lang w:val="es-ES"/>
-        </w:rPr>
-        <w:t xml:space="preserve"> </w:t>
-      </w:r>
     </w:p>
     <w:p>
       <w:pPr>
-        <w:jc w:val="both"/>
-        <w:rPr>
-          <w:rFonts w:ascii="Arial" w:hAnsi="Arial" w:cs="Arial"/>
-          <w:sz w:val="24"/>
-          <w:szCs w:val="24"/>
-          <w:highlight w:val="yellow"/>
-        </w:rPr>
-      </w:pPr>
-    </w:p>
-    <w:p>
-      <w:pPr>
         <w:ind w:left="1418" w:hanging="1418"/>
         <w:jc w:val="both"/>
         <w:rPr>
           <w:rFonts w:ascii="Arial" w:hAnsi="Arial" w:cs="Arial"/>
           <w:sz w:val="24"/>
           <w:szCs w:val="24"/>
-          <w:lang w:val="es-ES"/>
-        </w:rPr>
-      </w:pPr>
-      <w:r>
-        <w:rPr>
-          <w:rFonts w:ascii="Arial" w:hAnsi="Arial" w:cs="Arial"/>
-          <w:sz w:val="24"/>
-          <w:szCs w:val="24"/>
-          <w:lang w:val="es-ES"/>
-        </w:rPr>
-        <w:t xml:space="preserve">CUARTO: </w:t>
-      </w:r>
-      <w:r>
-        <w:rPr>
-          <w:rFonts w:ascii="Arial" w:hAnsi="Arial" w:cs="Arial"/>
-          <w:sz w:val="24"/>
-          <w:szCs w:val="24"/>
-          <w:lang w:val="es-ES"/>
-        </w:rPr>
-        <w:tab/>
-        <w:t xml:space="preserve">VIGENCIA DE LAS CLÁUSULAS NO MODIFICADAS. Quedan vigentes todas estipulaciones del </w:t>
-      </w:r>
-      <w:r>
-        <w:rPr>
-          <w:rFonts w:ascii="Arial" w:hAnsi="Arial" w:cs="Arial"/>
-          <w:sz w:val="24"/>
-          <w:szCs w:val="24"/>
-        </w:rPr>
-        <w:t xml:space="preserve">el </w:t>
-      </w:r>
-      <w:r>
-        <w:rPr>
-          <w:rFonts w:ascii="Arial" w:hAnsi="Arial" w:cs="Arial"/>
-          <w:sz w:val="24"/>
-          <w:szCs w:val="24"/>
-        </w:rPr>
-        <w:t>Contrato</w:t>
-      </w:r>
-      <w:r>
-        <w:rPr>
-          <w:rFonts w:ascii="Arial" w:hAnsi="Arial" w:cs="Arial"/>
-          <w:sz w:val="24"/>
-          <w:szCs w:val="24"/>
-        </w:rPr>
-        <w:t xml:space="preserve"> de </w:t>
-      </w:r>
-      <w:r>
-        <w:rPr>
-          <w:rFonts w:ascii="Arial" w:hAnsi="Arial" w:cs="Arial"/>
-          <w:sz w:val="24"/>
-          <w:szCs w:val="24"/>
-          <w:highlight w:val="yellow"/>
-          <w:lang w:val="es-MX"/>
-        </w:rPr>
-        <w:t>{{TIPO_CONTRATO}}</w:t>
-      </w:r>
-      <w:r>
-        <w:rPr>
-          <w:rFonts w:ascii="Arial" w:hAnsi="Arial" w:cs="Arial"/>
-          <w:sz w:val="24"/>
-          <w:szCs w:val="24"/>
-        </w:rPr>
-        <w:t xml:space="preserve"> No. </w:t>
-      </w:r>
-      <w:r>
-        <w:rPr>
-          <w:rFonts w:ascii="Arial" w:hAnsi="Arial" w:cs="Arial"/>
-          <w:sz w:val="24"/>
-          <w:szCs w:val="24"/>
-          <w:highlight w:val="yellow"/>
-        </w:rPr>
-        <w:t>{{NUMERO_CONTRATO}}</w:t>
-      </w:r>
-      <w:r>
-        <w:rPr>
-          <w:rFonts w:ascii="Arial" w:hAnsi="Arial" w:cs="Arial"/>
-          <w:sz w:val="24"/>
-          <w:szCs w:val="24"/>
-        </w:rPr>
-        <w:t xml:space="preserve">, </w:t>
-      </w:r>
-      <w:r>
-        <w:rPr>
-          <w:rFonts w:ascii="Arial" w:hAnsi="Arial" w:cs="Arial"/>
-          <w:sz w:val="24"/>
-          <w:szCs w:val="24"/>
-          <w:lang w:val="es-ES"/>
-        </w:rPr>
-        <w:t>que</w:t>
-      </w:r>
-      <w:r>
-        <w:rPr>
-          <w:rFonts w:ascii="Arial" w:hAnsi="Arial" w:cs="Arial"/>
-          <w:sz w:val="24"/>
-          <w:szCs w:val="24"/>
-          <w:lang w:val="es-ES"/>
-        </w:rPr>
-        <w:t xml:space="preserve"> no se modifican mediante </w:t>
-      </w:r>
-      <w:r>
-        <w:rPr>
-          <w:rFonts w:ascii="Arial" w:hAnsi="Arial" w:cs="Arial"/>
-          <w:sz w:val="24"/>
-          <w:szCs w:val="24"/>
-          <w:lang w:val="es-ES"/>
-        </w:rPr>
-        <w:t>la</w:t>
-      </w:r>
-      <w:r>
-        <w:rPr>
-          <w:rFonts w:ascii="Arial" w:hAnsi="Arial" w:cs="Arial"/>
-          <w:sz w:val="24"/>
-          <w:szCs w:val="24"/>
-          <w:lang w:val="es-ES"/>
-        </w:rPr>
-        <w:t xml:space="preserve"> presente </w:t>
-      </w:r>
-      <w:r>
-        <w:rPr>
-          <w:rFonts w:ascii="Arial" w:hAnsi="Arial" w:cs="Arial"/>
-          <w:sz w:val="24"/>
-          <w:szCs w:val="24"/>
-          <w:lang w:val="es-ES"/>
-        </w:rPr>
-        <w:t>Modificación No.</w:t>
-      </w:r>
-      <w:r>
-        <w:rPr>
-          <w:rFonts w:ascii="Arial" w:hAnsi="Arial" w:cs="Arial"/>
-          <w:sz w:val="24"/>
-          <w:szCs w:val="24"/>
-          <w:lang w:val="es-ES"/>
-        </w:rPr>
-        <w:t xml:space="preserve"> </w:t>
-      </w:r>
-      <w:r>
-        <w:rPr>
-          <w:rFonts w:ascii="Arial" w:hAnsi="Arial" w:cs="Arial"/>
-          <w:sz w:val="24"/>
-          <w:szCs w:val="24"/>
-          <w:lang w:val="es-ES"/>
-        </w:rPr>
-        <w:t>001</w:t>
-      </w:r>
-      <w:r>
-        <w:rPr>
-          <w:rFonts w:ascii="Arial" w:hAnsi="Arial" w:cs="Arial"/>
-          <w:sz w:val="24"/>
-          <w:szCs w:val="24"/>
-          <w:lang w:val="es-ES"/>
-        </w:rPr>
-        <w:t>.</w:t>
-      </w:r>
-    </w:p>
-    <w:p>
-      <w:pPr>
-        <w:ind w:left="1418" w:hanging="1418"/>
-        <w:jc w:val="both"/>
-        <w:rPr>
-          <w:rFonts w:ascii="Arial" w:hAnsi="Arial" w:cs="Arial"/>
-          <w:sz w:val="24"/>
-          <w:szCs w:val="24"/>
-          <w:lang w:val="es-ES"/>
-        </w:rPr>
-      </w:pPr>
-    </w:p>
-    <w:p>
-      <w:pPr>
-        <w:ind w:left="1418" w:hanging="1418"/>
-        <w:jc w:val="both"/>
-        <w:rPr>
-          <w:rFonts w:ascii="Arial" w:hAnsi="Arial" w:cs="Arial"/>
-          <w:sz w:val="24"/>
-          <w:szCs w:val="24"/>
-          <w:lang w:val="es-ES"/>
-        </w:rPr>
-      </w:pPr>
-      <w:r>
-        <w:rPr>
-          <w:rFonts w:ascii="Arial" w:hAnsi="Arial" w:cs="Arial"/>
-          <w:sz w:val="24"/>
-          <w:szCs w:val="24"/>
-          <w:lang w:val="es-ES"/>
-        </w:rPr>
-        <w:t>QUINTO:</w:t>
-      </w:r>
-      <w:r>
-        <w:rPr>
-          <w:rFonts w:ascii="Arial" w:hAnsi="Arial" w:cs="Arial"/>
-          <w:sz w:val="24"/>
-          <w:szCs w:val="24"/>
-          <w:lang w:val="es-ES"/>
-        </w:rPr>
-        <w:tab/>
-        <w:t xml:space="preserve">PERFECCIONAMIENTO.  </w:t>
-      </w:r>
-      <w:r>
-        <w:rPr>
-          <w:rFonts w:ascii="Arial" w:hAnsi="Arial" w:cs="Arial"/>
-          <w:sz w:val="24"/>
-          <w:szCs w:val="24"/>
-          <w:lang w:val="es-ES"/>
-        </w:rPr>
-        <w:t>La presente Modificación No.</w:t>
-      </w:r>
-      <w:r>
-        <w:rPr>
-          <w:rFonts w:ascii="Arial" w:hAnsi="Arial" w:cs="Arial"/>
-          <w:sz w:val="24"/>
-          <w:szCs w:val="24"/>
-          <w:lang w:val="es-ES"/>
-        </w:rPr>
-        <w:t xml:space="preserve"> </w:t>
-      </w:r>
-      <w:r>
-        <w:rPr>
-          <w:rFonts w:ascii="Arial" w:hAnsi="Arial" w:cs="Arial"/>
-          <w:sz w:val="24"/>
-          <w:szCs w:val="24"/>
-          <w:lang w:val="es-ES"/>
-        </w:rPr>
-        <w:t>001</w:t>
-      </w:r>
-      <w:r>
-        <w:rPr>
-          <w:rFonts w:ascii="Arial" w:hAnsi="Arial" w:cs="Arial"/>
-          <w:sz w:val="24"/>
-          <w:szCs w:val="24"/>
-          <w:lang w:val="es-ES"/>
-        </w:rPr>
-        <w:t xml:space="preserve"> </w:t>
-      </w:r>
-      <w:r>
-        <w:rPr>
-          <w:rFonts w:ascii="Arial" w:hAnsi="Arial" w:cs="Arial"/>
-          <w:sz w:val="24"/>
-          <w:szCs w:val="24"/>
-          <w:lang w:val="es-ES"/>
-        </w:rPr>
-        <w:t xml:space="preserve">se </w:t>
-      </w:r>
-      <w:r>
-        <w:rPr>
-          <w:rFonts w:ascii="Arial" w:hAnsi="Arial" w:cs="Arial"/>
-          <w:iCs/>
-          <w:sz w:val="24"/>
-          <w:szCs w:val="24"/>
-        </w:rPr>
-        <w:t>perfecciona</w:t>
-      </w:r>
-      <w:r>
-        <w:rPr>
-          <w:rFonts w:ascii="Arial" w:hAnsi="Arial" w:cs="Arial"/>
-          <w:sz w:val="24"/>
-          <w:szCs w:val="24"/>
-          <w:lang w:val="es-ES"/>
-        </w:rPr>
-        <w:t xml:space="preserve"> con la suscripción de las partes.</w:t>
-      </w:r>
-    </w:p>
-    <w:p>
-      <w:pPr>
-        <w:ind w:left="1418" w:hanging="1418"/>
-        <w:jc w:val="both"/>
-        <w:rPr>
-          <w:rFonts w:ascii="Arial" w:hAnsi="Arial" w:cs="Arial"/>
-          <w:sz w:val="24"/>
-          <w:szCs w:val="24"/>
-          <w:lang w:val="es-ES"/>
-        </w:rPr>
-      </w:pPr>
-    </w:p>
-    <w:p>
-      <w:pPr>
-        <w:ind w:left="1418" w:hanging="1418"/>
-        <w:jc w:val="both"/>
-        <w:rPr>
-          <w:rFonts w:ascii="Arial" w:hAnsi="Arial" w:cs="Arial"/>
-          <w:sz w:val="24"/>
-          <w:szCs w:val="24"/>
         </w:rPr>
       </w:pPr>
       <w:r>
@@ -5492,6 +5551,14 @@
           <w:highlight w:val="yellow"/>
         </w:rPr>
         <w:t>{{ORGANISMO}}</w:t>
+      </w:r>
+      <w:r>
+        <w:rPr>
+          <w:rFonts w:ascii="Arial" w:hAnsi="Arial" w:cs="Arial"/>
+          <w:sz w:val="24"/>
+          <w:szCs w:val="24"/>
+        </w:rPr>
+        <w:t>,</w:t>
       </w:r>
       <w:r>
         <w:rPr>
@@ -6018,7 +6085,25 @@
           <w:lang w:val="es-ES"/>
         </w:rPr>
         <w:tab/>
-        <w:t>Jetsabel Méndez - Contratista</w:t>
+        <w:t xml:space="preserve">Jetsabel Méndez </w:t>
+      </w:r>
+      <w:r>
+        <w:rPr>
+          <w:rFonts w:ascii="Arial" w:hAnsi="Arial" w:cs="Arial"/>
+          <w:sz w:val="16"/>
+          <w:szCs w:val="16"/>
+          <w:lang w:val="es-ES"/>
+        </w:rPr>
+        <w:t>Iles</w:t>
+      </w:r>
+      <w:r>
+        <w:rPr>
+          <w:rFonts w:ascii="Arial" w:hAnsi="Arial" w:cs="Arial"/>
+          <w:sz w:val="16"/>
+          <w:szCs w:val="16"/>
+          <w:lang w:val="es-ES"/>
+        </w:rPr>
+        <w:t>- Contratista</w:t>
       </w:r>
     </w:p>
     <w:p>
@@ -7613,8 +7698,8 @@
   <w:abstractNum w:abstractNumId="3">
     <w:nsid w:val="1030350C"/>
     <w:multiLevelType w:val="hybridMultilevel"/>
-    <w:tmpl w:val="361C2154"/>
-    <w:lvl w:ilvl="0" w:tplc="240A000F">
+    <w:tmpl w:val="587C1348"/>
+    <w:lvl w:ilvl="0" w:tplc="07A23F9E">
       <w:start w:val="6"/>
       <w:numFmt w:val="decimal"/>
       <w:lvlText w:val="%1."/>
@@ -7623,7 +7708,9 @@
         <w:ind w:left="720" w:hanging="360"/>
       </w:pPr>
       <w:rPr>
-        <w:rFonts w:hint="default"/>
+        <w:rFonts w:ascii="Arial" w:hAnsi="Arial" w:cs="Arial" w:hint="default"/>
+        <w:sz w:val="24"/>
+        <w:szCs w:val="24"/>
       </w:rPr>
     </w:lvl>
     <w:lvl w:ilvl="1" w:tplc="240A0019" w:tentative="1">
@@ -10481,7 +10568,7 @@
 </file>
 
 <file path=customXml/itemProps1.xml><?xml version="1.0" encoding="utf-8"?>
-<ds:datastoreItem xmlns:ds="http://schemas.openxmlformats.org/officeDocument/2006/customXml" ds:itemID="{5868259B-41AA-44AD-9FF2-87B511109624}">
+<ds:datastoreItem xmlns:ds="http://schemas.openxmlformats.org/officeDocument/2006/customXml" ds:itemID="{292BCA01-8485-469E-9DFA-86FA0066414B}">
   <ds:schemaRefs>
     <ds:schemaRef ds:uri="http://schemas.openxmlformats.org/officeDocument/2006/bibliography"/>
   </ds:schemaRefs>

--- a/src/main/webapp/plantillas/MODIFICACION_2_ACEPTACION.docx
+++ b/src/main/webapp/plantillas/MODIFICACION_2_ACEPTACION.docx
@@ -1,6 +1,6 @@
 
 <file path=word/document.xml><?xml version="1.0" encoding="utf-8"?>
-<w:document xmlns:wpc="http://schemas.microsoft.com/office/word/2010/wordprocessingCanvas" xmlns:mc="http://schemas.openxmlformats.org/markup-compatibility/2006" xmlns:o="urn:schemas-microsoft-com:office:office" xmlns:r="http://schemas.openxmlformats.org/officeDocument/2006/relationships" xmlns:m="http://schemas.openxmlformats.org/officeDocument/2006/math" xmlns:v="urn:schemas-microsoft-com:vml" xmlns:wp14="http://schemas.microsoft.com/office/word/2010/wordprocessingDrawing" xmlns:wp="http://schemas.openxmlformats.org/drawingml/2006/wordprocessingDrawing" xmlns:w10="urn:schemas-microsoft-com:office:word" xmlns:w="http://schemas.openxmlformats.org/wordprocessingml/2006/main" xmlns:w14="http://schemas.microsoft.com/office/word/2010/wordml" xmlns:wpg="http://schemas.microsoft.com/office/word/2010/wordprocessingGroup" xmlns:wpi="http://schemas.microsoft.com/office/word/2010/wordprocessingInk" xmlns:wne="http://schemas.microsoft.com/office/word/2006/wordml" xmlns:wps="http://schemas.microsoft.com/office/word/2010/wordprocessingShape" mc:Ignorable="w14 wp14">
+<w:document xmlns:wpc="http://schemas.microsoft.com/office/word/2010/wordprocessingCanvas" xmlns:cx="http://schemas.microsoft.com/office/drawing/2014/chartex" xmlns:cx1="http://schemas.microsoft.com/office/drawing/2015/9/8/chartex" xmlns:cx2="http://schemas.microsoft.com/office/drawing/2015/10/21/chartex" xmlns:cx3="http://schemas.microsoft.com/office/drawing/2016/5/9/chartex" xmlns:cx4="http://schemas.microsoft.com/office/drawing/2016/5/10/chartex" xmlns:cx5="http://schemas.microsoft.com/office/drawing/2016/5/11/chartex" xmlns:cx6="http://schemas.microsoft.com/office/drawing/2016/5/12/chartex" xmlns:cx7="http://schemas.microsoft.com/office/drawing/2016/5/13/chartex" xmlns:cx8="http://schemas.microsoft.com/office/drawing/2016/5/14/chartex" xmlns:mc="http://schemas.openxmlformats.org/markup-compatibility/2006" xmlns:aink="http://schemas.microsoft.com/office/drawing/2016/ink" xmlns:am3d="http://schemas.microsoft.com/office/drawing/2017/model3d" xmlns:o="urn:schemas-microsoft-com:office:office" xmlns:oel="http://schemas.microsoft.com/office/2019/extlst" xmlns:r="http://schemas.openxmlformats.org/officeDocument/2006/relationships" xmlns:m="http://schemas.openxmlformats.org/officeDocument/2006/math" xmlns:v="urn:schemas-microsoft-com:vml" xmlns:wp14="http://schemas.microsoft.com/office/word/2010/wordprocessingDrawing" xmlns:wp="http://schemas.openxmlformats.org/drawingml/2006/wordprocessingDrawing" xmlns:w10="urn:schemas-microsoft-com:office:word" xmlns:w="http://schemas.openxmlformats.org/wordprocessingml/2006/main" xmlns:w14="http://schemas.microsoft.com/office/word/2010/wordml" xmlns:w15="http://schemas.microsoft.com/office/word/2012/wordml" xmlns:w16cex="http://schemas.microsoft.com/office/word/2018/wordml/cex" xmlns:w16cid="http://schemas.microsoft.com/office/word/2016/wordml/cid" xmlns:w16="http://schemas.microsoft.com/office/word/2018/wordml" xmlns:w16du="http://schemas.microsoft.com/office/word/2023/wordml/word16du" xmlns:w16sdtdh="http://schemas.microsoft.com/office/word/2020/wordml/sdtdatahash" xmlns:w16sdtfl="http://schemas.microsoft.com/office/word/2024/wordml/sdtformatlock" xmlns:w16se="http://schemas.microsoft.com/office/word/2015/wordml/symex" xmlns:wpg="http://schemas.microsoft.com/office/word/2010/wordprocessingGroup" xmlns:wpi="http://schemas.microsoft.com/office/word/2010/wordprocessingInk" xmlns:wne="http://schemas.microsoft.com/office/word/2006/wordml" xmlns:wps="http://schemas.microsoft.com/office/word/2010/wordprocessingShape" mc:Ignorable="w14 w15 w16se w16cid w16 w16cex w16sdtdh w16sdtfl w16du wp14">
   <w:body>
     <w:p>
       <w:pPr>
@@ -2335,7 +2335,7 @@
           <w:szCs w:val="24"/>
           <w:highlight w:val="yellow"/>
         </w:rPr>
-        <w:t>{{FECHA_ACTA_INICIO}}</w:t>
+        <w:t>{{FECHA_SUSCRIPCION}}</w:t>
       </w:r>
       <w:r>
         <w:rPr>
@@ -2891,7 +2891,27 @@
           <w:szCs w:val="22"/>
           <w:lang w:val="es-CO" w:eastAsia="es-CO"/>
         </w:rPr>
-        <w:t xml:space="preserve"> y en consecuencia adicionar el valor del mismo por la suma </w:t>
+        <w:t xml:space="preserve"> y en consecuencia adicionar el valor del mismo por la suma</w:t>
+      </w:r>
+      <w:r>
+        <w:rPr>
+          <w:rFonts w:ascii="Arial" w:hAnsi="Arial" w:cs="Arial"/>
+          <w:color w:val="000000"/>
+          <w:sz w:val="22"/>
+          <w:szCs w:val="22"/>
+          <w:lang w:val="es-CO" w:eastAsia="es-CO"/>
+        </w:rPr>
+        <w:t xml:space="preserve"> de</w:t>
+      </w:r>
+      <w:r>
+        <w:rPr>
+          <w:rFonts w:ascii="Arial" w:hAnsi="Arial" w:cs="Arial"/>
+          <w:color w:val="000000"/>
+          <w:sz w:val="22"/>
+          <w:szCs w:val="22"/>
+          <w:lang w:val="es-CO" w:eastAsia="es-CO"/>
+        </w:rPr>
+        <w:t xml:space="preserve"> </w:t>
       </w:r>
       <w:r>
         <w:rPr>
@@ -3379,40 +3399,7 @@
           <w:highlight w:val="yellow"/>
           <w:lang w:val="es-CO" w:eastAsia="es-CO"/>
         </w:rPr>
-        <w:t xml:space="preserve">{{VALOR_CDP_ADICION_LETRAS}}. </w:t>
-      </w:r>
-      <w:r>
-        <w:rPr>
-          <w:rFonts w:ascii="Arial" w:hAnsi="Arial" w:cs="Arial"/>
-          <w:color w:val="000000"/>
-          <w:sz w:val="22"/>
-          <w:szCs w:val="22"/>
-          <w:highlight w:val="yellow"/>
-          <w:lang w:val="es-CO" w:eastAsia="es-CO"/>
-        </w:rPr>
-        <w:t>(</w:t>
-      </w:r>
-      <w:r>
-        <w:rPr>
-          <w:rFonts w:ascii="Arial" w:hAnsi="Arial" w:cs="Arial"/>
-          <w:color w:val="000000"/>
-          <w:sz w:val="22"/>
-          <w:szCs w:val="22"/>
-          <w:highlight w:val="yellow"/>
-          <w:lang w:val="es-CO" w:eastAsia="es-CO"/>
-        </w:rPr>
-        <w:t>{{VALOR_CDP_ADICION}}</w:t>
-      </w:r>
-      <w:r>
-        <w:rPr>
-          <w:rFonts w:ascii="Arial" w:hAnsi="Arial" w:cs="Arial"/>
-          <w:color w:val="000000"/>
-          <w:sz w:val="22"/>
-          <w:szCs w:val="22"/>
-          <w:highlight w:val="yellow"/>
-          <w:lang w:val="es-CO" w:eastAsia="es-CO"/>
-        </w:rPr>
-        <w:t>)</w:t>
+        <w:t>{{VALOR_CDP_ADICION_LETRAS}}. {{VALOR_CDP_ADICION}}</w:t>
       </w:r>
       <w:r>
         <w:rPr>
@@ -4312,14 +4299,6 @@
         </w:rPr>
         <w:t>ACUERDAN</w:t>
       </w:r>
-      <w:r>
-        <w:rPr>
-          <w:rFonts w:ascii="Arial" w:hAnsi="Arial" w:cs="Arial"/>
-          <w:sz w:val="24"/>
-          <w:szCs w:val="24"/>
-        </w:rPr>
-        <w:t>:</w:t>
-      </w:r>
     </w:p>
     <w:p>
       <w:pPr>
@@ -4943,15 +4922,6 @@
           <w:szCs w:val="24"/>
           <w:lang w:val="es-ES"/>
         </w:rPr>
-        <w:t>:</w:t>
-      </w:r>
-      <w:r>
-        <w:rPr>
-          <w:rFonts w:ascii="Arial" w:hAnsi="Arial" w:cs="Arial"/>
-          <w:sz w:val="24"/>
-          <w:szCs w:val="24"/>
-          <w:lang w:val="es-ES"/>
-        </w:rPr>
         <w:tab/>
       </w:r>
       <w:r>
@@ -5085,7 +5055,7 @@
           <w:szCs w:val="24"/>
           <w:lang w:val="es-ES"/>
         </w:rPr>
-        <w:t>, ni reajuste de honorarios</w:t>
+        <w:t xml:space="preserve">, ni reajuste de honorarios </w:t>
       </w:r>
       <w:r>
         <w:rPr>
@@ -5094,18 +5064,7 @@
           <w:szCs w:val="24"/>
           <w:lang w:val="es-ES"/>
         </w:rPr>
-        <w:t>,</w:t>
-      </w:r>
-      <w:bookmarkStart w:id="0" w:name="_GoBack"/>
-      <w:bookmarkEnd w:id="0"/>
-      <w:r>
-        <w:rPr>
-          <w:rFonts w:ascii="Arial" w:hAnsi="Arial" w:cs="Arial"/>
-          <w:sz w:val="24"/>
-          <w:szCs w:val="24"/>
-          <w:lang w:val="es-ES"/>
-        </w:rPr>
-        <w:t xml:space="preserve"> </w:t>
+        <w:t xml:space="preserve">(si aplica) </w:t>
       </w:r>
       <w:r>
         <w:rPr>
@@ -5551,14 +5510,6 @@
           <w:highlight w:val="yellow"/>
         </w:rPr>
         <w:t>{{ORGANISMO}}</w:t>
-      </w:r>
-      <w:r>
-        <w:rPr>
-          <w:rFonts w:ascii="Arial" w:hAnsi="Arial" w:cs="Arial"/>
-          <w:sz w:val="24"/>
-          <w:szCs w:val="24"/>
-        </w:rPr>
-        <w:t>,</w:t>
       </w:r>
       <w:r>
         <w:rPr>
@@ -6085,17 +6036,20 @@
           <w:lang w:val="es-ES"/>
         </w:rPr>
         <w:tab/>
-        <w:t xml:space="preserve">Jetsabel Méndez </w:t>
-      </w:r>
-      <w:r>
+        <w:t>Jetsabel Méndez - Contratista</w:t>
+      </w:r>
+    </w:p>
+    <w:p>
+      <w:pPr>
+        <w:ind w:left="-142"/>
+        <w:jc w:val="both"/>
         <w:rPr>
           <w:rFonts w:ascii="Arial" w:hAnsi="Arial" w:cs="Arial"/>
           <w:sz w:val="16"/>
           <w:szCs w:val="16"/>
           <w:lang w:val="es-ES"/>
         </w:rPr>
-        <w:t>Iles</w:t>
-      </w:r>
+      </w:pPr>
       <w:r>
         <w:rPr>
           <w:rFonts w:ascii="Arial" w:hAnsi="Arial" w:cs="Arial"/>
@@ -6103,57 +6057,36 @@
           <w:szCs w:val="16"/>
           <w:lang w:val="es-ES"/>
         </w:rPr>
-        <w:t>- Contratista</w:t>
-      </w:r>
-    </w:p>
-    <w:p>
-      <w:pPr>
-        <w:ind w:left="-142"/>
-        <w:jc w:val="both"/>
+        <w:t xml:space="preserve">Revisó: </w:t>
+      </w:r>
+      <w:r>
         <w:rPr>
           <w:rFonts w:ascii="Arial" w:hAnsi="Arial" w:cs="Arial"/>
           <w:sz w:val="16"/>
           <w:szCs w:val="16"/>
           <w:lang w:val="es-ES"/>
         </w:rPr>
-      </w:pPr>
-      <w:r>
+        <w:tab/>
+        <w:t>Francy Johanna Fúquene Carvajal – Abogada contratista</w:t>
+      </w:r>
+    </w:p>
+    <w:p>
+      <w:pPr>
+        <w:ind w:left="-142"/>
+        <w:jc w:val="both"/>
         <w:rPr>
           <w:rFonts w:ascii="Arial" w:hAnsi="Arial" w:cs="Arial"/>
           <w:sz w:val="16"/>
           <w:szCs w:val="16"/>
           <w:lang w:val="es-ES"/>
         </w:rPr>
-        <w:t xml:space="preserve">Revisó: </w:t>
-      </w:r>
-      <w:r>
-        <w:rPr>
-          <w:rFonts w:ascii="Arial" w:hAnsi="Arial" w:cs="Arial"/>
-          <w:sz w:val="16"/>
-          <w:szCs w:val="16"/>
-          <w:lang w:val="es-ES"/>
-        </w:rPr>
-        <w:tab/>
-        <w:t>Francy Johanna Fúquene Carvajal – Abogada contratista</w:t>
-      </w:r>
-    </w:p>
-    <w:p>
-      <w:pPr>
-        <w:ind w:left="-142"/>
-        <w:jc w:val="both"/>
-        <w:rPr>
-          <w:rFonts w:ascii="Arial" w:hAnsi="Arial" w:cs="Arial"/>
-          <w:sz w:val="16"/>
-          <w:szCs w:val="16"/>
-          <w:lang w:val="es-ES"/>
-        </w:rPr>
       </w:pPr>
     </w:p>
     <w:sectPr>
-      <w:headerReference w:type="default" r:id="rId9"/>
-      <w:footerReference w:type="default" r:id="rId10"/>
-      <w:headerReference w:type="first" r:id="rId11"/>
-      <w:footerReference w:type="first" r:id="rId12"/>
+      <w:headerReference w:type="default" r:id="rId8"/>
+      <w:footerReference w:type="default" r:id="rId9"/>
+      <w:headerReference w:type="first" r:id="rId10"/>
+      <w:footerReference w:type="first" r:id="rId11"/>
       <w:pgSz w:w="12242" w:h="15842" w:code="1"/>
       <w:pgMar w:top="1418" w:right="1418" w:bottom="1418" w:left="1418" w:header="851" w:footer="851" w:gutter="0"/>
       <w:cols w:space="720"/>
@@ -6164,7 +6097,7 @@
 </file>
 
 <file path=word/endnotes.xml><?xml version="1.0" encoding="utf-8"?>
-<w:endnotes xmlns:wpc="http://schemas.microsoft.com/office/word/2010/wordprocessingCanvas" xmlns:mc="http://schemas.openxmlformats.org/markup-compatibility/2006" xmlns:o="urn:schemas-microsoft-com:office:office" xmlns:r="http://schemas.openxmlformats.org/officeDocument/2006/relationships" xmlns:m="http://schemas.openxmlformats.org/officeDocument/2006/math" xmlns:v="urn:schemas-microsoft-com:vml" xmlns:wp14="http://schemas.microsoft.com/office/word/2010/wordprocessingDrawing" xmlns:wp="http://schemas.openxmlformats.org/drawingml/2006/wordprocessingDrawing" xmlns:w10="urn:schemas-microsoft-com:office:word" xmlns:w="http://schemas.openxmlformats.org/wordprocessingml/2006/main" xmlns:w14="http://schemas.microsoft.com/office/word/2010/wordml" xmlns:wpg="http://schemas.microsoft.com/office/word/2010/wordprocessingGroup" xmlns:wpi="http://schemas.microsoft.com/office/word/2010/wordprocessingInk" xmlns:wne="http://schemas.microsoft.com/office/word/2006/wordml" xmlns:wps="http://schemas.microsoft.com/office/word/2010/wordprocessingShape" mc:Ignorable="w14 wp14">
+<w:endnotes xmlns:wpc="http://schemas.microsoft.com/office/word/2010/wordprocessingCanvas" xmlns:cx="http://schemas.microsoft.com/office/drawing/2014/chartex" xmlns:cx1="http://schemas.microsoft.com/office/drawing/2015/9/8/chartex" xmlns:cx2="http://schemas.microsoft.com/office/drawing/2015/10/21/chartex" xmlns:cx3="http://schemas.microsoft.com/office/drawing/2016/5/9/chartex" xmlns:cx4="http://schemas.microsoft.com/office/drawing/2016/5/10/chartex" xmlns:cx5="http://schemas.microsoft.com/office/drawing/2016/5/11/chartex" xmlns:cx6="http://schemas.microsoft.com/office/drawing/2016/5/12/chartex" xmlns:cx7="http://schemas.microsoft.com/office/drawing/2016/5/13/chartex" xmlns:cx8="http://schemas.microsoft.com/office/drawing/2016/5/14/chartex" xmlns:mc="http://schemas.openxmlformats.org/markup-compatibility/2006" xmlns:aink="http://schemas.microsoft.com/office/drawing/2016/ink" xmlns:am3d="http://schemas.microsoft.com/office/drawing/2017/model3d" xmlns:o="urn:schemas-microsoft-com:office:office" xmlns:oel="http://schemas.microsoft.com/office/2019/extlst" xmlns:r="http://schemas.openxmlformats.org/officeDocument/2006/relationships" xmlns:m="http://schemas.openxmlformats.org/officeDocument/2006/math" xmlns:v="urn:schemas-microsoft-com:vml" xmlns:wp14="http://schemas.microsoft.com/office/word/2010/wordprocessingDrawing" xmlns:wp="http://schemas.openxmlformats.org/drawingml/2006/wordprocessingDrawing" xmlns:w10="urn:schemas-microsoft-com:office:word" xmlns:w="http://schemas.openxmlformats.org/wordprocessingml/2006/main" xmlns:w14="http://schemas.microsoft.com/office/word/2010/wordml" xmlns:w15="http://schemas.microsoft.com/office/word/2012/wordml" xmlns:w16cex="http://schemas.microsoft.com/office/word/2018/wordml/cex" xmlns:w16cid="http://schemas.microsoft.com/office/word/2016/wordml/cid" xmlns:w16="http://schemas.microsoft.com/office/word/2018/wordml" xmlns:w16du="http://schemas.microsoft.com/office/word/2023/wordml/word16du" xmlns:w16sdtdh="http://schemas.microsoft.com/office/word/2020/wordml/sdtdatahash" xmlns:w16sdtfl="http://schemas.microsoft.com/office/word/2024/wordml/sdtformatlock" xmlns:w16se="http://schemas.microsoft.com/office/word/2015/wordml/symex" xmlns:wpg="http://schemas.microsoft.com/office/word/2010/wordprocessingGroup" xmlns:wpi="http://schemas.microsoft.com/office/word/2010/wordprocessingInk" xmlns:wne="http://schemas.microsoft.com/office/word/2006/wordml" xmlns:wps="http://schemas.microsoft.com/office/word/2010/wordprocessingShape" mc:Ignorable="w14 w15 w16se w16cid w16 w16cex w16sdtdh w16sdtfl w16du wp14">
   <w:endnote w:type="separator" w:id="-1">
     <w:p>
       <w:r>
@@ -6183,7 +6116,7 @@
 </file>
 
 <file path=word/footer1.xml><?xml version="1.0" encoding="utf-8"?>
-<w:ftr xmlns:wpc="http://schemas.microsoft.com/office/word/2010/wordprocessingCanvas" xmlns:mc="http://schemas.openxmlformats.org/markup-compatibility/2006" xmlns:o="urn:schemas-microsoft-com:office:office" xmlns:r="http://schemas.openxmlformats.org/officeDocument/2006/relationships" xmlns:m="http://schemas.openxmlformats.org/officeDocument/2006/math" xmlns:v="urn:schemas-microsoft-com:vml" xmlns:wp14="http://schemas.microsoft.com/office/word/2010/wordprocessingDrawing" xmlns:wp="http://schemas.openxmlformats.org/drawingml/2006/wordprocessingDrawing" xmlns:w10="urn:schemas-microsoft-com:office:word" xmlns:w="http://schemas.openxmlformats.org/wordprocessingml/2006/main" xmlns:w14="http://schemas.microsoft.com/office/word/2010/wordml" xmlns:wpg="http://schemas.microsoft.com/office/word/2010/wordprocessingGroup" xmlns:wpi="http://schemas.microsoft.com/office/word/2010/wordprocessingInk" xmlns:wne="http://schemas.microsoft.com/office/word/2006/wordml" xmlns:wps="http://schemas.microsoft.com/office/word/2010/wordprocessingShape" mc:Ignorable="w14 wp14">
+<w:ftr xmlns:wpc="http://schemas.microsoft.com/office/word/2010/wordprocessingCanvas" xmlns:cx="http://schemas.microsoft.com/office/drawing/2014/chartex" xmlns:cx1="http://schemas.microsoft.com/office/drawing/2015/9/8/chartex" xmlns:cx2="http://schemas.microsoft.com/office/drawing/2015/10/21/chartex" xmlns:cx3="http://schemas.microsoft.com/office/drawing/2016/5/9/chartex" xmlns:cx4="http://schemas.microsoft.com/office/drawing/2016/5/10/chartex" xmlns:cx5="http://schemas.microsoft.com/office/drawing/2016/5/11/chartex" xmlns:cx6="http://schemas.microsoft.com/office/drawing/2016/5/12/chartex" xmlns:cx7="http://schemas.microsoft.com/office/drawing/2016/5/13/chartex" xmlns:cx8="http://schemas.microsoft.com/office/drawing/2016/5/14/chartex" xmlns:mc="http://schemas.openxmlformats.org/markup-compatibility/2006" xmlns:aink="http://schemas.microsoft.com/office/drawing/2016/ink" xmlns:am3d="http://schemas.microsoft.com/office/drawing/2017/model3d" xmlns:o="urn:schemas-microsoft-com:office:office" xmlns:oel="http://schemas.microsoft.com/office/2019/extlst" xmlns:r="http://schemas.openxmlformats.org/officeDocument/2006/relationships" xmlns:m="http://schemas.openxmlformats.org/officeDocument/2006/math" xmlns:v="urn:schemas-microsoft-com:vml" xmlns:wp14="http://schemas.microsoft.com/office/word/2010/wordprocessingDrawing" xmlns:wp="http://schemas.openxmlformats.org/drawingml/2006/wordprocessingDrawing" xmlns:w10="urn:schemas-microsoft-com:office:word" xmlns:w="http://schemas.openxmlformats.org/wordprocessingml/2006/main" xmlns:w14="http://schemas.microsoft.com/office/word/2010/wordml" xmlns:w15="http://schemas.microsoft.com/office/word/2012/wordml" xmlns:w16cex="http://schemas.microsoft.com/office/word/2018/wordml/cex" xmlns:w16cid="http://schemas.microsoft.com/office/word/2016/wordml/cid" xmlns:w16="http://schemas.microsoft.com/office/word/2018/wordml" xmlns:w16du="http://schemas.microsoft.com/office/word/2023/wordml/word16du" xmlns:w16sdtdh="http://schemas.microsoft.com/office/word/2020/wordml/sdtdatahash" xmlns:w16sdtfl="http://schemas.microsoft.com/office/word/2024/wordml/sdtformatlock" xmlns:w16se="http://schemas.microsoft.com/office/word/2015/wordml/symex" xmlns:wpg="http://schemas.microsoft.com/office/word/2010/wordprocessingGroup" xmlns:wpi="http://schemas.microsoft.com/office/word/2010/wordprocessingInk" xmlns:wne="http://schemas.microsoft.com/office/word/2006/wordml" xmlns:wps="http://schemas.microsoft.com/office/word/2010/wordprocessingShape" mc:Ignorable="w14 w15 w16se w16cid w16 w16cex w16sdtdh w16sdtfl w16du wp14">
   <w:p>
     <w:pPr>
       <w:pStyle w:val="Piedepgina"/>
@@ -6360,7 +6293,7 @@
 </file>
 
 <file path=word/footer2.xml><?xml version="1.0" encoding="utf-8"?>
-<w:ftr xmlns:wpc="http://schemas.microsoft.com/office/word/2010/wordprocessingCanvas" xmlns:mc="http://schemas.openxmlformats.org/markup-compatibility/2006" xmlns:o="urn:schemas-microsoft-com:office:office" xmlns:r="http://schemas.openxmlformats.org/officeDocument/2006/relationships" xmlns:m="http://schemas.openxmlformats.org/officeDocument/2006/math" xmlns:v="urn:schemas-microsoft-com:vml" xmlns:wp14="http://schemas.microsoft.com/office/word/2010/wordprocessingDrawing" xmlns:wp="http://schemas.openxmlformats.org/drawingml/2006/wordprocessingDrawing" xmlns:w10="urn:schemas-microsoft-com:office:word" xmlns:w="http://schemas.openxmlformats.org/wordprocessingml/2006/main" xmlns:w14="http://schemas.microsoft.com/office/word/2010/wordml" xmlns:wpg="http://schemas.microsoft.com/office/word/2010/wordprocessingGroup" xmlns:wpi="http://schemas.microsoft.com/office/word/2010/wordprocessingInk" xmlns:wne="http://schemas.microsoft.com/office/word/2006/wordml" xmlns:wps="http://schemas.microsoft.com/office/word/2010/wordprocessingShape" mc:Ignorable="w14 wp14">
+<w:ftr xmlns:wpc="http://schemas.microsoft.com/office/word/2010/wordprocessingCanvas" xmlns:cx="http://schemas.microsoft.com/office/drawing/2014/chartex" xmlns:cx1="http://schemas.microsoft.com/office/drawing/2015/9/8/chartex" xmlns:cx2="http://schemas.microsoft.com/office/drawing/2015/10/21/chartex" xmlns:cx3="http://schemas.microsoft.com/office/drawing/2016/5/9/chartex" xmlns:cx4="http://schemas.microsoft.com/office/drawing/2016/5/10/chartex" xmlns:cx5="http://schemas.microsoft.com/office/drawing/2016/5/11/chartex" xmlns:cx6="http://schemas.microsoft.com/office/drawing/2016/5/12/chartex" xmlns:cx7="http://schemas.microsoft.com/office/drawing/2016/5/13/chartex" xmlns:cx8="http://schemas.microsoft.com/office/drawing/2016/5/14/chartex" xmlns:mc="http://schemas.openxmlformats.org/markup-compatibility/2006" xmlns:aink="http://schemas.microsoft.com/office/drawing/2016/ink" xmlns:am3d="http://schemas.microsoft.com/office/drawing/2017/model3d" xmlns:o="urn:schemas-microsoft-com:office:office" xmlns:oel="http://schemas.microsoft.com/office/2019/extlst" xmlns:r="http://schemas.openxmlformats.org/officeDocument/2006/relationships" xmlns:m="http://schemas.openxmlformats.org/officeDocument/2006/math" xmlns:v="urn:schemas-microsoft-com:vml" xmlns:wp14="http://schemas.microsoft.com/office/word/2010/wordprocessingDrawing" xmlns:wp="http://schemas.openxmlformats.org/drawingml/2006/wordprocessingDrawing" xmlns:w10="urn:schemas-microsoft-com:office:word" xmlns:w="http://schemas.openxmlformats.org/wordprocessingml/2006/main" xmlns:w14="http://schemas.microsoft.com/office/word/2010/wordml" xmlns:w15="http://schemas.microsoft.com/office/word/2012/wordml" xmlns:w16cex="http://schemas.microsoft.com/office/word/2018/wordml/cex" xmlns:w16cid="http://schemas.microsoft.com/office/word/2016/wordml/cid" xmlns:w16="http://schemas.microsoft.com/office/word/2018/wordml" xmlns:w16du="http://schemas.microsoft.com/office/word/2023/wordml/word16du" xmlns:w16sdtdh="http://schemas.microsoft.com/office/word/2020/wordml/sdtdatahash" xmlns:w16sdtfl="http://schemas.microsoft.com/office/word/2024/wordml/sdtformatlock" xmlns:w16se="http://schemas.microsoft.com/office/word/2015/wordml/symex" xmlns:wpg="http://schemas.microsoft.com/office/word/2010/wordprocessingGroup" xmlns:wpi="http://schemas.microsoft.com/office/word/2010/wordprocessingInk" xmlns:wne="http://schemas.microsoft.com/office/word/2006/wordml" xmlns:wps="http://schemas.microsoft.com/office/word/2010/wordprocessingShape" mc:Ignorable="w14 w15 w16se w16cid w16 w16cex w16sdtdh w16sdtfl w16du wp14">
   <w:p>
     <w:pPr>
       <w:pStyle w:val="Piedepgina"/>
@@ -6506,7 +6439,7 @@
 </file>
 
 <file path=word/footnotes.xml><?xml version="1.0" encoding="utf-8"?>
-<w:footnotes xmlns:wpc="http://schemas.microsoft.com/office/word/2010/wordprocessingCanvas" xmlns:mc="http://schemas.openxmlformats.org/markup-compatibility/2006" xmlns:o="urn:schemas-microsoft-com:office:office" xmlns:r="http://schemas.openxmlformats.org/officeDocument/2006/relationships" xmlns:m="http://schemas.openxmlformats.org/officeDocument/2006/math" xmlns:v="urn:schemas-microsoft-com:vml" xmlns:wp14="http://schemas.microsoft.com/office/word/2010/wordprocessingDrawing" xmlns:wp="http://schemas.openxmlformats.org/drawingml/2006/wordprocessingDrawing" xmlns:w10="urn:schemas-microsoft-com:office:word" xmlns:w="http://schemas.openxmlformats.org/wordprocessingml/2006/main" xmlns:w14="http://schemas.microsoft.com/office/word/2010/wordml" xmlns:wpg="http://schemas.microsoft.com/office/word/2010/wordprocessingGroup" xmlns:wpi="http://schemas.microsoft.com/office/word/2010/wordprocessingInk" xmlns:wne="http://schemas.microsoft.com/office/word/2006/wordml" xmlns:wps="http://schemas.microsoft.com/office/word/2010/wordprocessingShape" mc:Ignorable="w14 wp14">
+<w:footnotes xmlns:wpc="http://schemas.microsoft.com/office/word/2010/wordprocessingCanvas" xmlns:cx="http://schemas.microsoft.com/office/drawing/2014/chartex" xmlns:cx1="http://schemas.microsoft.com/office/drawing/2015/9/8/chartex" xmlns:cx2="http://schemas.microsoft.com/office/drawing/2015/10/21/chartex" xmlns:cx3="http://schemas.microsoft.com/office/drawing/2016/5/9/chartex" xmlns:cx4="http://schemas.microsoft.com/office/drawing/2016/5/10/chartex" xmlns:cx5="http://schemas.microsoft.com/office/drawing/2016/5/11/chartex" xmlns:cx6="http://schemas.microsoft.com/office/drawing/2016/5/12/chartex" xmlns:cx7="http://schemas.microsoft.com/office/drawing/2016/5/13/chartex" xmlns:cx8="http://schemas.microsoft.com/office/drawing/2016/5/14/chartex" xmlns:mc="http://schemas.openxmlformats.org/markup-compatibility/2006" xmlns:aink="http://schemas.microsoft.com/office/drawing/2016/ink" xmlns:am3d="http://schemas.microsoft.com/office/drawing/2017/model3d" xmlns:o="urn:schemas-microsoft-com:office:office" xmlns:oel="http://schemas.microsoft.com/office/2019/extlst" xmlns:r="http://schemas.openxmlformats.org/officeDocument/2006/relationships" xmlns:m="http://schemas.openxmlformats.org/officeDocument/2006/math" xmlns:v="urn:schemas-microsoft-com:vml" xmlns:wp14="http://schemas.microsoft.com/office/word/2010/wordprocessingDrawing" xmlns:wp="http://schemas.openxmlformats.org/drawingml/2006/wordprocessingDrawing" xmlns:w10="urn:schemas-microsoft-com:office:word" xmlns:w="http://schemas.openxmlformats.org/wordprocessingml/2006/main" xmlns:w14="http://schemas.microsoft.com/office/word/2010/wordml" xmlns:w15="http://schemas.microsoft.com/office/word/2012/wordml" xmlns:w16cex="http://schemas.microsoft.com/office/word/2018/wordml/cex" xmlns:w16cid="http://schemas.microsoft.com/office/word/2016/wordml/cid" xmlns:w16="http://schemas.microsoft.com/office/word/2018/wordml" xmlns:w16du="http://schemas.microsoft.com/office/word/2023/wordml/word16du" xmlns:w16sdtdh="http://schemas.microsoft.com/office/word/2020/wordml/sdtdatahash" xmlns:w16sdtfl="http://schemas.microsoft.com/office/word/2024/wordml/sdtformatlock" xmlns:w16se="http://schemas.microsoft.com/office/word/2015/wordml/symex" xmlns:wpg="http://schemas.microsoft.com/office/word/2010/wordprocessingGroup" xmlns:wpi="http://schemas.microsoft.com/office/word/2010/wordprocessingInk" xmlns:wne="http://schemas.microsoft.com/office/word/2006/wordml" xmlns:wps="http://schemas.microsoft.com/office/word/2010/wordprocessingShape" mc:Ignorable="w14 w15 w16se w16cid w16 w16cex w16sdtdh w16sdtfl w16du wp14">
   <w:footnote w:type="separator" w:id="-1">
     <w:p>
       <w:r>
@@ -6525,7 +6458,7 @@
 </file>
 
 <file path=word/header1.xml><?xml version="1.0" encoding="utf-8"?>
-<w:hdr xmlns:wpc="http://schemas.microsoft.com/office/word/2010/wordprocessingCanvas" xmlns:mc="http://schemas.openxmlformats.org/markup-compatibility/2006" xmlns:o="urn:schemas-microsoft-com:office:office" xmlns:r="http://schemas.openxmlformats.org/officeDocument/2006/relationships" xmlns:m="http://schemas.openxmlformats.org/officeDocument/2006/math" xmlns:v="urn:schemas-microsoft-com:vml" xmlns:wp14="http://schemas.microsoft.com/office/word/2010/wordprocessingDrawing" xmlns:wp="http://schemas.openxmlformats.org/drawingml/2006/wordprocessingDrawing" xmlns:w10="urn:schemas-microsoft-com:office:word" xmlns:w="http://schemas.openxmlformats.org/wordprocessingml/2006/main" xmlns:w14="http://schemas.microsoft.com/office/word/2010/wordml" xmlns:wpg="http://schemas.microsoft.com/office/word/2010/wordprocessingGroup" xmlns:wpi="http://schemas.microsoft.com/office/word/2010/wordprocessingInk" xmlns:wne="http://schemas.microsoft.com/office/word/2006/wordml" xmlns:wps="http://schemas.microsoft.com/office/word/2010/wordprocessingShape" mc:Ignorable="w14 wp14">
+<w:hdr xmlns:wpc="http://schemas.microsoft.com/office/word/2010/wordprocessingCanvas" xmlns:cx="http://schemas.microsoft.com/office/drawing/2014/chartex" xmlns:cx1="http://schemas.microsoft.com/office/drawing/2015/9/8/chartex" xmlns:cx2="http://schemas.microsoft.com/office/drawing/2015/10/21/chartex" xmlns:cx3="http://schemas.microsoft.com/office/drawing/2016/5/9/chartex" xmlns:cx4="http://schemas.microsoft.com/office/drawing/2016/5/10/chartex" xmlns:cx5="http://schemas.microsoft.com/office/drawing/2016/5/11/chartex" xmlns:cx6="http://schemas.microsoft.com/office/drawing/2016/5/12/chartex" xmlns:cx7="http://schemas.microsoft.com/office/drawing/2016/5/13/chartex" xmlns:cx8="http://schemas.microsoft.com/office/drawing/2016/5/14/chartex" xmlns:mc="http://schemas.openxmlformats.org/markup-compatibility/2006" xmlns:aink="http://schemas.microsoft.com/office/drawing/2016/ink" xmlns:am3d="http://schemas.microsoft.com/office/drawing/2017/model3d" xmlns:o="urn:schemas-microsoft-com:office:office" xmlns:oel="http://schemas.microsoft.com/office/2019/extlst" xmlns:r="http://schemas.openxmlformats.org/officeDocument/2006/relationships" xmlns:m="http://schemas.openxmlformats.org/officeDocument/2006/math" xmlns:v="urn:schemas-microsoft-com:vml" xmlns:wp14="http://schemas.microsoft.com/office/word/2010/wordprocessingDrawing" xmlns:wp="http://schemas.openxmlformats.org/drawingml/2006/wordprocessingDrawing" xmlns:w10="urn:schemas-microsoft-com:office:word" xmlns:w="http://schemas.openxmlformats.org/wordprocessingml/2006/main" xmlns:w14="http://schemas.microsoft.com/office/word/2010/wordml" xmlns:w15="http://schemas.microsoft.com/office/word/2012/wordml" xmlns:w16cex="http://schemas.microsoft.com/office/word/2018/wordml/cex" xmlns:w16cid="http://schemas.microsoft.com/office/word/2016/wordml/cid" xmlns:w16="http://schemas.microsoft.com/office/word/2018/wordml" xmlns:w16du="http://schemas.microsoft.com/office/word/2023/wordml/word16du" xmlns:w16sdtdh="http://schemas.microsoft.com/office/word/2020/wordml/sdtdatahash" xmlns:w16sdtfl="http://schemas.microsoft.com/office/word/2024/wordml/sdtformatlock" xmlns:w16se="http://schemas.microsoft.com/office/word/2015/wordml/symex" xmlns:wpg="http://schemas.microsoft.com/office/word/2010/wordprocessingGroup" xmlns:wpi="http://schemas.microsoft.com/office/word/2010/wordprocessingInk" xmlns:wne="http://schemas.microsoft.com/office/word/2006/wordml" xmlns:wps="http://schemas.microsoft.com/office/word/2010/wordprocessingShape" mc:Ignorable="w14 w15 w16se w16cid w16 w16cex w16sdtdh w16sdtfl w16du wp14">
   <w:tbl>
     <w:tblPr>
       <w:tblW w:w="9640" w:type="dxa"/>
@@ -6948,7 +6881,7 @@
 </file>
 
 <file path=word/header2.xml><?xml version="1.0" encoding="utf-8"?>
-<w:hdr xmlns:wpc="http://schemas.microsoft.com/office/word/2010/wordprocessingCanvas" xmlns:mc="http://schemas.openxmlformats.org/markup-compatibility/2006" xmlns:o="urn:schemas-microsoft-com:office:office" xmlns:r="http://schemas.openxmlformats.org/officeDocument/2006/relationships" xmlns:m="http://schemas.openxmlformats.org/officeDocument/2006/math" xmlns:v="urn:schemas-microsoft-com:vml" xmlns:wp14="http://schemas.microsoft.com/office/word/2010/wordprocessingDrawing" xmlns:wp="http://schemas.openxmlformats.org/drawingml/2006/wordprocessingDrawing" xmlns:w10="urn:schemas-microsoft-com:office:word" xmlns:w="http://schemas.openxmlformats.org/wordprocessingml/2006/main" xmlns:w14="http://schemas.microsoft.com/office/word/2010/wordml" xmlns:wpg="http://schemas.microsoft.com/office/word/2010/wordprocessingGroup" xmlns:wpi="http://schemas.microsoft.com/office/word/2010/wordprocessingInk" xmlns:wne="http://schemas.microsoft.com/office/word/2006/wordml" xmlns:wps="http://schemas.microsoft.com/office/word/2010/wordprocessingShape" mc:Ignorable="w14 wp14">
+<w:hdr xmlns:wpc="http://schemas.microsoft.com/office/word/2010/wordprocessingCanvas" xmlns:cx="http://schemas.microsoft.com/office/drawing/2014/chartex" xmlns:cx1="http://schemas.microsoft.com/office/drawing/2015/9/8/chartex" xmlns:cx2="http://schemas.microsoft.com/office/drawing/2015/10/21/chartex" xmlns:cx3="http://schemas.microsoft.com/office/drawing/2016/5/9/chartex" xmlns:cx4="http://schemas.microsoft.com/office/drawing/2016/5/10/chartex" xmlns:cx5="http://schemas.microsoft.com/office/drawing/2016/5/11/chartex" xmlns:cx6="http://schemas.microsoft.com/office/drawing/2016/5/12/chartex" xmlns:cx7="http://schemas.microsoft.com/office/drawing/2016/5/13/chartex" xmlns:cx8="http://schemas.microsoft.com/office/drawing/2016/5/14/chartex" xmlns:mc="http://schemas.openxmlformats.org/markup-compatibility/2006" xmlns:aink="http://schemas.microsoft.com/office/drawing/2016/ink" xmlns:am3d="http://schemas.microsoft.com/office/drawing/2017/model3d" xmlns:o="urn:schemas-microsoft-com:office:office" xmlns:oel="http://schemas.microsoft.com/office/2019/extlst" xmlns:r="http://schemas.openxmlformats.org/officeDocument/2006/relationships" xmlns:m="http://schemas.openxmlformats.org/officeDocument/2006/math" xmlns:v="urn:schemas-microsoft-com:vml" xmlns:wp14="http://schemas.microsoft.com/office/word/2010/wordprocessingDrawing" xmlns:wp="http://schemas.openxmlformats.org/drawingml/2006/wordprocessingDrawing" xmlns:w10="urn:schemas-microsoft-com:office:word" xmlns:w="http://schemas.openxmlformats.org/wordprocessingml/2006/main" xmlns:w14="http://schemas.microsoft.com/office/word/2010/wordml" xmlns:w15="http://schemas.microsoft.com/office/word/2012/wordml" xmlns:w16cex="http://schemas.microsoft.com/office/word/2018/wordml/cex" xmlns:w16cid="http://schemas.microsoft.com/office/word/2016/wordml/cid" xmlns:w16="http://schemas.microsoft.com/office/word/2018/wordml" xmlns:w16du="http://schemas.microsoft.com/office/word/2023/wordml/word16du" xmlns:w16sdtdh="http://schemas.microsoft.com/office/word/2020/wordml/sdtdatahash" xmlns:w16sdtfl="http://schemas.microsoft.com/office/word/2024/wordml/sdtformatlock" xmlns:w16se="http://schemas.microsoft.com/office/word/2015/wordml/symex" xmlns:wpg="http://schemas.microsoft.com/office/word/2010/wordprocessingGroup" xmlns:wpi="http://schemas.microsoft.com/office/word/2010/wordprocessingInk" xmlns:wne="http://schemas.microsoft.com/office/word/2006/wordml" xmlns:wps="http://schemas.microsoft.com/office/word/2010/wordprocessingShape" mc:Ignorable="w14 w15 w16se w16cid w16 w16cex w16sdtdh w16sdtfl w16du wp14">
   <w:tbl>
     <w:tblPr>
       <w:tblW w:w="9640" w:type="dxa"/>
@@ -7427,8 +7360,8 @@
 </file>
 
 <file path=word/numbering.xml><?xml version="1.0" encoding="utf-8"?>
-<w:numbering xmlns:wpc="http://schemas.microsoft.com/office/word/2010/wordprocessingCanvas" xmlns:mc="http://schemas.openxmlformats.org/markup-compatibility/2006" xmlns:o="urn:schemas-microsoft-com:office:office" xmlns:r="http://schemas.openxmlformats.org/officeDocument/2006/relationships" xmlns:m="http://schemas.openxmlformats.org/officeDocument/2006/math" xmlns:v="urn:schemas-microsoft-com:vml" xmlns:wp14="http://schemas.microsoft.com/office/word/2010/wordprocessingDrawing" xmlns:wp="http://schemas.openxmlformats.org/drawingml/2006/wordprocessingDrawing" xmlns:w10="urn:schemas-microsoft-com:office:word" xmlns:w="http://schemas.openxmlformats.org/wordprocessingml/2006/main" xmlns:w14="http://schemas.microsoft.com/office/word/2010/wordml" xmlns:wpg="http://schemas.microsoft.com/office/word/2010/wordprocessingGroup" xmlns:wpi="http://schemas.microsoft.com/office/word/2010/wordprocessingInk" xmlns:wne="http://schemas.microsoft.com/office/word/2006/wordml" xmlns:wps="http://schemas.microsoft.com/office/word/2010/wordprocessingShape" mc:Ignorable="w14 wp14">
-  <w:abstractNum w:abstractNumId="0">
+<w:numbering xmlns:wpc="http://schemas.microsoft.com/office/word/2010/wordprocessingCanvas" xmlns:cx="http://schemas.microsoft.com/office/drawing/2014/chartex" xmlns:cx1="http://schemas.microsoft.com/office/drawing/2015/9/8/chartex" xmlns:cx2="http://schemas.microsoft.com/office/drawing/2015/10/21/chartex" xmlns:cx3="http://schemas.microsoft.com/office/drawing/2016/5/9/chartex" xmlns:cx4="http://schemas.microsoft.com/office/drawing/2016/5/10/chartex" xmlns:cx5="http://schemas.microsoft.com/office/drawing/2016/5/11/chartex" xmlns:cx6="http://schemas.microsoft.com/office/drawing/2016/5/12/chartex" xmlns:cx7="http://schemas.microsoft.com/office/drawing/2016/5/13/chartex" xmlns:cx8="http://schemas.microsoft.com/office/drawing/2016/5/14/chartex" xmlns:mc="http://schemas.openxmlformats.org/markup-compatibility/2006" xmlns:aink="http://schemas.microsoft.com/office/drawing/2016/ink" xmlns:am3d="http://schemas.microsoft.com/office/drawing/2017/model3d" xmlns:o="urn:schemas-microsoft-com:office:office" xmlns:oel="http://schemas.microsoft.com/office/2019/extlst" xmlns:r="http://schemas.openxmlformats.org/officeDocument/2006/relationships" xmlns:m="http://schemas.openxmlformats.org/officeDocument/2006/math" xmlns:v="urn:schemas-microsoft-com:vml" xmlns:wp14="http://schemas.microsoft.com/office/word/2010/wordprocessingDrawing" xmlns:wp="http://schemas.openxmlformats.org/drawingml/2006/wordprocessingDrawing" xmlns:w10="urn:schemas-microsoft-com:office:word" xmlns:w="http://schemas.openxmlformats.org/wordprocessingml/2006/main" xmlns:w14="http://schemas.microsoft.com/office/word/2010/wordml" xmlns:w15="http://schemas.microsoft.com/office/word/2012/wordml" xmlns:w16cex="http://schemas.microsoft.com/office/word/2018/wordml/cex" xmlns:w16cid="http://schemas.microsoft.com/office/word/2016/wordml/cid" xmlns:w16="http://schemas.microsoft.com/office/word/2018/wordml" xmlns:w16du="http://schemas.microsoft.com/office/word/2023/wordml/word16du" xmlns:w16sdtdh="http://schemas.microsoft.com/office/word/2020/wordml/sdtdatahash" xmlns:w16sdtfl="http://schemas.microsoft.com/office/word/2024/wordml/sdtformatlock" xmlns:w16se="http://schemas.microsoft.com/office/word/2015/wordml/symex" xmlns:wpg="http://schemas.microsoft.com/office/word/2010/wordprocessingGroup" xmlns:wpi="http://schemas.microsoft.com/office/word/2010/wordprocessingInk" xmlns:wne="http://schemas.microsoft.com/office/word/2006/wordml" xmlns:wps="http://schemas.microsoft.com/office/word/2010/wordprocessingShape" mc:Ignorable="w14 w15 w16se w16cid w16 w16cex w16sdtdh w16sdtfl w16du wp14">
+  <w:abstractNum w:abstractNumId="0" w15:restartNumberingAfterBreak="0">
     <w:nsid w:val="064E20D5"/>
     <w:multiLevelType w:val="hybridMultilevel"/>
     <w:tmpl w:val="D828F0BA"/>
@@ -7518,7 +7451,7 @@
       </w:pPr>
     </w:lvl>
   </w:abstractNum>
-  <w:abstractNum w:abstractNumId="1">
+  <w:abstractNum w:abstractNumId="1" w15:restartNumberingAfterBreak="0">
     <w:nsid w:val="09576E78"/>
     <w:multiLevelType w:val="hybridMultilevel"/>
     <w:tmpl w:val="61E2B534"/>
@@ -7604,7 +7537,7 @@
       </w:pPr>
     </w:lvl>
   </w:abstractNum>
-  <w:abstractNum w:abstractNumId="2">
+  <w:abstractNum w:abstractNumId="2" w15:restartNumberingAfterBreak="0">
     <w:nsid w:val="0BF31491"/>
     <w:multiLevelType w:val="hybridMultilevel"/>
     <w:tmpl w:val="9432EA42"/>
@@ -7695,11 +7628,11 @@
       </w:pPr>
     </w:lvl>
   </w:abstractNum>
-  <w:abstractNum w:abstractNumId="3">
+  <w:abstractNum w:abstractNumId="3" w15:restartNumberingAfterBreak="0">
     <w:nsid w:val="1030350C"/>
     <w:multiLevelType w:val="hybridMultilevel"/>
-    <w:tmpl w:val="587C1348"/>
-    <w:lvl w:ilvl="0" w:tplc="07A23F9E">
+    <w:tmpl w:val="361C2154"/>
+    <w:lvl w:ilvl="0" w:tplc="240A000F">
       <w:start w:val="6"/>
       <w:numFmt w:val="decimal"/>
       <w:lvlText w:val="%1."/>
@@ -7708,9 +7641,7 @@
         <w:ind w:left="720" w:hanging="360"/>
       </w:pPr>
       <w:rPr>
-        <w:rFonts w:ascii="Arial" w:hAnsi="Arial" w:cs="Arial" w:hint="default"/>
-        <w:sz w:val="24"/>
-        <w:szCs w:val="24"/>
+        <w:rFonts w:hint="default"/>
       </w:rPr>
     </w:lvl>
     <w:lvl w:ilvl="1" w:tplc="240A0019" w:tentative="1">
@@ -7786,7 +7717,7 @@
       </w:pPr>
     </w:lvl>
   </w:abstractNum>
-  <w:abstractNum w:abstractNumId="4">
+  <w:abstractNum w:abstractNumId="4" w15:restartNumberingAfterBreak="0">
     <w:nsid w:val="18472377"/>
     <w:multiLevelType w:val="hybridMultilevel"/>
     <w:tmpl w:val="17706814"/>
@@ -7907,7 +7838,7 @@
       </w:pPr>
     </w:lvl>
   </w:abstractNum>
-  <w:abstractNum w:abstractNumId="5">
+  <w:abstractNum w:abstractNumId="5" w15:restartNumberingAfterBreak="0">
     <w:nsid w:val="1A126D04"/>
     <w:multiLevelType w:val="hybridMultilevel"/>
     <w:tmpl w:val="05EECD4E"/>
@@ -7996,7 +7927,7 @@
       </w:pPr>
     </w:lvl>
   </w:abstractNum>
-  <w:abstractNum w:abstractNumId="6">
+  <w:abstractNum w:abstractNumId="6" w15:restartNumberingAfterBreak="0">
     <w:nsid w:val="214B7A5C"/>
     <w:multiLevelType w:val="hybridMultilevel"/>
     <w:tmpl w:val="7A581022"/>
@@ -8082,7 +8013,7 @@
       </w:pPr>
     </w:lvl>
   </w:abstractNum>
-  <w:abstractNum w:abstractNumId="7">
+  <w:abstractNum w:abstractNumId="7" w15:restartNumberingAfterBreak="0">
     <w:nsid w:val="306E22FC"/>
     <w:multiLevelType w:val="hybridMultilevel"/>
     <w:tmpl w:val="E256A828"/>
@@ -8172,7 +8103,7 @@
       </w:pPr>
     </w:lvl>
   </w:abstractNum>
-  <w:abstractNum w:abstractNumId="8">
+  <w:abstractNum w:abstractNumId="8" w15:restartNumberingAfterBreak="0">
     <w:nsid w:val="3B2F2B99"/>
     <w:multiLevelType w:val="hybridMultilevel"/>
     <w:tmpl w:val="421C839A"/>
@@ -8262,7 +8193,7 @@
       </w:pPr>
     </w:lvl>
   </w:abstractNum>
-  <w:abstractNum w:abstractNumId="9">
+  <w:abstractNum w:abstractNumId="9" w15:restartNumberingAfterBreak="0">
     <w:nsid w:val="3C3E61C6"/>
     <w:multiLevelType w:val="hybridMultilevel"/>
     <w:tmpl w:val="8E3CF928"/>
@@ -8351,7 +8282,7 @@
       </w:pPr>
     </w:lvl>
   </w:abstractNum>
-  <w:abstractNum w:abstractNumId="10">
+  <w:abstractNum w:abstractNumId="10" w15:restartNumberingAfterBreak="0">
     <w:nsid w:val="3CC219EC"/>
     <w:multiLevelType w:val="hybridMultilevel"/>
     <w:tmpl w:val="41BC272C"/>
@@ -8440,7 +8371,7 @@
       </w:pPr>
     </w:lvl>
   </w:abstractNum>
-  <w:abstractNum w:abstractNumId="11">
+  <w:abstractNum w:abstractNumId="11" w15:restartNumberingAfterBreak="0">
     <w:nsid w:val="41EF27DB"/>
     <w:multiLevelType w:val="hybridMultilevel"/>
     <w:tmpl w:val="C8CCBEA8"/>
@@ -8560,7 +8491,7 @@
       </w:pPr>
     </w:lvl>
   </w:abstractNum>
-  <w:abstractNum w:abstractNumId="12">
+  <w:abstractNum w:abstractNumId="12" w15:restartNumberingAfterBreak="0">
     <w:nsid w:val="5AD86957"/>
     <w:multiLevelType w:val="hybridMultilevel"/>
     <w:tmpl w:val="05EECD4E"/>
@@ -8649,7 +8580,7 @@
       </w:pPr>
     </w:lvl>
   </w:abstractNum>
-  <w:abstractNum w:abstractNumId="13">
+  <w:abstractNum w:abstractNumId="13" w15:restartNumberingAfterBreak="0">
     <w:nsid w:val="62110452"/>
     <w:multiLevelType w:val="hybridMultilevel"/>
     <w:tmpl w:val="421C839A"/>
@@ -8739,7 +8670,7 @@
       </w:pPr>
     </w:lvl>
   </w:abstractNum>
-  <w:abstractNum w:abstractNumId="14">
+  <w:abstractNum w:abstractNumId="14" w15:restartNumberingAfterBreak="0">
     <w:nsid w:val="6C8A2A88"/>
     <w:multiLevelType w:val="hybridMultilevel"/>
     <w:tmpl w:val="22462650"/>
@@ -8828,7 +8759,7 @@
       </w:pPr>
     </w:lvl>
   </w:abstractNum>
-  <w:abstractNum w:abstractNumId="15">
+  <w:abstractNum w:abstractNumId="15" w15:restartNumberingAfterBreak="0">
     <w:nsid w:val="78B803CD"/>
     <w:multiLevelType w:val="hybridMultilevel"/>
     <w:tmpl w:val="05EECD4E"/>
@@ -8917,7 +8848,7 @@
       </w:pPr>
     </w:lvl>
   </w:abstractNum>
-  <w:abstractNum w:abstractNumId="16">
+  <w:abstractNum w:abstractNumId="16" w15:restartNumberingAfterBreak="0">
     <w:nsid w:val="7D5F69B9"/>
     <w:multiLevelType w:val="hybridMultilevel"/>
     <w:tmpl w:val="652821C8"/>
@@ -9003,37 +8934,37 @@
       </w:pPr>
     </w:lvl>
   </w:abstractNum>
-  <w:num w:numId="1">
+  <w:num w:numId="1" w16cid:durableId="2084643844">
     <w:abstractNumId w:val="4"/>
   </w:num>
-  <w:num w:numId="2">
+  <w:num w:numId="2" w16cid:durableId="684092920">
     <w:abstractNumId w:val="7"/>
   </w:num>
-  <w:num w:numId="3">
+  <w:num w:numId="3" w16cid:durableId="1506898847">
     <w:abstractNumId w:val="14"/>
   </w:num>
-  <w:num w:numId="4">
+  <w:num w:numId="4" w16cid:durableId="1333952032">
     <w:abstractNumId w:val="0"/>
   </w:num>
-  <w:num w:numId="5">
+  <w:num w:numId="5" w16cid:durableId="2115660969">
     <w:abstractNumId w:val="12"/>
   </w:num>
-  <w:num w:numId="6">
+  <w:num w:numId="6" w16cid:durableId="355347117">
     <w:abstractNumId w:val="5"/>
   </w:num>
-  <w:num w:numId="7">
+  <w:num w:numId="7" w16cid:durableId="160974049">
     <w:abstractNumId w:val="15"/>
   </w:num>
-  <w:num w:numId="8">
+  <w:num w:numId="8" w16cid:durableId="314770947">
     <w:abstractNumId w:val="11"/>
   </w:num>
-  <w:num w:numId="9">
+  <w:num w:numId="9" w16cid:durableId="139613800">
     <w:abstractNumId w:val="6"/>
   </w:num>
-  <w:num w:numId="10">
+  <w:num w:numId="10" w16cid:durableId="1244029716">
     <w:abstractNumId w:val="1"/>
   </w:num>
-  <w:num w:numId="11">
+  <w:num w:numId="11" w16cid:durableId="645087061">
     <w:abstractNumId w:val="4"/>
     <w:lvlOverride w:ilvl="0">
       <w:startOverride w:val="1"/>
@@ -9061,16 +8992,16 @@
       <w:startOverride w:val="1"/>
     </w:lvlOverride>
   </w:num>
-  <w:num w:numId="12">
+  <w:num w:numId="12" w16cid:durableId="298077705">
     <w:abstractNumId w:val="8"/>
   </w:num>
-  <w:num w:numId="13">
+  <w:num w:numId="13" w16cid:durableId="296835699">
     <w:abstractNumId w:val="13"/>
   </w:num>
-  <w:num w:numId="14">
+  <w:num w:numId="14" w16cid:durableId="9264404">
     <w:abstractNumId w:val="10"/>
   </w:num>
-  <w:num w:numId="15">
+  <w:num w:numId="15" w16cid:durableId="615138554">
     <w:abstractNumId w:val="16"/>
     <w:lvlOverride w:ilvl="0">
       <w:startOverride w:val="9"/>
@@ -9100,20 +9031,20 @@
       <w:startOverride w:val="1"/>
     </w:lvlOverride>
   </w:num>
-  <w:num w:numId="16">
+  <w:num w:numId="16" w16cid:durableId="602997717">
     <w:abstractNumId w:val="2"/>
   </w:num>
-  <w:num w:numId="17">
+  <w:num w:numId="17" w16cid:durableId="1959532530">
     <w:abstractNumId w:val="3"/>
   </w:num>
-  <w:num w:numId="18">
+  <w:num w:numId="18" w16cid:durableId="1479566714">
     <w:abstractNumId w:val="9"/>
   </w:num>
 </w:numbering>
 </file>
 
 <file path=word/styles.xml><?xml version="1.0" encoding="utf-8"?>
-<w:styles xmlns:mc="http://schemas.openxmlformats.org/markup-compatibility/2006" xmlns:r="http://schemas.openxmlformats.org/officeDocument/2006/relationships" xmlns:w="http://schemas.openxmlformats.org/wordprocessingml/2006/main" xmlns:w14="http://schemas.microsoft.com/office/word/2010/wordml" mc:Ignorable="w14">
+<w:styles xmlns:mc="http://schemas.openxmlformats.org/markup-compatibility/2006" xmlns:r="http://schemas.openxmlformats.org/officeDocument/2006/relationships" xmlns:w="http://schemas.openxmlformats.org/wordprocessingml/2006/main" xmlns:w14="http://schemas.microsoft.com/office/word/2010/wordml" xmlns:w15="http://schemas.microsoft.com/office/word/2012/wordml" xmlns:w16cex="http://schemas.microsoft.com/office/word/2018/wordml/cex" xmlns:w16cid="http://schemas.microsoft.com/office/word/2016/wordml/cid" xmlns:w16="http://schemas.microsoft.com/office/word/2018/wordml" xmlns:w16du="http://schemas.microsoft.com/office/word/2023/wordml/word16du" xmlns:w16sdtdh="http://schemas.microsoft.com/office/word/2020/wordml/sdtdatahash" xmlns:w16sdtfl="http://schemas.microsoft.com/office/word/2024/wordml/sdtformatlock" xmlns:w16se="http://schemas.microsoft.com/office/word/2015/wordml/symex" mc:Ignorable="w14 w15 w16se w16cid w16 w16cex w16sdtdh w16sdtfl w16du">
   <w:docDefaults>
     <w:rPrDefault>
       <w:rPr>
@@ -9123,144 +9054,377 @@
     </w:rPrDefault>
     <w:pPrDefault/>
   </w:docDefaults>
-  <w:latentStyles w:defLockedState="0" w:defUIPriority="0" w:defSemiHidden="1" w:defUnhideWhenUsed="1" w:defQFormat="0" w:count="267">
-    <w:lsdException w:name="Normal" w:semiHidden="0" w:unhideWhenUsed="0" w:qFormat="1"/>
-    <w:lsdException w:name="heading 1" w:semiHidden="0" w:unhideWhenUsed="0" w:qFormat="1"/>
-    <w:lsdException w:name="heading 2" w:semiHidden="0" w:unhideWhenUsed="0" w:qFormat="1"/>
-    <w:lsdException w:name="heading 3" w:semiHidden="0" w:unhideWhenUsed="0" w:qFormat="1"/>
-    <w:lsdException w:name="heading 4" w:semiHidden="0" w:unhideWhenUsed="0" w:qFormat="1"/>
-    <w:lsdException w:name="heading 5" w:qFormat="1"/>
-    <w:lsdException w:name="heading 6" w:qFormat="1"/>
-    <w:lsdException w:name="heading 7" w:qFormat="1"/>
-    <w:lsdException w:name="heading 8" w:qFormat="1"/>
-    <w:lsdException w:name="heading 9" w:qFormat="1"/>
-    <w:lsdException w:name="header" w:uiPriority="99"/>
-    <w:lsdException w:name="footer" w:uiPriority="99"/>
-    <w:lsdException w:name="caption" w:qFormat="1"/>
-    <w:lsdException w:name="List Number" w:semiHidden="0" w:unhideWhenUsed="0"/>
-    <w:lsdException w:name="List 4" w:semiHidden="0" w:unhideWhenUsed="0"/>
-    <w:lsdException w:name="List 5" w:semiHidden="0" w:unhideWhenUsed="0"/>
-    <w:lsdException w:name="Title" w:semiHidden="0" w:unhideWhenUsed="0" w:qFormat="1"/>
-    <w:lsdException w:name="Subtitle" w:semiHidden="0" w:unhideWhenUsed="0" w:qFormat="1"/>
-    <w:lsdException w:name="Salutation" w:semiHidden="0" w:unhideWhenUsed="0"/>
-    <w:lsdException w:name="Date" w:semiHidden="0" w:unhideWhenUsed="0"/>
-    <w:lsdException w:name="Body Text First Indent" w:semiHidden="0" w:unhideWhenUsed="0"/>
-    <w:lsdException w:name="Strong" w:semiHidden="0" w:unhideWhenUsed="0" w:qFormat="1"/>
-    <w:lsdException w:name="Emphasis" w:semiHidden="0" w:unhideWhenUsed="0" w:qFormat="1"/>
-    <w:lsdException w:name="Normal (Web)" w:uiPriority="99"/>
-    <w:lsdException w:name="HTML Preformatted" w:uiPriority="99"/>
+  <w:latentStyles w:defLockedState="0" w:defUIPriority="0" w:defSemiHidden="0" w:defUnhideWhenUsed="0" w:defQFormat="0" w:count="376">
+    <w:lsdException w:name="Normal" w:qFormat="1"/>
+    <w:lsdException w:name="heading 1" w:qFormat="1"/>
+    <w:lsdException w:name="heading 2" w:qFormat="1"/>
+    <w:lsdException w:name="heading 3" w:qFormat="1"/>
+    <w:lsdException w:name="heading 4" w:qFormat="1"/>
+    <w:lsdException w:name="heading 5" w:semiHidden="1" w:unhideWhenUsed="1" w:qFormat="1"/>
+    <w:lsdException w:name="heading 6" w:semiHidden="1" w:unhideWhenUsed="1" w:qFormat="1"/>
+    <w:lsdException w:name="heading 7" w:semiHidden="1" w:unhideWhenUsed="1" w:qFormat="1"/>
+    <w:lsdException w:name="heading 8" w:semiHidden="1" w:unhideWhenUsed="1" w:qFormat="1"/>
+    <w:lsdException w:name="heading 9" w:semiHidden="1" w:unhideWhenUsed="1" w:qFormat="1"/>
+    <w:lsdException w:name="index 1" w:semiHidden="1" w:unhideWhenUsed="1"/>
+    <w:lsdException w:name="index 2" w:semiHidden="1" w:unhideWhenUsed="1"/>
+    <w:lsdException w:name="index 3" w:semiHidden="1" w:unhideWhenUsed="1"/>
+    <w:lsdException w:name="index 4" w:semiHidden="1" w:unhideWhenUsed="1"/>
+    <w:lsdException w:name="index 5" w:semiHidden="1" w:unhideWhenUsed="1"/>
+    <w:lsdException w:name="index 6" w:semiHidden="1" w:unhideWhenUsed="1"/>
+    <w:lsdException w:name="index 7" w:semiHidden="1" w:unhideWhenUsed="1"/>
+    <w:lsdException w:name="index 8" w:semiHidden="1" w:unhideWhenUsed="1"/>
+    <w:lsdException w:name="index 9" w:semiHidden="1" w:unhideWhenUsed="1"/>
+    <w:lsdException w:name="toc 1" w:semiHidden="1" w:unhideWhenUsed="1"/>
+    <w:lsdException w:name="toc 2" w:semiHidden="1" w:unhideWhenUsed="1"/>
+    <w:lsdException w:name="toc 3" w:semiHidden="1" w:unhideWhenUsed="1"/>
+    <w:lsdException w:name="toc 4" w:semiHidden="1" w:unhideWhenUsed="1"/>
+    <w:lsdException w:name="toc 5" w:semiHidden="1" w:unhideWhenUsed="1"/>
+    <w:lsdException w:name="toc 6" w:semiHidden="1" w:unhideWhenUsed="1"/>
+    <w:lsdException w:name="toc 7" w:semiHidden="1" w:unhideWhenUsed="1"/>
+    <w:lsdException w:name="toc 8" w:semiHidden="1" w:unhideWhenUsed="1"/>
+    <w:lsdException w:name="toc 9" w:semiHidden="1" w:unhideWhenUsed="1"/>
+    <w:lsdException w:name="Normal Indent" w:semiHidden="1" w:unhideWhenUsed="1"/>
+    <w:lsdException w:name="footnote text" w:semiHidden="1" w:unhideWhenUsed="1"/>
+    <w:lsdException w:name="annotation text" w:semiHidden="1" w:unhideWhenUsed="1"/>
+    <w:lsdException w:name="header" w:semiHidden="1" w:uiPriority="99" w:unhideWhenUsed="1"/>
+    <w:lsdException w:name="footer" w:semiHidden="1" w:uiPriority="99" w:unhideWhenUsed="1"/>
+    <w:lsdException w:name="index heading" w:semiHidden="1" w:unhideWhenUsed="1"/>
+    <w:lsdException w:name="caption" w:semiHidden="1" w:unhideWhenUsed="1" w:qFormat="1"/>
+    <w:lsdException w:name="table of figures" w:semiHidden="1" w:unhideWhenUsed="1"/>
+    <w:lsdException w:name="envelope address" w:semiHidden="1" w:unhideWhenUsed="1"/>
+    <w:lsdException w:name="envelope return" w:semiHidden="1" w:unhideWhenUsed="1"/>
+    <w:lsdException w:name="footnote reference" w:semiHidden="1" w:unhideWhenUsed="1"/>
+    <w:lsdException w:name="annotation reference" w:semiHidden="1" w:unhideWhenUsed="1"/>
+    <w:lsdException w:name="line number" w:semiHidden="1" w:unhideWhenUsed="1"/>
+    <w:lsdException w:name="page number" w:semiHidden="1" w:unhideWhenUsed="1"/>
+    <w:lsdException w:name="endnote reference" w:semiHidden="1" w:unhideWhenUsed="1"/>
+    <w:lsdException w:name="endnote text" w:semiHidden="1" w:unhideWhenUsed="1"/>
+    <w:lsdException w:name="table of authorities" w:semiHidden="1" w:unhideWhenUsed="1"/>
+    <w:lsdException w:name="macro" w:semiHidden="1" w:unhideWhenUsed="1"/>
+    <w:lsdException w:name="toa heading" w:semiHidden="1" w:unhideWhenUsed="1"/>
+    <w:lsdException w:name="List" w:semiHidden="1" w:unhideWhenUsed="1"/>
+    <w:lsdException w:name="List Bullet" w:semiHidden="1" w:unhideWhenUsed="1"/>
+    <w:lsdException w:name="List 2" w:semiHidden="1" w:unhideWhenUsed="1"/>
+    <w:lsdException w:name="List 3" w:semiHidden="1" w:unhideWhenUsed="1"/>
+    <w:lsdException w:name="List Bullet 2" w:semiHidden="1" w:unhideWhenUsed="1"/>
+    <w:lsdException w:name="List Bullet 3" w:semiHidden="1" w:unhideWhenUsed="1"/>
+    <w:lsdException w:name="List Bullet 4" w:semiHidden="1" w:unhideWhenUsed="1"/>
+    <w:lsdException w:name="List Bullet 5" w:semiHidden="1" w:unhideWhenUsed="1"/>
+    <w:lsdException w:name="List Number 2" w:semiHidden="1" w:unhideWhenUsed="1"/>
+    <w:lsdException w:name="List Number 3" w:semiHidden="1" w:unhideWhenUsed="1"/>
+    <w:lsdException w:name="List Number 4" w:semiHidden="1" w:unhideWhenUsed="1"/>
+    <w:lsdException w:name="List Number 5" w:semiHidden="1" w:unhideWhenUsed="1"/>
+    <w:lsdException w:name="Title" w:qFormat="1"/>
+    <w:lsdException w:name="Closing" w:semiHidden="1" w:unhideWhenUsed="1"/>
+    <w:lsdException w:name="Signature" w:semiHidden="1" w:unhideWhenUsed="1"/>
+    <w:lsdException w:name="Default Paragraph Font" w:semiHidden="1" w:unhideWhenUsed="1"/>
+    <w:lsdException w:name="Body Text" w:semiHidden="1" w:unhideWhenUsed="1"/>
+    <w:lsdException w:name="Body Text Indent" w:semiHidden="1" w:unhideWhenUsed="1"/>
+    <w:lsdException w:name="List Continue" w:semiHidden="1" w:unhideWhenUsed="1"/>
+    <w:lsdException w:name="List Continue 2" w:semiHidden="1" w:unhideWhenUsed="1"/>
+    <w:lsdException w:name="List Continue 3" w:semiHidden="1" w:unhideWhenUsed="1"/>
+    <w:lsdException w:name="List Continue 4" w:semiHidden="1" w:unhideWhenUsed="1"/>
+    <w:lsdException w:name="List Continue 5" w:semiHidden="1" w:unhideWhenUsed="1"/>
+    <w:lsdException w:name="Message Header" w:semiHidden="1" w:unhideWhenUsed="1"/>
+    <w:lsdException w:name="Subtitle" w:qFormat="1"/>
+    <w:lsdException w:name="Body Text First Indent 2" w:semiHidden="1" w:unhideWhenUsed="1"/>
+    <w:lsdException w:name="Note Heading" w:semiHidden="1" w:unhideWhenUsed="1"/>
+    <w:lsdException w:name="Body Text 2" w:semiHidden="1" w:unhideWhenUsed="1"/>
+    <w:lsdException w:name="Body Text 3" w:semiHidden="1" w:unhideWhenUsed="1"/>
+    <w:lsdException w:name="Body Text Indent 2" w:semiHidden="1" w:unhideWhenUsed="1"/>
+    <w:lsdException w:name="Body Text Indent 3" w:semiHidden="1" w:unhideWhenUsed="1"/>
+    <w:lsdException w:name="Block Text" w:semiHidden="1" w:unhideWhenUsed="1"/>
+    <w:lsdException w:name="Hyperlink" w:semiHidden="1" w:unhideWhenUsed="1"/>
+    <w:lsdException w:name="FollowedHyperlink" w:semiHidden="1" w:unhideWhenUsed="1"/>
+    <w:lsdException w:name="Strong" w:qFormat="1"/>
+    <w:lsdException w:name="Emphasis" w:qFormat="1"/>
+    <w:lsdException w:name="Document Map" w:semiHidden="1" w:unhideWhenUsed="1"/>
+    <w:lsdException w:name="Plain Text" w:semiHidden="1" w:unhideWhenUsed="1"/>
+    <w:lsdException w:name="E-mail Signature" w:semiHidden="1" w:unhideWhenUsed="1"/>
+    <w:lsdException w:name="HTML Top of Form" w:semiHidden="1" w:unhideWhenUsed="1"/>
+    <w:lsdException w:name="HTML Bottom of Form" w:semiHidden="1" w:unhideWhenUsed="1"/>
+    <w:lsdException w:name="Normal (Web)" w:semiHidden="1" w:uiPriority="99" w:unhideWhenUsed="1"/>
+    <w:lsdException w:name="HTML Acronym" w:semiHidden="1" w:unhideWhenUsed="1"/>
+    <w:lsdException w:name="HTML Address" w:semiHidden="1" w:unhideWhenUsed="1"/>
+    <w:lsdException w:name="HTML Cite" w:semiHidden="1" w:unhideWhenUsed="1"/>
+    <w:lsdException w:name="HTML Code" w:semiHidden="1" w:unhideWhenUsed="1"/>
+    <w:lsdException w:name="HTML Definition" w:semiHidden="1" w:unhideWhenUsed="1"/>
+    <w:lsdException w:name="HTML Keyboard" w:semiHidden="1" w:unhideWhenUsed="1"/>
+    <w:lsdException w:name="HTML Preformatted" w:semiHidden="1" w:uiPriority="99" w:unhideWhenUsed="1"/>
+    <w:lsdException w:name="HTML Sample" w:semiHidden="1" w:unhideWhenUsed="1"/>
+    <w:lsdException w:name="HTML Typewriter" w:semiHidden="1" w:unhideWhenUsed="1"/>
+    <w:lsdException w:name="HTML Variable" w:semiHidden="1" w:unhideWhenUsed="1"/>
+    <w:lsdException w:name="Normal Table" w:semiHidden="1" w:unhideWhenUsed="1"/>
+    <w:lsdException w:name="annotation subject" w:semiHidden="1" w:unhideWhenUsed="1"/>
+    <w:lsdException w:name="No List" w:semiHidden="1" w:unhideWhenUsed="1"/>
+    <w:lsdException w:name="Outline List 1" w:semiHidden="1" w:unhideWhenUsed="1"/>
+    <w:lsdException w:name="Outline List 2" w:semiHidden="1" w:unhideWhenUsed="1"/>
+    <w:lsdException w:name="Outline List 3" w:semiHidden="1" w:unhideWhenUsed="1"/>
+    <w:lsdException w:name="Table Simple 1" w:semiHidden="1" w:unhideWhenUsed="1"/>
+    <w:lsdException w:name="Table Simple 2" w:semiHidden="1" w:unhideWhenUsed="1"/>
+    <w:lsdException w:name="Table Simple 3" w:semiHidden="1" w:unhideWhenUsed="1"/>
+    <w:lsdException w:name="Table Classic 1" w:semiHidden="1" w:unhideWhenUsed="1"/>
+    <w:lsdException w:name="Table Classic 2" w:semiHidden="1" w:unhideWhenUsed="1"/>
+    <w:lsdException w:name="Table Classic 3" w:semiHidden="1" w:unhideWhenUsed="1"/>
+    <w:lsdException w:name="Table Classic 4" w:semiHidden="1" w:unhideWhenUsed="1"/>
+    <w:lsdException w:name="Table Colorful 1" w:semiHidden="1" w:unhideWhenUsed="1"/>
+    <w:lsdException w:name="Table Colorful 2" w:semiHidden="1" w:unhideWhenUsed="1"/>
+    <w:lsdException w:name="Table Colorful 3" w:semiHidden="1" w:unhideWhenUsed="1"/>
+    <w:lsdException w:name="Table Columns 1" w:semiHidden="1" w:unhideWhenUsed="1"/>
+    <w:lsdException w:name="Table Columns 2" w:semiHidden="1" w:unhideWhenUsed="1"/>
+    <w:lsdException w:name="Table Columns 3" w:semiHidden="1" w:unhideWhenUsed="1"/>
+    <w:lsdException w:name="Table Columns 4" w:semiHidden="1" w:unhideWhenUsed="1"/>
+    <w:lsdException w:name="Table Columns 5" w:semiHidden="1" w:unhideWhenUsed="1"/>
+    <w:lsdException w:name="Table Grid 1" w:semiHidden="1" w:unhideWhenUsed="1"/>
+    <w:lsdException w:name="Table Grid 2" w:semiHidden="1" w:unhideWhenUsed="1"/>
+    <w:lsdException w:name="Table Grid 3" w:semiHidden="1" w:unhideWhenUsed="1"/>
+    <w:lsdException w:name="Table Grid 4" w:semiHidden="1" w:unhideWhenUsed="1"/>
+    <w:lsdException w:name="Table Grid 5" w:semiHidden="1" w:unhideWhenUsed="1"/>
+    <w:lsdException w:name="Table Grid 6" w:semiHidden="1" w:unhideWhenUsed="1"/>
+    <w:lsdException w:name="Table Grid 7" w:semiHidden="1" w:unhideWhenUsed="1"/>
+    <w:lsdException w:name="Table Grid 8" w:semiHidden="1" w:unhideWhenUsed="1"/>
+    <w:lsdException w:name="Table List 1" w:semiHidden="1" w:unhideWhenUsed="1"/>
+    <w:lsdException w:name="Table List 2" w:semiHidden="1" w:unhideWhenUsed="1"/>
+    <w:lsdException w:name="Table List 3" w:semiHidden="1" w:unhideWhenUsed="1"/>
+    <w:lsdException w:name="Table List 4" w:semiHidden="1" w:unhideWhenUsed="1"/>
+    <w:lsdException w:name="Table List 5" w:semiHidden="1" w:unhideWhenUsed="1"/>
+    <w:lsdException w:name="Table List 6" w:semiHidden="1" w:unhideWhenUsed="1"/>
+    <w:lsdException w:name="Table List 7" w:semiHidden="1" w:unhideWhenUsed="1"/>
+    <w:lsdException w:name="Table List 8" w:semiHidden="1" w:unhideWhenUsed="1"/>
+    <w:lsdException w:name="Table 3D effects 1" w:semiHidden="1" w:unhideWhenUsed="1"/>
+    <w:lsdException w:name="Table 3D effects 2" w:semiHidden="1" w:unhideWhenUsed="1"/>
+    <w:lsdException w:name="Table 3D effects 3" w:semiHidden="1" w:unhideWhenUsed="1"/>
+    <w:lsdException w:name="Table Contemporary" w:semiHidden="1" w:unhideWhenUsed="1"/>
+    <w:lsdException w:name="Table Elegant" w:semiHidden="1" w:unhideWhenUsed="1"/>
+    <w:lsdException w:name="Table Professional" w:semiHidden="1" w:unhideWhenUsed="1"/>
+    <w:lsdException w:name="Table Subtle 1" w:semiHidden="1" w:unhideWhenUsed="1"/>
+    <w:lsdException w:name="Table Subtle 2" w:semiHidden="1" w:unhideWhenUsed="1"/>
+    <w:lsdException w:name="Table Web 1" w:semiHidden="1" w:unhideWhenUsed="1"/>
+    <w:lsdException w:name="Table Web 2" w:semiHidden="1" w:unhideWhenUsed="1"/>
+    <w:lsdException w:name="Table Web 3" w:semiHidden="1" w:unhideWhenUsed="1"/>
+    <w:lsdException w:name="Balloon Text" w:semiHidden="1" w:unhideWhenUsed="1"/>
     <w:lsdException w:name="Table Grid" w:uiPriority="39"/>
-    <w:lsdException w:name="Placeholder Text" w:uiPriority="99" w:unhideWhenUsed="0"/>
-    <w:lsdException w:name="No Spacing" w:semiHidden="0" w:uiPriority="1" w:unhideWhenUsed="0" w:qFormat="1"/>
-    <w:lsdException w:name="Light Shading" w:semiHidden="0" w:uiPriority="60" w:unhideWhenUsed="0"/>
-    <w:lsdException w:name="Light List" w:semiHidden="0" w:uiPriority="61" w:unhideWhenUsed="0"/>
-    <w:lsdException w:name="Light Grid" w:semiHidden="0" w:uiPriority="62" w:unhideWhenUsed="0"/>
-    <w:lsdException w:name="Medium Shading 1" w:semiHidden="0" w:uiPriority="63" w:unhideWhenUsed="0"/>
-    <w:lsdException w:name="Medium Shading 2" w:semiHidden="0" w:uiPriority="64" w:unhideWhenUsed="0"/>
-    <w:lsdException w:name="Medium List 1" w:semiHidden="0" w:uiPriority="65" w:unhideWhenUsed="0"/>
-    <w:lsdException w:name="Medium List 2" w:semiHidden="0" w:uiPriority="66" w:unhideWhenUsed="0"/>
-    <w:lsdException w:name="Medium Grid 1" w:semiHidden="0" w:uiPriority="67" w:unhideWhenUsed="0"/>
-    <w:lsdException w:name="Medium Grid 2" w:semiHidden="0" w:uiPriority="68" w:unhideWhenUsed="0"/>
-    <w:lsdException w:name="Medium Grid 3" w:semiHidden="0" w:uiPriority="69" w:unhideWhenUsed="0"/>
-    <w:lsdException w:name="Dark List" w:semiHidden="0" w:uiPriority="70" w:unhideWhenUsed="0"/>
-    <w:lsdException w:name="Colorful Shading" w:semiHidden="0" w:uiPriority="71" w:unhideWhenUsed="0"/>
-    <w:lsdException w:name="Colorful List" w:semiHidden="0" w:uiPriority="72" w:unhideWhenUsed="0"/>
-    <w:lsdException w:name="Colorful Grid" w:semiHidden="0" w:uiPriority="73" w:unhideWhenUsed="0"/>
-    <w:lsdException w:name="Light Shading Accent 1" w:semiHidden="0" w:uiPriority="60" w:unhideWhenUsed="0"/>
-    <w:lsdException w:name="Light List Accent 1" w:semiHidden="0" w:uiPriority="61" w:unhideWhenUsed="0"/>
-    <w:lsdException w:name="Light Grid Accent 1" w:semiHidden="0" w:uiPriority="62" w:unhideWhenUsed="0"/>
-    <w:lsdException w:name="Medium Shading 1 Accent 1" w:semiHidden="0" w:uiPriority="63" w:unhideWhenUsed="0"/>
-    <w:lsdException w:name="Medium Shading 2 Accent 1" w:semiHidden="0" w:uiPriority="64" w:unhideWhenUsed="0"/>
-    <w:lsdException w:name="Medium List 1 Accent 1" w:semiHidden="0" w:uiPriority="65" w:unhideWhenUsed="0"/>
-    <w:lsdException w:name="Revision" w:uiPriority="99" w:unhideWhenUsed="0"/>
-    <w:lsdException w:name="List Paragraph" w:semiHidden="0" w:uiPriority="34" w:unhideWhenUsed="0" w:qFormat="1"/>
-    <w:lsdException w:name="Quote" w:semiHidden="0" w:uiPriority="29" w:unhideWhenUsed="0" w:qFormat="1"/>
-    <w:lsdException w:name="Intense Quote" w:semiHidden="0" w:uiPriority="30" w:unhideWhenUsed="0" w:qFormat="1"/>
-    <w:lsdException w:name="Medium List 2 Accent 1" w:semiHidden="0" w:uiPriority="66" w:unhideWhenUsed="0"/>
-    <w:lsdException w:name="Medium Grid 1 Accent 1" w:semiHidden="0" w:uiPriority="67" w:unhideWhenUsed="0"/>
-    <w:lsdException w:name="Medium Grid 2 Accent 1" w:semiHidden="0" w:uiPriority="68" w:unhideWhenUsed="0"/>
-    <w:lsdException w:name="Medium Grid 3 Accent 1" w:semiHidden="0" w:uiPriority="69" w:unhideWhenUsed="0"/>
-    <w:lsdException w:name="Dark List Accent 1" w:semiHidden="0" w:uiPriority="70" w:unhideWhenUsed="0"/>
-    <w:lsdException w:name="Colorful Shading Accent 1" w:semiHidden="0" w:uiPriority="71" w:unhideWhenUsed="0"/>
-    <w:lsdException w:name="Colorful List Accent 1" w:semiHidden="0" w:uiPriority="72" w:unhideWhenUsed="0"/>
-    <w:lsdException w:name="Colorful Grid Accent 1" w:semiHidden="0" w:uiPriority="73" w:unhideWhenUsed="0"/>
-    <w:lsdException w:name="Light Shading Accent 2" w:semiHidden="0" w:uiPriority="60" w:unhideWhenUsed="0"/>
-    <w:lsdException w:name="Light List Accent 2" w:semiHidden="0" w:uiPriority="61" w:unhideWhenUsed="0"/>
-    <w:lsdException w:name="Light Grid Accent 2" w:semiHidden="0" w:uiPriority="62" w:unhideWhenUsed="0"/>
-    <w:lsdException w:name="Medium Shading 1 Accent 2" w:semiHidden="0" w:uiPriority="63" w:unhideWhenUsed="0"/>
-    <w:lsdException w:name="Medium Shading 2 Accent 2" w:semiHidden="0" w:uiPriority="64" w:unhideWhenUsed="0"/>
-    <w:lsdException w:name="Medium List 1 Accent 2" w:semiHidden="0" w:uiPriority="65" w:unhideWhenUsed="0"/>
-    <w:lsdException w:name="Medium List 2 Accent 2" w:semiHidden="0" w:uiPriority="66" w:unhideWhenUsed="0"/>
-    <w:lsdException w:name="Medium Grid 1 Accent 2" w:semiHidden="0" w:uiPriority="67" w:unhideWhenUsed="0"/>
-    <w:lsdException w:name="Medium Grid 2 Accent 2" w:semiHidden="0" w:uiPriority="68" w:unhideWhenUsed="0"/>
-    <w:lsdException w:name="Medium Grid 3 Accent 2" w:semiHidden="0" w:uiPriority="69" w:unhideWhenUsed="0"/>
-    <w:lsdException w:name="Dark List Accent 2" w:semiHidden="0" w:uiPriority="70" w:unhideWhenUsed="0"/>
-    <w:lsdException w:name="Colorful Shading Accent 2" w:semiHidden="0" w:uiPriority="71" w:unhideWhenUsed="0"/>
-    <w:lsdException w:name="Colorful List Accent 2" w:semiHidden="0" w:uiPriority="72" w:unhideWhenUsed="0"/>
-    <w:lsdException w:name="Colorful Grid Accent 2" w:semiHidden="0" w:uiPriority="73" w:unhideWhenUsed="0"/>
-    <w:lsdException w:name="Light Shading Accent 3" w:semiHidden="0" w:uiPriority="60" w:unhideWhenUsed="0"/>
-    <w:lsdException w:name="Light List Accent 3" w:semiHidden="0" w:uiPriority="61" w:unhideWhenUsed="0"/>
-    <w:lsdException w:name="Light Grid Accent 3" w:semiHidden="0" w:uiPriority="62" w:unhideWhenUsed="0"/>
-    <w:lsdException w:name="Medium Shading 1 Accent 3" w:semiHidden="0" w:uiPriority="63" w:unhideWhenUsed="0"/>
-    <w:lsdException w:name="Medium Shading 2 Accent 3" w:semiHidden="0" w:uiPriority="64" w:unhideWhenUsed="0"/>
-    <w:lsdException w:name="Medium List 1 Accent 3" w:semiHidden="0" w:uiPriority="65" w:unhideWhenUsed="0"/>
-    <w:lsdException w:name="Medium List 2 Accent 3" w:semiHidden="0" w:uiPriority="66" w:unhideWhenUsed="0"/>
-    <w:lsdException w:name="Medium Grid 1 Accent 3" w:semiHidden="0" w:uiPriority="67" w:unhideWhenUsed="0"/>
-    <w:lsdException w:name="Medium Grid 2 Accent 3" w:semiHidden="0" w:uiPriority="68" w:unhideWhenUsed="0"/>
-    <w:lsdException w:name="Medium Grid 3 Accent 3" w:semiHidden="0" w:uiPriority="69" w:unhideWhenUsed="0"/>
-    <w:lsdException w:name="Dark List Accent 3" w:semiHidden="0" w:uiPriority="70" w:unhideWhenUsed="0"/>
-    <w:lsdException w:name="Colorful Shading Accent 3" w:semiHidden="0" w:uiPriority="71" w:unhideWhenUsed="0"/>
-    <w:lsdException w:name="Colorful List Accent 3" w:semiHidden="0" w:uiPriority="72" w:unhideWhenUsed="0"/>
-    <w:lsdException w:name="Colorful Grid Accent 3" w:semiHidden="0" w:uiPriority="73" w:unhideWhenUsed="0"/>
-    <w:lsdException w:name="Light Shading Accent 4" w:semiHidden="0" w:uiPriority="60" w:unhideWhenUsed="0"/>
-    <w:lsdException w:name="Light List Accent 4" w:semiHidden="0" w:uiPriority="61" w:unhideWhenUsed="0"/>
-    <w:lsdException w:name="Light Grid Accent 4" w:semiHidden="0" w:uiPriority="62" w:unhideWhenUsed="0"/>
-    <w:lsdException w:name="Medium Shading 1 Accent 4" w:semiHidden="0" w:uiPriority="63" w:unhideWhenUsed="0"/>
-    <w:lsdException w:name="Medium Shading 2 Accent 4" w:semiHidden="0" w:uiPriority="64" w:unhideWhenUsed="0"/>
-    <w:lsdException w:name="Medium List 1 Accent 4" w:semiHidden="0" w:uiPriority="65" w:unhideWhenUsed="0"/>
-    <w:lsdException w:name="Medium List 2 Accent 4" w:semiHidden="0" w:uiPriority="66" w:unhideWhenUsed="0"/>
-    <w:lsdException w:name="Medium Grid 1 Accent 4" w:semiHidden="0" w:uiPriority="67" w:unhideWhenUsed="0"/>
-    <w:lsdException w:name="Medium Grid 2 Accent 4" w:semiHidden="0" w:uiPriority="68" w:unhideWhenUsed="0"/>
-    <w:lsdException w:name="Medium Grid 3 Accent 4" w:semiHidden="0" w:uiPriority="69" w:unhideWhenUsed="0"/>
-    <w:lsdException w:name="Dark List Accent 4" w:semiHidden="0" w:uiPriority="70" w:unhideWhenUsed="0"/>
-    <w:lsdException w:name="Colorful Shading Accent 4" w:semiHidden="0" w:uiPriority="71" w:unhideWhenUsed="0"/>
-    <w:lsdException w:name="Colorful List Accent 4" w:semiHidden="0" w:uiPriority="72" w:unhideWhenUsed="0"/>
-    <w:lsdException w:name="Colorful Grid Accent 4" w:semiHidden="0" w:uiPriority="73" w:unhideWhenUsed="0"/>
-    <w:lsdException w:name="Light Shading Accent 5" w:semiHidden="0" w:uiPriority="60" w:unhideWhenUsed="0"/>
-    <w:lsdException w:name="Light List Accent 5" w:semiHidden="0" w:uiPriority="61" w:unhideWhenUsed="0"/>
-    <w:lsdException w:name="Light Grid Accent 5" w:semiHidden="0" w:uiPriority="62" w:unhideWhenUsed="0"/>
-    <w:lsdException w:name="Medium Shading 1 Accent 5" w:semiHidden="0" w:uiPriority="63" w:unhideWhenUsed="0"/>
-    <w:lsdException w:name="Medium Shading 2 Accent 5" w:semiHidden="0" w:uiPriority="64" w:unhideWhenUsed="0"/>
-    <w:lsdException w:name="Medium List 1 Accent 5" w:semiHidden="0" w:uiPriority="65" w:unhideWhenUsed="0"/>
-    <w:lsdException w:name="Medium List 2 Accent 5" w:semiHidden="0" w:uiPriority="66" w:unhideWhenUsed="0"/>
-    <w:lsdException w:name="Medium Grid 1 Accent 5" w:semiHidden="0" w:uiPriority="67" w:unhideWhenUsed="0"/>
-    <w:lsdException w:name="Medium Grid 2 Accent 5" w:semiHidden="0" w:uiPriority="68" w:unhideWhenUsed="0"/>
-    <w:lsdException w:name="Medium Grid 3 Accent 5" w:semiHidden="0" w:uiPriority="69" w:unhideWhenUsed="0"/>
-    <w:lsdException w:name="Dark List Accent 5" w:semiHidden="0" w:uiPriority="70" w:unhideWhenUsed="0"/>
-    <w:lsdException w:name="Colorful Shading Accent 5" w:semiHidden="0" w:uiPriority="71" w:unhideWhenUsed="0"/>
-    <w:lsdException w:name="Colorful List Accent 5" w:semiHidden="0" w:uiPriority="72" w:unhideWhenUsed="0"/>
-    <w:lsdException w:name="Colorful Grid Accent 5" w:semiHidden="0" w:uiPriority="73" w:unhideWhenUsed="0"/>
-    <w:lsdException w:name="Light Shading Accent 6" w:semiHidden="0" w:uiPriority="60" w:unhideWhenUsed="0"/>
-    <w:lsdException w:name="Light List Accent 6" w:semiHidden="0" w:uiPriority="61" w:unhideWhenUsed="0"/>
-    <w:lsdException w:name="Light Grid Accent 6" w:semiHidden="0" w:uiPriority="62" w:unhideWhenUsed="0"/>
-    <w:lsdException w:name="Medium Shading 1 Accent 6" w:semiHidden="0" w:uiPriority="63" w:unhideWhenUsed="0"/>
-    <w:lsdException w:name="Medium Shading 2 Accent 6" w:semiHidden="0" w:uiPriority="64" w:unhideWhenUsed="0"/>
-    <w:lsdException w:name="Medium List 1 Accent 6" w:semiHidden="0" w:uiPriority="65" w:unhideWhenUsed="0"/>
-    <w:lsdException w:name="Medium List 2 Accent 6" w:semiHidden="0" w:uiPriority="66" w:unhideWhenUsed="0"/>
-    <w:lsdException w:name="Medium Grid 1 Accent 6" w:semiHidden="0" w:uiPriority="67" w:unhideWhenUsed="0"/>
-    <w:lsdException w:name="Medium Grid 2 Accent 6" w:semiHidden="0" w:uiPriority="68" w:unhideWhenUsed="0"/>
-    <w:lsdException w:name="Medium Grid 3 Accent 6" w:semiHidden="0" w:uiPriority="69" w:unhideWhenUsed="0"/>
-    <w:lsdException w:name="Dark List Accent 6" w:semiHidden="0" w:uiPriority="70" w:unhideWhenUsed="0"/>
-    <w:lsdException w:name="Colorful Shading Accent 6" w:semiHidden="0" w:uiPriority="71" w:unhideWhenUsed="0"/>
-    <w:lsdException w:name="Colorful List Accent 6" w:semiHidden="0" w:uiPriority="72" w:unhideWhenUsed="0"/>
-    <w:lsdException w:name="Colorful Grid Accent 6" w:semiHidden="0" w:uiPriority="73" w:unhideWhenUsed="0"/>
-    <w:lsdException w:name="Subtle Emphasis" w:semiHidden="0" w:uiPriority="19" w:unhideWhenUsed="0" w:qFormat="1"/>
-    <w:lsdException w:name="Intense Emphasis" w:semiHidden="0" w:uiPriority="21" w:unhideWhenUsed="0" w:qFormat="1"/>
-    <w:lsdException w:name="Subtle Reference" w:semiHidden="0" w:uiPriority="31" w:unhideWhenUsed="0" w:qFormat="1"/>
-    <w:lsdException w:name="Intense Reference" w:semiHidden="0" w:uiPriority="32" w:unhideWhenUsed="0" w:qFormat="1"/>
-    <w:lsdException w:name="Book Title" w:semiHidden="0" w:uiPriority="33" w:unhideWhenUsed="0" w:qFormat="1"/>
-    <w:lsdException w:name="Bibliography" w:uiPriority="37"/>
-    <w:lsdException w:name="TOC Heading" w:uiPriority="39" w:qFormat="1"/>
+    <w:lsdException w:name="Table Theme" w:semiHidden="1" w:unhideWhenUsed="1"/>
+    <w:lsdException w:name="Placeholder Text" w:semiHidden="1" w:uiPriority="99"/>
+    <w:lsdException w:name="No Spacing" w:uiPriority="1" w:qFormat="1"/>
+    <w:lsdException w:name="Light Shading" w:uiPriority="60"/>
+    <w:lsdException w:name="Light List" w:uiPriority="61"/>
+    <w:lsdException w:name="Light Grid" w:uiPriority="62"/>
+    <w:lsdException w:name="Medium Shading 1" w:uiPriority="63"/>
+    <w:lsdException w:name="Medium Shading 2" w:uiPriority="64"/>
+    <w:lsdException w:name="Medium List 1" w:uiPriority="65"/>
+    <w:lsdException w:name="Medium List 2" w:uiPriority="66"/>
+    <w:lsdException w:name="Medium Grid 1" w:uiPriority="67"/>
+    <w:lsdException w:name="Medium Grid 2" w:uiPriority="68"/>
+    <w:lsdException w:name="Medium Grid 3" w:uiPriority="69"/>
+    <w:lsdException w:name="Dark List" w:uiPriority="70"/>
+    <w:lsdException w:name="Colorful Shading" w:uiPriority="71"/>
+    <w:lsdException w:name="Colorful List" w:uiPriority="72"/>
+    <w:lsdException w:name="Colorful Grid" w:uiPriority="73"/>
+    <w:lsdException w:name="Light Shading Accent 1" w:uiPriority="60"/>
+    <w:lsdException w:name="Light List Accent 1" w:uiPriority="61"/>
+    <w:lsdException w:name="Light Grid Accent 1" w:uiPriority="62"/>
+    <w:lsdException w:name="Medium Shading 1 Accent 1" w:uiPriority="63"/>
+    <w:lsdException w:name="Medium Shading 2 Accent 1" w:uiPriority="64"/>
+    <w:lsdException w:name="Medium List 1 Accent 1" w:uiPriority="65"/>
+    <w:lsdException w:name="Revision" w:semiHidden="1" w:uiPriority="99"/>
+    <w:lsdException w:name="List Paragraph" w:uiPriority="34" w:qFormat="1"/>
+    <w:lsdException w:name="Quote" w:uiPriority="29" w:qFormat="1"/>
+    <w:lsdException w:name="Intense Quote" w:uiPriority="30" w:qFormat="1"/>
+    <w:lsdException w:name="Medium List 2 Accent 1" w:uiPriority="66"/>
+    <w:lsdException w:name="Medium Grid 1 Accent 1" w:uiPriority="67"/>
+    <w:lsdException w:name="Medium Grid 2 Accent 1" w:uiPriority="68"/>
+    <w:lsdException w:name="Medium Grid 3 Accent 1" w:uiPriority="69"/>
+    <w:lsdException w:name="Dark List Accent 1" w:uiPriority="70"/>
+    <w:lsdException w:name="Colorful Shading Accent 1" w:uiPriority="71"/>
+    <w:lsdException w:name="Colorful List Accent 1" w:uiPriority="72"/>
+    <w:lsdException w:name="Colorful Grid Accent 1" w:uiPriority="73"/>
+    <w:lsdException w:name="Light Shading Accent 2" w:uiPriority="60"/>
+    <w:lsdException w:name="Light List Accent 2" w:uiPriority="61"/>
+    <w:lsdException w:name="Light Grid Accent 2" w:uiPriority="62"/>
+    <w:lsdException w:name="Medium Shading 1 Accent 2" w:uiPriority="63"/>
+    <w:lsdException w:name="Medium Shading 2 Accent 2" w:uiPriority="64"/>
+    <w:lsdException w:name="Medium List 1 Accent 2" w:uiPriority="65"/>
+    <w:lsdException w:name="Medium List 2 Accent 2" w:uiPriority="66"/>
+    <w:lsdException w:name="Medium Grid 1 Accent 2" w:uiPriority="67"/>
+    <w:lsdException w:name="Medium Grid 2 Accent 2" w:uiPriority="68"/>
+    <w:lsdException w:name="Medium Grid 3 Accent 2" w:uiPriority="69"/>
+    <w:lsdException w:name="Dark List Accent 2" w:uiPriority="70"/>
+    <w:lsdException w:name="Colorful Shading Accent 2" w:uiPriority="71"/>
+    <w:lsdException w:name="Colorful List Accent 2" w:uiPriority="72"/>
+    <w:lsdException w:name="Colorful Grid Accent 2" w:uiPriority="73"/>
+    <w:lsdException w:name="Light Shading Accent 3" w:uiPriority="60"/>
+    <w:lsdException w:name="Light List Accent 3" w:uiPriority="61"/>
+    <w:lsdException w:name="Light Grid Accent 3" w:uiPriority="62"/>
+    <w:lsdException w:name="Medium Shading 1 Accent 3" w:uiPriority="63"/>
+    <w:lsdException w:name="Medium Shading 2 Accent 3" w:uiPriority="64"/>
+    <w:lsdException w:name="Medium List 1 Accent 3" w:uiPriority="65"/>
+    <w:lsdException w:name="Medium List 2 Accent 3" w:uiPriority="66"/>
+    <w:lsdException w:name="Medium Grid 1 Accent 3" w:uiPriority="67"/>
+    <w:lsdException w:name="Medium Grid 2 Accent 3" w:uiPriority="68"/>
+    <w:lsdException w:name="Medium Grid 3 Accent 3" w:uiPriority="69"/>
+    <w:lsdException w:name="Dark List Accent 3" w:uiPriority="70"/>
+    <w:lsdException w:name="Colorful Shading Accent 3" w:uiPriority="71"/>
+    <w:lsdException w:name="Colorful List Accent 3" w:uiPriority="72"/>
+    <w:lsdException w:name="Colorful Grid Accent 3" w:uiPriority="73"/>
+    <w:lsdException w:name="Light Shading Accent 4" w:uiPriority="60"/>
+    <w:lsdException w:name="Light List Accent 4" w:uiPriority="61"/>
+    <w:lsdException w:name="Light Grid Accent 4" w:uiPriority="62"/>
+    <w:lsdException w:name="Medium Shading 1 Accent 4" w:uiPriority="63"/>
+    <w:lsdException w:name="Medium Shading 2 Accent 4" w:uiPriority="64"/>
+    <w:lsdException w:name="Medium List 1 Accent 4" w:uiPriority="65"/>
+    <w:lsdException w:name="Medium List 2 Accent 4" w:uiPriority="66"/>
+    <w:lsdException w:name="Medium Grid 1 Accent 4" w:uiPriority="67"/>
+    <w:lsdException w:name="Medium Grid 2 Accent 4" w:uiPriority="68"/>
+    <w:lsdException w:name="Medium Grid 3 Accent 4" w:uiPriority="69"/>
+    <w:lsdException w:name="Dark List Accent 4" w:uiPriority="70"/>
+    <w:lsdException w:name="Colorful Shading Accent 4" w:uiPriority="71"/>
+    <w:lsdException w:name="Colorful List Accent 4" w:uiPriority="72"/>
+    <w:lsdException w:name="Colorful Grid Accent 4" w:uiPriority="73"/>
+    <w:lsdException w:name="Light Shading Accent 5" w:uiPriority="60"/>
+    <w:lsdException w:name="Light List Accent 5" w:uiPriority="61"/>
+    <w:lsdException w:name="Light Grid Accent 5" w:uiPriority="62"/>
+    <w:lsdException w:name="Medium Shading 1 Accent 5" w:uiPriority="63"/>
+    <w:lsdException w:name="Medium Shading 2 Accent 5" w:uiPriority="64"/>
+    <w:lsdException w:name="Medium List 1 Accent 5" w:uiPriority="65"/>
+    <w:lsdException w:name="Medium List 2 Accent 5" w:uiPriority="66"/>
+    <w:lsdException w:name="Medium Grid 1 Accent 5" w:uiPriority="67"/>
+    <w:lsdException w:name="Medium Grid 2 Accent 5" w:uiPriority="68"/>
+    <w:lsdException w:name="Medium Grid 3 Accent 5" w:uiPriority="69"/>
+    <w:lsdException w:name="Dark List Accent 5" w:uiPriority="70"/>
+    <w:lsdException w:name="Colorful Shading Accent 5" w:uiPriority="71"/>
+    <w:lsdException w:name="Colorful List Accent 5" w:uiPriority="72"/>
+    <w:lsdException w:name="Colorful Grid Accent 5" w:uiPriority="73"/>
+    <w:lsdException w:name="Light Shading Accent 6" w:uiPriority="60"/>
+    <w:lsdException w:name="Light List Accent 6" w:uiPriority="61"/>
+    <w:lsdException w:name="Light Grid Accent 6" w:uiPriority="62"/>
+    <w:lsdException w:name="Medium Shading 1 Accent 6" w:uiPriority="63"/>
+    <w:lsdException w:name="Medium Shading 2 Accent 6" w:uiPriority="64"/>
+    <w:lsdException w:name="Medium List 1 Accent 6" w:uiPriority="65"/>
+    <w:lsdException w:name="Medium List 2 Accent 6" w:uiPriority="66"/>
+    <w:lsdException w:name="Medium Grid 1 Accent 6" w:uiPriority="67"/>
+    <w:lsdException w:name="Medium Grid 2 Accent 6" w:uiPriority="68"/>
+    <w:lsdException w:name="Medium Grid 3 Accent 6" w:uiPriority="69"/>
+    <w:lsdException w:name="Dark List Accent 6" w:uiPriority="70"/>
+    <w:lsdException w:name="Colorful Shading Accent 6" w:uiPriority="71"/>
+    <w:lsdException w:name="Colorful List Accent 6" w:uiPriority="72"/>
+    <w:lsdException w:name="Colorful Grid Accent 6" w:uiPriority="73"/>
+    <w:lsdException w:name="Subtle Emphasis" w:uiPriority="19" w:qFormat="1"/>
+    <w:lsdException w:name="Intense Emphasis" w:uiPriority="21" w:qFormat="1"/>
+    <w:lsdException w:name="Subtle Reference" w:uiPriority="31" w:qFormat="1"/>
+    <w:lsdException w:name="Intense Reference" w:uiPriority="32" w:qFormat="1"/>
+    <w:lsdException w:name="Book Title" w:uiPriority="33" w:qFormat="1"/>
+    <w:lsdException w:name="Bibliography" w:semiHidden="1" w:uiPriority="37" w:unhideWhenUsed="1"/>
+    <w:lsdException w:name="TOC Heading" w:semiHidden="1" w:uiPriority="39" w:unhideWhenUsed="1" w:qFormat="1"/>
+    <w:lsdException w:name="Plain Table 1" w:uiPriority="41"/>
+    <w:lsdException w:name="Plain Table 2" w:uiPriority="42"/>
+    <w:lsdException w:name="Plain Table 3" w:uiPriority="43"/>
+    <w:lsdException w:name="Plain Table 4" w:uiPriority="44"/>
+    <w:lsdException w:name="Plain Table 5" w:uiPriority="45"/>
+    <w:lsdException w:name="Grid Table Light" w:uiPriority="40"/>
+    <w:lsdException w:name="Grid Table 1 Light" w:uiPriority="46"/>
+    <w:lsdException w:name="Grid Table 2" w:uiPriority="47"/>
+    <w:lsdException w:name="Grid Table 3" w:uiPriority="48"/>
+    <w:lsdException w:name="Grid Table 4" w:uiPriority="49"/>
+    <w:lsdException w:name="Grid Table 5 Dark" w:uiPriority="50"/>
+    <w:lsdException w:name="Grid Table 6 Colorful" w:uiPriority="51"/>
+    <w:lsdException w:name="Grid Table 7 Colorful" w:uiPriority="52"/>
+    <w:lsdException w:name="Grid Table 1 Light Accent 1" w:uiPriority="46"/>
+    <w:lsdException w:name="Grid Table 2 Accent 1" w:uiPriority="47"/>
+    <w:lsdException w:name="Grid Table 3 Accent 1" w:uiPriority="48"/>
+    <w:lsdException w:name="Grid Table 4 Accent 1" w:uiPriority="49"/>
+    <w:lsdException w:name="Grid Table 5 Dark Accent 1" w:uiPriority="50"/>
+    <w:lsdException w:name="Grid Table 6 Colorful Accent 1" w:uiPriority="51"/>
+    <w:lsdException w:name="Grid Table 7 Colorful Accent 1" w:uiPriority="52"/>
+    <w:lsdException w:name="Grid Table 1 Light Accent 2" w:uiPriority="46"/>
+    <w:lsdException w:name="Grid Table 2 Accent 2" w:uiPriority="47"/>
+    <w:lsdException w:name="Grid Table 3 Accent 2" w:uiPriority="48"/>
+    <w:lsdException w:name="Grid Table 4 Accent 2" w:uiPriority="49"/>
+    <w:lsdException w:name="Grid Table 5 Dark Accent 2" w:uiPriority="50"/>
+    <w:lsdException w:name="Grid Table 6 Colorful Accent 2" w:uiPriority="51"/>
+    <w:lsdException w:name="Grid Table 7 Colorful Accent 2" w:uiPriority="52"/>
+    <w:lsdException w:name="Grid Table 1 Light Accent 3" w:uiPriority="46"/>
+    <w:lsdException w:name="Grid Table 2 Accent 3" w:uiPriority="47"/>
+    <w:lsdException w:name="Grid Table 3 Accent 3" w:uiPriority="48"/>
+    <w:lsdException w:name="Grid Table 4 Accent 3" w:uiPriority="49"/>
+    <w:lsdException w:name="Grid Table 5 Dark Accent 3" w:uiPriority="50"/>
+    <w:lsdException w:name="Grid Table 6 Colorful Accent 3" w:uiPriority="51"/>
+    <w:lsdException w:name="Grid Table 7 Colorful Accent 3" w:uiPriority="52"/>
+    <w:lsdException w:name="Grid Table 1 Light Accent 4" w:uiPriority="46"/>
+    <w:lsdException w:name="Grid Table 2 Accent 4" w:uiPriority="47"/>
+    <w:lsdException w:name="Grid Table 3 Accent 4" w:uiPriority="48"/>
+    <w:lsdException w:name="Grid Table 4 Accent 4" w:uiPriority="49"/>
+    <w:lsdException w:name="Grid Table 5 Dark Accent 4" w:uiPriority="50"/>
+    <w:lsdException w:name="Grid Table 6 Colorful Accent 4" w:uiPriority="51"/>
+    <w:lsdException w:name="Grid Table 7 Colorful Accent 4" w:uiPriority="52"/>
+    <w:lsdException w:name="Grid Table 1 Light Accent 5" w:uiPriority="46"/>
+    <w:lsdException w:name="Grid Table 2 Accent 5" w:uiPriority="47"/>
+    <w:lsdException w:name="Grid Table 3 Accent 5" w:uiPriority="48"/>
+    <w:lsdException w:name="Grid Table 4 Accent 5" w:uiPriority="49"/>
+    <w:lsdException w:name="Grid Table 5 Dark Accent 5" w:uiPriority="50"/>
+    <w:lsdException w:name="Grid Table 6 Colorful Accent 5" w:uiPriority="51"/>
+    <w:lsdException w:name="Grid Table 7 Colorful Accent 5" w:uiPriority="52"/>
+    <w:lsdException w:name="Grid Table 1 Light Accent 6" w:uiPriority="46"/>
+    <w:lsdException w:name="Grid Table 2 Accent 6" w:uiPriority="47"/>
+    <w:lsdException w:name="Grid Table 3 Accent 6" w:uiPriority="48"/>
+    <w:lsdException w:name="Grid Table 4 Accent 6" w:uiPriority="49"/>
+    <w:lsdException w:name="Grid Table 5 Dark Accent 6" w:uiPriority="50"/>
+    <w:lsdException w:name="Grid Table 6 Colorful Accent 6" w:uiPriority="51"/>
+    <w:lsdException w:name="Grid Table 7 Colorful Accent 6" w:uiPriority="52"/>
+    <w:lsdException w:name="List Table 1 Light" w:uiPriority="46"/>
+    <w:lsdException w:name="List Table 2" w:uiPriority="47"/>
+    <w:lsdException w:name="List Table 3" w:uiPriority="48"/>
+    <w:lsdException w:name="List Table 4" w:uiPriority="49"/>
+    <w:lsdException w:name="List Table 5 Dark" w:uiPriority="50"/>
+    <w:lsdException w:name="List Table 6 Colorful" w:uiPriority="51"/>
+    <w:lsdException w:name="List Table 7 Colorful" w:uiPriority="52"/>
+    <w:lsdException w:name="List Table 1 Light Accent 1" w:uiPriority="46"/>
+    <w:lsdException w:name="List Table 2 Accent 1" w:uiPriority="47"/>
+    <w:lsdException w:name="List Table 3 Accent 1" w:uiPriority="48"/>
+    <w:lsdException w:name="List Table 4 Accent 1" w:uiPriority="49"/>
+    <w:lsdException w:name="List Table 5 Dark Accent 1" w:uiPriority="50"/>
+    <w:lsdException w:name="List Table 6 Colorful Accent 1" w:uiPriority="51"/>
+    <w:lsdException w:name="List Table 7 Colorful Accent 1" w:uiPriority="52"/>
+    <w:lsdException w:name="List Table 1 Light Accent 2" w:uiPriority="46"/>
+    <w:lsdException w:name="List Table 2 Accent 2" w:uiPriority="47"/>
+    <w:lsdException w:name="List Table 3 Accent 2" w:uiPriority="48"/>
+    <w:lsdException w:name="List Table 4 Accent 2" w:uiPriority="49"/>
+    <w:lsdException w:name="List Table 5 Dark Accent 2" w:uiPriority="50"/>
+    <w:lsdException w:name="List Table 6 Colorful Accent 2" w:uiPriority="51"/>
+    <w:lsdException w:name="List Table 7 Colorful Accent 2" w:uiPriority="52"/>
+    <w:lsdException w:name="List Table 1 Light Accent 3" w:uiPriority="46"/>
+    <w:lsdException w:name="List Table 2 Accent 3" w:uiPriority="47"/>
+    <w:lsdException w:name="List Table 3 Accent 3" w:uiPriority="48"/>
+    <w:lsdException w:name="List Table 4 Accent 3" w:uiPriority="49"/>
+    <w:lsdException w:name="List Table 5 Dark Accent 3" w:uiPriority="50"/>
+    <w:lsdException w:name="List Table 6 Colorful Accent 3" w:uiPriority="51"/>
+    <w:lsdException w:name="List Table 7 Colorful Accent 3" w:uiPriority="52"/>
+    <w:lsdException w:name="List Table 1 Light Accent 4" w:uiPriority="46"/>
+    <w:lsdException w:name="List Table 2 Accent 4" w:uiPriority="47"/>
+    <w:lsdException w:name="List Table 3 Accent 4" w:uiPriority="48"/>
+    <w:lsdException w:name="List Table 4 Accent 4" w:uiPriority="49"/>
+    <w:lsdException w:name="List Table 5 Dark Accent 4" w:uiPriority="50"/>
+    <w:lsdException w:name="List Table 6 Colorful Accent 4" w:uiPriority="51"/>
+    <w:lsdException w:name="List Table 7 Colorful Accent 4" w:uiPriority="52"/>
+    <w:lsdException w:name="List Table 1 Light Accent 5" w:uiPriority="46"/>
+    <w:lsdException w:name="List Table 2 Accent 5" w:uiPriority="47"/>
+    <w:lsdException w:name="List Table 3 Accent 5" w:uiPriority="48"/>
+    <w:lsdException w:name="List Table 4 Accent 5" w:uiPriority="49"/>
+    <w:lsdException w:name="List Table 5 Dark Accent 5" w:uiPriority="50"/>
+    <w:lsdException w:name="List Table 6 Colorful Accent 5" w:uiPriority="51"/>
+    <w:lsdException w:name="List Table 7 Colorful Accent 5" w:uiPriority="52"/>
+    <w:lsdException w:name="List Table 1 Light Accent 6" w:uiPriority="46"/>
+    <w:lsdException w:name="List Table 2 Accent 6" w:uiPriority="47"/>
+    <w:lsdException w:name="List Table 3 Accent 6" w:uiPriority="48"/>
+    <w:lsdException w:name="List Table 4 Accent 6" w:uiPriority="49"/>
+    <w:lsdException w:name="List Table 5 Dark Accent 6" w:uiPriority="50"/>
+    <w:lsdException w:name="List Table 6 Colorful Accent 6" w:uiPriority="51"/>
+    <w:lsdException w:name="List Table 7 Colorful Accent 6" w:uiPriority="52"/>
+    <w:lsdException w:name="Mention" w:semiHidden="1" w:uiPriority="99" w:unhideWhenUsed="1"/>
+    <w:lsdException w:name="Smart Hyperlink" w:semiHidden="1" w:uiPriority="99" w:unhideWhenUsed="1"/>
+    <w:lsdException w:name="Hashtag" w:semiHidden="1" w:uiPriority="99" w:unhideWhenUsed="1"/>
+    <w:lsdException w:name="Unresolved Mention" w:semiHidden="1" w:uiPriority="99" w:unhideWhenUsed="1"/>
+    <w:lsdException w:name="Smart Link" w:semiHidden="1" w:uiPriority="99" w:unhideWhenUsed="1"/>
   </w:latentStyles>
   <w:style w:type="paragraph" w:default="1" w:styleId="Normal">
     <w:name w:val="Normal"/>
@@ -9427,7 +9591,6 @@
     <w:uiPriority w:val="39"/>
     <w:rsid w:val="00411DA8"/>
     <w:tblPr>
-      <w:tblInd w:w="0" w:type="dxa"/>
       <w:tblBorders>
         <w:top w:val="single" w:sz="4" w:space="0" w:color="auto"/>
         <w:left w:val="single" w:sz="4" w:space="0" w:color="auto"/>
@@ -9436,596 +9599,6 @@
         <w:insideH w:val="single" w:sz="4" w:space="0" w:color="auto"/>
         <w:insideV w:val="single" w:sz="4" w:space="0" w:color="auto"/>
       </w:tblBorders>
-      <w:tblCellMar>
-        <w:top w:w="0" w:type="dxa"/>
-        <w:left w:w="108" w:type="dxa"/>
-        <w:bottom w:w="0" w:type="dxa"/>
-        <w:right w:w="108" w:type="dxa"/>
-      </w:tblCellMar>
-    </w:tblPr>
-  </w:style>
-  <w:style w:type="paragraph" w:styleId="Textodeglobo">
-    <w:name w:val="Balloon Text"/>
-    <w:basedOn w:val="Normal"/>
-    <w:link w:val="TextodegloboCar"/>
-    <w:rsid w:val="00500A8B"/>
-    <w:rPr>
-      <w:rFonts w:ascii="Segoe UI" w:hAnsi="Segoe UI" w:cs="Segoe UI"/>
-      <w:sz w:val="18"/>
-      <w:szCs w:val="18"/>
-    </w:rPr>
-  </w:style>
-  <w:style w:type="character" w:customStyle="1" w:styleId="TextodegloboCar">
-    <w:name w:val="Texto de globo Car"/>
-    <w:link w:val="Textodeglobo"/>
-    <w:rsid w:val="00500A8B"/>
-    <w:rPr>
-      <w:rFonts w:ascii="Segoe UI" w:hAnsi="Segoe UI" w:cs="Segoe UI"/>
-      <w:sz w:val="18"/>
-      <w:szCs w:val="18"/>
-      <w:lang w:val="es-ES_tradnl" w:eastAsia="es-ES"/>
-    </w:rPr>
-  </w:style>
-  <w:style w:type="paragraph" w:styleId="NormalWeb">
-    <w:name w:val="Normal (Web)"/>
-    <w:basedOn w:val="Normal"/>
-    <w:uiPriority w:val="99"/>
-    <w:unhideWhenUsed/>
-    <w:rsid w:val="006E2174"/>
-    <w:pPr>
-      <w:spacing w:before="100" w:beforeAutospacing="1" w:after="100" w:afterAutospacing="1"/>
-    </w:pPr>
-    <w:rPr>
-      <w:rFonts w:eastAsiaTheme="minorEastAsia"/>
-      <w:sz w:val="24"/>
-      <w:szCs w:val="24"/>
-      <w:lang w:val="es-CO" w:eastAsia="es-CO"/>
-    </w:rPr>
-  </w:style>
-  <w:style w:type="paragraph" w:styleId="Sangradetextonormal">
-    <w:name w:val="Body Text Indent"/>
-    <w:basedOn w:val="Normal"/>
-    <w:link w:val="SangradetextonormalCar"/>
-    <w:rsid w:val="003D7D90"/>
-    <w:pPr>
-      <w:ind w:firstLine="4"/>
-      <w:jc w:val="both"/>
-    </w:pPr>
-    <w:rPr>
-      <w:rFonts w:ascii="Arial" w:hAnsi="Arial"/>
-      <w:sz w:val="24"/>
-      <w:lang w:val="es-CO"/>
-    </w:rPr>
-  </w:style>
-  <w:style w:type="character" w:customStyle="1" w:styleId="SangradetextonormalCar">
-    <w:name w:val="Sangría de texto normal Car"/>
-    <w:basedOn w:val="Fuentedeprrafopredeter"/>
-    <w:link w:val="Sangradetextonormal"/>
-    <w:rsid w:val="003D7D90"/>
-    <w:rPr>
-      <w:rFonts w:ascii="Arial" w:hAnsi="Arial"/>
-      <w:sz w:val="24"/>
-      <w:lang w:val="es-CO"/>
-    </w:rPr>
-  </w:style>
-  <w:style w:type="paragraph" w:customStyle="1" w:styleId="BodyText21">
-    <w:name w:val="Body Text 21"/>
-    <w:basedOn w:val="Normal"/>
-    <w:rsid w:val="003D7D90"/>
-    <w:pPr>
-      <w:widowControl w:val="0"/>
-      <w:jc w:val="both"/>
-    </w:pPr>
-    <w:rPr>
-      <w:snapToGrid w:val="0"/>
-      <w:sz w:val="24"/>
-      <w:lang w:val="es-CO"/>
-    </w:rPr>
-  </w:style>
-  <w:style w:type="character" w:customStyle="1" w:styleId="CharacterStyle4">
-    <w:name w:val="Character Style 4"/>
-    <w:uiPriority w:val="99"/>
-    <w:rsid w:val="00ED4E0C"/>
-    <w:rPr>
-      <w:sz w:val="20"/>
-    </w:rPr>
-  </w:style>
-  <w:style w:type="paragraph" w:styleId="Prrafodelista">
-    <w:name w:val="List Paragraph"/>
-    <w:basedOn w:val="Normal"/>
-    <w:uiPriority w:val="34"/>
-    <w:qFormat/>
-    <w:rsid w:val="005D3E9A"/>
-    <w:pPr>
-      <w:ind w:left="720"/>
-      <w:contextualSpacing/>
-    </w:pPr>
-  </w:style>
-  <w:style w:type="paragraph" w:styleId="HTMLconformatoprevio">
-    <w:name w:val="HTML Preformatted"/>
-    <w:basedOn w:val="Normal"/>
-    <w:link w:val="HTMLconformatoprevioCar"/>
-    <w:uiPriority w:val="99"/>
-    <w:semiHidden/>
-    <w:unhideWhenUsed/>
-    <w:rsid w:val="003C12D2"/>
-    <w:pPr>
-      <w:tabs>
-        <w:tab w:val="left" w:pos="916"/>
-        <w:tab w:val="left" w:pos="1832"/>
-        <w:tab w:val="left" w:pos="2748"/>
-        <w:tab w:val="left" w:pos="3664"/>
-        <w:tab w:val="left" w:pos="4580"/>
-        <w:tab w:val="left" w:pos="5496"/>
-        <w:tab w:val="left" w:pos="6412"/>
-        <w:tab w:val="left" w:pos="7328"/>
-        <w:tab w:val="left" w:pos="8244"/>
-        <w:tab w:val="left" w:pos="9160"/>
-        <w:tab w:val="left" w:pos="10076"/>
-        <w:tab w:val="left" w:pos="10992"/>
-        <w:tab w:val="left" w:pos="11908"/>
-        <w:tab w:val="left" w:pos="12824"/>
-        <w:tab w:val="left" w:pos="13740"/>
-        <w:tab w:val="left" w:pos="14656"/>
-      </w:tabs>
-    </w:pPr>
-    <w:rPr>
-      <w:rFonts w:ascii="Courier New" w:hAnsi="Courier New" w:cs="Courier New"/>
-      <w:lang w:val="es-CO" w:eastAsia="es-CO"/>
-    </w:rPr>
-  </w:style>
-  <w:style w:type="character" w:customStyle="1" w:styleId="HTMLconformatoprevioCar">
-    <w:name w:val="HTML con formato previo Car"/>
-    <w:basedOn w:val="Fuentedeprrafopredeter"/>
-    <w:link w:val="HTMLconformatoprevio"/>
-    <w:uiPriority w:val="99"/>
-    <w:semiHidden/>
-    <w:rsid w:val="003C12D2"/>
-    <w:rPr>
-      <w:rFonts w:ascii="Courier New" w:hAnsi="Courier New" w:cs="Courier New"/>
-      <w:lang w:val="es-CO" w:eastAsia="es-CO"/>
-    </w:rPr>
-  </w:style>
-  <w:style w:type="paragraph" w:styleId="Sinespaciado">
-    <w:name w:val="No Spacing"/>
-    <w:uiPriority w:val="1"/>
-    <w:qFormat/>
-    <w:rsid w:val="001121F1"/>
-    <w:rPr>
-      <w:sz w:val="24"/>
-      <w:szCs w:val="24"/>
-    </w:rPr>
-  </w:style>
-  <w:style w:type="character" w:styleId="Refdecomentario">
-    <w:name w:val="annotation reference"/>
-    <w:basedOn w:val="Fuentedeprrafopredeter"/>
-    <w:semiHidden/>
-    <w:unhideWhenUsed/>
-    <w:rsid w:val="0026036A"/>
-    <w:rPr>
-      <w:sz w:val="16"/>
-      <w:szCs w:val="16"/>
-    </w:rPr>
-  </w:style>
-  <w:style w:type="paragraph" w:styleId="Textocomentario">
-    <w:name w:val="annotation text"/>
-    <w:basedOn w:val="Normal"/>
-    <w:link w:val="TextocomentarioCar"/>
-    <w:semiHidden/>
-    <w:unhideWhenUsed/>
-    <w:rsid w:val="0026036A"/>
-  </w:style>
-  <w:style w:type="character" w:customStyle="1" w:styleId="TextocomentarioCar">
-    <w:name w:val="Texto comentario Car"/>
-    <w:basedOn w:val="Fuentedeprrafopredeter"/>
-    <w:link w:val="Textocomentario"/>
-    <w:semiHidden/>
-    <w:rsid w:val="0026036A"/>
-    <w:rPr>
-      <w:lang w:val="es-ES_tradnl"/>
-    </w:rPr>
-  </w:style>
-  <w:style w:type="paragraph" w:styleId="Asuntodelcomentario">
-    <w:name w:val="annotation subject"/>
-    <w:basedOn w:val="Textocomentario"/>
-    <w:next w:val="Textocomentario"/>
-    <w:link w:val="AsuntodelcomentarioCar"/>
-    <w:semiHidden/>
-    <w:unhideWhenUsed/>
-    <w:rsid w:val="0026036A"/>
-    <w:rPr>
-      <w:b/>
-      <w:bCs/>
-    </w:rPr>
-  </w:style>
-  <w:style w:type="character" w:customStyle="1" w:styleId="AsuntodelcomentarioCar">
-    <w:name w:val="Asunto del comentario Car"/>
-    <w:basedOn w:val="TextocomentarioCar"/>
-    <w:link w:val="Asuntodelcomentario"/>
-    <w:semiHidden/>
-    <w:rsid w:val="0026036A"/>
-    <w:rPr>
-      <w:b/>
-      <w:bCs/>
-      <w:lang w:val="es-ES_tradnl"/>
-    </w:rPr>
-  </w:style>
-  <w:style w:type="paragraph" w:styleId="Revisin">
-    <w:name w:val="Revision"/>
-    <w:hidden/>
-    <w:uiPriority w:val="99"/>
-    <w:semiHidden/>
-    <w:rsid w:val="00110201"/>
-    <w:rPr>
-      <w:lang w:val="es-ES_tradnl"/>
-    </w:rPr>
-  </w:style>
-  <w:style w:type="paragraph" w:styleId="Textonotapie">
-    <w:name w:val="footnote text"/>
-    <w:basedOn w:val="Normal"/>
-    <w:link w:val="TextonotapieCar"/>
-    <w:semiHidden/>
-    <w:unhideWhenUsed/>
-    <w:rsid w:val="00FB5AF1"/>
-  </w:style>
-  <w:style w:type="character" w:customStyle="1" w:styleId="TextonotapieCar">
-    <w:name w:val="Texto nota pie Car"/>
-    <w:basedOn w:val="Fuentedeprrafopredeter"/>
-    <w:link w:val="Textonotapie"/>
-    <w:semiHidden/>
-    <w:rsid w:val="00FB5AF1"/>
-    <w:rPr>
-      <w:lang w:val="es-ES_tradnl"/>
-    </w:rPr>
-  </w:style>
-  <w:style w:type="character" w:styleId="Refdenotaalpie">
-    <w:name w:val="footnote reference"/>
-    <w:basedOn w:val="Fuentedeprrafopredeter"/>
-    <w:semiHidden/>
-    <w:unhideWhenUsed/>
-    <w:rsid w:val="00FB5AF1"/>
-    <w:rPr>
-      <w:vertAlign w:val="superscript"/>
-    </w:rPr>
-  </w:style>
-  <w:style w:type="character" w:customStyle="1" w:styleId="apple-tab-span">
-    <w:name w:val="apple-tab-span"/>
-    <w:basedOn w:val="Fuentedeprrafopredeter"/>
-    <w:rsid w:val="00B56A9A"/>
-  </w:style>
-</w:styles>
-</file>
-
-<file path=word/stylesWithEffects.xml><?xml version="1.0" encoding="utf-8"?>
-<w:styles xmlns:wpc="http://schemas.microsoft.com/office/word/2010/wordprocessingCanvas" xmlns:mc="http://schemas.openxmlformats.org/markup-compatibility/2006" xmlns:o="urn:schemas-microsoft-com:office:office" xmlns:r="http://schemas.openxmlformats.org/officeDocument/2006/relationships" xmlns:m="http://schemas.openxmlformats.org/officeDocument/2006/math" xmlns:v="urn:schemas-microsoft-com:vml" xmlns:wp14="http://schemas.microsoft.com/office/word/2010/wordprocessingDrawing" xmlns:wp="http://schemas.openxmlformats.org/drawingml/2006/wordprocessingDrawing" xmlns:w10="urn:schemas-microsoft-com:office:word" xmlns:w="http://schemas.openxmlformats.org/wordprocessingml/2006/main" xmlns:w14="http://schemas.microsoft.com/office/word/2010/wordml" xmlns:wpg="http://schemas.microsoft.com/office/word/2010/wordprocessingGroup" xmlns:wpi="http://schemas.microsoft.com/office/word/2010/wordprocessingInk" xmlns:wne="http://schemas.microsoft.com/office/word/2006/wordml" xmlns:wps="http://schemas.microsoft.com/office/word/2010/wordprocessingShape" mc:Ignorable="w14 wp14">
-  <w:docDefaults>
-    <w:rPrDefault>
-      <w:rPr>
-        <w:rFonts w:ascii="Times New Roman" w:eastAsia="Times New Roman" w:hAnsi="Times New Roman" w:cs="Times New Roman"/>
-        <w:lang w:val="es-ES" w:eastAsia="es-ES" w:bidi="ar-SA"/>
-      </w:rPr>
-    </w:rPrDefault>
-    <w:pPrDefault/>
-  </w:docDefaults>
-  <w:latentStyles w:defLockedState="0" w:defUIPriority="0" w:defSemiHidden="1" w:defUnhideWhenUsed="1" w:defQFormat="0" w:count="267">
-    <w:lsdException w:name="Normal" w:semiHidden="0" w:unhideWhenUsed="0" w:qFormat="1"/>
-    <w:lsdException w:name="heading 1" w:semiHidden="0" w:unhideWhenUsed="0" w:qFormat="1"/>
-    <w:lsdException w:name="heading 2" w:semiHidden="0" w:unhideWhenUsed="0" w:qFormat="1"/>
-    <w:lsdException w:name="heading 3" w:semiHidden="0" w:unhideWhenUsed="0" w:qFormat="1"/>
-    <w:lsdException w:name="heading 4" w:semiHidden="0" w:unhideWhenUsed="0" w:qFormat="1"/>
-    <w:lsdException w:name="heading 5" w:qFormat="1"/>
-    <w:lsdException w:name="heading 6" w:qFormat="1"/>
-    <w:lsdException w:name="heading 7" w:qFormat="1"/>
-    <w:lsdException w:name="heading 8" w:qFormat="1"/>
-    <w:lsdException w:name="heading 9" w:qFormat="1"/>
-    <w:lsdException w:name="header" w:uiPriority="99"/>
-    <w:lsdException w:name="footer" w:uiPriority="99"/>
-    <w:lsdException w:name="caption" w:qFormat="1"/>
-    <w:lsdException w:name="List Number" w:semiHidden="0" w:unhideWhenUsed="0"/>
-    <w:lsdException w:name="List 4" w:semiHidden="0" w:unhideWhenUsed="0"/>
-    <w:lsdException w:name="List 5" w:semiHidden="0" w:unhideWhenUsed="0"/>
-    <w:lsdException w:name="Title" w:semiHidden="0" w:unhideWhenUsed="0" w:qFormat="1"/>
-    <w:lsdException w:name="Subtitle" w:semiHidden="0" w:unhideWhenUsed="0" w:qFormat="1"/>
-    <w:lsdException w:name="Salutation" w:semiHidden="0" w:unhideWhenUsed="0"/>
-    <w:lsdException w:name="Date" w:semiHidden="0" w:unhideWhenUsed="0"/>
-    <w:lsdException w:name="Body Text First Indent" w:semiHidden="0" w:unhideWhenUsed="0"/>
-    <w:lsdException w:name="Strong" w:semiHidden="0" w:unhideWhenUsed="0" w:qFormat="1"/>
-    <w:lsdException w:name="Emphasis" w:semiHidden="0" w:unhideWhenUsed="0" w:qFormat="1"/>
-    <w:lsdException w:name="Normal (Web)" w:uiPriority="99"/>
-    <w:lsdException w:name="HTML Preformatted" w:uiPriority="99"/>
-    <w:lsdException w:name="Table Grid" w:uiPriority="39"/>
-    <w:lsdException w:name="Placeholder Text" w:uiPriority="99" w:unhideWhenUsed="0"/>
-    <w:lsdException w:name="No Spacing" w:semiHidden="0" w:uiPriority="1" w:unhideWhenUsed="0" w:qFormat="1"/>
-    <w:lsdException w:name="Light Shading" w:semiHidden="0" w:uiPriority="60" w:unhideWhenUsed="0"/>
-    <w:lsdException w:name="Light List" w:semiHidden="0" w:uiPriority="61" w:unhideWhenUsed="0"/>
-    <w:lsdException w:name="Light Grid" w:semiHidden="0" w:uiPriority="62" w:unhideWhenUsed="0"/>
-    <w:lsdException w:name="Medium Shading 1" w:semiHidden="0" w:uiPriority="63" w:unhideWhenUsed="0"/>
-    <w:lsdException w:name="Medium Shading 2" w:semiHidden="0" w:uiPriority="64" w:unhideWhenUsed="0"/>
-    <w:lsdException w:name="Medium List 1" w:semiHidden="0" w:uiPriority="65" w:unhideWhenUsed="0"/>
-    <w:lsdException w:name="Medium List 2" w:semiHidden="0" w:uiPriority="66" w:unhideWhenUsed="0"/>
-    <w:lsdException w:name="Medium Grid 1" w:semiHidden="0" w:uiPriority="67" w:unhideWhenUsed="0"/>
-    <w:lsdException w:name="Medium Grid 2" w:semiHidden="0" w:uiPriority="68" w:unhideWhenUsed="0"/>
-    <w:lsdException w:name="Medium Grid 3" w:semiHidden="0" w:uiPriority="69" w:unhideWhenUsed="0"/>
-    <w:lsdException w:name="Dark List" w:semiHidden="0" w:uiPriority="70" w:unhideWhenUsed="0"/>
-    <w:lsdException w:name="Colorful Shading" w:semiHidden="0" w:uiPriority="71" w:unhideWhenUsed="0"/>
-    <w:lsdException w:name="Colorful List" w:semiHidden="0" w:uiPriority="72" w:unhideWhenUsed="0"/>
-    <w:lsdException w:name="Colorful Grid" w:semiHidden="0" w:uiPriority="73" w:unhideWhenUsed="0"/>
-    <w:lsdException w:name="Light Shading Accent 1" w:semiHidden="0" w:uiPriority="60" w:unhideWhenUsed="0"/>
-    <w:lsdException w:name="Light List Accent 1" w:semiHidden="0" w:uiPriority="61" w:unhideWhenUsed="0"/>
-    <w:lsdException w:name="Light Grid Accent 1" w:semiHidden="0" w:uiPriority="62" w:unhideWhenUsed="0"/>
-    <w:lsdException w:name="Medium Shading 1 Accent 1" w:semiHidden="0" w:uiPriority="63" w:unhideWhenUsed="0"/>
-    <w:lsdException w:name="Medium Shading 2 Accent 1" w:semiHidden="0" w:uiPriority="64" w:unhideWhenUsed="0"/>
-    <w:lsdException w:name="Medium List 1 Accent 1" w:semiHidden="0" w:uiPriority="65" w:unhideWhenUsed="0"/>
-    <w:lsdException w:name="Revision" w:uiPriority="99" w:unhideWhenUsed="0"/>
-    <w:lsdException w:name="List Paragraph" w:semiHidden="0" w:uiPriority="34" w:unhideWhenUsed="0" w:qFormat="1"/>
-    <w:lsdException w:name="Quote" w:semiHidden="0" w:uiPriority="29" w:unhideWhenUsed="0" w:qFormat="1"/>
-    <w:lsdException w:name="Intense Quote" w:semiHidden="0" w:uiPriority="30" w:unhideWhenUsed="0" w:qFormat="1"/>
-    <w:lsdException w:name="Medium List 2 Accent 1" w:semiHidden="0" w:uiPriority="66" w:unhideWhenUsed="0"/>
-    <w:lsdException w:name="Medium Grid 1 Accent 1" w:semiHidden="0" w:uiPriority="67" w:unhideWhenUsed="0"/>
-    <w:lsdException w:name="Medium Grid 2 Accent 1" w:semiHidden="0" w:uiPriority="68" w:unhideWhenUsed="0"/>
-    <w:lsdException w:name="Medium Grid 3 Accent 1" w:semiHidden="0" w:uiPriority="69" w:unhideWhenUsed="0"/>
-    <w:lsdException w:name="Dark List Accent 1" w:semiHidden="0" w:uiPriority="70" w:unhideWhenUsed="0"/>
-    <w:lsdException w:name="Colorful Shading Accent 1" w:semiHidden="0" w:uiPriority="71" w:unhideWhenUsed="0"/>
-    <w:lsdException w:name="Colorful List Accent 1" w:semiHidden="0" w:uiPriority="72" w:unhideWhenUsed="0"/>
-    <w:lsdException w:name="Colorful Grid Accent 1" w:semiHidden="0" w:uiPriority="73" w:unhideWhenUsed="0"/>
-    <w:lsdException w:name="Light Shading Accent 2" w:semiHidden="0" w:uiPriority="60" w:unhideWhenUsed="0"/>
-    <w:lsdException w:name="Light List Accent 2" w:semiHidden="0" w:uiPriority="61" w:unhideWhenUsed="0"/>
-    <w:lsdException w:name="Light Grid Accent 2" w:semiHidden="0" w:uiPriority="62" w:unhideWhenUsed="0"/>
-    <w:lsdException w:name="Medium Shading 1 Accent 2" w:semiHidden="0" w:uiPriority="63" w:unhideWhenUsed="0"/>
-    <w:lsdException w:name="Medium Shading 2 Accent 2" w:semiHidden="0" w:uiPriority="64" w:unhideWhenUsed="0"/>
-    <w:lsdException w:name="Medium List 1 Accent 2" w:semiHidden="0" w:uiPriority="65" w:unhideWhenUsed="0"/>
-    <w:lsdException w:name="Medium List 2 Accent 2" w:semiHidden="0" w:uiPriority="66" w:unhideWhenUsed="0"/>
-    <w:lsdException w:name="Medium Grid 1 Accent 2" w:semiHidden="0" w:uiPriority="67" w:unhideWhenUsed="0"/>
-    <w:lsdException w:name="Medium Grid 2 Accent 2" w:semiHidden="0" w:uiPriority="68" w:unhideWhenUsed="0"/>
-    <w:lsdException w:name="Medium Grid 3 Accent 2" w:semiHidden="0" w:uiPriority="69" w:unhideWhenUsed="0"/>
-    <w:lsdException w:name="Dark List Accent 2" w:semiHidden="0" w:uiPriority="70" w:unhideWhenUsed="0"/>
-    <w:lsdException w:name="Colorful Shading Accent 2" w:semiHidden="0" w:uiPriority="71" w:unhideWhenUsed="0"/>
-    <w:lsdException w:name="Colorful List Accent 2" w:semiHidden="0" w:uiPriority="72" w:unhideWhenUsed="0"/>
-    <w:lsdException w:name="Colorful Grid Accent 2" w:semiHidden="0" w:uiPriority="73" w:unhideWhenUsed="0"/>
-    <w:lsdException w:name="Light Shading Accent 3" w:semiHidden="0" w:uiPriority="60" w:unhideWhenUsed="0"/>
-    <w:lsdException w:name="Light List Accent 3" w:semiHidden="0" w:uiPriority="61" w:unhideWhenUsed="0"/>
-    <w:lsdException w:name="Light Grid Accent 3" w:semiHidden="0" w:uiPriority="62" w:unhideWhenUsed="0"/>
-    <w:lsdException w:name="Medium Shading 1 Accent 3" w:semiHidden="0" w:uiPriority="63" w:unhideWhenUsed="0"/>
-    <w:lsdException w:name="Medium Shading 2 Accent 3" w:semiHidden="0" w:uiPriority="64" w:unhideWhenUsed="0"/>
-    <w:lsdException w:name="Medium List 1 Accent 3" w:semiHidden="0" w:uiPriority="65" w:unhideWhenUsed="0"/>
-    <w:lsdException w:name="Medium List 2 Accent 3" w:semiHidden="0" w:uiPriority="66" w:unhideWhenUsed="0"/>
-    <w:lsdException w:name="Medium Grid 1 Accent 3" w:semiHidden="0" w:uiPriority="67" w:unhideWhenUsed="0"/>
-    <w:lsdException w:name="Medium Grid 2 Accent 3" w:semiHidden="0" w:uiPriority="68" w:unhideWhenUsed="0"/>
-    <w:lsdException w:name="Medium Grid 3 Accent 3" w:semiHidden="0" w:uiPriority="69" w:unhideWhenUsed="0"/>
-    <w:lsdException w:name="Dark List Accent 3" w:semiHidden="0" w:uiPriority="70" w:unhideWhenUsed="0"/>
-    <w:lsdException w:name="Colorful Shading Accent 3" w:semiHidden="0" w:uiPriority="71" w:unhideWhenUsed="0"/>
-    <w:lsdException w:name="Colorful List Accent 3" w:semiHidden="0" w:uiPriority="72" w:unhideWhenUsed="0"/>
-    <w:lsdException w:name="Colorful Grid Accent 3" w:semiHidden="0" w:uiPriority="73" w:unhideWhenUsed="0"/>
-    <w:lsdException w:name="Light Shading Accent 4" w:semiHidden="0" w:uiPriority="60" w:unhideWhenUsed="0"/>
-    <w:lsdException w:name="Light List Accent 4" w:semiHidden="0" w:uiPriority="61" w:unhideWhenUsed="0"/>
-    <w:lsdException w:name="Light Grid Accent 4" w:semiHidden="0" w:uiPriority="62" w:unhideWhenUsed="0"/>
-    <w:lsdException w:name="Medium Shading 1 Accent 4" w:semiHidden="0" w:uiPriority="63" w:unhideWhenUsed="0"/>
-    <w:lsdException w:name="Medium Shading 2 Accent 4" w:semiHidden="0" w:uiPriority="64" w:unhideWhenUsed="0"/>
-    <w:lsdException w:name="Medium List 1 Accent 4" w:semiHidden="0" w:uiPriority="65" w:unhideWhenUsed="0"/>
-    <w:lsdException w:name="Medium List 2 Accent 4" w:semiHidden="0" w:uiPriority="66" w:unhideWhenUsed="0"/>
-    <w:lsdException w:name="Medium Grid 1 Accent 4" w:semiHidden="0" w:uiPriority="67" w:unhideWhenUsed="0"/>
-    <w:lsdException w:name="Medium Grid 2 Accent 4" w:semiHidden="0" w:uiPriority="68" w:unhideWhenUsed="0"/>
-    <w:lsdException w:name="Medium Grid 3 Accent 4" w:semiHidden="0" w:uiPriority="69" w:unhideWhenUsed="0"/>
-    <w:lsdException w:name="Dark List Accent 4" w:semiHidden="0" w:uiPriority="70" w:unhideWhenUsed="0"/>
-    <w:lsdException w:name="Colorful Shading Accent 4" w:semiHidden="0" w:uiPriority="71" w:unhideWhenUsed="0"/>
-    <w:lsdException w:name="Colorful List Accent 4" w:semiHidden="0" w:uiPriority="72" w:unhideWhenUsed="0"/>
-    <w:lsdException w:name="Colorful Grid Accent 4" w:semiHidden="0" w:uiPriority="73" w:unhideWhenUsed="0"/>
-    <w:lsdException w:name="Light Shading Accent 5" w:semiHidden="0" w:uiPriority="60" w:unhideWhenUsed="0"/>
-    <w:lsdException w:name="Light List Accent 5" w:semiHidden="0" w:uiPriority="61" w:unhideWhenUsed="0"/>
-    <w:lsdException w:name="Light Grid Accent 5" w:semiHidden="0" w:uiPriority="62" w:unhideWhenUsed="0"/>
-    <w:lsdException w:name="Medium Shading 1 Accent 5" w:semiHidden="0" w:uiPriority="63" w:unhideWhenUsed="0"/>
-    <w:lsdException w:name="Medium Shading 2 Accent 5" w:semiHidden="0" w:uiPriority="64" w:unhideWhenUsed="0"/>
-    <w:lsdException w:name="Medium List 1 Accent 5" w:semiHidden="0" w:uiPriority="65" w:unhideWhenUsed="0"/>
-    <w:lsdException w:name="Medium List 2 Accent 5" w:semiHidden="0" w:uiPriority="66" w:unhideWhenUsed="0"/>
-    <w:lsdException w:name="Medium Grid 1 Accent 5" w:semiHidden="0" w:uiPriority="67" w:unhideWhenUsed="0"/>
-    <w:lsdException w:name="Medium Grid 2 Accent 5" w:semiHidden="0" w:uiPriority="68" w:unhideWhenUsed="0"/>
-    <w:lsdException w:name="Medium Grid 3 Accent 5" w:semiHidden="0" w:uiPriority="69" w:unhideWhenUsed="0"/>
-    <w:lsdException w:name="Dark List Accent 5" w:semiHidden="0" w:uiPriority="70" w:unhideWhenUsed="0"/>
-    <w:lsdException w:name="Colorful Shading Accent 5" w:semiHidden="0" w:uiPriority="71" w:unhideWhenUsed="0"/>
-    <w:lsdException w:name="Colorful List Accent 5" w:semiHidden="0" w:uiPriority="72" w:unhideWhenUsed="0"/>
-    <w:lsdException w:name="Colorful Grid Accent 5" w:semiHidden="0" w:uiPriority="73" w:unhideWhenUsed="0"/>
-    <w:lsdException w:name="Light Shading Accent 6" w:semiHidden="0" w:uiPriority="60" w:unhideWhenUsed="0"/>
-    <w:lsdException w:name="Light List Accent 6" w:semiHidden="0" w:uiPriority="61" w:unhideWhenUsed="0"/>
-    <w:lsdException w:name="Light Grid Accent 6" w:semiHidden="0" w:uiPriority="62" w:unhideWhenUsed="0"/>
-    <w:lsdException w:name="Medium Shading 1 Accent 6" w:semiHidden="0" w:uiPriority="63" w:unhideWhenUsed="0"/>
-    <w:lsdException w:name="Medium Shading 2 Accent 6" w:semiHidden="0" w:uiPriority="64" w:unhideWhenUsed="0"/>
-    <w:lsdException w:name="Medium List 1 Accent 6" w:semiHidden="0" w:uiPriority="65" w:unhideWhenUsed="0"/>
-    <w:lsdException w:name="Medium List 2 Accent 6" w:semiHidden="0" w:uiPriority="66" w:unhideWhenUsed="0"/>
-    <w:lsdException w:name="Medium Grid 1 Accent 6" w:semiHidden="0" w:uiPriority="67" w:unhideWhenUsed="0"/>
-    <w:lsdException w:name="Medium Grid 2 Accent 6" w:semiHidden="0" w:uiPriority="68" w:unhideWhenUsed="0"/>
-    <w:lsdException w:name="Medium Grid 3 Accent 6" w:semiHidden="0" w:uiPriority="69" w:unhideWhenUsed="0"/>
-    <w:lsdException w:name="Dark List Accent 6" w:semiHidden="0" w:uiPriority="70" w:unhideWhenUsed="0"/>
-    <w:lsdException w:name="Colorful Shading Accent 6" w:semiHidden="0" w:uiPriority="71" w:unhideWhenUsed="0"/>
-    <w:lsdException w:name="Colorful List Accent 6" w:semiHidden="0" w:uiPriority="72" w:unhideWhenUsed="0"/>
-    <w:lsdException w:name="Colorful Grid Accent 6" w:semiHidden="0" w:uiPriority="73" w:unhideWhenUsed="0"/>
-    <w:lsdException w:name="Subtle Emphasis" w:semiHidden="0" w:uiPriority="19" w:unhideWhenUsed="0" w:qFormat="1"/>
-    <w:lsdException w:name="Intense Emphasis" w:semiHidden="0" w:uiPriority="21" w:unhideWhenUsed="0" w:qFormat="1"/>
-    <w:lsdException w:name="Subtle Reference" w:semiHidden="0" w:uiPriority="31" w:unhideWhenUsed="0" w:qFormat="1"/>
-    <w:lsdException w:name="Intense Reference" w:semiHidden="0" w:uiPriority="32" w:unhideWhenUsed="0" w:qFormat="1"/>
-    <w:lsdException w:name="Book Title" w:semiHidden="0" w:uiPriority="33" w:unhideWhenUsed="0" w:qFormat="1"/>
-    <w:lsdException w:name="Bibliography" w:uiPriority="37"/>
-    <w:lsdException w:name="TOC Heading" w:uiPriority="39" w:qFormat="1"/>
-  </w:latentStyles>
-  <w:style w:type="paragraph" w:default="1" w:styleId="Normal">
-    <w:name w:val="Normal"/>
-    <w:qFormat/>
-    <w:rsid w:val="00BF53AD"/>
-    <w:rPr>
-      <w:lang w:val="es-ES_tradnl"/>
-    </w:rPr>
-  </w:style>
-  <w:style w:type="paragraph" w:styleId="Ttulo1">
-    <w:name w:val="heading 1"/>
-    <w:basedOn w:val="Normal"/>
-    <w:next w:val="Normal"/>
-    <w:qFormat/>
-    <w:rsid w:val="00BF53AD"/>
-    <w:pPr>
-      <w:keepNext/>
-      <w:outlineLvl w:val="0"/>
-    </w:pPr>
-    <w:rPr>
-      <w:rFonts w:ascii="Arial" w:hAnsi="Arial"/>
-      <w:sz w:val="24"/>
-    </w:rPr>
-  </w:style>
-  <w:style w:type="paragraph" w:styleId="Ttulo2">
-    <w:name w:val="heading 2"/>
-    <w:basedOn w:val="Normal"/>
-    <w:next w:val="Normal"/>
-    <w:qFormat/>
-    <w:rsid w:val="00BF53AD"/>
-    <w:pPr>
-      <w:keepNext/>
-      <w:jc w:val="center"/>
-      <w:outlineLvl w:val="1"/>
-    </w:pPr>
-    <w:rPr>
-      <w:rFonts w:ascii="Arial" w:hAnsi="Arial"/>
-      <w:b/>
-      <w:sz w:val="26"/>
-    </w:rPr>
-  </w:style>
-  <w:style w:type="paragraph" w:styleId="Ttulo3">
-    <w:name w:val="heading 3"/>
-    <w:basedOn w:val="Normal"/>
-    <w:next w:val="Normal"/>
-    <w:qFormat/>
-    <w:rsid w:val="00BF53AD"/>
-    <w:pPr>
-      <w:keepNext/>
-      <w:pBdr>
-        <w:top w:val="single" w:sz="4" w:space="1" w:color="auto"/>
-        <w:left w:val="single" w:sz="4" w:space="4" w:color="auto"/>
-        <w:bottom w:val="single" w:sz="4" w:space="1" w:color="auto"/>
-        <w:right w:val="single" w:sz="4" w:space="4" w:color="auto"/>
-      </w:pBdr>
-      <w:tabs>
-        <w:tab w:val="center" w:pos="-1701"/>
-      </w:tabs>
-      <w:jc w:val="center"/>
-      <w:outlineLvl w:val="2"/>
-    </w:pPr>
-    <w:rPr>
-      <w:rFonts w:ascii="Arial" w:hAnsi="Arial"/>
-      <w:b/>
-      <w:sz w:val="24"/>
-    </w:rPr>
-  </w:style>
-  <w:style w:type="paragraph" w:styleId="Ttulo4">
-    <w:name w:val="heading 4"/>
-    <w:basedOn w:val="Normal"/>
-    <w:next w:val="Normal"/>
-    <w:qFormat/>
-    <w:rsid w:val="00BF53AD"/>
-    <w:pPr>
-      <w:keepNext/>
-      <w:jc w:val="center"/>
-      <w:outlineLvl w:val="3"/>
-    </w:pPr>
-    <w:rPr>
-      <w:rFonts w:ascii="Arial" w:hAnsi="Arial"/>
-      <w:b/>
-      <w:sz w:val="24"/>
-    </w:rPr>
-  </w:style>
-  <w:style w:type="character" w:default="1" w:styleId="Fuentedeprrafopredeter">
-    <w:name w:val="Default Paragraph Font"/>
-    <w:uiPriority w:val="1"/>
-    <w:semiHidden/>
-    <w:unhideWhenUsed/>
-  </w:style>
-  <w:style w:type="table" w:default="1" w:styleId="Tablanormal">
-    <w:name w:val="Normal Table"/>
-    <w:uiPriority w:val="99"/>
-    <w:semiHidden/>
-    <w:unhideWhenUsed/>
-    <w:tblPr>
-      <w:tblInd w:w="0" w:type="dxa"/>
-      <w:tblCellMar>
-        <w:top w:w="0" w:type="dxa"/>
-        <w:left w:w="108" w:type="dxa"/>
-        <w:bottom w:w="0" w:type="dxa"/>
-        <w:right w:w="108" w:type="dxa"/>
-      </w:tblCellMar>
-    </w:tblPr>
-  </w:style>
-  <w:style w:type="numbering" w:default="1" w:styleId="Sinlista">
-    <w:name w:val="No List"/>
-    <w:uiPriority w:val="99"/>
-    <w:semiHidden/>
-    <w:unhideWhenUsed/>
-  </w:style>
-  <w:style w:type="paragraph" w:styleId="Encabezado">
-    <w:name w:val="header"/>
-    <w:basedOn w:val="Normal"/>
-    <w:link w:val="EncabezadoCar"/>
-    <w:uiPriority w:val="99"/>
-    <w:rsid w:val="00BF53AD"/>
-    <w:pPr>
-      <w:tabs>
-        <w:tab w:val="center" w:pos="4252"/>
-        <w:tab w:val="right" w:pos="8504"/>
-      </w:tabs>
-    </w:pPr>
-  </w:style>
-  <w:style w:type="paragraph" w:styleId="Piedepgina">
-    <w:name w:val="footer"/>
-    <w:basedOn w:val="Normal"/>
-    <w:link w:val="PiedepginaCar"/>
-    <w:uiPriority w:val="99"/>
-    <w:rsid w:val="00BF53AD"/>
-    <w:pPr>
-      <w:tabs>
-        <w:tab w:val="center" w:pos="4252"/>
-        <w:tab w:val="right" w:pos="8504"/>
-      </w:tabs>
-    </w:pPr>
-  </w:style>
-  <w:style w:type="character" w:styleId="Nmerodepgina">
-    <w:name w:val="page number"/>
-    <w:basedOn w:val="Fuentedeprrafopredeter"/>
-    <w:rsid w:val="00BF53AD"/>
-  </w:style>
-  <w:style w:type="character" w:customStyle="1" w:styleId="EncabezadoCar">
-    <w:name w:val="Encabezado Car"/>
-    <w:link w:val="Encabezado"/>
-    <w:uiPriority w:val="99"/>
-    <w:rsid w:val="00AD14E3"/>
-    <w:rPr>
-      <w:lang w:val="es-ES_tradnl" w:eastAsia="es-ES"/>
-    </w:rPr>
-  </w:style>
-  <w:style w:type="character" w:customStyle="1" w:styleId="PiedepginaCar">
-    <w:name w:val="Pie de página Car"/>
-    <w:link w:val="Piedepgina"/>
-    <w:uiPriority w:val="99"/>
-    <w:rsid w:val="00AD14E3"/>
-    <w:rPr>
-      <w:lang w:val="es-ES_tradnl" w:eastAsia="es-ES"/>
-    </w:rPr>
-  </w:style>
-  <w:style w:type="table" w:styleId="Tablaconcuadrcula">
-    <w:name w:val="Table Grid"/>
-    <w:basedOn w:val="Tablanormal"/>
-    <w:uiPriority w:val="39"/>
-    <w:rsid w:val="00411DA8"/>
-    <w:tblPr>
-      <w:tblInd w:w="0" w:type="dxa"/>
-      <w:tblBorders>
-        <w:top w:val="single" w:sz="4" w:space="0" w:color="auto"/>
-        <w:left w:val="single" w:sz="4" w:space="0" w:color="auto"/>
-        <w:bottom w:val="single" w:sz="4" w:space="0" w:color="auto"/>
-        <w:right w:val="single" w:sz="4" w:space="0" w:color="auto"/>
-        <w:insideH w:val="single" w:sz="4" w:space="0" w:color="auto"/>
-        <w:insideV w:val="single" w:sz="4" w:space="0" w:color="auto"/>
-      </w:tblBorders>
-      <w:tblCellMar>
-        <w:top w:w="0" w:type="dxa"/>
-        <w:left w:w="108" w:type="dxa"/>
-        <w:bottom w:w="0" w:type="dxa"/>
-        <w:right w:w="108" w:type="dxa"/>
-      </w:tblCellMar>
     </w:tblPr>
   </w:style>
   <w:style w:type="paragraph" w:styleId="Textodeglobo">
@@ -10568,7 +10141,7 @@
 </file>
 
 <file path=customXml/itemProps1.xml><?xml version="1.0" encoding="utf-8"?>
-<ds:datastoreItem xmlns:ds="http://schemas.openxmlformats.org/officeDocument/2006/customXml" ds:itemID="{292BCA01-8485-469E-9DFA-86FA0066414B}">
+<ds:datastoreItem xmlns:ds="http://schemas.openxmlformats.org/officeDocument/2006/customXml" ds:itemID="{5868259B-41AA-44AD-9FF2-87B511109624}">
   <ds:schemaRefs>
     <ds:schemaRef ds:uri="http://schemas.openxmlformats.org/officeDocument/2006/bibliography"/>
   </ds:schemaRefs>

--- a/src/main/webapp/plantillas/MODIFICACION_2_ACEPTACION.docx
+++ b/src/main/webapp/plantillas/MODIFICACION_2_ACEPTACION.docx
@@ -5725,7 +5725,7 @@
           <w:szCs w:val="24"/>
           <w:lang w:val="es-ES"/>
         </w:rPr>
-        <w:t>Contratista,</w:t>
+        <w:t>${CARGO_REVISO},</w:t>
       </w:r>
       <w:r>
         <w:rPr>
@@ -6036,7 +6036,7 @@
           <w:lang w:val="es-ES"/>
         </w:rPr>
         <w:tab/>
-        <w:t>Jetsabel Méndez - Contratista</w:t>
+        <w:t>Jetsabel Méndez - ${CARGO_REVISO}</w:t>
       </w:r>
     </w:p>
     <w:p>
